--- a/public/downloads/ins-mv-rogue-srd.docx
+++ b/public/downloads/ins-mv-rogue-srd.docx
@@ -154,7 +154,7 @@
         <w:pStyle w:val="Heading1"/>
       </w:pPr>
       <w:r>
-        <w:t>CONTEXTE DU JEU</w:t>
+        <w:t>Présentation</w:t>
       </w:r>
     </w:p>
     <w:p>
@@ -187,9 +187,9 @@
       </w:r>
       <w:r>
         <w:rPr>
-          <w:b/>
-        </w:rPr>
-        <w:t>[D666](../../mecanique/resolution)</w:t>
+          <w:color w:val="2B6CB0"/>
+        </w:rPr>
+        <w:t>**D666**</w:t>
       </w:r>
       <w:r>
         <w:t xml:space="preserve"> : trois dés à six faces de couleurs différentes, lus comme un nombre à trois chiffres. Ce système s'adapte à une grande variété de cadres de jeu (appelés </w:t>
@@ -245,16 +245,7 @@
         <w:t>Surnaturel incarné</w:t>
       </w:r>
       <w:r>
-        <w:t xml:space="preserve"> — Les personnages sont des entités d'une autre nature — âmes, esprits, créatures — contraintes d'agir dans un corps mortel. Leur puissance surnaturelle est réelle, mais le corps humain est fragile, et la mort d'un hôte n'est qu'un contretemps. C'est à ce niveau que s'exprime la dimension </w:t>
-      </w:r>
-      <w:r>
-        <w:rPr>
-          <w:i/>
-        </w:rPr>
-        <w:t>rogue-like</w:t>
-      </w:r>
-      <w:r>
-        <w:t xml:space="preserve"> du jeu : à chaque </w:t>
+        <w:t xml:space="preserve"> — Les personnages sont des entités d'une autre nature — âmes, esprits, créatures — contraintes d'agir dans un corps mortel. Leur puissance surnaturelle est réelle, mais le corps humain est fragile, et la mort d'un hôte n'est qu'un contretemps. C'est à ce niveau que s'exprime la dimension _rogue-like_ du jeu : à chaque </w:t>
       </w:r>
       <w:r>
         <w:rPr>
@@ -287,841 +278,21 @@
     </w:p>
     <w:p>
       <w:r>
-        <w:t xml:space="preserve">Chaque setting précise : qui sont les personnages, à quelle échelle ils opèrent, quelles règles spécifiques s'appliquent (factions, pouvoirs, équipement, hôtes). Le SRD décrit le setting de référence — la </w:t>
-      </w:r>
-      <w:r>
-        <w:rPr>
-          <w:b/>
-        </w:rPr>
-        <w:t>guerre céleste contemporaine</w:t>
+        <w:t xml:space="preserve">Chaque setting précise : qui sont les personnages, à quelle échelle ils opèrent, quelles règles spécifiques s'appliquent (factions, pouvoirs, équipement, hôtes). Le SRD décrit le setting de référence — </w:t>
+      </w:r>
+      <w:r>
+        <w:rPr>
+          <w:b/>
+        </w:rPr>
+        <w:t>le fan game INS-MV : Rogue</w:t>
       </w:r>
       <w:r>
         <w:t xml:space="preserve"> — mais le système est conçu pour accueillir d'autres univers.</w:t>
       </w:r>
     </w:p>
     <w:p>
-      <w:pPr>
-        <w:pStyle w:val="Heading2"/>
-      </w:pPr>
-      <w:r>
-        <w:t>Contexte : Une guerre secrète</w:t>
-      </w:r>
-    </w:p>
-    <w:p>
-      <w:r>
-        <w:t>De nos jours, alors que les humains vaquent à leurs occupations quotidiennes, une guerre ancestrale se poursuit dans l'ombre. Anges et démons s'affrontent depuis la nuit des temps, dissimulant leur existence aux yeux des mortels.</w:t>
-      </w:r>
-    </w:p>
-    <w:p>
-      <w:r>
-        <w:t>Dans ce conflit éternel, les forces célestes ont un handicap majeur : privés de forme physique, les anges doivent s'incarner dans des corps humains pour agir sur Terre. Fort heureusement, ils peuvent compter sur le soutien des "Soldats de Dieu", ces humains dévoués qui offrent volontairement leur enveloppe charnelle à la cause divine. Lorsqu'un ange prend possession d'un tel hôte, l'âme humaine s'envole directement vers le Paradis, sans jugement préalable - un arrangement qui ravit ces fervents croyants.</w:t>
-      </w:r>
-    </w:p>
-    <w:p>
-      <w:r>
-        <w:t xml:space="preserve">Les anges sont peu nombreux - à peine un millier sur Terre et autant dans les cieux - leur nombre n'ayant pas changé depuis la Création. Si leur hôte venait à périr, ils pourraient rapidement </w:t>
-      </w:r>
-      <w:r>
-        <w:rPr>
-          <w:color w:val="2B6CB0"/>
-        </w:rPr>
-        <w:t>se réincarner</w:t>
-      </w:r>
-      <w:r>
-        <w:t xml:space="preserve"> dans un autre humain à proximité, tel un phénix renaissant de ses cendres. Bien sûr, ce nouvel hôte, choisi au hasard, peut avoir des capacités bien différentes du précédent.</w:t>
-      </w:r>
-    </w:p>
-    <w:p>
-      <w:r>
-        <w:t>Quand l'âme angélique change d'hôte, le corps de l'ancien reste sur place comme un mort ordinaire — pas de dissipation, pas de néant, juste un cadavre qu'il va falloir expliquer. Et même quand la mort est techniquement banale, allez justifier auprès des autorités comment un ado s'est retrouvé carbonisé par la foudre derrière un cinéma de quartier en plein mois d'août. C'est précisément ce travail de classement qui occupe les Soldats de Dieu infiltrés dans l'administration : étouffer, requalifier, faire signer le bon formulaire au bon endroit. Ce n'est pas une volonté de nuire, ils œuvrent pour le bien puisque les hôtes, littéralement des élus, vont au paradis directement. Pour un Soldat de Dieu c'est l'événement qu'ils attendent avec ferveur puisque leur vie entière est destinée à accueillir un ange un jour. Leur position privilégiée au sein de l'administration leur permet aussi de repérer plus facilement les signes d'agissements surnaturels, démoniaques ou autres...</w:t>
-      </w:r>
-    </w:p>
-    <w:p>
-      <w:pPr>
-        <w:pStyle w:val="Heading2"/>
-      </w:pPr>
-      <w:r>
-        <w:t>L'autre camp : Les forces infernales</w:t>
-      </w:r>
-    </w:p>
-    <w:p>
-      <w:r>
-        <w:t>Si les anges bénéficient du soutien des Soldats de Dieu, les démons doivent se contenter d'un réseau plus alternatif. Dans les bas-fonds de la société, ils cultivent leurs relations avec des adeptes dévoués à leur cause. Ces fidèles de l'ombre, contrairement aux Soldats de Dieu, ne peuvent pas compter sur une place au paradis, mais les démons savent se montrer convaincants par d'autres moyens.</w:t>
-      </w:r>
-    </w:p>
-    <w:p>
-      <w:r>
-        <w:t>Les démons partagent avec les anges la capacité de s'incarner dans des corps humains, mais ils disposent d'un atout macabre : la possibilité d'investir des corps récemment décédés. Cette capacité, bien que peu</w:t>
-      </w:r>
-    </w:p>
-    <w:p>
-      <w:r>
-        <w:t>ragoûtante, leur offre une flexibilité tactique non négligeable, particulièrement dans les situations où les témoins gênants abondent.</w:t>
-      </w:r>
-    </w:p>
-    <w:p>
-      <w:r>
-        <w:t>Sans le réseau administratif bien huilé des Soldats de Dieu, les démons doivent faire preuve de plus d'imagination pour dissimuler leurs activités. Heureusement pour eux, le monde moderne offre suffisamment de zones d'ombre où peuvent se perdre quelques cadavres ambulants ou disparitions inexpliquées. Leurs adeptes, souvent liés au crime organisé ou à des groupuscules marginaux, excellent dans l'art de faire disparaître les traces compromettantes.</w:t>
-      </w:r>
-    </w:p>
-    <w:p>
-      <w:r>
-        <w:t>Les mécaniques de jeu restent identiques à celles des anges, mais leur style d'opération différent reflète bien la nature plus... pragmatique des forces infernales.</w:t>
-      </w:r>
-    </w:p>
-    <w:p>
-      <w:pPr>
-        <w:pStyle w:val="Heading2"/>
-      </w:pPr>
-      <w:r>
-        <w:t>Les autres mondes :</w:t>
-      </w:r>
-    </w:p>
-    <w:p>
-      <w:r>
-        <w:t>L'univers de la terre est loin d'être la seule tentative de Dieu pour Créer. Il existe une multitude d'univers imaginés pour certains en une fraction de seconde, pour d'autres cela prît jusqu'à 6 jours, voire plus</w:t>
-      </w:r>
-    </w:p>
-    <w:p>
-      <w:r>
-        <w:t>(ce qui est énorme pour Dieu qui a un temps d'attention proche du résultat d'une division par zéro.)</w:t>
-      </w:r>
-    </w:p>
-    <w:p>
-      <w:r>
-        <w:t>Le Paradis est un de ces univers, l'Enfer en est un autre. Le monde des Rêves encore un autre (celui-ci sera détaillé dans un paragraphe dédié, tant il offre de possibilités).</w:t>
-      </w:r>
-    </w:p>
-    <w:p>
-      <w:r>
-        <w:t>Les êtres divins ont la possibilité de voyager entre ces mondes, sous certaines conditions cependant :</w:t>
-      </w:r>
-    </w:p>
-    <w:p>
-      <w:pPr>
-        <w:pStyle w:val="ListBullet"/>
-        <w:ind w:left="283"/>
-      </w:pPr>
-      <w:r>
-        <w:t>connaître et emprunter les passages.</w:t>
-      </w:r>
-    </w:p>
-    <w:p>
-      <w:pPr>
-        <w:pStyle w:val="ListBullet"/>
-        <w:ind w:left="283"/>
-      </w:pPr>
-      <w:r>
-        <w:t>se défaire de leur hôte, celle-ci étant liée à un univers.</w:t>
-      </w:r>
-    </w:p>
-    <w:p>
-      <w:r>
-        <w:t xml:space="preserve">Les mondes les plus denses imposent de s'incarner dans un hôte. D'autres, plus éthérés, permettent aux anges d'utiliser leur forme véritable. Sous cette forme, les anges utilisent exclusivement leurs </w:t>
-      </w:r>
-      <w:r>
-        <w:rPr>
-          <w:color w:val="2B6CB0"/>
-        </w:rPr>
-        <w:t>attributs célestes</w:t>
-      </w:r>
-      <w:r>
-        <w:t xml:space="preserve"> à leur plein potentiel.</w:t>
-      </w:r>
-    </w:p>
-    <w:p>
-      <w:r>
-        <w:t>Les âmes doivent être incarnées dans un être vivant pour séjourner durablement dans l'univers "Terre".</w:t>
-      </w:r>
-    </w:p>
-    <w:p>
-      <w:pPr>
-        <w:pStyle w:val="Heading2"/>
-      </w:pPr>
-      <w:r>
-        <w:t>Le voyage dans le temps : Règles et Gardiens</w:t>
-      </w:r>
-    </w:p>
-    <w:p>
-      <w:r>
-        <w:t>Le temps est une conception liée à un univers. Certains n'en ont pas, comme le paradis ou l'enfer, d'autres en ont mais avec des règles fluctuantes, en fonction de l'humeur de Dieu : certains autorisent parfaitement les paradoxes, d'autres les interdisent (comme c'est le cas sur terre).</w:t>
-      </w:r>
-    </w:p>
-    <w:p>
-      <w:r>
-        <w:t>Sur terre, l'univers est régi par les paramètres suivants :</w:t>
-      </w:r>
-    </w:p>
-    <w:p>
-      <w:pPr>
-        <w:pStyle w:val="ListBullet"/>
-        <w:ind w:left="283"/>
-      </w:pPr>
-      <w:r>
-        <w:rPr>
-          <w:b/>
-        </w:rPr>
-        <w:t>modifier le passé influe directement le futur</w:t>
-      </w:r>
-      <w:r>
-        <w:t>, il n'y a pas de création d'embranchements.</w:t>
-      </w:r>
-    </w:p>
-    <w:p>
-      <w:pPr>
-        <w:pStyle w:val="ListBullet"/>
-        <w:ind w:left="283"/>
-      </w:pPr>
-      <w:r>
-        <w:rPr>
-          <w:b/>
-        </w:rPr>
-        <w:t>aucun humain ne peut théoriquement voyager dans le temps</w:t>
-      </w:r>
-      <w:r>
-        <w:t>, en voici la raison : les humains sont des réceptacles pour les âmes terrestres qui s'incarnent à la naissance. Leur ordre d'incarnation est défini et pour garantir le libre arbitre, les âmes sont incarnées dans l'ordre des naissances, sans choix possible de l'enveloppe humaine. Si un humain venait à voyager dans le passé, quelle que soit l'époque et perturbait le rythme des naissances, même de 1 seule (par exemple en créant un événement qui empêcherait ou retarderait une procréation), il perturberait l'ordre des incarnations de toutes les âmes jusqu'à la fin des temps, y compris la sienne. Cela veut dire que dès son premier "acte" il peut déclencher la modification et donc son âme se serait incarnée dans un tout autre corps, d'une toute autre famille, sans possibilité de recréer les circonstances qui l'amènent à voyager dans le temps. Si cela devait se produire, la Mécanique Céleste contient un garde fou et le voyageur temporel problématique est juste effacé de la réalité.</w:t>
-      </w:r>
-    </w:p>
-    <w:p>
-      <w:pPr>
-        <w:pStyle w:val="ListBullet"/>
-        <w:ind w:left="283"/>
-      </w:pPr>
-      <w:r>
-        <w:rPr>
-          <w:b/>
-        </w:rPr>
-        <w:t>les âmes "libres", comme les anges et les démons</w:t>
-      </w:r>
-      <w:r>
-        <w:t>, n'ont pas ce problème puisqu'elles n'entrent pas dans l'ordre établi des</w:t>
-      </w:r>
-    </w:p>
-    <w:p>
-      <w:r>
-        <w:t>incarnations. elles peuvent donc parfaitement voyager dans le</w:t>
-      </w:r>
-    </w:p>
-    <w:p>
-      <w:r>
-        <w:t>temps, si tant est qu'ils trouvent un moyen de le faire.</w:t>
-      </w:r>
-    </w:p>
-    <w:p>
-      <w:pPr>
-        <w:pStyle w:val="ListBullet"/>
-        <w:ind w:left="283"/>
-      </w:pPr>
-      <w:r>
-        <w:rPr>
-          <w:b/>
-        </w:rPr>
-        <w:t>Dieu préfère se plaindre du surcroît de travail</w:t>
-      </w:r>
-      <w:r>
-        <w:t xml:space="preserve"> mais réécrire le</w:t>
-      </w:r>
-    </w:p>
-    <w:p>
-      <w:r>
-        <w:t>futur est une mécanique autonome de l'univers "terre", qu'il a</w:t>
-      </w:r>
-    </w:p>
-    <w:p>
-      <w:r>
-        <w:t>inclus le 4e jour. ça se fait tout seul. c'est justement fait</w:t>
-      </w:r>
-    </w:p>
-    <w:p>
-      <w:r>
-        <w:t>pour "tester" les effets du libre arbitre : si on change un</w:t>
-      </w:r>
-    </w:p>
-    <w:p>
-      <w:r>
-        <w:t>truc, il se passe quoi ? Mais comme c'est SON jouet, il préfère</w:t>
-      </w:r>
-    </w:p>
-    <w:p>
-      <w:r>
-        <w:t>être le seul à l'utiliser et donc n'aime pas que les archanges</w:t>
-      </w:r>
-    </w:p>
-    <w:p>
-      <w:r>
-        <w:t>ou les princes se mettent à changer le passé et donc le futur. En</w:t>
-      </w:r>
-    </w:p>
-    <w:p>
-      <w:r>
-        <w:t>plus, il doit se retaper des siècles de film pour bien comprendre</w:t>
-      </w:r>
-    </w:p>
-    <w:p>
-      <w:r>
-        <w:t>la nouvelle intrigue.</w:t>
-      </w:r>
-    </w:p>
-    <w:p>
-      <w:pPr>
-        <w:pStyle w:val="ListBullet"/>
-        <w:ind w:left="283"/>
-      </w:pPr>
-      <w:r>
-        <w:rPr>
-          <w:b/>
-        </w:rPr>
-        <w:t>Comme toutes les Créations de Dieu, il y a des failles</w:t>
-      </w:r>
-      <w:r>
-        <w:t xml:space="preserve"> et ce ne</w:t>
-      </w:r>
-    </w:p>
-    <w:p>
-      <w:r>
-        <w:t>serait pas impossible que des humains puissent voyager dans le</w:t>
-      </w:r>
-    </w:p>
-    <w:p>
-      <w:r>
-        <w:t>temps sans que leur âme soit touchée. le taux d'échec est proche</w:t>
-      </w:r>
-    </w:p>
-    <w:p>
-      <w:r>
-        <w:t>de 1/10334 mais ça peut arriver.</w:t>
-      </w:r>
-    </w:p>
-    <w:p>
-      <w:r>
-        <w:rPr>
-          <w:b/>
-        </w:rPr>
-        <w:t>Les Langoliers : Les Éboueurs du Temps</w:t>
-      </w:r>
-    </w:p>
-    <w:p>
-      <w:r>
-        <w:t>Face aux complications temporelles créées par les voyages dans le passé,</w:t>
-      </w:r>
-    </w:p>
-    <w:p>
-      <w:r>
-        <w:t>Dieu a mis en place un système de maintenance automatique</w:t>
-      </w:r>
-    </w:p>
-    <w:p>
-      <w:r>
-        <w:t>particulièrement efficace : les Langoliers. Ces créatures fascinantes, à</w:t>
-      </w:r>
-    </w:p>
-    <w:p>
-      <w:r>
-        <w:t>mi-chemin entre la mécanique horlogère divine et l'appétit dévorant,</w:t>
-      </w:r>
-    </w:p>
-    <w:p>
-      <w:r>
-        <w:t>ont pour unique mission de dévorer les branches caduques du temps.</w:t>
-      </w:r>
-    </w:p>
-    <w:p>
-      <w:r>
-        <w:t>Lorsqu'une modification du passé se produit, elle ne fait pas</w:t>
-      </w:r>
-    </w:p>
-    <w:p>
-      <w:r>
-        <w:t>disparaître instantanément l'ancienne timeline. Au lieu de cela,</w:t>
-      </w:r>
-    </w:p>
-    <w:p>
-      <w:r>
-        <w:t>l'univers se retrouve temporairement avec deux versions de la réalité :</w:t>
-      </w:r>
-    </w:p>
-    <w:p>
-      <w:r>
-        <w:t>la nouvelle, vivante et active, et l'ancienne, devenue obsolète mais</w:t>
-      </w:r>
-    </w:p>
-    <w:p>
-      <w:r>
-        <w:t>qui continue d'exister comme une branche morte sur l'arbre du temps.</w:t>
-      </w:r>
-    </w:p>
-    <w:p>
-      <w:r>
-        <w:t>C'est là qu'interviennent les Langoliers.</w:t>
-      </w:r>
-    </w:p>
-    <w:p>
-      <w:r>
-        <w:t>Ces créatures ressemblent à d'immenses sphères organiques hérissées de</w:t>
-      </w:r>
-    </w:p>
-    <w:p>
-      <w:r>
-        <w:t>milliers de dents acérées disposées en rangées concentriques, leur</w:t>
-      </w:r>
-    </w:p>
-    <w:p>
-      <w:r>
-        <w:t>gueule béante s'ouvrant et se refermant constamment dans un mouvement</w:t>
-      </w:r>
-    </w:p>
-    <w:p>
-      <w:r>
-        <w:t>hypnotique. Invisibles, intangibles et parfaitement silencieuses pour</w:t>
-      </w:r>
-    </w:p>
-    <w:p>
-      <w:r>
-        <w:t>les humains ordinaires, elles évoluent dans une dimension légèrement</w:t>
-      </w:r>
-    </w:p>
-    <w:p>
-      <w:r>
-        <w:t>décalée de notre réalité. Seules les créatures surnaturelles disposant</w:t>
-      </w:r>
-    </w:p>
-    <w:p>
-      <w:r>
-        <w:t>de pouvoirs de perception appropriés peuvent les détecter, ainsi que</w:t>
-      </w:r>
-    </w:p>
-    <w:p>
-      <w:r>
-        <w:t>certains médiums particulièrement sensibles aux phénomènes</w:t>
-      </w:r>
-    </w:p>
-    <w:p>
-      <w:r>
-        <w:t>interdimensionnels.</w:t>
-      </w:r>
-    </w:p>
-    <w:p>
-      <w:r>
-        <w:t>La probabilité qu'un médium utilise son don au moment précis où un</w:t>
-      </w:r>
-    </w:p>
-    <w:p>
-      <w:r>
-        <w:t>Langolier passe faire le ménage dans une timeline est hautement</w:t>
-      </w:r>
-    </w:p>
-    <w:p>
-      <w:r>
-        <w:t>improbable, puisque les voyages temporels demeurent normalement la</w:t>
-      </w:r>
-    </w:p>
-    <w:p>
-      <w:r>
-        <w:t>chasse gardée de Dieu Lui-même. Néanmoins, cela s'est déjà produit,</w:t>
-      </w:r>
-    </w:p>
-    <w:p>
-      <w:r>
-        <w:t>entraînant l'internement du pauvre hère dans un asile psychiatrique. Ce</w:t>
-      </w:r>
-    </w:p>
-    <w:p>
-      <w:r>
-        <w:t>témoin maudit aurait cependant raconté ses visions terrifiantes</w:t>
-      </w:r>
-    </w:p>
-    <w:p>
-      <w:r>
-        <w:t>d'entités mécaniques dévorant la réalité à un certain écrivain du nom</w:t>
-      </w:r>
-    </w:p>
-    <w:p>
-      <w:r>
-        <w:t>de H.P. Lovecraft...</w:t>
-      </w:r>
-    </w:p>
-    <w:p>
-      <w:r>
-        <w:t>Elles "sentent" les incohérences temporelles et se dirigent</w:t>
-      </w:r>
-    </w:p>
-    <w:p>
-      <w:r>
-        <w:t>instinctivement vers les zones où l'histoire a été réécrite. Leur tâche</w:t>
-      </w:r>
-    </w:p>
-    <w:p>
-      <w:r>
-        <w:t>consiste à "manger" littéralement tout ce qui appartient à l'ancienne</w:t>
-      </w:r>
-    </w:p>
-    <w:p>
-      <w:r>
-        <w:t>timeline : objets, lieux, événements, et même les traces mémorielles de</w:t>
-      </w:r>
-    </w:p>
-    <w:p>
-      <w:r>
-        <w:t>ce qui n'existe plus.</w:t>
-      </w:r>
-    </w:p>
-    <w:p>
-      <w:r>
-        <w:rPr>
-          <w:b/>
-        </w:rPr>
-        <w:t>Le Processus de Nettoyage Temporel</w:t>
-      </w:r>
-    </w:p>
-    <w:p>
-      <w:r>
-        <w:t>Quand les Langoliers arrivent dans une zone de paradoxe temporel, ils</w:t>
-      </w:r>
-    </w:p>
-    <w:p>
-      <w:r>
-        <w:t>procèdent méthodiquement :</w:t>
-      </w:r>
-    </w:p>
-    <w:p>
-      <w:pPr>
-        <w:pStyle w:val="ListNumber"/>
-        <w:ind w:left="283"/>
-      </w:pPr>
-      <w:r>
-        <w:rPr>
-          <w:b/>
-        </w:rPr>
-        <w:t>Identification</w:t>
-      </w:r>
-      <w:r>
-        <w:t xml:space="preserve"> : Ils détectent automatiquement tout ce qui</w:t>
-      </w:r>
-    </w:p>
-    <w:p>
-      <w:r>
-        <w:t>appartient à la branche temporelle obsolète</w:t>
-      </w:r>
-    </w:p>
-    <w:p>
-      <w:pPr>
-        <w:pStyle w:val="ListNumber"/>
-        <w:ind w:left="283"/>
-      </w:pPr>
-      <w:r>
-        <w:rPr>
-          <w:b/>
-        </w:rPr>
-        <w:t>Dévoration</w:t>
-      </w:r>
-      <w:r>
-        <w:t xml:space="preserve"> : Ils consument ces éléments, les faisant disparaître</w:t>
-      </w:r>
-    </w:p>
-    <w:p>
-      <w:r>
-        <w:t>définitivement de l'existence</w:t>
-      </w:r>
-    </w:p>
-    <w:p>
-      <w:pPr>
-        <w:pStyle w:val="ListNumber"/>
-        <w:ind w:left="283"/>
-      </w:pPr>
-      <w:r>
-        <w:rPr>
-          <w:b/>
-        </w:rPr>
-        <w:t>Stabilisation</w:t>
-      </w:r>
-      <w:r>
-        <w:t xml:space="preserve"> : Une fois le nettoyage terminé, il ne reste que</w:t>
-      </w:r>
-    </w:p>
-    <w:p>
-      <w:r>
-        <w:t>la nouvelle timeline, désormais unique et stable</w:t>
-      </w:r>
-    </w:p>
-    <w:p>
-      <w:r>
-        <w:t>Ce système explique pourquoi les voyages dans le temps ne créent pas</w:t>
-      </w:r>
-    </w:p>
-    <w:p>
-      <w:r>
-        <w:t>d'accumulation infinie de paradoxes. Les Langoliers agissent comme un</w:t>
-      </w:r>
-    </w:p>
-    <w:p>
-      <w:r>
-        <w:t>système immunitaire temporel, empêchant l'univers de s'encombrer de</w:t>
-      </w:r>
-    </w:p>
-    <w:p>
-      <w:r>
-        <w:t>versions contradictoires de la réalité.</w:t>
-      </w:r>
-    </w:p>
-    <w:p>
-      <w:r>
-        <w:rPr>
-          <w:b/>
-        </w:rPr>
-        <w:t>Précautions et Dangers</w:t>
-      </w:r>
-    </w:p>
-    <w:p>
-      <w:r>
-        <w:t>Bien que les Langoliers soient théoriquement programmés pour ne</w:t>
-      </w:r>
-    </w:p>
-    <w:p>
-      <w:r>
-        <w:t>s'attaquer qu'aux éléments de timelines caduques, ils restent des</w:t>
-      </w:r>
-    </w:p>
-    <w:p>
-      <w:r>
-        <w:t>créatures dangereuses. Leur méthode de "nettoyage" ne fait aucune</w:t>
-      </w:r>
-    </w:p>
-    <w:p>
-      <w:r>
-        <w:t>distinction entre les objets et les êtres vivants qui se trouveraient</w:t>
-      </w:r>
-    </w:p>
-    <w:p>
-      <w:r>
-        <w:t>dans une zone temporellement incorrecte. C'est pourquoi</w:t>
-      </w:r>
-    </w:p>
-    <w:p>
-      <w:r>
-        <w:t>l'administration céleste avait songé à les utiliser pour régler le</w:t>
-      </w:r>
-    </w:p>
-    <w:p>
-      <w:r>
-        <w:t>problème d'engorgement des Limbes - solution que Dieu jugea, à juste</w:t>
-      </w:r>
-    </w:p>
-    <w:p>
-      <w:r>
-        <w:t>titre, trop radicale.</w:t>
-      </w:r>
-    </w:p>
-    <w:p>
-      <w:r>
-        <w:t>Dans l'univers d'INS-MV Rogue, croiser des Langoliers est un événement</w:t>
-      </w:r>
-    </w:p>
-    <w:p>
-      <w:r>
-        <w:t>rare mais mémorable, généralement signe qu'une manipulation temporelle</w:t>
-      </w:r>
-    </w:p>
-    <w:p>
-      <w:r>
-        <w:t>majeure a eu lieu dans les environs et que l'univers procède à sa</w:t>
-      </w:r>
-    </w:p>
-    <w:p>
-      <w:r>
-        <w:t>maintenance.</w:t>
-      </w:r>
-    </w:p>
-    <w:p>
-      <w:pPr>
-        <w:pStyle w:val="Heading2"/>
-      </w:pPr>
-      <w:r>
-        <w:t>Omniscient mais pas tout le temps</w:t>
-      </w:r>
-    </w:p>
-    <w:p>
-      <w:r>
-        <w:t>Dieu est omniscient, omnipotent et omniprésent. Du moins, c'est ce</w:t>
-      </w:r>
-    </w:p>
-    <w:p>
-      <w:r>
-        <w:t>qu'Il prétend dans Son CV. La réalité est légèrement plus nuancée :</w:t>
-      </w:r>
-    </w:p>
-    <w:p>
-      <w:r>
-        <w:t>Dieu possède effectivement toutes ces capacités, mais Il a aussi un</w:t>
-      </w:r>
-    </w:p>
-    <w:p>
-      <w:r>
-        <w:t>défaut d'attention chronique qui ferait passer un enfant hyperactif</w:t>
-      </w:r>
-    </w:p>
-    <w:p>
-      <w:r>
-        <w:t>pour un moine zen.</w:t>
-      </w:r>
-    </w:p>
-    <w:p>
-      <w:r>
-        <w:t>Le problème, c'est que Dieu S'ennuie. Rapidement. Très rapidement.</w:t>
-      </w:r>
-    </w:p>
-    <w:p>
-      <w:r>
-        <w:t>Quand on maîtrise l'art de la Création au point de pouvoir concevoir un</w:t>
-      </w:r>
-    </w:p>
-    <w:p>
-      <w:r>
-        <w:t>univers entier en claquant des doigts, maintenir Son attention sur une</w:t>
-      </w:r>
-    </w:p>
-    <w:p>
-      <w:r>
-        <w:t>seule réalité devient un défi colossal. Notre univers, qu'Il a pourtant</w:t>
-      </w:r>
-    </w:p>
-    <w:p>
-      <w:r>
-        <w:t>mis six jours entiers à peaufiner (un record de concentration divine !),</w:t>
-      </w:r>
-    </w:p>
-    <w:p>
-      <w:r>
-        <w:t>ne représente plus qu'une distraction parmi des milliers d'autres.</w:t>
-      </w:r>
-    </w:p>
-    <w:p>
-      <w:r>
-        <w:t>Actuellement, Dieu jongle entre 47 623 univers différents, chacun avec</w:t>
-      </w:r>
-    </w:p>
-    <w:p>
-      <w:r>
-        <w:t>ses propres règles, ses propres créatures, et ses propres</w:t>
-      </w:r>
-    </w:p>
-    <w:p>
-      <w:r>
-        <w:t>expérimentations cosmiques. Il y a l'univers n°23 891 où la gravité</w:t>
-      </w:r>
-    </w:p>
-    <w:p>
-      <w:r>
-        <w:t>change de direction selon l'humeur collective des habitants, l'univers</w:t>
-      </w:r>
-    </w:p>
-    <w:p>
-      <w:r>
-        <w:t>n°41 337 peuplé exclusivement de créatures géométriques conscientes, et</w:t>
-      </w:r>
-    </w:p>
-    <w:p>
-      <w:r>
-        <w:t>ne parlons même pas de l'univers n°47 624 où Il teste actuellement des</w:t>
-      </w:r>
-    </w:p>
-    <w:p>
-      <w:r>
-        <w:t>papillons à dix-sept ailes qui communiquent par télépathie quantique.</w:t>
-      </w:r>
-    </w:p>
-    <w:p>
-      <w:r>
-        <w:t>Cette dispersion divine explique nombre de petits dysfonctionnements</w:t>
-      </w:r>
-    </w:p>
-    <w:p>
-      <w:r>
-        <w:t>dans notre réalité. Pourquoi la restauration d'énergie des anges</w:t>
-      </w:r>
-    </w:p>
-    <w:p>
-      <w:r>
-        <w:t>peut-elle prendre dix minutes de retard ? Parce que Dieu était en train</w:t>
-      </w:r>
-    </w:p>
-    <w:p>
-      <w:r>
-        <w:t>de résoudre une crise diplomatique entre des nuages pensants dans</w:t>
-      </w:r>
-    </w:p>
-    <w:p>
-      <w:r>
-        <w:t>l'univers n°12 445. Pourquoi certains miracles semblent-ils parfois...</w:t>
-      </w:r>
-    </w:p>
-    <w:p>
-      <w:r>
-        <w:t>approximatifs ? Parce que Dieu n'avait qu'un œil sur notre monde,</w:t>
-      </w:r>
-    </w:p>
-    <w:p>
-      <w:r>
-        <w:t>l'autre étant focalisé sur la création d'une nouvelle espèce de</w:t>
-      </w:r>
-    </w:p>
-    <w:p>
-      <w:r>
-        <w:t>plantes carnivores musicales.</w:t>
-      </w:r>
-    </w:p>
-    <w:p>
-      <w:r>
-        <w:t>Heureusement, Dieu a mis en place des systèmes automatiques pour gérer</w:t>
-      </w:r>
-    </w:p>
-    <w:p>
-      <w:r>
-        <w:t>la plupart des mécaniques universelles. Le cycle jour/nuit, la physique</w:t>
-      </w:r>
-    </w:p>
-    <w:p>
-      <w:r>
-        <w:t>de base, la restauration d'énergie des créatures surnaturelles... tout</w:t>
-      </w:r>
-    </w:p>
-    <w:p>
-      <w:r>
-        <w:t>cela fonctionne en pilote automatique. Mais parfois, très rarement, Son</w:t>
-      </w:r>
-    </w:p>
-    <w:p>
-      <w:r>
-        <w:t>attention Se repose entièrement sur notre petit univers. Ces moments-là,</w:t>
-      </w:r>
-    </w:p>
-    <w:p>
-      <w:r>
-        <w:t>même les Archanges les sentent passer : soudain, tout fonctionne avec</w:t>
-      </w:r>
-    </w:p>
-    <w:p>
-      <w:r>
-        <w:t>une précision absolue, les miracles deviennent spectaculaires, et</w:t>
-      </w:r>
-    </w:p>
-    <w:p>
-      <w:r>
-        <w:t>l'univers entier semble retenir son souffle.</w:t>
-      </w:r>
-    </w:p>
-    <w:p>
-      <w:r>
-        <w:t>Puis Dieu repart créer ailleurs, et nous retournons à notre</w:t>
-      </w:r>
-    </w:p>
-    <w:p>
-      <w:r>
-        <w:t>fonctionnement "normal" - c'est-à-dire avec ces petits aléas qui font</w:t>
-      </w:r>
-    </w:p>
-    <w:p>
-      <w:r>
-        <w:t>le charme de notre existence.</w:t>
+      <w:r>
+        <w:t>##</w:t>
       </w:r>
     </w:p>
     <w:p>
@@ -3620,81 +2791,31 @@
         <w:pStyle w:val="Heading1"/>
       </w:pPr>
       <w:r>
-        <w:t>RANG CÉLESTE</w:t>
-      </w:r>
-    </w:p>
-    <w:p>
-      <w:r>
-        <w:t>Toute créature vivante créée par Dieu se voit attribuer une Âme à la</w:t>
-      </w:r>
-    </w:p>
-    <w:p>
-      <w:r>
-        <w:t>naissance, quel que soit l'univers, quel que soit le monde. C'est une</w:t>
-      </w:r>
-    </w:p>
-    <w:p>
-      <w:r>
-        <w:t>des premières règles de Dieu : toutes les créatures vivantes ont une</w:t>
-      </w:r>
-    </w:p>
-    <w:p>
-      <w:r>
-        <w:t>âme. Les corps de ces créatures ne sont que les réceptacles de ces âmes.</w:t>
-      </w:r>
-    </w:p>
-    <w:p>
-      <w:r>
-        <w:t>Certaines âmes cependant, n'ont pas ou plus de corps. Les anges et les</w:t>
-      </w:r>
-    </w:p>
-    <w:p>
-      <w:r>
-        <w:t>démons en font partie.</w:t>
-      </w:r>
-    </w:p>
-    <w:p>
-      <w:r>
-        <w:t>Ce que même les Archanges ignorent, c'est que Dieu a mis en place un</w:t>
-      </w:r>
-    </w:p>
-    <w:p>
-      <w:r>
-        <w:t xml:space="preserve">système de classification connu de Lui Seul : le </w:t>
-      </w:r>
-      <w:r>
-        <w:rPr>
-          <w:b/>
-        </w:rPr>
         <w:t>Rang Céleste</w:t>
       </w:r>
-      <w:r>
-        <w:t>. Cette</w:t>
-      </w:r>
-    </w:p>
-    <w:p>
-      <w:r>
-        <w:t>hiérarchie secrète détermine la puissance réelle de chaque âme en</w:t>
-      </w:r>
-    </w:p>
-    <w:p>
-      <w:r>
-        <w:t>fonction de sa "proximité" avec Lui. Plus une âme à un rang élevé,</w:t>
-      </w:r>
-    </w:p>
-    <w:p>
-      <w:r>
-        <w:t>plus elle est proche de Dieu et plus elle est puissante. Ce n'est pas</w:t>
-      </w:r>
-    </w:p>
-    <w:p>
-      <w:r>
-        <w:t>une échelle linéaire et on ne peut décemment penser qu'un Archange ne</w:t>
-      </w:r>
-    </w:p>
-    <w:p>
-      <w:r>
-        <w:t>soit que 4 fois plus puissant qu'un humain.</w:t>
+    </w:p>
+    <w:p>
+      <w:r>
+        <w:t>Toute créature vivante créée par Dieu se voit attribuer une Âme à la naissance, quel que soit l'univers, quel que soit le monde. C'est une des premières règles de Dieu : toutes les créatures vivantes ont une âme. Les corps de ces créatures ne sont que les réceptacles de ces âmes.</w:t>
+      </w:r>
+    </w:p>
+    <w:p>
+      <w:r>
+        <w:t>Certaines âmes cependant, n'ont pas ou plus de corps. Les anges et les démons en font partie.</w:t>
+      </w:r>
+    </w:p>
+    <w:p>
+      <w:r>
+        <w:t xml:space="preserve">Ce que même les Archanges ignorent, c'est que Dieu a mis en place un système de classification connu de Lui Seul : le </w:t>
+      </w:r>
+      <w:r>
+        <w:rPr>
+          <w:b/>
+        </w:rPr>
+        <w:t>Rang Céleste</w:t>
+      </w:r>
+      <w:r>
+        <w:t>. Cette hiérarchie secrète détermine la puissance réelle de chaque âme en fonction de sa "proximité" avec Lui. Plus une âme à un rang élevé, plus elle est proche de Dieu et plus elle est puissante. Ce n'est pas une échelle linéaire et on ne peut décemment penser qu'un Archange ne soit que 4 fois plus puissant qu'un humain.</w:t>
       </w:r>
     </w:p>
     <w:p>
@@ -3707,52 +2828,12 @@
     </w:p>
     <w:p>
       <w:r>
-        <w:t>Pour les Archanges, la hiérarchie est simple : il y a eux, puis Dieu.</w:t>
-      </w:r>
-    </w:p>
-    <w:p>
-      <w:r>
-        <w:t>Point. Ils savent qu'ils sont plus puissants que les anges</w:t>
-      </w:r>
-    </w:p>
-    <w:p>
-      <w:r>
-        <w:t>"ordinaires", mais ils attribuent cette différence à l'ancienneté,</w:t>
-      </w:r>
-    </w:p>
-    <w:p>
-      <w:r>
-        <w:t>aux responsabilités, ou à la faveur divine. L'idée même qu'il existe</w:t>
-      </w:r>
-    </w:p>
-    <w:p>
-      <w:r>
-        <w:t>une mécanique sous-jacente, un système de "niveaux de pouvoir" leur</w:t>
-      </w:r>
-    </w:p>
-    <w:p>
-      <w:r>
-        <w:t>est étrangère.</w:t>
-      </w:r>
-    </w:p>
-    <w:p>
-      <w:r>
-        <w:t>L'archange Michel ne sait pas qu'il peut diviser les dégâts par 4 alors</w:t>
-      </w:r>
-    </w:p>
-    <w:p>
-      <w:r>
-        <w:t>qu'un ange lambda ne les divise que par 3, il pense simplement :</w:t>
-      </w:r>
-    </w:p>
-    <w:p>
-      <w:r>
-        <w:t>"J'ai plus d'expérience" ou "Dieu m'a béni pour mes services". Il</w:t>
-      </w:r>
-    </w:p>
-    <w:p>
-      <w:r>
-        <w:t>ne réalise pas qu'il s'agit d'une différence systémique et mesurable.</w:t>
+        <w:t>Pour les Archanges, la hiérarchie est simple : il y a eux, puis Dieu. Point. Ils savent qu'ils sont plus puissants que les anges "ordinaires", mais ils attribuent cette différence à l'ancienneté, aux responsabilités, ou à la faveur divine. L'idée même qu'il existe une mécanique sous-jacente, un système de "niveaux de pouvoir" leur est étrangère.</w:t>
+      </w:r>
+    </w:p>
+    <w:p>
+      <w:r>
+        <w:t>L'archange Michel ne sait pas qu'il peut diviser les dégâts par 4 alors qu'un ange lambda ne les divise que par 3, il pense simplement : "J'ai plus d'expérience" ou "Dieu m'a béni pour mes services". Il ne réalise pas qu'il s'agit d'une différence systémique et mesurable.</w:t>
       </w:r>
     </w:p>
     <w:p>
@@ -3763,22 +2844,7 @@
         <w:t>La seule exception possible :</w:t>
       </w:r>
       <w:r>
-        <w:t xml:space="preserve"> Yves, l'Archange de la Connaissance,</w:t>
-      </w:r>
-    </w:p>
-    <w:p>
-      <w:r>
-        <w:t>pourrait avoir eu des discussions avec Dieu sur ce sujet. Mais même lui</w:t>
-      </w:r>
-    </w:p>
-    <w:p>
-      <w:r>
-        <w:t>ne possède pas une vision complète du système. Dieu garde jalousement</w:t>
-      </w:r>
-    </w:p>
-    <w:p>
-      <w:r>
-        <w:t>ses mécaniques de création.</w:t>
+        <w:t xml:space="preserve"> Yves, l'Archange de la Connaissance, pourrait avoir eu des discussions avec Dieu sur ce sujet. Mais même lui ne possède pas une vision complète du système. Dieu garde jalousement ses mécaniques de création.</w:t>
       </w:r>
     </w:p>
     <w:p>
@@ -3796,63 +2862,10 @@
         </w:rPr>
         <w:t>Rang 1 - Créations terrestres :</w:t>
       </w:r>
-      <w:r>
-        <w:t xml:space="preserve"> Animaux, humains, plantes... Toute</w:t>
-      </w:r>
-    </w:p>
-    <w:p>
-      <w:r>
-        <w:t>la faune et la flore que Dieu a semé à travers l'univers lors de Sa</w:t>
-      </w:r>
-    </w:p>
-    <w:p>
-      <w:r>
-        <w:t>grande période créatrice des six premiers jours. Ces créatures forment</w:t>
-      </w:r>
-    </w:p>
-    <w:p>
-      <w:r>
-        <w:t>l'écrasante majorité des êtres vivants et constituent la base de</w:t>
-      </w:r>
-    </w:p>
-    <w:p>
-      <w:r>
-        <w:t>l'écosystème divin. Bien qu'apparemment "ordinaires", elles</w:t>
-      </w:r>
-    </w:p>
-    <w:p>
-      <w:r>
-        <w:t>possèdent cette étincelle de vie que Dieu chérit particulièrement -</w:t>
-      </w:r>
-    </w:p>
-    <w:p>
-      <w:r>
-        <w:t>après tout, Il a passé six jours entiers à les peaufiner ! Certaines</w:t>
-      </w:r>
-    </w:p>
-    <w:p>
-      <w:r>
-        <w:t>espèces terrestres montrent d'ailleurs une sagesse qui échappe parfois</w:t>
-      </w:r>
-    </w:p>
-    <w:p>
-      <w:r>
-        <w:t>aux créatures de rangs supérieurs : les dauphins comprennent l'humour</w:t>
-      </w:r>
-    </w:p>
-    <w:p>
-      <w:r>
-        <w:t>divin, les chats ignorent superbement la hiérarchie céleste, et les</w:t>
-      </w:r>
-    </w:p>
-    <w:p>
-      <w:r>
-        <w:t>corbeaux semblent parfois en savoir plus qu'ils ne le devraient sur les</w:t>
-      </w:r>
-    </w:p>
-    <w:p>
-      <w:r>
-        <w:t>affaires angéliques.</w:t>
+    </w:p>
+    <w:p>
+      <w:r>
+        <w:t>Animaux, humains, plantes... Toute la faune et la flore que Dieu a semé à travers l'univers lors de Sa grande période créatrice des six premiers jours. Ces créatures forment l'écrasante majorité des êtres vivants et constituent la base de l'écosystème divin. Bien qu'apparemment "ordinaires", elles possèdent cette étincelle de vie que Dieu chérit particulièrement - après tout, Il a passé six jours entiers à les peaufiner ! Certaines espèces terrestres montrent d'ailleurs une sagesse qui échappe parfois aux créatures de rangs supérieurs : les dauphins comprennent l'humour divin, les chats ignorent superbement la hiérarchie céleste, et les corbeaux semblent parfois en savoir plus qu'ils ne le devraient sur les affaires angéliques.</w:t>
       </w:r>
     </w:p>
     <w:p>
@@ -3865,97 +2878,27 @@
     </w:p>
     <w:p>
       <w:r>
-        <w:t>Initialement imaginé par Dieu pour récompenser Ses humains favoris les</w:t>
-      </w:r>
-    </w:p>
-    <w:p>
-      <w:r>
-        <w:t>plus méritants (paladins loyaux bons, saints exceptionnels, héros</w:t>
-      </w:r>
-    </w:p>
-    <w:p>
-      <w:r>
-        <w:t>légendaires...), ce rang s'est rapidement pollué avec le temps de</w:t>
-      </w:r>
-    </w:p>
-    <w:p>
-      <w:r>
-        <w:t>toutes sortes de créatures loufoques que Dieu appréciait pour des</w:t>
-      </w:r>
-    </w:p>
-    <w:p>
-      <w:r>
-        <w:t>raisons que Lui seul connaît. Reuben de la Pat'Patrouille côtoie</w:t>
-      </w:r>
-    </w:p>
-    <w:p>
-      <w:r>
-        <w:t>désormais certains Pokémon particulièrement attachants et cette licorne</w:t>
-      </w:r>
-    </w:p>
-    <w:p>
-      <w:r>
-        <w:t>rose invisible que Gary (8 ans, de Toulouse) a dessinée un mercredi</w:t>
-      </w:r>
-    </w:p>
-    <w:p>
-      <w:r>
-        <w:t>pluvieux.</w:t>
-      </w:r>
-    </w:p>
-    <w:p>
-      <w:r>
-        <w:t>Mais le véritable chaos a commencé durant le Premier Grand Jeu, cette</w:t>
-      </w:r>
-    </w:p>
-    <w:p>
-      <w:r>
-        <w:t>fameuse "course aux âmes" entre Paradis et Enfer. Pour permettre à</w:t>
-      </w:r>
-    </w:p>
-    <w:p>
-      <w:r>
-        <w:t>Satan de prouver que chaque âme rejoignait volontairement les rangs</w:t>
-      </w:r>
-    </w:p>
-    <w:p>
-      <w:r>
-        <w:t>infernaux, Dieu autorisa les pactes démoniaques. Malheureusement, cette</w:t>
-      </w:r>
-    </w:p>
-    <w:p>
-      <w:r>
-        <w:t>ouverture juridique a laissé le champ libre à de nombreux biais</w:t>
-      </w:r>
-    </w:p>
-    <w:p>
-      <w:r>
-        <w:t>d'interprétation : vampires nés de contrats mal rédigés, zombies issus</w:t>
-      </w:r>
-    </w:p>
-    <w:p>
-      <w:r>
-        <w:t>de clauses ambiguës sur la "vie éternelle", et autres créatures</w:t>
-      </w:r>
-    </w:p>
-    <w:p>
-      <w:r>
-        <w:t>résultant d'erreurs de paperasserie infernale.</w:t>
-      </w:r>
-    </w:p>
-    <w:p>
-      <w:r>
-        <w:t>Mention spéciale à Vlad l'Empaleur, avec un pacte si mal ficelé qu'il</w:t>
-      </w:r>
-    </w:p>
-    <w:p>
-      <w:r>
-        <w:t>est devenu propriétaire des âmes de ses victimes, frôlant désormais le</w:t>
-      </w:r>
-    </w:p>
-    <w:p>
-      <w:r>
-        <w:t>rang 4 en termes de puissance brute.</w:t>
+        <w:t>Initialement imaginé par Dieu pour récompenser Ses humains favoris les plus méritants (paladins loyaux bons, saints exceptionnels, héros légendaires...), ce rang s'est rapidement pollué avec le temps de toutes sortes de créatures loufoques que Dieu appréciait pour des raisons que Lui seul connaît. Reuben de la Pat'Patrouille y côtoie désormais certains Pokémon particulièrement attachants et cette licorne rose invisible que Gary (8 ans, de Toulouse) a dessinée un mercredi pluvieux.</w:t>
+      </w:r>
+    </w:p>
+    <w:p>
+      <w:r>
+        <w:t>Mais le véritable chaos a commencé durant le Premier Grand Jeu, cette fameuse "course aux âmes" entre Paradis et Enfer. Pour permettre à Satan de prouver que chaque âme rejoignait volontairement les rangs</w:t>
+      </w:r>
+    </w:p>
+    <w:p>
+      <w:r>
+        <w:t>infernaux, Dieu autorisa les pactes démoniaques. Malheureusement, cette ouverture juridique a laissé le champ libre à de nombreux biais d'interprétation : vampires nés de contrats mal rédigés, zombies issus</w:t>
+      </w:r>
+    </w:p>
+    <w:p>
+      <w:r>
+        <w:t>de clauses ambiguës sur la "vie éternelle", et autres créatures résultant d'erreurs de paperasserie infernale.</w:t>
+      </w:r>
+    </w:p>
+    <w:p>
+      <w:r>
+        <w:t>Mention spéciale à Vlad l'Empaleur, avec un pacte si mal ficelé qu'il est devenu propriétaire des âmes de ses victimes et de toutes celles de leurs victimes subséquentes. A la tête du premier business modèle pyramidal de l'histoire de la création, il est comparable à un Archange en termes de puissance brute.</w:t>
       </w:r>
     </w:p>
     <w:p>
@@ -3968,67 +2911,12 @@
     </w:p>
     <w:p>
       <w:r>
-        <w:t>Anges, Démons, et autres entités spirituelles dotées d'une véritable</w:t>
-      </w:r>
-    </w:p>
-    <w:p>
-      <w:r>
-        <w:t>conscience cosmique. Ces créatures représentent l'élite des forces</w:t>
-      </w:r>
-    </w:p>
-    <w:p>
-      <w:r>
-        <w:t>surnaturelles : capables de s'incarner, de voyager entre les plans</w:t>
-      </w:r>
-    </w:p>
-    <w:p>
-      <w:r>
-        <w:t>d'existence, et de manipuler les énergies divines ou infernales.</w:t>
-      </w:r>
-    </w:p>
-    <w:p>
-      <w:r>
-        <w:t>Contrairement aux créatures du rang 2 - souvent liées par des pactes ou</w:t>
-      </w:r>
-    </w:p>
-    <w:p>
-      <w:r>
-        <w:t>des malédictions - elles agissent selon leur nature profonde et leur</w:t>
-      </w:r>
-    </w:p>
-    <w:p>
-      <w:r>
-        <w:t>mission cosmique. Les Anges œuvrent pour la gloire divine, les Démons</w:t>
-      </w:r>
-    </w:p>
-    <w:p>
-      <w:r>
-        <w:t>pour la corruption des âmes, mais tous comprennent les véritables enjeux</w:t>
-      </w:r>
-    </w:p>
-    <w:p>
-      <w:r>
-        <w:t>de la guerre éternelle qui se déroule dans l'ombre du monde des</w:t>
-      </w:r>
-    </w:p>
-    <w:p>
-      <w:r>
-        <w:t>humains. C'est à ce rang que se situent tous les personnages joueurs,</w:t>
-      </w:r>
-    </w:p>
-    <w:p>
-      <w:r>
-        <w:t>qu'ils soient messagers célestes ou émissaires des ténèbres, mais aussi</w:t>
-      </w:r>
-    </w:p>
-    <w:p>
-      <w:r>
-        <w:t>d'autres créatures de grande puissance dont la liste exacte reste</w:t>
-      </w:r>
-    </w:p>
-    <w:p>
-      <w:r>
-        <w:t>encore à établir.</w:t>
+        <w:t>Anges, Démons, et autres entités spirituelles dotées d'une véritable conscience cosmique. Ces créatures représentent l'élite des forces surnaturelles : capables de s'incarner, de voyager entre les plans d'existence, et de manipuler les énergies divines ou infernales. Contrairement aux créatures du rang 2 - souvent liées par des pactes ou des malédictions - elles agissent selon leur nature profonde et leur mission cosmique. Les Anges œuvrent pour la gloire divine, les Démons pour la corruption des âmes, mais tous comprennent les véritables enjeux de la guerre éternelle qui se déroule dans l'ombre du monde des humains.</w:t>
+      </w:r>
+    </w:p>
+    <w:p>
+      <w:r>
+        <w:t>Par le passé, à part peut-être Zeus ou Odin qui sortaient vraiment du lot, c'est à ce niveau qu'œuvraient les "Divinités" anciennes, mais aussi d'autres créatures de grande puissance dont la liste exacte reste encore à établir.</w:t>
       </w:r>
     </w:p>
     <w:p>
@@ -4038,192 +2926,69 @@
         </w:rPr>
         <w:t>Rang 4 - Créations surnaturelles majeures :</w:t>
       </w:r>
-      <w:r>
-        <w:t xml:space="preserve"> Archanges, Princes</w:t>
-      </w:r>
-    </w:p>
-    <w:p>
-      <w:r>
-        <w:t>démons, Dragons millénaires, et autres entités capables de remodeler la</w:t>
-      </w:r>
-    </w:p>
-    <w:p>
-      <w:r>
-        <w:t>réalité d'un simple geste. Ces êtres transcendent largement les</w:t>
-      </w:r>
-    </w:p>
-    <w:p>
-      <w:r>
-        <w:t>préoccupations terrestres : un Archange peut décimer une armée de mille</w:t>
-      </w:r>
-    </w:p>
-    <w:p>
-      <w:r>
-        <w:t>soldats par sa seule colère, briser l'âme d'un ange rebelle en</w:t>
-      </w:r>
-    </w:p>
-    <w:p>
-      <w:r>
-        <w:t>quelques instants, ou invoquer des miracles qui défient les lois</w:t>
-      </w:r>
-    </w:p>
-    <w:p>
-      <w:r>
-        <w:t>physiques. Les Princes démons rivalisent en pouvoir destructeur,</w:t>
-      </w:r>
-    </w:p>
-    <w:p>
-      <w:r>
-        <w:t>capables d'ouvrir des brèches entre les mondes ou de corrompre des</w:t>
-      </w:r>
-    </w:p>
-    <w:p>
-      <w:r>
-        <w:t>nations entières. À ce niveau, la différence de puissance devient</w:t>
-      </w:r>
-    </w:p>
-    <w:p>
-      <w:r>
-        <w:t>qualitative plutôt que quantitative : ces entités opèrent selon des</w:t>
-      </w:r>
-    </w:p>
-    <w:p>
-      <w:r>
-        <w:t>règles qui échappent aux créatures inférieures et leur simple présence</w:t>
-      </w:r>
-    </w:p>
-    <w:p>
-      <w:r>
-        <w:t>peut altérer la réalité environnante. A l'époque, c'est à ce niveau</w:t>
-      </w:r>
-    </w:p>
-    <w:p>
-      <w:r>
-        <w:t>qu'oeuvraient les "Divinités" grecques et romaines par exemple.</w:t>
-      </w:r>
-    </w:p>
-    <w:p>
-      <w:r>
-        <w:rPr>
-          <w:b/>
-        </w:rPr>
-        <w:t>Rang 5 - [DONNÉES INSUFFISANTES] :</w:t>
-      </w:r>
-    </w:p>
-    <w:p>
-      <w:r>
-        <w:t>Si on lui pose la question s'il éxiste des créations d'une puissance</w:t>
-      </w:r>
-    </w:p>
-    <w:p>
-      <w:r>
-        <w:t>supérieure aux archanges, Yves répond simplement : "Bien sûr : Dieu!"</w:t>
-      </w:r>
-    </w:p>
-    <w:p>
-      <w:r>
-        <w:t>Ses archives mentionnent cependant des "anomalies" et des "entités</w:t>
-      </w:r>
-    </w:p>
-    <w:p>
-      <w:r>
-        <w:t>théoriques", mais les dossiers sont soit effacés, soit rédigés dans une</w:t>
-      </w:r>
-    </w:p>
-    <w:p>
-      <w:r>
-        <w:t>langue que même les anges érudits ne reconnaissent pas.</w:t>
-      </w:r>
-    </w:p>
-    <w:p>
-      <w:r>
-        <w:t>Quoi qu'il en soit, si de telles entités existent vraiment, elles</w:t>
-      </w:r>
-    </w:p>
-    <w:p>
-      <w:r>
-        <w:t>opèrent selon des règles qui échappent à la compréhension commune. Leur</w:t>
-      </w:r>
-    </w:p>
-    <w:p>
-      <w:r>
-        <w:t>puissance ne se mesure pas en miracles ou en destructions, mais en...</w:t>
-      </w:r>
-    </w:p>
-    <w:p>
-      <w:r>
-        <w:t>autre chose. Quelque chose que même Dieu préfère peut-être ne pas trop</w:t>
-      </w:r>
-    </w:p>
-    <w:p>
-      <w:r>
-        <w:t>détailler dans Son curriculum vitae. Un livre relié en peau humaine et</w:t>
-      </w:r>
-    </w:p>
-    <w:p>
-      <w:r>
-        <w:t>rédigé avec du sang humain mentionne quelques-unes de ces créatures mais</w:t>
-      </w:r>
-    </w:p>
-    <w:p>
-      <w:r>
-        <w:t>hélas, il semble que cet ouvrage se soit perdu dans le temps et</w:t>
-      </w:r>
-    </w:p>
-    <w:p>
-      <w:r>
-        <w:t>l'espace...</w:t>
-      </w:r>
-    </w:p>
-    <w:p>
-      <w:r>
-        <w:rPr>
-          <w:b/>
-        </w:rPr>
-        <w:t>Rang 6 - Dieu :</w:t>
-      </w:r>
-      <w:r>
-        <w:t xml:space="preserve"> Le Créateur, l'Alpha et l'Oméga, Celui qui divise</w:t>
-      </w:r>
-    </w:p>
-    <w:p>
-      <w:r>
-        <w:t>par zéro et trouve ça drôle. Actuellement occupé à inventer de nouveaux</w:t>
-      </w:r>
-    </w:p>
-    <w:p>
-      <w:r>
-        <w:t>univers (Il en est à Son 47 623e, un monde où la gravité fonctionne à</w:t>
-      </w:r>
-    </w:p>
-    <w:p>
-      <w:r>
-        <w:t>l'envers les mardis), Dieu semble parfois Se désintéresser de notre</w:t>
-      </w:r>
-    </w:p>
-    <w:p>
-      <w:r>
-        <w:t>réalité. Heureusement, les mécaniques qu'Il a mis en place fonctionnent</w:t>
-      </w:r>
-    </w:p>
-    <w:p>
-      <w:r>
-        <w:t>en autonomie - enfin, la plupart du temps.</w:t>
-      </w:r>
-    </w:p>
-    <w:p>
-      <w:r>
-        <w:t>Le rang céleste est une des mécaniques les plus fondamentales de la</w:t>
-      </w:r>
-    </w:p>
-    <w:p>
-      <w:r>
-        <w:t>création, et paradoxalement, celle dont personne (ou presque) ne connaît</w:t>
-      </w:r>
-    </w:p>
-    <w:p>
-      <w:r>
-        <w:t>l'existence.</w:t>
+    </w:p>
+    <w:p>
+      <w:r>
+        <w:t>Archanges, Princes démons, Dragons millénaires, et autres entités capables de remodeler la réalité d'un simple geste. Ces êtres transcendent largement les préoccupations terrestres : un Archange peut décimer une armée de mille soldats par sa seule colère, briser l'âme d'un ange rebelle en quelques instants, ou invoquer des miracles qui défient les lois physiques. Les Princes démons rivalisent en pouvoir destructeur,</w:t>
+      </w:r>
+    </w:p>
+    <w:p>
+      <w:r>
+        <w:t>capables d'ouvrir des brèches entre les mondes ou de corrompre des nations entières. À ce niveau, la différence de puissance devient qualitative plutôt que quantitative : ces entités opèrent selon des règles qui échappent aux créatures inférieures et leur simple présence peut altérer la réalité environnante.</w:t>
+      </w:r>
+    </w:p>
+    <w:p>
+      <w:r>
+        <w:rPr>
+          <w:b/>
+        </w:rPr>
+        <w:t>Rang 5 - Satan :</w:t>
+      </w:r>
+    </w:p>
+    <w:p>
+      <w:r>
+        <w:t>Le Diable, la Bête, Stan, l'Archange Déchu, Samael le Porteur de Lumière. Quel que soit le nom qu'on lui donne, c'est toujours le même : un être rebelle, d'une puissance extrême, rongé par la colère et le ressentiment, qui a subi plus de colère divine que n'importe quelle créature sur terre et qui malgré ça n'a jamais plié le genoux. Il est séducteur, calculateur, il paraitrait même agréable, du moment que vous servez ses intérêts. Archange, il était parmi les meilleurs en à peu près tout. Depuis sa chute, la puissance accumulée par les âmes qui hantent les prisons infernales l'a rendu plus puissant que n'importe lequel de ses frère. Sauf peut-être Jésus, mais c'est normal c'est le chouchou de Papa.</w:t>
+      </w:r>
+    </w:p>
+    <w:p>
+      <w:r>
+        <w:rPr>
+          <w:b/>
+        </w:rPr>
+        <w:t>Rang 6 - [DONNÉES INSUFFISANTES] :</w:t>
+      </w:r>
+    </w:p>
+    <w:p>
+      <w:r>
+        <w:t>Si on lui pose la question s'il existe des créations d'une puissance supérieure aux archanges, Yves répond simplement : "Bien sûr : Dieu!"</w:t>
+      </w:r>
+    </w:p>
+    <w:p>
+      <w:r>
+        <w:t>Ses archives mentionnent cependant des "anomalies" et des "entités théoriques", mais les dossiers sont soit effacés, soit rédigés dans une langue que même les anges érudits ne reconnaissent pas.</w:t>
+      </w:r>
+    </w:p>
+    <w:p>
+      <w:r>
+        <w:t>Quoi qu'il en soit, si de telles entités existent vraiment, elles opèrent selon des règles qui échappent à la compréhension commune. Leur puissance ne se mesure pas en miracles ou en destructions, mais en autre chose. Quelque chose que même Dieu préfère peut-être ne pas trop détailler dans Son curriculum vitae. Un livre relié en peau humaine et rédigé avec du sang humain mentionne quelques-unes de ces créatures mais</w:t>
+      </w:r>
+    </w:p>
+    <w:p>
+      <w:r>
+        <w:t>hélas, il semble que cet ouvrage se soit perdu dans le temps et l'espace...</w:t>
+      </w:r>
+    </w:p>
+    <w:p>
+      <w:r>
+        <w:rPr>
+          <w:b/>
+        </w:rPr>
+        <w:t>Rang 7 - Dieu :</w:t>
+      </w:r>
+    </w:p>
+    <w:p>
+      <w:r>
+        <w:t>Le Créateur, l'Alpha et l'Oméga, Celui qui divise par zéro et trouve ça drôle. Actuellement occupé à inventer de nouveaux univers (Il en est à Son 47 623e, un monde où la gravité fonctionne à l'envers les mardis), Dieu semble parfois Se désintéresser de notre réalité. Heureusement, les mécaniques qu'Il a mis en place fonctionnent en autonomie - enfin, la plupart du temps. Le rang céleste est une des mécaniques les plus fondamentales de la création, et paradoxalement, celle dont personne (ou presque) ne connaît l'existence.</w:t>
       </w:r>
     </w:p>
     <w:p>
@@ -4236,25 +3001,7 @@
     </w:p>
     <w:p>
       <w:r>
-        <w:t>Le nombre d'incarnations disponibles pour une âme est directement lié à</w:t>
-      </w:r>
-    </w:p>
-    <w:p>
-      <w:r>
-        <w:t>son Rang Céleste. Une fois ce quota épuisé, l'âme rejoint</w:t>
-      </w:r>
-    </w:p>
-    <w:p>
-      <w:r>
-        <w:t>définitivement son plan d'origine (Paradis, Enfer, ou Limbes).</w:t>
-      </w:r>
-    </w:p>
-    <w:p>
-      <w:r>
-        <w:rPr>
-          <w:b/>
-        </w:rPr>
-        <w:t>Nombre d'incarnations = Rang Céleste</w:t>
+        <w:t>Le nombre d'incarnations disponibles pour une âme est égale à son Rang Céleste. Une fois ce quota épuisé, l'âme rejoint définitivement son plan d'origine (Paradis, Enfer, ou Limbes).</w:t>
       </w:r>
     </w:p>
     <w:p>
@@ -4460,7 +3207,7 @@
         <w:t>Compteur d'incarnations</w:t>
       </w:r>
       <w:r>
-        <w:t xml:space="preserve"> : Les joueurs notent sur leur fiche combien d'incarnations leur restent (départ : 3 pour les anges/démons).</w:t>
+        <w:t xml:space="preserve"> : Les joueurs notent sur leur fiche combien d'incarnations leur restent.</w:t>
       </w:r>
     </w:p>
     <w:p>
@@ -4473,7 +3220,7 @@
         <w:pStyle w:val="Heading1"/>
       </w:pPr>
       <w:r>
-        <w:t>RÉINCARNATION</w:t>
+        <w:t>Réincarnation</w:t>
       </w:r>
     </w:p>
     <w:p>
@@ -4677,9 +3424,9 @@
       </w:r>
       <w:r>
         <w:rPr>
-          <w:b/>
-        </w:rPr>
-        <w:t>[Rang Céleste](../rang)</w:t>
+          <w:color w:val="2B6CB0"/>
+        </w:rPr>
+        <w:t>**Rang Céleste**</w:t>
       </w:r>
       <w:r>
         <w:t xml:space="preserve"> pour</w:t>
@@ -5634,9 +4381,18 @@
     <w:p>
       <w:r>
         <w:rPr>
-          <w:b/>
-        </w:rPr>
-        <w:t>[Compétence](../competences) ou caractéristique humaine</w:t>
+          <w:color w:val="2B6CB0"/>
+        </w:rPr>
+        <w:t>**Compétence**</w:t>
+      </w:r>
+      <w:r>
+        <w:t xml:space="preserve"> </w:t>
+      </w:r>
+      <w:r>
+        <w:rPr>
+          <w:b/>
+        </w:rPr>
+        <w:t>ou caractéristique humaine</w:t>
       </w:r>
       <w:r>
         <w:t xml:space="preserve"> : Si l'action repose sur une compétence ou une caractéristique humaine de l'hôte, c'est le dé blanc qui sera utilisé. Le seuil de réussite est égal à la somme de la caractéristique humaine pertinente (de 1 à 3) et du bonus de compétence : Débutant </w:t>
@@ -9297,31 +8053,22 @@
         <w:pStyle w:val="Heading1"/>
       </w:pPr>
       <w:r>
-        <w:t>Énergie, Drain et Consommation</w:t>
-      </w:r>
-    </w:p>
-    <w:p>
-      <w:r>
-        <w:t xml:space="preserve">La puissance divine est partout. Elle imprègne chaque atome de création, circule dans les lignes invisibles qui relient le Paradis à la Terre, et se manifeste dès qu'une âme surnaturelle tend la main vers elle. Un ange n'a pas besoin de </w:t>
-      </w:r>
-      <w:r>
-        <w:rPr>
-          <w:i/>
-        </w:rPr>
-        <w:t>stocker</w:t>
-      </w:r>
-      <w:r>
-        <w:t xml:space="preserve"> cette énergie — elle est inépuisable, infinie, généreusement offerte par un Dieu qui a certes d'autres préoccupations mais n'a jamais coupé le robinet.</w:t>
-      </w:r>
-    </w:p>
-    <w:p>
-      <w:r>
-        <w:t>Le problème n'est pas la quantité. Le problème est le tuyau.</w:t>
-      </w:r>
-    </w:p>
-    <w:p>
-      <w:r>
-        <w:t>Chaque âme surnaturelle peut canaliser la puissance divine librement, pour ses usages courants — se déplacer, percevoir l'invisible, maintenir un pouvoir passif, ou simplement exister avec grâce dans un corps humain. Ces actions ne coûtent rien. Là où les choses se compliquent, c'est lorsqu'un ange décide d'ouvrir le tuyau plus grand que ce que son âme peut raisonnablement soutenir.</w:t>
+        <w:t>Énergie, Drain &amp; Consummation</w:t>
+      </w:r>
+    </w:p>
+    <w:p>
+      <w:r>
+        <w:t>La puissance divine est partout. Elle imprègne chaque atome de création, circule dans les lignes invisibles qui relient le Paradis à la Terre, et se manifeste dès qu'une âme surnaturelle tend la main vers elle. Une telle créature n'a pas besoin de _stocker_ cette énergie — elle est inépuisable, infinie, généreusement offerte par un Dieu qui a certes d'autres préoccupations mais n'a jamais coupé le robinet.</w:t>
+      </w:r>
+    </w:p>
+    <w:p>
+      <w:r>
+        <w:t>Le problème n'est pas la quantité. Le problème est la taille tuyau.</w:t>
+      </w:r>
+    </w:p>
+    <w:p>
+      <w:r>
+        <w:t>Chaque âme surnaturelle peut canaliser la puissance divine librement, pour ses usages courants — se déplacer, percevoir l'invisible, maintenir un pouvoir passif, ou simplement exister avec grâce. Ces actions ne coûtent rien. Là où les choses se compliquent, c'est lorsqu'elle décide de canaliser plus que ce que son âme peut raisonnablement soutenir.</w:t>
       </w:r>
     </w:p>
     <w:p>
@@ -9337,12 +8084,12 @@
         <w:pStyle w:val="Heading2"/>
       </w:pPr>
       <w:r>
-        <w:t>Points d'Énergie — la capacité du tuyau</w:t>
-      </w:r>
-    </w:p>
-    <w:p>
-      <w:r>
-        <w:t xml:space="preserve">Chaque ange dispose d'un nombre de Points d'Énergie (PE) égal à son </w:t>
+        <w:t>Points d'Énergie</w:t>
+      </w:r>
+    </w:p>
+    <w:p>
+      <w:r>
+        <w:t xml:space="preserve">Chaque âme dispose d'un nombre de Points d'Énergie (PE) égal à son </w:t>
       </w:r>
       <w:r>
         <w:rPr>
@@ -9355,12 +8102,16 @@
       </w:r>
     </w:p>
     <w:p>
-      <w:r>
-        <w:rPr>
-          <w:b/>
-          <w:color w:val="2B6CB0"/>
-        </w:rPr>
-        <w:t>Persistance entre incarnations Les PE persistent d'une incarnation à l'autre. Un ange qui perd son hôte à court d'énergie repart dans le suivant dans le même état. L'âme se souvient de ses efforts, même si le corps est neuf. À la [réincarnation](../../personnage/reincarnation) — et uniquement là — le compteur d'affaiblissements d'âme repart à zéro.</w:t>
+      <w:pPr>
+        <w:pStyle w:val="Heading3"/>
+      </w:pPr>
+      <w:r>
+        <w:t>Persistance entre incarnations</w:t>
+      </w:r>
+    </w:p>
+    <w:p>
+      <w:r>
+        <w:t>Les PE persistent d'une incarnation à l'autre. Un ange qui perd son hôte à court d'énergie repart dans le suivant dans le même état. L'âme se souvient de ses efforts, même si le corps est neuf.</w:t>
       </w:r>
     </w:p>
     <w:p>
@@ -9400,21 +8151,7 @@
     </w:p>
     <w:p>
       <w:r>
-        <w:t xml:space="preserve">Une créature ne peut lancer que des pouvoirs dont le rang est inférieur ou égal à son Rang Céleste. En revanche, une fois qu'un pouvoir est accessible, il est possible de le </w:t>
-      </w:r>
-      <w:r>
-        <w:rPr>
-          <w:b/>
-        </w:rPr>
-        <w:t>surcharger</w:t>
-      </w:r>
-      <w:r>
-        <w:t xml:space="preserve"> : le lancer à un rang supérieur à son rang naturel, jusqu'au plafond universel de 6. Les dés de drain correspondent alors au rang effectif de lancement. On ne peut pas faire l'inverse — un pouvoir de Rang 3 se lance avec 3 dés de drain au minimum. La puissance coule à son niveau naturel, pas en dessous.</w:t>
-      </w:r>
-    </w:p>
-    <w:p>
-      <w:r>
-        <w:t>Les dégâts d'un pouvoir offensif lancé au rang R sont :</w:t>
+        <w:t>Une créature ne peut lancer que des pouvoirs dont le rang est inférieur ou égal à son Rang Céleste. Les dégâts d'un pouvoir offensif lancé au rang R sont :</w:t>
       </w:r>
     </w:p>
     <w:p>
@@ -9431,16 +8168,35 @@
     </w:p>
     <w:p>
       <w:r>
+        <w:t>Certains pouvoir proposent des options qui viennent augmenter le nombre de dés de drain :</w:t>
+      </w:r>
+    </w:p>
+    <w:p>
+      <w:r>
+        <w:t xml:space="preserve">La </w:t>
+      </w:r>
+      <w:r>
+        <w:rPr>
+          <w:b/>
+        </w:rPr>
+        <w:t>Surcharge</w:t>
+      </w:r>
+      <w:r>
+        <w:t xml:space="preserve"> : le pouvoir est lancé à un rang supérieur à son rang naturel, jusqu'au plafond universel de 6. Les dés de drain correspondent alors au rang effectif de lancement. On ne peut pas faire l'inverse — un pouvoir de Rang 3 se lance avec 3 dés de drain au minimum. Si le pouvoir génère des dégâts, ils sont calculés en fonction du rang augmenté, et non du rang de base.</w:t>
+      </w:r>
+    </w:p>
+    <w:p>
+      <w:r>
         <w:t xml:space="preserve">Le </w:t>
       </w:r>
       <w:r>
         <w:rPr>
           <w:b/>
         </w:rPr>
-        <w:t>Multiciblage</w:t>
-      </w:r>
-      <w:r>
-        <w:t xml:space="preserve">, option disponible sur certains pouvoirs et uniquement activable en </w:t>
+        <w:t>Multi-ciblage</w:t>
+      </w:r>
+      <w:r>
+        <w:t xml:space="preserve">, uniquement activable en </w:t>
       </w:r>
       <w:r>
         <w:rPr>
@@ -9449,7 +8205,26 @@
         <w:t>posture de concentration</w:t>
       </w:r>
       <w:r>
-        <w:t xml:space="preserve"> (y compris pour un pouvoir instantané), ajoute 1 niveau de surcharge effectif par cible supplémentaire. Un pouvoir de Rang 2 appliqué à 3 cibles est lancé comme un Rang 4 — 4 dés de drain, dégâts × 4. Pas d'affaiblissement d'âme direct supplémentaire : c'est simplement le coût naturel de la surcharge.</w:t>
+        <w:t>, ajoute 1 dé de drain par cible supplémentaire. Un pouvoir de Rang 2 appliqué à 2 cibles en plus de la première génère alors 4 dés de drain, mais la formule de dégâts prend toujours en compte le rang du sort lancé.</w:t>
+      </w:r>
+    </w:p>
+    <w:p>
+      <w:r>
+        <w:t>L'</w:t>
+      </w:r>
+      <w:r>
+        <w:rPr>
+          <w:b/>
+        </w:rPr>
+        <w:t>Expansion</w:t>
+      </w:r>
+      <w:r>
+        <w:t xml:space="preserve"> enfin, est une option bien pratique : pour un dé de drain supplémentaire, il est possible de multiplier la portée, la durée ou tout autre limite technique du pouvoir par 2 pour chaque dé de drain généré par cette option. Ainsi, un pouvoir de boule de feu lancé avec l'option "Expansion 2" verra sa portée maximale multipliée par 4.</w:t>
+      </w:r>
+    </w:p>
+    <w:p>
+      <w:r>
+        <w:t>Il est tout à fait possible de mixer plusieurs options sur un seul lancement de pouvoir mais il faut garder à l'esprit qu'un pouvoir ne peut pas générer plus de 6 dés de drain. De même un pouvoir de rang 6 générant déjà 6 dés de drain, il est impossible de lui appliquer des options. Mais ces pouvoirs divins sont largement assez puissants pour ne pas en avoir besoin.</w:t>
       </w:r>
     </w:p>
     <w:p>
@@ -9465,15 +8240,18 @@
         <w:pStyle w:val="Heading2"/>
       </w:pPr>
       <w:r>
-        <w:t>Présence Surnaturelle (pouvoir intrinsèque)</w:t>
-      </w:r>
-    </w:p>
-    <w:p>
-      <w:r>
-        <w:rPr>
-          <w:i/>
-        </w:rPr>
-        <w:t>Rang 1 — Actif — [action gratuite](../combat#déclaration-des-actions)</w:t>
+        <w:t>Présence Surnaturelle _(pouvoir intrinsèque)_</w:t>
+      </w:r>
+    </w:p>
+    <w:p>
+      <w:r>
+        <w:t xml:space="preserve">_Rang 1 — Actif —_ </w:t>
+      </w:r>
+      <w:r>
+        <w:rPr>
+          <w:color w:val="2B6CB0"/>
+        </w:rPr>
+        <w:t>_action gratuite_</w:t>
       </w:r>
     </w:p>
     <w:p>
@@ -9688,7 +8466,7 @@
         <w:pStyle w:val="Heading1"/>
       </w:pPr>
       <w:r>
-        <w:t>POUVOIRS</w:t>
+        <w:t>Pouvoirs</w:t>
       </w:r>
     </w:p>
     <w:p>
@@ -9883,7 +8661,7 @@
     </w:p>
     <w:p>
       <w:r>
-        <w:t>*Exemple : Un ange de rang 3 peut acquérir des pouvoirs ayant pour</w:t>
+        <w:t>\*Exemple : Un ange de rang 3 peut acquérir des pouvoirs ayant pour</w:t>
       </w:r>
     </w:p>
     <w:p>
@@ -9893,7 +8671,7 @@
     </w:p>
     <w:p>
       <w:r>
-        <w:t>plus.*</w:t>
+        <w:t>plus.\*</w:t>
       </w:r>
     </w:p>
     <w:p>
@@ -9942,1584 +8720,1575 @@
     <w:p>
       <w:r>
         <w:rPr>
+          <w:color w:val="2B6CB0"/>
+        </w:rPr>
+        <w:t>_Résilience_</w:t>
+      </w:r>
+      <w:r>
+        <w:t>) peut être amélioré deux fois par un Ange de Rang 3,</w:t>
+      </w:r>
+    </w:p>
+    <w:p>
+      <w:r>
+        <w:t>atteignant _Résilience 3_.</w:t>
+      </w:r>
+    </w:p>
+    <w:p>
+      <w:pPr>
+        <w:pStyle w:val="ListBullet"/>
+        <w:ind w:left="283"/>
+      </w:pPr>
+      <w:r>
+        <w:rPr>
+          <w:b/>
+        </w:rPr>
+        <w:t>Exemple 2 :</w:t>
+      </w:r>
+      <w:r>
+        <w:t xml:space="preserve"> Un pouvoir avec un prérequis de Rang 2 (comme \*Feu</w:t>
+      </w:r>
+    </w:p>
+    <w:p>
+      <w:r>
+        <w:t>Ardent\*) peut être amélioré une seule fois par un Ange de Rang 3,</w:t>
+      </w:r>
+    </w:p>
+    <w:p>
+      <w:r>
+        <w:t>atteignant _Feu Ardent 2_.</w:t>
+      </w:r>
+    </w:p>
+    <w:p>
+      <w:pPr>
+        <w:pStyle w:val="ListBullet"/>
+        <w:ind w:left="283"/>
+      </w:pPr>
+      <w:r>
+        <w:rPr>
+          <w:b/>
+        </w:rPr>
+        <w:t>Exemple 3 :</w:t>
+      </w:r>
+      <w:r>
+        <w:t xml:space="preserve"> Un pouvoir avec un prérequis de Rang 3 (comme</w:t>
+      </w:r>
+    </w:p>
+    <w:p>
+      <w:r>
+        <w:t>_Châtiment_) ne peut pas être amélioré au-delà du Rang 3 par un</w:t>
+      </w:r>
+    </w:p>
+    <w:p>
+      <w:r>
+        <w:t>Ange de Rang 3.</w:t>
+      </w:r>
+    </w:p>
+    <w:p>
+      <w:pPr>
+        <w:pStyle w:val="Heading2"/>
+      </w:pPr>
+      <w:r>
+        <w:t>Règles de spécifiques aux Pouvoirs</w:t>
+      </w:r>
+    </w:p>
+    <w:p>
+      <w:r>
+        <w:rPr>
+          <w:b/>
+        </w:rPr>
+        <w:t>Légende des Types</w:t>
+      </w:r>
+    </w:p>
+    <w:p>
+      <w:pPr>
+        <w:pStyle w:val="ListBullet"/>
+        <w:ind w:left="283"/>
+      </w:pPr>
+      <w:r>
+        <w:rPr>
+          <w:b/>
+        </w:rPr>
+        <w:t>Instantané :</w:t>
+      </w:r>
+      <w:r>
+        <w:t xml:space="preserve"> Effet immédiat, pas de durée</w:t>
+      </w:r>
+    </w:p>
+    <w:p>
+      <w:pPr>
+        <w:pStyle w:val="ListBullet"/>
+        <w:ind w:left="283"/>
+      </w:pPr>
+      <w:r>
+        <w:rPr>
+          <w:b/>
+        </w:rPr>
+        <w:t>Concentration :</w:t>
+      </w:r>
+      <w:r>
+        <w:t xml:space="preserve"> Coût initial + coût par tour, se brise si</w:t>
+      </w:r>
+    </w:p>
+    <w:p>
+      <w:r>
+        <w:t>perturbé</w:t>
+      </w:r>
+    </w:p>
+    <w:p>
+      <w:pPr>
+        <w:pStyle w:val="ListBullet"/>
+        <w:ind w:left="283"/>
+      </w:pPr>
+      <w:r>
+        <w:rPr>
+          <w:b/>
+        </w:rPr>
+        <w:t>Durée fixe :</w:t>
+      </w:r>
+      <w:r>
+        <w:t xml:space="preserve"> Maximum 3 tours automatiques</w:t>
+      </w:r>
+    </w:p>
+    <w:p>
+      <w:pPr>
+        <w:pStyle w:val="ListBullet"/>
+        <w:ind w:left="283"/>
+      </w:pPr>
+      <w:r>
+        <w:rPr>
+          <w:b/>
+        </w:rPr>
+        <w:t>Permanent :</w:t>
+      </w:r>
+      <w:r>
+        <w:t xml:space="preserve"> Effet durable jusqu'à condition spéciale</w:t>
+      </w:r>
+    </w:p>
+    <w:p>
+      <w:pPr>
+        <w:pStyle w:val="ListBullet"/>
+        <w:ind w:left="283"/>
+      </w:pPr>
+      <w:r>
+        <w:rPr>
+          <w:b/>
+        </w:rPr>
+        <w:t>Scène entière :</w:t>
+      </w:r>
+      <w:r>
+        <w:t xml:space="preserve"> Dure toute la scène/rencontre</w:t>
+      </w:r>
+    </w:p>
+    <w:p>
+      <w:pPr>
+        <w:pStyle w:val="ListBullet"/>
+        <w:ind w:left="283"/>
+      </w:pPr>
+      <w:r>
+        <w:rPr>
+          <w:b/>
+        </w:rPr>
+        <w:t>Passif permanent :</w:t>
+      </w:r>
+      <w:r>
+        <w:t xml:space="preserve"> Toujours actif</w:t>
+      </w:r>
+    </w:p>
+    <w:p>
+      <w:r>
+        <w:rPr>
+          <w:b/>
+        </w:rPr>
+        <w:t>Mécaniques</w:t>
+      </w:r>
+    </w:p>
+    <w:p>
+      <w:pPr>
+        <w:pStyle w:val="ListBullet"/>
+        <w:ind w:left="283"/>
+      </w:pPr>
+      <w:r>
+        <w:rPr>
+          <w:b/>
+        </w:rPr>
+        <w:t>PE :</w:t>
+      </w:r>
+      <w:r>
+        <w:t xml:space="preserve"> </w:t>
+      </w:r>
+      <w:r>
+        <w:rPr>
+          <w:color w:val="2B6CB0"/>
+        </w:rPr>
+        <w:t>Points d'Énergie</w:t>
+      </w:r>
+    </w:p>
+    <w:p>
+      <w:pPr>
+        <w:pStyle w:val="ListBullet"/>
+        <w:ind w:left="283"/>
+      </w:pPr>
+      <w:r>
+        <w:rPr>
+          <w:b/>
+        </w:rPr>
+        <w:t>Intensité :</w:t>
+      </w:r>
+      <w:r>
+        <w:t xml:space="preserve"> Résultat du </w:t>
+      </w:r>
+      <w:r>
+        <w:rPr>
+          <w:color w:val="2B6CB0"/>
+        </w:rPr>
+        <w:t>dé rouge</w:t>
+      </w:r>
+      <w:r>
+        <w:t xml:space="preserve"> + </w:t>
+      </w:r>
+      <w:r>
+        <w:rPr>
+          <w:color w:val="2B6CB0"/>
+        </w:rPr>
+        <w:t>marge de réussite</w:t>
+      </w:r>
+    </w:p>
+    <w:p>
+      <w:pPr>
+        <w:pStyle w:val="ListBullet"/>
+        <w:ind w:left="283"/>
+      </w:pPr>
+      <w:r>
+        <w:rPr>
+          <w:b/>
+        </w:rPr>
+        <w:t>Dé explosif :</w:t>
+      </w:r>
+      <w:r>
+        <w:t xml:space="preserve"> Le </w:t>
+      </w:r>
+      <w:r>
+        <w:rPr>
+          <w:color w:val="2B6CB0"/>
+        </w:rPr>
+        <w:t>dé d'intensité</w:t>
+      </w:r>
+      <w:r>
+        <w:t xml:space="preserve"> explose sur un 6 (relance et</w:t>
+      </w:r>
+    </w:p>
+    <w:p>
+      <w:r>
+        <w:t>additionne)</w:t>
+      </w:r>
+    </w:p>
+    <w:p>
+      <w:pPr>
+        <w:pStyle w:val="ListBullet"/>
+        <w:ind w:left="283"/>
+      </w:pPr>
+      <w:r>
+        <w:rPr>
+          <w:b/>
+        </w:rPr>
+        <w:t>Non-réductible :</w:t>
+      </w:r>
+      <w:r>
+        <w:t xml:space="preserve"> Ne peut être réduit par l'armure ou la</w:t>
+      </w:r>
+    </w:p>
+    <w:p>
+      <w:r>
+        <w:t>résistance physique</w:t>
+      </w:r>
+    </w:p>
+    <w:p>
+      <w:pPr>
+        <w:pStyle w:val="ListBullet"/>
+        <w:ind w:left="283"/>
+      </w:pPr>
+      <w:r>
+        <w:rPr>
+          <w:b/>
+        </w:rPr>
+        <w:t>Concentration :</w:t>
+      </w:r>
+      <w:r>
+        <w:t xml:space="preserve"> Coût initial + coût par tour. Maintenir un pouvoir au-delà du tour de lancement requiert d'adopter la </w:t>
+      </w:r>
+      <w:r>
+        <w:rPr>
+          <w:color w:val="2B6CB0"/>
+        </w:rPr>
+        <w:t>posture de Concentration</w:t>
+      </w:r>
+      <w:r>
+        <w:t>, avec les contreparties qu'elle implique.</w:t>
+      </w:r>
+    </w:p>
+    <w:p>
+      <w:pPr>
+        <w:pStyle w:val="ListBullet"/>
+        <w:ind w:left="283"/>
+      </w:pPr>
+      <w:r>
+        <w:rPr>
+          <w:b/>
+        </w:rPr>
+        <w:t>Durée fixe :</w:t>
+      </w:r>
+      <w:r>
+        <w:t xml:space="preserve"> Exactement 3 tours puis dissipation automatique.</w:t>
+      </w:r>
+    </w:p>
+    <w:p>
+      <w:r>
+        <w:t>Prolongation = nouveau jet + nouveau coût</w:t>
+      </w:r>
+    </w:p>
+    <w:p>
+      <w:pPr>
+        <w:pStyle w:val="ListBullet"/>
+        <w:ind w:left="283"/>
+      </w:pPr>
+      <w:r>
+        <w:rPr>
+          <w:b/>
+        </w:rPr>
+        <w:t>Couper un pouvoir :</w:t>
+      </w:r>
+      <w:r>
+        <w:t xml:space="preserve"> </w:t>
+      </w:r>
+      <w:r>
+        <w:rPr>
+          <w:color w:val="2B6CB0"/>
+        </w:rPr>
+        <w:t>Action gratuite</w:t>
+      </w:r>
+      <w:r>
+        <w:t>, peut être fait à tout</w:t>
+      </w:r>
+    </w:p>
+    <w:p>
+      <w:r>
+        <w:t>moment</w:t>
+      </w:r>
+    </w:p>
+    <w:p>
+      <w:pPr>
+        <w:pStyle w:val="ListBullet"/>
+        <w:ind w:left="283"/>
+      </w:pPr>
+      <w:r>
+        <w:rPr>
+          <w:b/>
+        </w:rPr>
+        <w:t>Contrôle mental/Possession :</w:t>
+      </w:r>
+      <w:r>
+        <w:t xml:space="preserve"> Le contrôleur ne dispose toujours que d'une </w:t>
+      </w:r>
+      <w:r>
+        <w:rPr>
+          <w:color w:val="2B6CB0"/>
+        </w:rPr>
+        <w:t>Action Complexe</w:t>
+      </w:r>
+      <w:r>
+        <w:t xml:space="preserve"> et d'une </w:t>
+      </w:r>
+      <w:r>
+        <w:rPr>
+          <w:color w:val="2B6CB0"/>
+        </w:rPr>
+        <w:t>Action Simple</w:t>
+      </w:r>
+      <w:r>
+        <w:t xml:space="preserve"> par tour, à répartir entre son hôte et ses cibles contrôlées.</w:t>
+      </w:r>
+    </w:p>
+    <w:p>
+      <w:pPr>
+        <w:pStyle w:val="ListBullet"/>
+        <w:ind w:left="283"/>
+      </w:pPr>
+      <w:r>
+        <w:t>Certains pouvoir précisent que le lanceur subit une ou plusieurs</w:t>
+      </w:r>
+    </w:p>
+    <w:p>
+      <w:r>
+        <w:t>blessures aggravées. Ces blessures aggravées sont infligées</w:t>
+      </w:r>
+    </w:p>
+    <w:p>
+      <w:r>
+        <w:t>directement (le personnage les subit), elles ne passent pas par</w:t>
+      </w:r>
+    </w:p>
+    <w:p>
+      <w:r>
+        <w:t>les réductions de PA ou Résilience. C'est le prix à payer pour</w:t>
+      </w:r>
+    </w:p>
+    <w:p>
+      <w:r>
+        <w:t>utiliser une puissance qui dépasse les limites naturelles du</w:t>
+      </w:r>
+    </w:p>
+    <w:p>
+      <w:r>
+        <w:t>corps.</w:t>
+      </w:r>
+    </w:p>
+    <w:p>
+      <w:r>
+        <w:rPr>
+          <w:b/>
+        </w:rPr>
+        <w:t>Interactions entre Pouvoirs</w:t>
+      </w:r>
+    </w:p>
+    <w:p>
+      <w:pPr>
+        <w:pStyle w:val="ListBullet"/>
+        <w:ind w:left="283"/>
+      </w:pPr>
+      <w:r>
+        <w:t xml:space="preserve">Il est normalement impossible de maintenir sa </w:t>
+      </w:r>
+      <w:r>
+        <w:rPr>
+          <w:b/>
+        </w:rPr>
+        <w:t>concentration</w:t>
+      </w:r>
+      <w:r>
+        <w:t xml:space="preserve"> sur</w:t>
+      </w:r>
+    </w:p>
+    <w:p>
+      <w:r>
+        <w:t>plus d'un pouvoir à la fois,</w:t>
+      </w:r>
+    </w:p>
+    <w:p>
+      <w:pPr>
+        <w:pStyle w:val="ListBullet"/>
+        <w:ind w:left="283"/>
+      </w:pPr>
+      <w:r>
+        <w:t xml:space="preserve">Les pouvoirs de </w:t>
+      </w:r>
+      <w:r>
+        <w:rPr>
+          <w:b/>
+        </w:rPr>
+        <w:t>durée fixe</w:t>
+      </w:r>
+      <w:r>
+        <w:t xml:space="preserve"> ne nécessitent pas d'attention une</w:t>
+      </w:r>
+    </w:p>
+    <w:p>
+      <w:r>
+        <w:t>fois lancés,</w:t>
+      </w:r>
+    </w:p>
+    <w:p>
+      <w:pPr>
+        <w:pStyle w:val="ListBullet"/>
+        <w:ind w:left="283"/>
+      </w:pPr>
+      <w:r>
+        <w:t xml:space="preserve">Les effets </w:t>
+      </w:r>
+      <w:r>
+        <w:rPr>
+          <w:b/>
+        </w:rPr>
+        <w:t>permanents</w:t>
+      </w:r>
+      <w:r>
+        <w:t xml:space="preserve"> persistent jusqu'à dissipation active ou</w:t>
+      </w:r>
+    </w:p>
+    <w:p>
+      <w:r>
+        <w:t>condition spéciale,</w:t>
+      </w:r>
+    </w:p>
+    <w:p>
+      <w:pPr>
+        <w:pStyle w:val="ListBullet"/>
+        <w:ind w:left="283"/>
+      </w:pPr>
+      <w:r>
+        <w:rPr>
+          <w:b/>
+        </w:rPr>
+        <w:t>Prolonger un pouvoir :</w:t>
+      </w:r>
+      <w:r>
+        <w:t xml:space="preserve"> Nouveau jet de pouvoir + dépense complète</w:t>
+      </w:r>
+    </w:p>
+    <w:p>
+      <w:r>
+        <w:t>des PE au tour 4, 7, 10, etc.</w:t>
+      </w:r>
+    </w:p>
+    <w:p>
+      <w:pPr>
+        <w:pStyle w:val="ListBullet"/>
+        <w:ind w:left="283"/>
+      </w:pPr>
+      <w:r>
+        <w:rPr>
+          <w:b/>
+        </w:rPr>
+        <w:t>Arrêter un pouvoir de concentration :</w:t>
+      </w:r>
+      <w:r>
+        <w:t xml:space="preserve"> Action gratuite, effet immédiat.</w:t>
+      </w:r>
+    </w:p>
+    <w:p>
+      <w:pPr>
+        <w:pStyle w:val="Heading2"/>
+      </w:pPr>
+      <w:r>
+        <w:t>Exemples Pratiques</w:t>
+      </w:r>
+    </w:p>
+    <w:p>
+      <w:r>
+        <w:rPr>
+          <w:b/>
+        </w:rPr>
+        <w:t>Résilience X</w:t>
+      </w:r>
+    </w:p>
+    <w:p>
+      <w:pPr>
+        <w:pStyle w:val="ListBullet"/>
+        <w:ind w:left="283"/>
+      </w:pPr>
+      <w:r>
+        <w:rPr>
+          <w:b/>
+        </w:rPr>
+        <w:t>Prérequis :</w:t>
+      </w:r>
+      <w:r>
+        <w:t xml:space="preserve"> Rang 1</w:t>
+      </w:r>
+    </w:p>
+    <w:p>
+      <w:pPr>
+        <w:pStyle w:val="ListBullet"/>
+        <w:ind w:left="283"/>
+      </w:pPr>
+      <w:r>
+        <w:rPr>
+          <w:b/>
+        </w:rPr>
+        <w:t>Type :</w:t>
+      </w:r>
+      <w:r>
+        <w:t xml:space="preserve"> Passif, Permanent</w:t>
+      </w:r>
+    </w:p>
+    <w:p>
+      <w:pPr>
+        <w:pStyle w:val="ListBullet"/>
+        <w:ind w:left="283"/>
+      </w:pPr>
+      <w:r>
+        <w:rPr>
+          <w:b/>
+        </w:rPr>
+        <w:t>Effet :</w:t>
+      </w:r>
+      <w:r>
+        <w:t xml:space="preserve"> Divise tous les dégâts subis par X</w:t>
+      </w:r>
+    </w:p>
+    <w:p>
+      <w:pPr>
+        <w:pStyle w:val="ListBullet"/>
+        <w:ind w:left="283"/>
+      </w:pPr>
+      <w:r>
+        <w:rPr>
+          <w:b/>
+        </w:rPr>
+        <w:t>Pouvoir automatique</w:t>
+      </w:r>
+      <w:r>
+        <w:t xml:space="preserve"> pour tous les anges et démons incarnés.</w:t>
+      </w:r>
+    </w:p>
+    <w:p>
+      <w:r>
+        <w:rPr>
+          <w:b/>
+        </w:rPr>
+        <w:t>Calculs :</w:t>
+      </w:r>
+    </w:p>
+    <w:p>
+      <w:pPr>
+        <w:pStyle w:val="ListBullet"/>
+        <w:ind w:left="283"/>
+      </w:pPr>
+      <w:r>
+        <w:t xml:space="preserve">Ange Rang 3 : Niveau maximum = 3 - 1 + 1 = </w:t>
+      </w:r>
+      <w:r>
+        <w:rPr>
+          <w:b/>
+        </w:rPr>
+        <w:t>3</w:t>
+      </w:r>
+      <w:r>
+        <w:t xml:space="preserve"> → Résilience 3</w:t>
+      </w:r>
+    </w:p>
+    <w:p>
+      <w:pPr>
+        <w:pStyle w:val="ListBullet"/>
+        <w:ind w:left="283"/>
+      </w:pPr>
+      <w:r>
+        <w:t xml:space="preserve">Archange Rang 4 : Niveau maximum = 4 - 1 + 1 = </w:t>
+      </w:r>
+      <w:r>
+        <w:rPr>
+          <w:b/>
+        </w:rPr>
+        <w:t>4</w:t>
+      </w:r>
+      <w:r>
+        <w:t xml:space="preserve"> → Résilience 4</w:t>
+      </w:r>
+    </w:p>
+    <w:p>
+      <w:pPr>
+        <w:pStyle w:val="ListBullet"/>
+        <w:ind w:left="283"/>
+      </w:pPr>
+      <w:r>
+        <w:t xml:space="preserve">Humain Rang 1 : Niveau maximum = 1 - 1 + 1 = </w:t>
+      </w:r>
+      <w:r>
+        <w:rPr>
+          <w:b/>
+        </w:rPr>
+        <w:t>1</w:t>
+      </w:r>
+      <w:r>
+        <w:t xml:space="preserve"> → Résilience 1</w:t>
+      </w:r>
+    </w:p>
+    <w:p>
+      <w:r>
+        <w:t>(sans effet pratique)</w:t>
+      </w:r>
+    </w:p>
+    <w:p>
+      <w:r>
+        <w:rPr>
+          <w:b/>
+        </w:rPr>
+        <w:t>Feu Ardent X</w:t>
+      </w:r>
+    </w:p>
+    <w:p>
+      <w:pPr>
+        <w:pStyle w:val="ListBullet"/>
+        <w:ind w:left="283"/>
+      </w:pPr>
+      <w:r>
+        <w:rPr>
+          <w:b/>
+        </w:rPr>
+        <w:t>Prérequis :</w:t>
+      </w:r>
+      <w:r>
+        <w:t xml:space="preserve"> Rang 2</w:t>
+      </w:r>
+    </w:p>
+    <w:p>
+      <w:pPr>
+        <w:pStyle w:val="ListBullet"/>
+        <w:ind w:left="283"/>
+      </w:pPr>
+      <w:r>
+        <w:rPr>
+          <w:b/>
+        </w:rPr>
+        <w:t>Type :</w:t>
+      </w:r>
+      <w:r>
+        <w:t xml:space="preserve"> Actif, Durée 3 tours</w:t>
+      </w:r>
+    </w:p>
+    <w:p>
+      <w:pPr>
+        <w:pStyle w:val="ListBullet"/>
+        <w:ind w:left="283"/>
+      </w:pPr>
+      <w:r>
+        <w:rPr>
+          <w:b/>
+        </w:rPr>
+        <w:t>Effet :</w:t>
+      </w:r>
+      <w:r>
+        <w:t xml:space="preserve"> Génère une aura de feu qui consume les adversaires</w:t>
+      </w:r>
+    </w:p>
+    <w:p>
+      <w:r>
+        <w:t>proches</w:t>
+      </w:r>
+    </w:p>
+    <w:p>
+      <w:r>
+        <w:rPr>
+          <w:b/>
+        </w:rPr>
+        <w:t>Calculs :</w:t>
+      </w:r>
+    </w:p>
+    <w:p>
+      <w:pPr>
+        <w:pStyle w:val="ListBullet"/>
+        <w:ind w:left="283"/>
+      </w:pPr>
+      <w:r>
+        <w:t xml:space="preserve">Ange Rang 3 : Niveau maximum = 3 - 2 + 1 = </w:t>
+      </w:r>
+      <w:r>
+        <w:rPr>
+          <w:b/>
+        </w:rPr>
+        <w:t>2</w:t>
+      </w:r>
+      <w:r>
+        <w:t xml:space="preserve"> → Feu Ardent 2</w:t>
+      </w:r>
+    </w:p>
+    <w:p>
+      <w:pPr>
+        <w:pStyle w:val="ListBullet"/>
+        <w:ind w:left="283"/>
+      </w:pPr>
+      <w:r>
+        <w:t>Démon Rang 3 : Feu Ardent 3 impossible (3 + 2 - 1 = 4 &gt; 3)</w:t>
+      </w:r>
+    </w:p>
+    <w:p>
+      <w:pPr>
+        <w:pStyle w:val="ListBullet"/>
+        <w:ind w:left="283"/>
+      </w:pPr>
+      <w:r>
+        <w:t xml:space="preserve">Archange Rang 4 : Niveau maximum = 4 - 2 + 1 = </w:t>
+      </w:r>
+      <w:r>
+        <w:rPr>
+          <w:b/>
+        </w:rPr>
+        <w:t>3</w:t>
+      </w:r>
+      <w:r>
+        <w:t xml:space="preserve"> → Feu Ardent 3</w:t>
+      </w:r>
+    </w:p>
+    <w:p>
+      <w:r>
+        <w:rPr>
+          <w:b/>
+        </w:rPr>
+        <w:t>Rapidité Céleste X</w:t>
+      </w:r>
+    </w:p>
+    <w:p>
+      <w:pPr>
+        <w:pStyle w:val="ListBullet"/>
+        <w:ind w:left="283"/>
+      </w:pPr>
+      <w:r>
+        <w:rPr>
+          <w:b/>
+        </w:rPr>
+        <w:t>Prérequis :</w:t>
+      </w:r>
+      <w:r>
+        <w:t xml:space="preserve"> Rang 3</w:t>
+      </w:r>
+    </w:p>
+    <w:p>
+      <w:pPr>
+        <w:pStyle w:val="ListBullet"/>
+        <w:ind w:left="283"/>
+      </w:pPr>
+      <w:r>
+        <w:rPr>
+          <w:b/>
+        </w:rPr>
+        <w:t>Type :</w:t>
+      </w:r>
+      <w:r>
+        <w:t xml:space="preserve"> Passif</w:t>
+      </w:r>
+    </w:p>
+    <w:p>
+      <w:pPr>
+        <w:pStyle w:val="ListBullet"/>
+        <w:ind w:left="283"/>
+      </w:pPr>
+      <w:r>
+        <w:rPr>
+          <w:b/>
+        </w:rPr>
+        <w:t>Effet :</w:t>
+      </w:r>
+      <w:r>
+        <w:t xml:space="preserve"> Bonus d'</w:t>
+      </w:r>
+      <w:r>
+        <w:rPr>
+          <w:color w:val="2B6CB0"/>
+        </w:rPr>
+        <w:t>initiative</w:t>
+      </w:r>
+      <w:r>
+        <w:t xml:space="preserve"> et d'actions</w:t>
+      </w:r>
+    </w:p>
+    <w:p>
+      <w:r>
+        <w:rPr>
+          <w:b/>
+        </w:rPr>
+        <w:t>Calculs :</w:t>
+      </w:r>
+    </w:p>
+    <w:p>
+      <w:pPr>
+        <w:pStyle w:val="ListBullet"/>
+        <w:ind w:left="283"/>
+      </w:pPr>
+      <w:r>
+        <w:t xml:space="preserve">Ange Rang 3 : Niveau maximum = 3 - 3 + 1 = </w:t>
+      </w:r>
+      <w:r>
+        <w:rPr>
+          <w:b/>
+        </w:rPr>
+        <w:t>1</w:t>
+      </w:r>
+      <w:r>
+        <w:t xml:space="preserve"> → Rapidité Céleste</w:t>
+      </w:r>
+    </w:p>
+    <w:p>
+      <w:r>
+        <w:t>1</w:t>
+      </w:r>
+    </w:p>
+    <w:p>
+      <w:pPr>
+        <w:pStyle w:val="ListBullet"/>
+        <w:ind w:left="283"/>
+      </w:pPr>
+      <w:r>
+        <w:t xml:space="preserve">Archange Rang 4 : Niveau maximum = 4 - 3 + 1 = </w:t>
+      </w:r>
+      <w:r>
+        <w:rPr>
+          <w:b/>
+        </w:rPr>
+        <w:t>2</w:t>
+      </w:r>
+      <w:r>
+        <w:t xml:space="preserve"> → Rapidité</w:t>
+      </w:r>
+    </w:p>
+    <w:p>
+      <w:r>
+        <w:t>Céleste 2</w:t>
+      </w:r>
+    </w:p>
+    <w:p>
+      <w:pPr>
+        <w:pStyle w:val="ListBullet"/>
+        <w:ind w:left="283"/>
+      </w:pPr>
+      <w:r>
+        <w:t>Ange Rang 2 : Pouvoir inaccessible (rang insuffisant)</w:t>
+      </w:r>
+    </w:p>
+    <w:p>
+      <w:r>
+        <w:t>\*Note : Les armes sacrées, magiques ou maudites conservent leurs effets</w:t>
+      </w:r>
+    </w:p>
+    <w:p>
+      <w:r>
+        <w:t>spéciaux pour pénétrer ou contourner certaines défenses, indépendamment</w:t>
+      </w:r>
+    </w:p>
+    <w:p>
+      <w:r>
+        <w:t>du niveau de Résilience.\*</w:t>
+      </w:r>
+    </w:p>
+    <w:p>
+      <w:r>
+        <w:br w:type="page"/>
+      </w:r>
+    </w:p>
+    <w:p>
+      <w:pPr>
+        <w:pStyle w:val="Heading1"/>
+      </w:pPr>
+      <w:r>
+        <w:t>Dégâts &amp; Blessures</w:t>
+      </w:r>
+    </w:p>
+    <w:p>
+      <w:r>
+        <w:t>Terminologie : INFLIGER vs SUBIR</w:t>
+      </w:r>
+    </w:p>
+    <w:p>
+      <w:r>
+        <w:t>Pour éviter toute confusion, le jeu utilise une terminologie stricte :</w:t>
+      </w:r>
+    </w:p>
+    <w:p>
+      <w:r>
+        <w:t>On INFLIGE des dégâts (actif, offensif)</w:t>
+      </w:r>
+    </w:p>
+    <w:p>
+      <w:pPr>
+        <w:pStyle w:val="ListBullet"/>
+        <w:ind w:left="283"/>
+      </w:pPr>
+      <w:r>
+        <w:t>Les dégâts sont le montant brut avant réductions</w:t>
+      </w:r>
+    </w:p>
+    <w:p>
+      <w:pPr>
+        <w:pStyle w:val="ListBullet"/>
+        <w:ind w:left="283"/>
+      </w:pPr>
+      <w:r>
+        <w:t>Exemple : "Cette attaque inflige 10 dégâts"</w:t>
+      </w:r>
+    </w:p>
+    <w:p>
+      <w:r>
+        <w:t>On SUBIT des blessures (passif, résultat final)</w:t>
+      </w:r>
+    </w:p>
+    <w:p>
+      <w:pPr>
+        <w:pStyle w:val="ListBullet"/>
+        <w:ind w:left="283"/>
+      </w:pPr>
+      <w:r>
+        <w:t>Les blessures sont marquées sur la fiche de PV après réductions</w:t>
+      </w:r>
+    </w:p>
+    <w:p>
+      <w:pPr>
+        <w:pStyle w:val="ListBullet"/>
+        <w:ind w:left="283"/>
+      </w:pPr>
+      <w:r>
+        <w:t>Exemple : "Le défenseur subit 3 blessures"</w:t>
+      </w:r>
+    </w:p>
+    <w:p>
+      <w:r>
+        <w:t>Flux de résolution : De l'attaque à la blessure</w:t>
+      </w:r>
+    </w:p>
+    <w:p>
+      <w:r>
+        <w:t>Lorsqu'une attaque inflige des dégâts :</w:t>
+      </w:r>
+    </w:p>
+    <w:p>
+      <w:pPr>
+        <w:pStyle w:val="ListNumber"/>
+        <w:ind w:left="283"/>
+      </w:pPr>
+      <w:r>
+        <w:t>Calcul des dégâts bruts (Code + Intensité + Marge + modificateurs)</w:t>
+      </w:r>
+    </w:p>
+    <w:p>
+      <w:pPr>
+        <w:pStyle w:val="ListNumber"/>
+        <w:ind w:left="283"/>
+      </w:pPr>
+      <w:r>
+        <w:t>Nature des dégâts (normaux, aggravés, ou non-létaux)</w:t>
+      </w:r>
+    </w:p>
+    <w:p>
+      <w:pPr>
+        <w:pStyle w:val="ListNumber"/>
+        <w:ind w:left="283"/>
+      </w:pPr>
+      <w:r>
+        <w:t>Réduction : Armure (soustraction du PA, sauf mention contraire)</w:t>
+      </w:r>
+    </w:p>
+    <w:p>
+      <w:pPr>
+        <w:pStyle w:val="ListNumber"/>
+        <w:ind w:left="283"/>
+      </w:pPr>
+      <w:r>
+        <w:t>Réduction : Résilience (division, arrondi inférieur)</w:t>
+      </w:r>
+    </w:p>
+    <w:p>
+      <w:pPr>
+        <w:pStyle w:val="ListNumber"/>
+        <w:ind w:left="283"/>
+      </w:pPr>
+      <w:r>
+        <w:t>Blessures finales : Le défenseur subit X blessures (marquées sur la</w:t>
+      </w:r>
+    </w:p>
+    <w:p>
+      <w:r>
+        <w:t>fiche)</w:t>
+      </w:r>
+    </w:p>
+    <w:p>
+      <w:r>
+        <w:t>Exception : Blessures directes</w:t>
+      </w:r>
+    </w:p>
+    <w:p>
+      <w:r>
+        <w:t>Certains effets utilisent directement le verbe "subir" sans mentionner</w:t>
+      </w:r>
+    </w:p>
+    <w:p>
+      <w:r>
+        <w:t>de dégâts :</w:t>
+      </w:r>
+    </w:p>
+    <w:p>
+      <w:pPr>
+        <w:pStyle w:val="ListBullet"/>
+        <w:ind w:left="283"/>
+      </w:pPr>
+      <w:r>
+        <w:t>Aucune réduction (ni PA, ni Résilience)</w:t>
+      </w:r>
+    </w:p>
+    <w:p>
+      <w:pPr>
+        <w:pStyle w:val="ListBullet"/>
+        <w:ind w:left="283"/>
+      </w:pPr>
+      <w:r>
+        <w:t>Marquées immédiatement sur la fiche</w:t>
+      </w:r>
+    </w:p>
+    <w:p>
+      <w:r>
+        <w:t>Indicateur clé : Si le texte dit "subit des blessures" sans mentionner</w:t>
+      </w:r>
+    </w:p>
+    <w:p>
+      <w:r>
+        <w:t>"inflige des dégâts" au préalable, c'est direct.</w:t>
+      </w:r>
+    </w:p>
+    <w:p>
+      <w:r>
+        <w:t>Natures de dégâts et blessures</w:t>
+      </w:r>
+    </w:p>
+    <w:p>
+      <w:r>
+        <w:t>Dégâts normaux conduisent à des Blessures létales (X)</w:t>
+      </w:r>
+    </w:p>
+    <w:p>
+      <w:pPr>
+        <w:pStyle w:val="ListBullet"/>
+        <w:ind w:left="283"/>
+      </w:pPr>
+      <w:r>
+        <w:t>Guérissent naturellement (1 par jour)</w:t>
+      </w:r>
+    </w:p>
+    <w:p>
+      <w:r>
+        <w:t>Dégâts aggravés conduisent à des Blessures aggravées (⭙)</w:t>
+      </w:r>
+    </w:p>
+    <w:p>
+      <w:pPr>
+        <w:pStyle w:val="ListBullet"/>
+        <w:ind w:left="283"/>
+      </w:pPr>
+      <w:r>
+        <w:t>Ne guérissent jamais naturellement</w:t>
+      </w:r>
+    </w:p>
+    <w:p>
+      <w:pPr>
+        <w:pStyle w:val="ListBullet"/>
+        <w:ind w:left="283"/>
+      </w:pPr>
+      <w:r>
+        <w:t xml:space="preserve">Nécessitent </w:t>
+      </w:r>
+      <w:r>
+        <w:rPr>
+          <w:color w:val="2B6CB0"/>
+        </w:rPr>
+        <w:t>intervention divine</w:t>
+      </w:r>
+      <w:r>
+        <w:t xml:space="preserve"> ou démoniaque</w:t>
+      </w:r>
+    </w:p>
+    <w:p>
+      <w:r>
+        <w:t>Dégâts non-létaux conduisent à des Blessures non-létales (/)</w:t>
+      </w:r>
+    </w:p>
+    <w:p>
+      <w:pPr>
+        <w:pStyle w:val="ListBullet"/>
+        <w:ind w:left="283"/>
+      </w:pPr>
+      <w:r>
+        <w:t>Guérissent rapidement (1 par heure de repos)</w:t>
+      </w:r>
+    </w:p>
+    <w:p>
+      <w:r>
+        <w:t>Règle d'arrondi</w:t>
+      </w:r>
+    </w:p>
+    <w:p>
+      <w:r>
+        <w:t>L'arrondi est toujours favorable au personnage actif. Ainsi les dégâts</w:t>
+      </w:r>
+    </w:p>
+    <w:p>
+      <w:r>
+        <w:t>infligés par un personnage sont arrondis au supérieur (favorable à</w:t>
+      </w:r>
+    </w:p>
+    <w:p>
+      <w:r>
+        <w:t>l'attaquant) alors que lors de la division des dégâts par la</w:t>
+      </w:r>
+    </w:p>
+    <w:p>
+      <w:r>
+        <w:t>Résilience, l'arrondi se fait toujours à l'inférieur (favorable au</w:t>
+      </w:r>
+    </w:p>
+    <w:p>
+      <w:r>
+        <w:t>défenseur).</w:t>
+      </w:r>
+    </w:p>
+    <w:p>
+      <w:r>
+        <w:t xml:space="preserve">Exemple : Azrael active son aura de sainteté qui </w:t>
+      </w:r>
+      <w:r>
+        <w:rPr>
+          <w:b/>
+        </w:rPr>
+        <w:t>inflige</w:t>
+      </w:r>
+      <w:r>
+        <w:t xml:space="preserve"> Rang hiérarchique x </w:t>
+      </w:r>
+      <w:r>
+        <w:rPr>
+          <w:color w:val="2B6CB0"/>
+        </w:rPr>
+        <w:t>rang céleste</w:t>
+      </w:r>
+      <w:r>
+        <w:t xml:space="preserve"> /2 dégâts aggravés à toutes les cibles démoniaques au contact. 3×3/2 = 4,5, donc arrondi à 5 dégâts.</w:t>
+      </w:r>
+    </w:p>
+    <w:p>
+      <w:r>
+        <w:t xml:space="preserve">Belphess la démone aux belles fesses est très très au contact et </w:t>
+      </w:r>
+      <w:r>
+        <w:rPr>
+          <w:b/>
+        </w:rPr>
+        <w:t>subit</w:t>
+      </w:r>
+      <w:r>
+        <w:t xml:space="preserve"> donc 5/3=1 blessure aggravée (on arrondit à l'inférieur lors de la division par la résilience). Belphess pousse un gémissement équivoque.</w:t>
+      </w:r>
+    </w:p>
+    <w:p>
+      <w:r>
+        <w:t>Pour les effets bénéfiques (soins, récupération), l'arrondi se fait à</w:t>
+      </w:r>
+    </w:p>
+    <w:p>
+      <w:r>
+        <w:t>l'</w:t>
+      </w:r>
+      <w:r>
+        <w:rPr>
+          <w:color w:val="2B6CB0"/>
+        </w:rPr>
+        <w:t>avantage</w:t>
+      </w:r>
+      <w:r>
+        <w:t xml:space="preserve"> du lanceur.</w:t>
+      </w:r>
+    </w:p>
+    <w:p>
+      <w:pPr>
+        <w:pStyle w:val="Heading1"/>
+      </w:pPr>
+      <w:r>
+        <w:t>POINTS DE VIE</w:t>
+      </w:r>
+    </w:p>
+    <w:p>
+      <w:pPr>
+        <w:pStyle w:val="Heading1"/>
+      </w:pPr>
+      <w:r>
+        <w:t>SYSTÈME DE BLESSURES</w:t>
+      </w:r>
+    </w:p>
+    <w:p>
+      <w:pPr>
+        <w:pStyle w:val="Heading2"/>
+      </w:pPr>
+      <w:r>
+        <w:t>Principe Général</w:t>
+      </w:r>
+    </w:p>
+    <w:p>
+      <w:r>
+        <w:t>Les points de vie (PV) sont déterminés par la caractéristique Vigueur</w:t>
+      </w:r>
+    </w:p>
+    <w:p>
+      <w:r>
+        <w:t xml:space="preserve">selon la formule </w:t>
+      </w:r>
+      <w:r>
+        <w:rPr>
+          <w:b/>
+        </w:rPr>
+        <w:t>VIG x 2 + Taille</w:t>
+      </w:r>
+      <w:r>
+        <w:t>. Un humain dispose donc d'entre 8</w:t>
+      </w:r>
+    </w:p>
+    <w:p>
+      <w:r>
+        <w:t>et 12 PV.</w:t>
+      </w:r>
+    </w:p>
+    <w:p>
+      <w:r>
+        <w:t>Plutôt que de soustraire des points de vie, le système utilise une</w:t>
+      </w:r>
+    </w:p>
+    <w:p>
+      <w:r>
+        <w:rPr>
+          <w:b/>
+        </w:rPr>
+        <w:t>jauge de blessures</w:t>
+      </w:r>
+      <w:r>
+        <w:t xml:space="preserve"> composée d'un nombre de cases égal aux PV</w:t>
+      </w:r>
+    </w:p>
+    <w:p>
+      <w:r>
+        <w:t>maximum du personnage. Les blessures sont cochées de gauche à droite, et</w:t>
+      </w:r>
+    </w:p>
+    <w:p>
+      <w:r>
+        <w:t>leur gravité détermine le type de marque utilisée.</w:t>
+      </w:r>
+    </w:p>
+    <w:p>
+      <w:pPr>
+        <w:pStyle w:val="Heading2"/>
+      </w:pPr>
+      <w:r>
+        <w:t>Types de Blessures</w:t>
+      </w:r>
+    </w:p>
+    <w:p>
+      <w:r>
+        <w:rPr>
+          <w:b/>
+        </w:rPr>
+        <w:t>Blessures Non Létales (/)</w:t>
+      </w:r>
+    </w:p>
+    <w:p>
+      <w:r>
+        <w:rPr>
+          <w:b/>
+        </w:rPr>
+        <w:t>Marquage :</w:t>
+      </w:r>
+      <w:r>
+        <w:t xml:space="preserve"> Simple trait diagonal</w:t>
+      </w:r>
+    </w:p>
+    <w:p>
+      <w:r>
+        <w:rPr>
+          <w:b/>
+        </w:rPr>
+        <w:t>Causes :</w:t>
+      </w:r>
+      <w:r>
+        <w:t xml:space="preserve"> Fatigue extrême, coups assommants, douleur intense,</w:t>
+      </w:r>
+    </w:p>
+    <w:p>
+      <w:r>
+        <w:t>épuisement magique léger</w:t>
+      </w:r>
+    </w:p>
+    <w:p>
+      <w:r>
+        <w:rPr>
+          <w:b/>
+        </w:rPr>
+        <w:t>Restriction :</w:t>
+      </w:r>
+      <w:r>
+        <w:t xml:space="preserve"> Ne peut être cochée que dans une case vide</w:t>
+      </w:r>
+    </w:p>
+    <w:p>
+      <w:r>
+        <w:rPr>
+          <w:b/>
+        </w:rPr>
+        <w:t>Guérison :</w:t>
+      </w:r>
+      <w:r>
+        <w:t xml:space="preserve"> 1 minute par coche (soit 10-15 minutes au total pour se</w:t>
+      </w:r>
+    </w:p>
+    <w:p>
+      <w:r>
+        <w:t>remettre)</w:t>
+      </w:r>
+    </w:p>
+    <w:p>
+      <w:r>
+        <w:rPr>
+          <w:b/>
+        </w:rPr>
+        <w:t>Blessures Létales (X)</w:t>
+      </w:r>
+    </w:p>
+    <w:p>
+      <w:r>
+        <w:rPr>
+          <w:b/>
+        </w:rPr>
+        <w:t>Marquage :</w:t>
+      </w:r>
+      <w:r>
+        <w:t xml:space="preserve"> Croix complète</w:t>
+      </w:r>
+    </w:p>
+    <w:p>
+      <w:r>
+        <w:rPr>
+          <w:b/>
+        </w:rPr>
+        <w:t>Causes :</w:t>
+      </w:r>
+      <w:r>
+        <w:t xml:space="preserve"> Armes tranchantes, balles, feu, acide, la plupart des</w:t>
+      </w:r>
+    </w:p>
+    <w:p>
+      <w:r>
+        <w:t>dégâts de combat</w:t>
+      </w:r>
+    </w:p>
+    <w:p>
+      <w:r>
+        <w:rPr>
+          <w:b/>
+        </w:rPr>
+        <w:t>Upgrade :</w:t>
+      </w:r>
+      <w:r>
+        <w:t xml:space="preserve"> Peut transformer une blessure non létale (/) en blessure</w:t>
+      </w:r>
+    </w:p>
+    <w:p>
+      <w:r>
+        <w:t>létale (X) en complétant la croix</w:t>
+      </w:r>
+    </w:p>
+    <w:p>
+      <w:r>
+        <w:rPr>
+          <w:b/>
+        </w:rPr>
+        <w:t>Guérison :</w:t>
+      </w:r>
+      <w:r>
+        <w:t xml:space="preserve"> 1 semaine par coche (récupération naturelle selon le rang</w:t>
+      </w:r>
+    </w:p>
+    <w:p>
+      <w:r>
+        <w:t>céleste)</w:t>
+      </w:r>
+    </w:p>
+    <w:p>
+      <w:r>
+        <w:rPr>
+          <w:b/>
+        </w:rPr>
+        <w:t>Blessures Aggravées (⭙)</w:t>
+      </w:r>
+    </w:p>
+    <w:p>
+      <w:r>
+        <w:rPr>
+          <w:b/>
+        </w:rPr>
+        <w:t>Marquage :</w:t>
+      </w:r>
+      <w:r>
+        <w:t xml:space="preserve"> Croix entourée</w:t>
+      </w:r>
+    </w:p>
+    <w:p>
+      <w:r>
+        <w:rPr>
+          <w:b/>
+        </w:rPr>
+        <w:t>Causes :</w:t>
+      </w:r>
+    </w:p>
+    <w:p>
+      <w:pPr>
+        <w:pStyle w:val="ListBullet"/>
+        <w:ind w:left="283"/>
+      </w:pPr>
+      <w:r>
+        <w:t>Utilisation de pouvoirs surnaturels coûtant plus de 1 PE</w:t>
+      </w:r>
+    </w:p>
+    <w:p>
+      <w:pPr>
+        <w:pStyle w:val="ListBullet"/>
+        <w:ind w:left="283"/>
+      </w:pPr>
+      <w:r>
+        <w:t>Attaques de créatures particulièrement dangereuses (vampires, démons</w:t>
+      </w:r>
+    </w:p>
+    <w:p>
+      <w:r>
+        <w:t>majeurs)</w:t>
+      </w:r>
+    </w:p>
+    <w:p>
+      <w:pPr>
+        <w:pStyle w:val="ListBullet"/>
+        <w:ind w:left="283"/>
+      </w:pPr>
+      <w:r>
+        <w:t>Armes maudites ou sacrées</w:t>
+      </w:r>
+    </w:p>
+    <w:p>
+      <w:pPr>
+        <w:pStyle w:val="ListBullet"/>
+        <w:ind w:left="283"/>
+      </w:pPr>
+      <w:r>
+        <w:t>Dégâts spirituels directs</w:t>
+      </w:r>
+    </w:p>
+    <w:p>
+      <w:r>
+        <w:rPr>
+          <w:b/>
+        </w:rPr>
+        <w:t>Upgrade :</w:t>
+      </w:r>
+      <w:r>
+        <w:t xml:space="preserve"> Peut transformer n'importe quelle blessure existante</w:t>
+      </w:r>
+    </w:p>
+    <w:p>
+      <w:r>
+        <w:t>\</w:t>
+      </w:r>
+      <w:r>
+        <w:rPr>
           <w:i/>
         </w:rPr>
-        <w:t>[Résilience](../blessures)</w:t>
-      </w:r>
-      <w:r>
-        <w:t>) peut être amélioré deux fois par un Ange de Rang 3,</w:t>
-      </w:r>
-    </w:p>
-    <w:p>
-      <w:r>
-        <w:t xml:space="preserve">atteignant </w:t>
+        <w:t>\</w:t>
+      </w:r>
+      <w:r>
+        <w:t>Ces blessures ne guérissent jamais naturellement. Seule une</w:t>
+      </w:r>
+    </w:p>
+    <w:p>
+      <w:r>
+        <w:t>intervention divine, démoniaque, une capacité surnaturelle ou un pouvoir</w:t>
+      </w:r>
+    </w:p>
+    <w:p>
+      <w:r>
+        <w:t>adapté peut les soigner.\</w:t>
       </w:r>
       <w:r>
         <w:rPr>
           <w:i/>
         </w:rPr>
-        <w:t>Résilience 3</w:t>
-      </w:r>
-      <w:r>
-        <w:t>.</w:t>
-      </w:r>
-    </w:p>
-    <w:p>
-      <w:pPr>
-        <w:pStyle w:val="ListBullet"/>
-        <w:ind w:left="283"/>
-      </w:pPr>
-      <w:r>
-        <w:rPr>
-          <w:b/>
-        </w:rPr>
-        <w:t>Exemple 2 :</w:t>
-      </w:r>
-      <w:r>
-        <w:t xml:space="preserve"> Un pouvoir avec un prérequis de Rang 2 (comme *Feu</w:t>
-      </w:r>
-    </w:p>
-    <w:p>
-      <w:r>
-        <w:t>Ardent*) peut être amélioré une seule fois par un Ange de Rang 3,</w:t>
-      </w:r>
-    </w:p>
-    <w:p>
-      <w:r>
-        <w:t xml:space="preserve">atteignant </w:t>
-      </w:r>
-      <w:r>
-        <w:rPr>
-          <w:i/>
-        </w:rPr>
-        <w:t>Feu Ardent 2</w:t>
-      </w:r>
-      <w:r>
-        <w:t>.</w:t>
-      </w:r>
-    </w:p>
-    <w:p>
-      <w:pPr>
-        <w:pStyle w:val="ListBullet"/>
-        <w:ind w:left="283"/>
-      </w:pPr>
-      <w:r>
-        <w:rPr>
-          <w:b/>
-        </w:rPr>
-        <w:t>Exemple 3 :</w:t>
-      </w:r>
-      <w:r>
-        <w:t xml:space="preserve"> Un pouvoir avec un prérequis de Rang 3 (comme</w:t>
-      </w:r>
-    </w:p>
-    <w:p>
-      <w:r>
-        <w:rPr>
-          <w:i/>
-        </w:rPr>
-        <w:t>Châtiment</w:t>
-      </w:r>
-      <w:r>
-        <w:t>) ne peut pas être amélioré au-delà du Rang 3 par un</w:t>
-      </w:r>
-    </w:p>
-    <w:p>
-      <w:r>
-        <w:t>Ange de Rang 3.</w:t>
-      </w:r>
-    </w:p>
-    <w:p>
-      <w:pPr>
-        <w:pStyle w:val="Heading2"/>
-      </w:pPr>
-      <w:r>
-        <w:t>Règles de spécifiques aux Pouvoirs</w:t>
-      </w:r>
-    </w:p>
-    <w:p>
-      <w:r>
-        <w:rPr>
-          <w:b/>
-        </w:rPr>
-        <w:t>Légende des Types</w:t>
-      </w:r>
-    </w:p>
-    <w:p>
-      <w:pPr>
-        <w:pStyle w:val="ListBullet"/>
-        <w:ind w:left="283"/>
-      </w:pPr>
-      <w:r>
-        <w:rPr>
-          <w:b/>
-        </w:rPr>
-        <w:t>Instantané :</w:t>
-      </w:r>
-      <w:r>
-        <w:t xml:space="preserve"> Effet immédiat, pas de durée</w:t>
-      </w:r>
-    </w:p>
-    <w:p>
-      <w:pPr>
-        <w:pStyle w:val="ListBullet"/>
-        <w:ind w:left="283"/>
-      </w:pPr>
-      <w:r>
-        <w:rPr>
-          <w:b/>
-        </w:rPr>
-        <w:t>Concentration :</w:t>
-      </w:r>
-      <w:r>
-        <w:t xml:space="preserve"> Coût initial + coût par tour, se brise si</w:t>
-      </w:r>
-    </w:p>
-    <w:p>
-      <w:r>
-        <w:t>perturbé</w:t>
-      </w:r>
-    </w:p>
-    <w:p>
-      <w:pPr>
-        <w:pStyle w:val="ListBullet"/>
-        <w:ind w:left="283"/>
-      </w:pPr>
-      <w:r>
-        <w:rPr>
-          <w:b/>
-        </w:rPr>
-        <w:t>Durée fixe :</w:t>
-      </w:r>
-      <w:r>
-        <w:t xml:space="preserve"> Maximum 3 tours automatiques</w:t>
-      </w:r>
-    </w:p>
-    <w:p>
-      <w:pPr>
-        <w:pStyle w:val="ListBullet"/>
-        <w:ind w:left="283"/>
-      </w:pPr>
-      <w:r>
-        <w:rPr>
-          <w:b/>
-        </w:rPr>
-        <w:t>Permanent :</w:t>
-      </w:r>
-      <w:r>
-        <w:t xml:space="preserve"> Effet durable jusqu'à condition spéciale</w:t>
-      </w:r>
-    </w:p>
-    <w:p>
-      <w:pPr>
-        <w:pStyle w:val="ListBullet"/>
-        <w:ind w:left="283"/>
-      </w:pPr>
-      <w:r>
-        <w:rPr>
-          <w:b/>
-        </w:rPr>
-        <w:t>Scène entière :</w:t>
-      </w:r>
-      <w:r>
-        <w:t xml:space="preserve"> Dure toute la scène/rencontre</w:t>
-      </w:r>
-    </w:p>
-    <w:p>
-      <w:pPr>
-        <w:pStyle w:val="ListBullet"/>
-        <w:ind w:left="283"/>
-      </w:pPr>
-      <w:r>
-        <w:rPr>
-          <w:b/>
-        </w:rPr>
-        <w:t>Passif permanent :</w:t>
-      </w:r>
-      <w:r>
-        <w:t xml:space="preserve"> Toujours actif</w:t>
-      </w:r>
-    </w:p>
-    <w:p>
-      <w:r>
-        <w:rPr>
-          <w:b/>
-        </w:rPr>
-        <w:t>Mécaniques</w:t>
-      </w:r>
-    </w:p>
-    <w:p>
-      <w:pPr>
-        <w:pStyle w:val="ListBullet"/>
-        <w:ind w:left="283"/>
-      </w:pPr>
-      <w:r>
-        <w:rPr>
-          <w:b/>
-        </w:rPr>
-        <w:t>PE :</w:t>
-      </w:r>
-      <w:r>
-        <w:t xml:space="preserve"> </w:t>
-      </w:r>
-      <w:r>
-        <w:rPr>
-          <w:color w:val="2B6CB0"/>
-        </w:rPr>
-        <w:t>Points d'Énergie</w:t>
-      </w:r>
-    </w:p>
-    <w:p>
-      <w:pPr>
-        <w:pStyle w:val="ListBullet"/>
-        <w:ind w:left="283"/>
-      </w:pPr>
-      <w:r>
-        <w:rPr>
-          <w:b/>
-        </w:rPr>
-        <w:t>Intensité :</w:t>
-      </w:r>
-      <w:r>
-        <w:t xml:space="preserve"> Résultat du </w:t>
-      </w:r>
-      <w:r>
-        <w:rPr>
-          <w:color w:val="2B6CB0"/>
-        </w:rPr>
-        <w:t>dé rouge</w:t>
-      </w:r>
-      <w:r>
-        <w:t xml:space="preserve"> + </w:t>
-      </w:r>
-      <w:r>
-        <w:rPr>
-          <w:color w:val="2B6CB0"/>
-        </w:rPr>
-        <w:t>marge de réussite</w:t>
-      </w:r>
-    </w:p>
-    <w:p>
-      <w:pPr>
-        <w:pStyle w:val="ListBullet"/>
-        <w:ind w:left="283"/>
-      </w:pPr>
-      <w:r>
-        <w:rPr>
-          <w:b/>
-        </w:rPr>
-        <w:t>Dé explosif :</w:t>
-      </w:r>
-      <w:r>
-        <w:t xml:space="preserve"> Le </w:t>
-      </w:r>
-      <w:r>
-        <w:rPr>
-          <w:color w:val="2B6CB0"/>
-        </w:rPr>
-        <w:t>dé d'intensité</w:t>
-      </w:r>
-      <w:r>
-        <w:t xml:space="preserve"> explose sur un 6 (relance et</w:t>
-      </w:r>
-    </w:p>
-    <w:p>
-      <w:r>
-        <w:t>additionne)</w:t>
-      </w:r>
-    </w:p>
-    <w:p>
-      <w:pPr>
-        <w:pStyle w:val="ListBullet"/>
-        <w:ind w:left="283"/>
-      </w:pPr>
-      <w:r>
-        <w:rPr>
-          <w:b/>
-        </w:rPr>
-        <w:t>Non-réductible :</w:t>
-      </w:r>
-      <w:r>
-        <w:t xml:space="preserve"> Ne peut être réduit par l'armure ou la</w:t>
-      </w:r>
-    </w:p>
-    <w:p>
-      <w:r>
-        <w:t>résistance physique</w:t>
-      </w:r>
-    </w:p>
-    <w:p>
-      <w:pPr>
-        <w:pStyle w:val="ListBullet"/>
-        <w:ind w:left="283"/>
-      </w:pPr>
-      <w:r>
-        <w:rPr>
-          <w:b/>
-        </w:rPr>
-        <w:t>Concentration :</w:t>
-      </w:r>
-      <w:r>
-        <w:t xml:space="preserve"> Coût initial + coût par tour. Maintenir un pouvoir au-delà du tour de lancement requiert d'adopter la </w:t>
-      </w:r>
-      <w:r>
-        <w:rPr>
-          <w:color w:val="2B6CB0"/>
-        </w:rPr>
-        <w:t>posture de Concentration</w:t>
-      </w:r>
-      <w:r>
-        <w:t>, avec les contreparties qu'elle implique.</w:t>
-      </w:r>
-    </w:p>
-    <w:p>
-      <w:pPr>
-        <w:pStyle w:val="ListBullet"/>
-        <w:ind w:left="283"/>
-      </w:pPr>
-      <w:r>
-        <w:rPr>
-          <w:b/>
-        </w:rPr>
-        <w:t>Durée fixe :</w:t>
-      </w:r>
-      <w:r>
-        <w:t xml:space="preserve"> Exactement 3 tours puis dissipation automatique.</w:t>
-      </w:r>
-    </w:p>
-    <w:p>
-      <w:r>
-        <w:t>Prolongation = nouveau jet + nouveau coût</w:t>
-      </w:r>
-    </w:p>
-    <w:p>
-      <w:pPr>
-        <w:pStyle w:val="ListBullet"/>
-        <w:ind w:left="283"/>
-      </w:pPr>
-      <w:r>
-        <w:rPr>
-          <w:b/>
-        </w:rPr>
-        <w:t>Couper un pouvoir :</w:t>
-      </w:r>
-      <w:r>
-        <w:t xml:space="preserve"> </w:t>
-      </w:r>
-      <w:r>
-        <w:rPr>
-          <w:color w:val="2B6CB0"/>
-        </w:rPr>
-        <w:t>Action gratuite</w:t>
-      </w:r>
-      <w:r>
-        <w:t>, peut être fait à tout</w:t>
-      </w:r>
-    </w:p>
-    <w:p>
-      <w:r>
-        <w:t>moment</w:t>
-      </w:r>
-    </w:p>
-    <w:p>
-      <w:pPr>
-        <w:pStyle w:val="ListBullet"/>
-        <w:ind w:left="283"/>
-      </w:pPr>
-      <w:r>
-        <w:rPr>
-          <w:b/>
-        </w:rPr>
-        <w:t>Contrôle mental/Possession :</w:t>
-      </w:r>
-      <w:r>
-        <w:t xml:space="preserve"> Le contrôleur ne dispose toujours que d'une </w:t>
-      </w:r>
-      <w:r>
-        <w:rPr>
-          <w:color w:val="2B6CB0"/>
-        </w:rPr>
-        <w:t>Action Complexe</w:t>
-      </w:r>
-      <w:r>
-        <w:t xml:space="preserve"> et d'une </w:t>
-      </w:r>
-      <w:r>
-        <w:rPr>
-          <w:color w:val="2B6CB0"/>
-        </w:rPr>
-        <w:t>Action Simple</w:t>
-      </w:r>
-      <w:r>
-        <w:t xml:space="preserve"> par tour, à répartir entre son hôte et ses cibles contrôlées.</w:t>
-      </w:r>
-    </w:p>
-    <w:p>
-      <w:pPr>
-        <w:pStyle w:val="ListBullet"/>
-        <w:ind w:left="283"/>
-      </w:pPr>
-      <w:r>
-        <w:t>Certains pouvoir précisent que le lanceur subit une ou plusieurs</w:t>
-      </w:r>
-    </w:p>
-    <w:p>
-      <w:r>
-        <w:t>blessures aggravées. Ces blessures aggravées sont infligées</w:t>
-      </w:r>
-    </w:p>
-    <w:p>
-      <w:r>
-        <w:t>directement (le personnage les subit), elles ne passent pas par</w:t>
-      </w:r>
-    </w:p>
-    <w:p>
-      <w:r>
-        <w:t>les réductions de PA ou Résilience. C'est le prix à payer pour</w:t>
-      </w:r>
-    </w:p>
-    <w:p>
-      <w:r>
-        <w:t>utiliser une puissance qui dépasse les limites naturelles du</w:t>
-      </w:r>
-    </w:p>
-    <w:p>
-      <w:r>
-        <w:t>corps.</w:t>
-      </w:r>
-    </w:p>
-    <w:p>
-      <w:r>
-        <w:rPr>
-          <w:b/>
-        </w:rPr>
-        <w:t>Interactions entre Pouvoirs</w:t>
-      </w:r>
-    </w:p>
-    <w:p>
-      <w:pPr>
-        <w:pStyle w:val="ListBullet"/>
-        <w:ind w:left="283"/>
-      </w:pPr>
-      <w:r>
-        <w:t xml:space="preserve">Il est normalement impossible de maintenir sa </w:t>
-      </w:r>
-      <w:r>
-        <w:rPr>
-          <w:b/>
-        </w:rPr>
-        <w:t>concentration</w:t>
-      </w:r>
-      <w:r>
-        <w:t xml:space="preserve"> sur</w:t>
-      </w:r>
-    </w:p>
-    <w:p>
-      <w:r>
-        <w:t>plus d'un pouvoir à la fois,</w:t>
-      </w:r>
-    </w:p>
-    <w:p>
-      <w:pPr>
-        <w:pStyle w:val="ListBullet"/>
-        <w:ind w:left="283"/>
-      </w:pPr>
-      <w:r>
-        <w:t xml:space="preserve">Les pouvoirs de </w:t>
-      </w:r>
-      <w:r>
-        <w:rPr>
-          <w:b/>
-        </w:rPr>
-        <w:t>durée fixe</w:t>
-      </w:r>
-      <w:r>
-        <w:t xml:space="preserve"> ne nécessitent pas d'attention une</w:t>
-      </w:r>
-    </w:p>
-    <w:p>
-      <w:r>
-        <w:t>fois lancés,</w:t>
-      </w:r>
-    </w:p>
-    <w:p>
-      <w:pPr>
-        <w:pStyle w:val="ListBullet"/>
-        <w:ind w:left="283"/>
-      </w:pPr>
-      <w:r>
-        <w:t xml:space="preserve">Les effets </w:t>
-      </w:r>
-      <w:r>
-        <w:rPr>
-          <w:b/>
-        </w:rPr>
-        <w:t>permanents</w:t>
-      </w:r>
-      <w:r>
-        <w:t xml:space="preserve"> persistent jusqu'à dissipation active ou</w:t>
-      </w:r>
-    </w:p>
-    <w:p>
-      <w:r>
-        <w:t>condition spéciale,</w:t>
-      </w:r>
-    </w:p>
-    <w:p>
-      <w:pPr>
-        <w:pStyle w:val="ListBullet"/>
-        <w:ind w:left="283"/>
-      </w:pPr>
-      <w:r>
-        <w:rPr>
-          <w:b/>
-        </w:rPr>
-        <w:t>Prolonger un pouvoir :</w:t>
-      </w:r>
-      <w:r>
-        <w:t xml:space="preserve"> Nouveau jet de pouvoir + dépense complète</w:t>
-      </w:r>
-    </w:p>
-    <w:p>
-      <w:r>
-        <w:t>des PE au tour 4, 7, 10, etc.</w:t>
-      </w:r>
-    </w:p>
-    <w:p>
-      <w:pPr>
-        <w:pStyle w:val="ListBullet"/>
-        <w:ind w:left="283"/>
-      </w:pPr>
-      <w:r>
-        <w:rPr>
-          <w:b/>
-        </w:rPr>
-        <w:t>Arrêter un pouvoir de concentration :</w:t>
-      </w:r>
-      <w:r>
-        <w:t xml:space="preserve"> Action gratuite, effet immédiat.</w:t>
-      </w:r>
-    </w:p>
-    <w:p>
-      <w:pPr>
-        <w:pStyle w:val="Heading2"/>
-      </w:pPr>
-      <w:r>
-        <w:t>Exemples Pratiques</w:t>
-      </w:r>
-    </w:p>
-    <w:p>
-      <w:r>
-        <w:rPr>
-          <w:b/>
-        </w:rPr>
-        <w:t>Résilience X</w:t>
-      </w:r>
-    </w:p>
-    <w:p>
-      <w:pPr>
-        <w:pStyle w:val="ListBullet"/>
-        <w:ind w:left="283"/>
-      </w:pPr>
-      <w:r>
-        <w:rPr>
-          <w:b/>
-        </w:rPr>
-        <w:t>Prérequis :</w:t>
-      </w:r>
-      <w:r>
-        <w:t xml:space="preserve"> Rang 1</w:t>
-      </w:r>
-    </w:p>
-    <w:p>
-      <w:pPr>
-        <w:pStyle w:val="ListBullet"/>
-        <w:ind w:left="283"/>
-      </w:pPr>
-      <w:r>
-        <w:rPr>
-          <w:b/>
-        </w:rPr>
-        <w:t>Type :</w:t>
-      </w:r>
-      <w:r>
-        <w:t xml:space="preserve"> Passif, Permanent</w:t>
-      </w:r>
-    </w:p>
-    <w:p>
-      <w:pPr>
-        <w:pStyle w:val="ListBullet"/>
-        <w:ind w:left="283"/>
-      </w:pPr>
-      <w:r>
-        <w:rPr>
-          <w:b/>
-        </w:rPr>
-        <w:t>Effet :</w:t>
-      </w:r>
-      <w:r>
-        <w:t xml:space="preserve"> Divise tous les dégâts subis par X</w:t>
-      </w:r>
-    </w:p>
-    <w:p>
-      <w:pPr>
-        <w:pStyle w:val="ListBullet"/>
-        <w:ind w:left="283"/>
-      </w:pPr>
-      <w:r>
-        <w:rPr>
-          <w:b/>
-        </w:rPr>
-        <w:t>Pouvoir automatique</w:t>
-      </w:r>
-      <w:r>
-        <w:t xml:space="preserve"> pour tous les anges et démons incarnés.</w:t>
-      </w:r>
-    </w:p>
-    <w:p>
-      <w:r>
-        <w:rPr>
-          <w:b/>
-        </w:rPr>
-        <w:t>Calculs :</w:t>
-      </w:r>
-    </w:p>
-    <w:p>
-      <w:pPr>
-        <w:pStyle w:val="ListBullet"/>
-        <w:ind w:left="283"/>
-      </w:pPr>
-      <w:r>
-        <w:t xml:space="preserve">Ange Rang 3 : Niveau maximum = 3 - 1 + 1 = </w:t>
-      </w:r>
-      <w:r>
-        <w:rPr>
-          <w:b/>
-        </w:rPr>
-        <w:t>3</w:t>
-      </w:r>
-      <w:r>
-        <w:t xml:space="preserve"> → Résilience 3</w:t>
-      </w:r>
-    </w:p>
-    <w:p>
-      <w:pPr>
-        <w:pStyle w:val="ListBullet"/>
-        <w:ind w:left="283"/>
-      </w:pPr>
-      <w:r>
-        <w:t xml:space="preserve">Archange Rang 4 : Niveau maximum = 4 - 1 + 1 = </w:t>
-      </w:r>
-      <w:r>
-        <w:rPr>
-          <w:b/>
-        </w:rPr>
-        <w:t>4</w:t>
-      </w:r>
-      <w:r>
-        <w:t xml:space="preserve"> → Résilience 4</w:t>
-      </w:r>
-    </w:p>
-    <w:p>
-      <w:pPr>
-        <w:pStyle w:val="ListBullet"/>
-        <w:ind w:left="283"/>
-      </w:pPr>
-      <w:r>
-        <w:t xml:space="preserve">Humain Rang 1 : Niveau maximum = 1 - 1 + 1 = </w:t>
-      </w:r>
-      <w:r>
-        <w:rPr>
-          <w:b/>
-        </w:rPr>
-        <w:t>1</w:t>
-      </w:r>
-      <w:r>
-        <w:t xml:space="preserve"> → Résilience 1</w:t>
-      </w:r>
-    </w:p>
-    <w:p>
-      <w:r>
-        <w:t>(sans effet pratique)</w:t>
-      </w:r>
-    </w:p>
-    <w:p>
-      <w:r>
-        <w:rPr>
-          <w:b/>
-        </w:rPr>
-        <w:t>Feu Ardent X</w:t>
-      </w:r>
-    </w:p>
-    <w:p>
-      <w:pPr>
-        <w:pStyle w:val="ListBullet"/>
-        <w:ind w:left="283"/>
-      </w:pPr>
-      <w:r>
-        <w:rPr>
-          <w:b/>
-        </w:rPr>
-        <w:t>Prérequis :</w:t>
-      </w:r>
-      <w:r>
-        <w:t xml:space="preserve"> Rang 2</w:t>
-      </w:r>
-    </w:p>
-    <w:p>
-      <w:pPr>
-        <w:pStyle w:val="ListBullet"/>
-        <w:ind w:left="283"/>
-      </w:pPr>
-      <w:r>
-        <w:rPr>
-          <w:b/>
-        </w:rPr>
-        <w:t>Type :</w:t>
-      </w:r>
-      <w:r>
-        <w:t xml:space="preserve"> Actif, Durée 3 tours</w:t>
-      </w:r>
-    </w:p>
-    <w:p>
-      <w:pPr>
-        <w:pStyle w:val="ListBullet"/>
-        <w:ind w:left="283"/>
-      </w:pPr>
-      <w:r>
-        <w:rPr>
-          <w:b/>
-        </w:rPr>
-        <w:t>Effet :</w:t>
-      </w:r>
-      <w:r>
-        <w:t xml:space="preserve"> Génère une aura de feu qui consume les adversaires</w:t>
-      </w:r>
-    </w:p>
-    <w:p>
-      <w:r>
-        <w:t>proches</w:t>
-      </w:r>
-    </w:p>
-    <w:p>
-      <w:r>
-        <w:rPr>
-          <w:b/>
-        </w:rPr>
-        <w:t>Calculs :</w:t>
-      </w:r>
-    </w:p>
-    <w:p>
-      <w:pPr>
-        <w:pStyle w:val="ListBullet"/>
-        <w:ind w:left="283"/>
-      </w:pPr>
-      <w:r>
-        <w:t xml:space="preserve">Ange Rang 3 : Niveau maximum = 3 - 2 + 1 = </w:t>
-      </w:r>
-      <w:r>
-        <w:rPr>
-          <w:b/>
-        </w:rPr>
-        <w:t>2</w:t>
-      </w:r>
-      <w:r>
-        <w:t xml:space="preserve"> → Feu Ardent 2</w:t>
-      </w:r>
-    </w:p>
-    <w:p>
-      <w:pPr>
-        <w:pStyle w:val="ListBullet"/>
-        <w:ind w:left="283"/>
-      </w:pPr>
-      <w:r>
-        <w:t>Démon Rang 3 : Feu Ardent 3 impossible (3 + 2 - 1 = 4 &gt; 3)</w:t>
-      </w:r>
-    </w:p>
-    <w:p>
-      <w:pPr>
-        <w:pStyle w:val="ListBullet"/>
-        <w:ind w:left="283"/>
-      </w:pPr>
-      <w:r>
-        <w:t xml:space="preserve">Archange Rang 4 : Niveau maximum = 4 - 2 + 1 = </w:t>
-      </w:r>
-      <w:r>
-        <w:rPr>
-          <w:b/>
-        </w:rPr>
-        <w:t>3</w:t>
-      </w:r>
-      <w:r>
-        <w:t xml:space="preserve"> → Feu Ardent 3</w:t>
-      </w:r>
-    </w:p>
-    <w:p>
-      <w:r>
-        <w:rPr>
-          <w:b/>
-        </w:rPr>
-        <w:t>Rapidité Céleste X</w:t>
-      </w:r>
-    </w:p>
-    <w:p>
-      <w:pPr>
-        <w:pStyle w:val="ListBullet"/>
-        <w:ind w:left="283"/>
-      </w:pPr>
-      <w:r>
-        <w:rPr>
-          <w:b/>
-        </w:rPr>
-        <w:t>Prérequis :</w:t>
-      </w:r>
-      <w:r>
-        <w:t xml:space="preserve"> Rang 3</w:t>
-      </w:r>
-    </w:p>
-    <w:p>
-      <w:pPr>
-        <w:pStyle w:val="ListBullet"/>
-        <w:ind w:left="283"/>
-      </w:pPr>
-      <w:r>
-        <w:rPr>
-          <w:b/>
-        </w:rPr>
-        <w:t>Type :</w:t>
-      </w:r>
-      <w:r>
-        <w:t xml:space="preserve"> Passif</w:t>
-      </w:r>
-    </w:p>
-    <w:p>
-      <w:pPr>
-        <w:pStyle w:val="ListBullet"/>
-        <w:ind w:left="283"/>
-      </w:pPr>
-      <w:r>
-        <w:rPr>
-          <w:b/>
-        </w:rPr>
-        <w:t>Effet :</w:t>
-      </w:r>
-      <w:r>
-        <w:t xml:space="preserve"> Bonus d'</w:t>
-      </w:r>
-      <w:r>
-        <w:rPr>
-          <w:color w:val="2B6CB0"/>
-        </w:rPr>
-        <w:t>initiative</w:t>
-      </w:r>
-      <w:r>
-        <w:t xml:space="preserve"> et d'actions</w:t>
-      </w:r>
-    </w:p>
-    <w:p>
-      <w:r>
-        <w:rPr>
-          <w:b/>
-        </w:rPr>
-        <w:t>Calculs :</w:t>
-      </w:r>
-    </w:p>
-    <w:p>
-      <w:pPr>
-        <w:pStyle w:val="ListBullet"/>
-        <w:ind w:left="283"/>
-      </w:pPr>
-      <w:r>
-        <w:t xml:space="preserve">Ange Rang 3 : Niveau maximum = 3 - 3 + 1 = </w:t>
-      </w:r>
-      <w:r>
-        <w:rPr>
-          <w:b/>
-        </w:rPr>
-        <w:t>1</w:t>
-      </w:r>
-      <w:r>
-        <w:t xml:space="preserve"> → Rapidité Céleste</w:t>
-      </w:r>
-    </w:p>
-    <w:p>
-      <w:r>
-        <w:t>1</w:t>
-      </w:r>
-    </w:p>
-    <w:p>
-      <w:pPr>
-        <w:pStyle w:val="ListBullet"/>
-        <w:ind w:left="283"/>
-      </w:pPr>
-      <w:r>
-        <w:t xml:space="preserve">Archange Rang 4 : Niveau maximum = 4 - 3 + 1 = </w:t>
-      </w:r>
-      <w:r>
-        <w:rPr>
-          <w:b/>
-        </w:rPr>
-        <w:t>2</w:t>
-      </w:r>
-      <w:r>
-        <w:t xml:space="preserve"> → Rapidité</w:t>
-      </w:r>
-    </w:p>
-    <w:p>
-      <w:r>
-        <w:t>Céleste 2</w:t>
-      </w:r>
-    </w:p>
-    <w:p>
-      <w:pPr>
-        <w:pStyle w:val="ListBullet"/>
-        <w:ind w:left="283"/>
-      </w:pPr>
-      <w:r>
-        <w:t>Ange Rang 2 : Pouvoir inaccessible (rang insuffisant)</w:t>
-      </w:r>
-    </w:p>
-    <w:p>
-      <w:r>
-        <w:t>*Note : Les armes sacrées, magiques ou maudites conservent leurs effets</w:t>
-      </w:r>
-    </w:p>
-    <w:p>
-      <w:r>
-        <w:t>spéciaux pour pénétrer ou contourner certaines défenses, indépendamment</w:t>
-      </w:r>
-    </w:p>
-    <w:p>
-      <w:r>
-        <w:t>du niveau de Résilience.*</w:t>
-      </w:r>
-    </w:p>
-    <w:p>
-      <w:r>
-        <w:br w:type="page"/>
-      </w:r>
-    </w:p>
-    <w:p>
-      <w:pPr>
-        <w:pStyle w:val="Heading1"/>
-      </w:pPr>
-      <w:r>
-        <w:t>DÉGÂTS ET BLESSURES</w:t>
-      </w:r>
-    </w:p>
-    <w:p>
-      <w:r>
-        <w:t>Terminologie : INFLIGER vs SUBIR</w:t>
-      </w:r>
-    </w:p>
-    <w:p>
-      <w:r>
-        <w:t>Pour éviter toute confusion, le jeu utilise une terminologie stricte :</w:t>
-      </w:r>
-    </w:p>
-    <w:p>
-      <w:r>
-        <w:t>On INFLIGE des dégâts (actif, offensif)</w:t>
-      </w:r>
-    </w:p>
-    <w:p>
-      <w:pPr>
-        <w:pStyle w:val="ListBullet"/>
-        <w:ind w:left="283"/>
-      </w:pPr>
-      <w:r>
-        <w:t>Les dégâts sont le montant brut avant réductions</w:t>
-      </w:r>
-    </w:p>
-    <w:p>
-      <w:pPr>
-        <w:pStyle w:val="ListBullet"/>
-        <w:ind w:left="283"/>
-      </w:pPr>
-      <w:r>
-        <w:t>Exemple : "Cette attaque inflige 10 dégâts"</w:t>
-      </w:r>
-    </w:p>
-    <w:p>
-      <w:r>
-        <w:t>On SUBIT des blessures (passif, résultat final)</w:t>
-      </w:r>
-    </w:p>
-    <w:p>
-      <w:pPr>
-        <w:pStyle w:val="ListBullet"/>
-        <w:ind w:left="283"/>
-      </w:pPr>
-      <w:r>
-        <w:t>Les blessures sont marquées sur la fiche de PV après réductions</w:t>
-      </w:r>
-    </w:p>
-    <w:p>
-      <w:pPr>
-        <w:pStyle w:val="ListBullet"/>
-        <w:ind w:left="283"/>
-      </w:pPr>
-      <w:r>
-        <w:t>Exemple : "Le défenseur subit 3 blessures"</w:t>
-      </w:r>
-    </w:p>
-    <w:p>
-      <w:r>
-        <w:t>Flux de résolution : De l'attaque à la blessure</w:t>
-      </w:r>
-    </w:p>
-    <w:p>
-      <w:r>
-        <w:t>Lorsqu'une attaque inflige des dégâts :</w:t>
-      </w:r>
-    </w:p>
-    <w:p>
-      <w:pPr>
-        <w:pStyle w:val="ListNumber"/>
-        <w:ind w:left="283"/>
-      </w:pPr>
-      <w:r>
-        <w:t>Calcul des dégâts bruts (Code + Intensité + Marge + modificateurs)</w:t>
-      </w:r>
-    </w:p>
-    <w:p>
-      <w:pPr>
-        <w:pStyle w:val="ListNumber"/>
-        <w:ind w:left="283"/>
-      </w:pPr>
-      <w:r>
-        <w:t>Nature des dégâts (normaux, aggravés, ou non-létaux)</w:t>
-      </w:r>
-    </w:p>
-    <w:p>
-      <w:pPr>
-        <w:pStyle w:val="ListNumber"/>
-        <w:ind w:left="283"/>
-      </w:pPr>
-      <w:r>
-        <w:t>Réduction : Armure (soustraction du PA, sauf mention contraire)</w:t>
-      </w:r>
-    </w:p>
-    <w:p>
-      <w:pPr>
-        <w:pStyle w:val="ListNumber"/>
-        <w:ind w:left="283"/>
-      </w:pPr>
-      <w:r>
-        <w:t>Réduction : Résilience (division, arrondi inférieur)</w:t>
-      </w:r>
-    </w:p>
-    <w:p>
-      <w:pPr>
-        <w:pStyle w:val="ListNumber"/>
-        <w:ind w:left="283"/>
-      </w:pPr>
-      <w:r>
-        <w:t>Blessures finales : Le défenseur subit X blessures (marquées sur la</w:t>
-      </w:r>
-    </w:p>
-    <w:p>
-      <w:r>
-        <w:t>fiche)</w:t>
-      </w:r>
-    </w:p>
-    <w:p>
-      <w:r>
-        <w:t>Exception : Blessures directes</w:t>
-      </w:r>
-    </w:p>
-    <w:p>
-      <w:r>
-        <w:t>Certains effets utilisent directement le verbe "subir" sans mentionner</w:t>
-      </w:r>
-    </w:p>
-    <w:p>
-      <w:r>
-        <w:t>de dégâts :</w:t>
-      </w:r>
-    </w:p>
-    <w:p>
-      <w:pPr>
-        <w:pStyle w:val="ListBullet"/>
-        <w:ind w:left="283"/>
-      </w:pPr>
-      <w:r>
-        <w:t>Aucune réduction (ni PA, ni Résilience)</w:t>
-      </w:r>
-    </w:p>
-    <w:p>
-      <w:pPr>
-        <w:pStyle w:val="ListBullet"/>
-        <w:ind w:left="283"/>
-      </w:pPr>
-      <w:r>
-        <w:t>Marquées immédiatement sur la fiche</w:t>
-      </w:r>
-    </w:p>
-    <w:p>
-      <w:r>
-        <w:t>Indicateur clé : Si le texte dit "subit des blessures" sans mentionner</w:t>
-      </w:r>
-    </w:p>
-    <w:p>
-      <w:r>
-        <w:t>"inflige des dégâts" au préalable, c'est direct.</w:t>
-      </w:r>
-    </w:p>
-    <w:p>
-      <w:r>
-        <w:t>Natures de dégâts et blessures</w:t>
-      </w:r>
-    </w:p>
-    <w:p>
-      <w:r>
-        <w:t>Dégâts normaux conduisent à des Blessures létales (X)</w:t>
-      </w:r>
-    </w:p>
-    <w:p>
-      <w:pPr>
-        <w:pStyle w:val="ListBullet"/>
-        <w:ind w:left="283"/>
-      </w:pPr>
-      <w:r>
-        <w:t>Guérissent naturellement (1 par jour)</w:t>
-      </w:r>
-    </w:p>
-    <w:p>
-      <w:r>
-        <w:t>Dégâts aggravés conduisent à des Blessures aggravées (⭙)</w:t>
-      </w:r>
-    </w:p>
-    <w:p>
-      <w:pPr>
-        <w:pStyle w:val="ListBullet"/>
-        <w:ind w:left="283"/>
-      </w:pPr>
-      <w:r>
-        <w:t>Ne guérissent jamais naturellement</w:t>
-      </w:r>
-    </w:p>
-    <w:p>
-      <w:pPr>
-        <w:pStyle w:val="ListBullet"/>
-        <w:ind w:left="283"/>
-      </w:pPr>
-      <w:r>
-        <w:t xml:space="preserve">Nécessitent </w:t>
-      </w:r>
-      <w:r>
-        <w:rPr>
-          <w:color w:val="2B6CB0"/>
-        </w:rPr>
-        <w:t>intervention divine</w:t>
-      </w:r>
-      <w:r>
-        <w:t xml:space="preserve"> ou démoniaque</w:t>
-      </w:r>
-    </w:p>
-    <w:p>
-      <w:r>
-        <w:t>Dégâts non-létaux conduisent à des Blessures non-létales (/)</w:t>
-      </w:r>
-    </w:p>
-    <w:p>
-      <w:pPr>
-        <w:pStyle w:val="ListBullet"/>
-        <w:ind w:left="283"/>
-      </w:pPr>
-      <w:r>
-        <w:t>Guérissent rapidement (1 par heure de repos)</w:t>
-      </w:r>
-    </w:p>
-    <w:p>
-      <w:r>
-        <w:t>Règle d'arrondi</w:t>
-      </w:r>
-    </w:p>
-    <w:p>
-      <w:r>
-        <w:t>L'arrondi est toujours favorable au personnage actif. Ainsi les dégâts</w:t>
-      </w:r>
-    </w:p>
-    <w:p>
-      <w:r>
-        <w:t>infligés par un personnage sont arrondis au supérieur (favorable à</w:t>
-      </w:r>
-    </w:p>
-    <w:p>
-      <w:r>
-        <w:t>l'attaquant) alors que lors de la division des dégâts par la</w:t>
-      </w:r>
-    </w:p>
-    <w:p>
-      <w:r>
-        <w:t>Résilience, l'arrondi se fait toujours à l'inférieur (favorable au</w:t>
-      </w:r>
-    </w:p>
-    <w:p>
-      <w:r>
-        <w:t>défenseur).</w:t>
-      </w:r>
-    </w:p>
-    <w:p>
-      <w:r>
-        <w:t xml:space="preserve">Exemple : Azrael active son aura de sainteté qui </w:t>
-      </w:r>
-      <w:r>
-        <w:rPr>
-          <w:b/>
-        </w:rPr>
-        <w:t>inflige</w:t>
-      </w:r>
-      <w:r>
-        <w:t xml:space="preserve"> Rang hiérarchique x </w:t>
-      </w:r>
-      <w:r>
-        <w:rPr>
-          <w:color w:val="2B6CB0"/>
-        </w:rPr>
-        <w:t>rang céleste</w:t>
-      </w:r>
-      <w:r>
-        <w:t xml:space="preserve"> /2 dégâts aggravés à toutes les cibles démoniaques au contact. 3×3/2 = 4,5, donc arrondi à 5 dégâts.</w:t>
-      </w:r>
-    </w:p>
-    <w:p>
-      <w:r>
-        <w:t xml:space="preserve">Belphess la démone aux belles fesses est très très au contact et </w:t>
-      </w:r>
-      <w:r>
-        <w:rPr>
-          <w:b/>
-        </w:rPr>
-        <w:t>subit</w:t>
-      </w:r>
-      <w:r>
-        <w:t xml:space="preserve"> donc 5/3=1 blessure aggravée (on arrondit à l'inférieur lors de la division par la résilience). Belphess pousse un gémissement équivoque.</w:t>
-      </w:r>
-    </w:p>
-    <w:p>
-      <w:r>
-        <w:t>Pour les effets bénéfiques (soins, récupération), l'arrondi se fait à</w:t>
-      </w:r>
-    </w:p>
-    <w:p>
-      <w:r>
-        <w:t>l'</w:t>
-      </w:r>
-      <w:r>
-        <w:rPr>
-          <w:color w:val="2B6CB0"/>
-        </w:rPr>
-        <w:t>avantage</w:t>
-      </w:r>
-      <w:r>
-        <w:t xml:space="preserve"> du lanceur.</w:t>
-      </w:r>
-    </w:p>
-    <w:p>
-      <w:pPr>
-        <w:pStyle w:val="Heading1"/>
-      </w:pPr>
-      <w:r>
-        <w:t>POINTS DE VIE</w:t>
-      </w:r>
-    </w:p>
-    <w:p>
-      <w:pPr>
-        <w:pStyle w:val="Heading1"/>
-      </w:pPr>
-      <w:r>
-        <w:t>SYSTÈME DE BLESSURES</w:t>
-      </w:r>
-    </w:p>
-    <w:p>
-      <w:pPr>
-        <w:pStyle w:val="Heading2"/>
-      </w:pPr>
-      <w:r>
-        <w:t>Principe Général</w:t>
-      </w:r>
-    </w:p>
-    <w:p>
-      <w:r>
-        <w:t>Les points de vie (PV) sont déterminés par la caractéristique Vigueur</w:t>
-      </w:r>
-    </w:p>
-    <w:p>
-      <w:r>
-        <w:t xml:space="preserve">selon la formule </w:t>
-      </w:r>
-      <w:r>
-        <w:rPr>
-          <w:b/>
-        </w:rPr>
-        <w:t>VIG x 2 + Taille</w:t>
-      </w:r>
-      <w:r>
-        <w:t>. Un humain dispose donc d'entre 8</w:t>
-      </w:r>
-    </w:p>
-    <w:p>
-      <w:r>
-        <w:t>et 12 PV.</w:t>
-      </w:r>
-    </w:p>
-    <w:p>
-      <w:r>
-        <w:t>Plutôt que de soustraire des points de vie, le système utilise une</w:t>
-      </w:r>
-    </w:p>
-    <w:p>
-      <w:r>
-        <w:rPr>
-          <w:b/>
-        </w:rPr>
-        <w:t>jauge de blessures</w:t>
-      </w:r>
-      <w:r>
-        <w:t xml:space="preserve"> composée d'un nombre de cases égal aux PV</w:t>
-      </w:r>
-    </w:p>
-    <w:p>
-      <w:r>
-        <w:t>maximum du personnage. Les blessures sont cochées de gauche à droite, et</w:t>
-      </w:r>
-    </w:p>
-    <w:p>
-      <w:r>
-        <w:t>leur gravité détermine le type de marque utilisée.</w:t>
-      </w:r>
-    </w:p>
-    <w:p>
-      <w:pPr>
-        <w:pStyle w:val="Heading2"/>
-      </w:pPr>
-      <w:r>
-        <w:t>Types de Blessures</w:t>
-      </w:r>
-    </w:p>
-    <w:p>
-      <w:r>
-        <w:rPr>
-          <w:b/>
-        </w:rPr>
-        <w:t>Blessures Non Létales (/)</w:t>
-      </w:r>
-    </w:p>
-    <w:p>
-      <w:r>
-        <w:rPr>
-          <w:b/>
-        </w:rPr>
-        <w:t>Marquage :</w:t>
-      </w:r>
-      <w:r>
-        <w:t xml:space="preserve"> Simple trait diagonal</w:t>
-      </w:r>
-    </w:p>
-    <w:p>
-      <w:r>
-        <w:rPr>
-          <w:b/>
-        </w:rPr>
-        <w:t>Causes :</w:t>
-      </w:r>
-      <w:r>
-        <w:t xml:space="preserve"> Fatigue extrême, coups assommants, douleur intense,</w:t>
-      </w:r>
-    </w:p>
-    <w:p>
-      <w:r>
-        <w:t>épuisement magique léger</w:t>
-      </w:r>
-    </w:p>
-    <w:p>
-      <w:r>
-        <w:rPr>
-          <w:b/>
-        </w:rPr>
-        <w:t>Restriction :</w:t>
-      </w:r>
-      <w:r>
-        <w:t xml:space="preserve"> Ne peut être cochée que dans une case vide</w:t>
-      </w:r>
-    </w:p>
-    <w:p>
-      <w:r>
-        <w:rPr>
-          <w:b/>
-        </w:rPr>
-        <w:t>Guérison :</w:t>
-      </w:r>
-      <w:r>
-        <w:t xml:space="preserve"> 1 minute par coche (soit 10-15 minutes au total pour se</w:t>
-      </w:r>
-    </w:p>
-    <w:p>
-      <w:r>
-        <w:t>remettre)</w:t>
-      </w:r>
-    </w:p>
-    <w:p>
-      <w:r>
-        <w:rPr>
-          <w:b/>
-        </w:rPr>
-        <w:t>Blessures Létales (X)</w:t>
-      </w:r>
-    </w:p>
-    <w:p>
-      <w:r>
-        <w:rPr>
-          <w:b/>
-        </w:rPr>
-        <w:t>Marquage :</w:t>
-      </w:r>
-      <w:r>
-        <w:t xml:space="preserve"> Croix complète</w:t>
-      </w:r>
-    </w:p>
-    <w:p>
-      <w:r>
-        <w:rPr>
-          <w:b/>
-        </w:rPr>
-        <w:t>Causes :</w:t>
-      </w:r>
-      <w:r>
-        <w:t xml:space="preserve"> Armes tranchantes, balles, feu, acide, la plupart des</w:t>
-      </w:r>
-    </w:p>
-    <w:p>
-      <w:r>
-        <w:t>dégâts de combat</w:t>
-      </w:r>
-    </w:p>
-    <w:p>
-      <w:r>
-        <w:rPr>
-          <w:b/>
-        </w:rPr>
-        <w:t>Upgrade :</w:t>
-      </w:r>
-      <w:r>
-        <w:t xml:space="preserve"> Peut transformer une blessure non létale (/) en blessure</w:t>
-      </w:r>
-    </w:p>
-    <w:p>
-      <w:r>
-        <w:t>létale (X) en complétant la croix</w:t>
-      </w:r>
-    </w:p>
-    <w:p>
-      <w:r>
-        <w:rPr>
-          <w:b/>
-        </w:rPr>
-        <w:t>Guérison :</w:t>
-      </w:r>
-      <w:r>
-        <w:t xml:space="preserve"> 1 semaine par coche (récupération naturelle selon le rang</w:t>
-      </w:r>
-    </w:p>
-    <w:p>
-      <w:r>
-        <w:t>céleste)</w:t>
-      </w:r>
-    </w:p>
-    <w:p>
-      <w:r>
-        <w:rPr>
-          <w:b/>
-        </w:rPr>
-        <w:t>Blessures Aggravées (⭙)</w:t>
-      </w:r>
-    </w:p>
-    <w:p>
-      <w:r>
-        <w:rPr>
-          <w:b/>
-        </w:rPr>
-        <w:t>Marquage :</w:t>
-      </w:r>
-      <w:r>
-        <w:t xml:space="preserve"> Croix entourée</w:t>
-      </w:r>
-    </w:p>
-    <w:p>
-      <w:r>
-        <w:rPr>
-          <w:b/>
-        </w:rPr>
-        <w:t>Causes :</w:t>
-      </w:r>
-    </w:p>
-    <w:p>
-      <w:pPr>
-        <w:pStyle w:val="ListBullet"/>
-        <w:ind w:left="283"/>
-      </w:pPr>
-      <w:r>
-        <w:t>Utilisation de pouvoirs surnaturels coûtant plus de 1 PE</w:t>
-      </w:r>
-    </w:p>
-    <w:p>
-      <w:pPr>
-        <w:pStyle w:val="ListBullet"/>
-        <w:ind w:left="283"/>
-      </w:pPr>
-      <w:r>
-        <w:t>Attaques de créatures particulièrement dangereuses (vampires, démons</w:t>
-      </w:r>
-    </w:p>
-    <w:p>
-      <w:r>
-        <w:t>majeurs)</w:t>
-      </w:r>
-    </w:p>
-    <w:p>
-      <w:pPr>
-        <w:pStyle w:val="ListBullet"/>
-        <w:ind w:left="283"/>
-      </w:pPr>
-      <w:r>
-        <w:t>Armes maudites ou sacrées</w:t>
-      </w:r>
-    </w:p>
-    <w:p>
-      <w:pPr>
-        <w:pStyle w:val="ListBullet"/>
-        <w:ind w:left="283"/>
-      </w:pPr>
-      <w:r>
-        <w:t>Dégâts spirituels directs</w:t>
-      </w:r>
-    </w:p>
-    <w:p>
-      <w:r>
-        <w:rPr>
-          <w:b/>
-        </w:rPr>
-        <w:t>Upgrade :</w:t>
-      </w:r>
-      <w:r>
-        <w:t xml:space="preserve"> Peut transformer n'importe quelle blessure existante</w:t>
-      </w:r>
-    </w:p>
-    <w:p>
-      <w:r>
-        <w:t>**Ces blessures ne guérissent jamais naturellement. Seule une</w:t>
-      </w:r>
-    </w:p>
-    <w:p>
-      <w:r>
-        <w:t>intervention divine, démoniaque, une capacité surnaturelle ou un pouvoir</w:t>
-      </w:r>
-    </w:p>
-    <w:p>
-      <w:r>
-        <w:t>adapté peut les soigner.**</w:t>
+        <w:t>\</w:t>
       </w:r>
     </w:p>
     <w:p>
@@ -19756,7 +18525,7 @@
         <w:pStyle w:val="Heading1"/>
       </w:pPr>
       <w:r>
-        <w:t>ÉQUIPEMENT</w:t>
+        <w:t>Équipement</w:t>
       </w:r>
     </w:p>
     <w:p>
@@ -19775,31 +18544,31 @@
         <w:t>Dégâts finaux = Code</w:t>
       </w:r>
       <w:r>
+        <w:t xml:space="preserve"> _(de l'arme/effet)_ </w:t>
+      </w:r>
+      <w:r>
+        <w:rPr>
+          <w:b/>
+        </w:rPr>
+        <w:t>+ max(Marge,</w:t>
+      </w:r>
+      <w:r>
         <w:t xml:space="preserve"> </w:t>
       </w:r>
       <w:r>
         <w:rPr>
-          <w:i/>
-        </w:rPr>
-        <w:t>(de l'arme/effet)</w:t>
-      </w:r>
-      <w:r>
-        <w:t xml:space="preserve"> </w:t>
-      </w:r>
-      <w:r>
-        <w:rPr>
-          <w:b/>
-        </w:rPr>
-        <w:t>+ max(Marge, [Dé rouge](../../mecanique/resolution)) — PA</w:t>
-      </w:r>
-      <w:r>
-        <w:t xml:space="preserve"> </w:t>
-      </w:r>
-      <w:r>
-        <w:rPr>
-          <w:i/>
-        </w:rPr>
-        <w:t>(min 0).</w:t>
+          <w:color w:val="2B6CB0"/>
+        </w:rPr>
+        <w:t>**Dé rouge**</w:t>
+      </w:r>
+      <w:r>
+        <w:rPr>
+          <w:b/>
+        </w:rPr>
+        <w:t>) — PA</w:t>
+      </w:r>
+      <w:r>
+        <w:t xml:space="preserve"> _(min 0)._</w:t>
       </w:r>
     </w:p>
     <w:p>
@@ -20148,10 +18917,7 @@
     </w:p>
     <w:p>
       <w:r>
-        <w:rPr>
-          <w:i/>
-        </w:rPr>
-        <w:t>(Avec l'ancienne formule addition : 2 + 2 + 3 = 7. La nouvelle formule est plus sobre et avantage la compétence sur le hasard.)</w:t>
+        <w:t>_(Avec l'ancienne formule addition : 2 + 2 + 3 = 7. La nouvelle formule est plus sobre et avantage la compétence sur le hasard.)_</w:t>
       </w:r>
     </w:p>
     <w:p>

--- a/public/downloads/ins-mv-rogue-srd.docx
+++ b/public/downloads/ins-mv-rogue-srd.docx
@@ -454,7 +454,16 @@
     </w:p>
     <w:p>
       <w:r>
-        <w:t>Ces attributs reflètent les qualités intrinsèques et surnaturelles de l'âme angélique ou démoniaque. Ils remplacent les caractéristiques humaines correspondantes lorsque l'ange dépense 2 PE pour une substitution d'attribut.</w:t>
+        <w:t xml:space="preserve">Ces attributs reflètent les qualités intrinsèques et surnaturelles de l'âme angélique ou démoniaque. Ils remplacent les caractéristiques humaines correspondantes lorsque l'âme laisse transparaître sa véritable nature grâce à son pouvoir intrinsèque de </w:t>
+      </w:r>
+      <w:r>
+        <w:rPr>
+          <w:color w:val="2B6CB0"/>
+        </w:rPr>
+        <w:t>Présence Surnaturelle</w:t>
+      </w:r>
+      <w:r>
+        <w:t xml:space="preserve"> — une action gratuite qui génère 1 dé de drain.</w:t>
       </w:r>
     </w:p>
     <w:tbl>
@@ -1835,485 +1844,383 @@
         <w:pStyle w:val="Heading2"/>
       </w:pPr>
       <w:r>
-        <w:t>Étape 3 : Points d'énergie initiaux</w:t>
-      </w:r>
-    </w:p>
-    <w:p>
-      <w:r>
-        <w:rPr>
-          <w:b/>
-        </w:rPr>
-        <w:t>Formule : PE = [Rang Céleste](../rang)</w:t>
-      </w:r>
-    </w:p>
-    <w:p>
-      <w:r>
-        <w:t xml:space="preserve">Les </w:t>
-      </w:r>
-      <w:r>
-        <w:rPr>
+        <w:t>Étape 3 : Pouvoirs initiaux</w:t>
+      </w:r>
+    </w:p>
+    <w:p>
+      <w:r>
+        <w:t xml:space="preserve">Toute âme surnaturelle dispose automatiquement de </w:t>
+      </w:r>
+      <w:r>
+        <w:rPr>
+          <w:b/>
+        </w:rPr>
+        <w:t>Présence Surnaturelle</w:t>
+      </w:r>
+      <w:r>
+        <w:t xml:space="preserve"> (pouvoir intrinsèque de Rang 1, voir Énergie). Le personnage choisit ensuite </w:t>
+      </w:r>
+      <w:r>
+        <w:rPr>
+          <w:b/>
+        </w:rPr>
+        <w:t>3 pouvoirs supplémentaires</w:t>
+      </w:r>
+      <w:r>
+        <w:t xml:space="preserve"> :</w:t>
+      </w:r>
+    </w:p>
+    <w:p>
+      <w:pPr>
+        <w:pStyle w:val="Heading3"/>
+      </w:pPr>
+      <w:r>
+        <w:t>1. Pouvoir du supérieur hiérarchique</w:t>
+      </w:r>
+    </w:p>
+    <w:p>
+      <w:r>
+        <w:rPr>
+          <w:b/>
+        </w:rPr>
+        <w:t>Choix libre</w:t>
+      </w:r>
+      <w:r>
+        <w:t xml:space="preserve"> dans la liste spécifique à votre Archange ou Prince-Démon.</w:t>
+      </w:r>
+    </w:p>
+    <w:p>
+      <w:r>
+        <w:t xml:space="preserve">Chaque supérieur dispose d'une liste restreinte de pouvoirs reflétant son domaine d'influence. Certains de ces pouvoirs sont </w:t>
+      </w:r>
+      <w:r>
+        <w:rPr>
+          <w:b/>
+        </w:rPr>
+        <w:t>exclusifs</w:t>
+      </w:r>
+      <w:r>
+        <w:t xml:space="preserve"> et ne peuvent être obtenus que par les âmes travaillant directement pour ce supérieur.</w:t>
+      </w:r>
+    </w:p>
+    <w:p>
+      <w:pPr>
+        <w:pStyle w:val="Heading3"/>
+      </w:pPr>
+      <w:r>
+        <w:t>2. Pouvoir de rôle</w:t>
+      </w:r>
+    </w:p>
+    <w:p>
+      <w:r>
+        <w:rPr>
+          <w:b/>
+        </w:rPr>
+        <w:t>Choix libre</w:t>
+      </w:r>
+      <w:r>
+        <w:t xml:space="preserve"> dans la liste correspondant à votre spécialité/rôle.</w:t>
+      </w:r>
+    </w:p>
+    <w:p>
+      <w:pPr>
+        <w:pStyle w:val="ListBullet"/>
+        <w:ind w:left="283"/>
+      </w:pPr>
+      <w:r>
+        <w:rPr>
+          <w:b/>
+        </w:rPr>
+        <w:t>Gardien</w:t>
+      </w:r>
+      <w:r>
+        <w:t xml:space="preserve"> : Pouvoirs défensifs et protecteurs</w:t>
+      </w:r>
+    </w:p>
+    <w:p>
+      <w:pPr>
+        <w:pStyle w:val="ListBullet"/>
+        <w:ind w:left="283"/>
+      </w:pPr>
+      <w:r>
+        <w:rPr>
+          <w:b/>
+        </w:rPr>
+        <w:t>Messager</w:t>
+      </w:r>
+      <w:r>
+        <w:t xml:space="preserve"> : Pouvoirs de communication et de déplacement</w:t>
+      </w:r>
+    </w:p>
+    <w:p>
+      <w:pPr>
+        <w:pStyle w:val="ListBullet"/>
+        <w:ind w:left="283"/>
+      </w:pPr>
+      <w:r>
+        <w:rPr>
+          <w:b/>
+        </w:rPr>
+        <w:t>Vengeur</w:t>
+      </w:r>
+      <w:r>
+        <w:t xml:space="preserve"> : Pouvoirs offensifs contre le Mal</w:t>
+      </w:r>
+    </w:p>
+    <w:p>
+      <w:pPr>
+        <w:pStyle w:val="ListBullet"/>
+        <w:ind w:left="283"/>
+      </w:pPr>
+      <w:r>
+        <w:rPr>
+          <w:b/>
+        </w:rPr>
+        <w:t>Guérisseur</w:t>
+      </w:r>
+      <w:r>
+        <w:t xml:space="preserve"> : Pouvoirs de soins et de purification</w:t>
+      </w:r>
+    </w:p>
+    <w:p>
+      <w:pPr>
+        <w:pStyle w:val="ListBullet"/>
+        <w:ind w:left="283"/>
+      </w:pPr>
+      <w:r>
+        <w:rPr>
+          <w:b/>
+        </w:rPr>
+        <w:t>Érudit</w:t>
+      </w:r>
+      <w:r>
+        <w:t xml:space="preserve"> : Pouvoirs de divination et de connaissance</w:t>
+      </w:r>
+    </w:p>
+    <w:p>
+      <w:pPr>
+        <w:pStyle w:val="ListBullet"/>
+        <w:ind w:left="283"/>
+      </w:pPr>
+      <w:r>
+        <w:rPr>
+          <w:b/>
+        </w:rPr>
+        <w:t>Tentateur</w:t>
+      </w:r>
+      <w:r>
+        <w:t xml:space="preserve"> : Pouvoirs de corruption mentale</w:t>
+      </w:r>
+    </w:p>
+    <w:p>
+      <w:pPr>
+        <w:pStyle w:val="ListBullet"/>
+        <w:ind w:left="283"/>
+      </w:pPr>
+      <w:r>
+        <w:rPr>
+          <w:b/>
+        </w:rPr>
+        <w:t>Destructeur</w:t>
+      </w:r>
+      <w:r>
+        <w:t xml:space="preserve"> : Pouvoirs offensifs et chaotiques</w:t>
+      </w:r>
+    </w:p>
+    <w:p>
+      <w:pPr>
+        <w:pStyle w:val="ListBullet"/>
+        <w:ind w:left="283"/>
+      </w:pPr>
+      <w:r>
+        <w:rPr>
+          <w:b/>
+        </w:rPr>
+        <w:t>Manipulateur</w:t>
+      </w:r>
+      <w:r>
+        <w:t xml:space="preserve"> : Pouvoirs de contrôle et d'illusion</w:t>
+      </w:r>
+    </w:p>
+    <w:p>
+      <w:pPr>
+        <w:pStyle w:val="ListBullet"/>
+        <w:ind w:left="283"/>
+      </w:pPr>
+      <w:r>
+        <w:rPr>
+          <w:b/>
+        </w:rPr>
+        <w:t>Corrupteur</w:t>
+      </w:r>
+      <w:r>
+        <w:t xml:space="preserve"> : Pouvoirs de perversion et de souillure</w:t>
+      </w:r>
+    </w:p>
+    <w:p>
+      <w:pPr>
+        <w:pStyle w:val="ListBullet"/>
+        <w:ind w:left="283"/>
+      </w:pPr>
+      <w:r>
+        <w:rPr>
+          <w:b/>
+        </w:rPr>
+        <w:t>Érudit des Ténèbres</w:t>
+      </w:r>
+      <w:r>
+        <w:t xml:space="preserve"> : Pouvoirs de savoirs interdits</w:t>
+      </w:r>
+    </w:p>
+    <w:p>
+      <w:pPr>
+        <w:pStyle w:val="Heading3"/>
+      </w:pPr>
+      <w:r>
+        <w:t>3. Pouvoir "assigné" par la hiérarchie</w:t>
+      </w:r>
+    </w:p>
+    <w:p>
+      <w:r>
+        <w:rPr>
+          <w:b/>
+        </w:rPr>
+        <w:t>Tirage aléatoire</w:t>
+      </w:r>
+      <w:r>
+        <w:t xml:space="preserve"> dans la liste générique.</w:t>
+      </w:r>
+    </w:p>
+    <w:p>
+      <w:r>
+        <w:rPr>
+          <w:i/>
+        </w:rPr>
+        <w:t>"Croyez-nous, c'est pour votre bien. La hiérarchie sait ce qu'elle fait."</w:t>
+      </w:r>
+    </w:p>
+    <w:p>
+      <w:r>
+        <w:t>Pouvoirs basiques utiles mais pas forcément en rapport avec votre concept initial. Peut créer des synergies inattendues ou des situations comiques.</w:t>
+      </w:r>
+    </w:p>
+    <w:p>
+      <w:r>
+        <w:rPr>
+          <w:color w:val="4A4A6A"/>
+        </w:rPr>
+        <w:t>────────────────────────────────────────────────────────────</w:t>
+      </w:r>
+    </w:p>
+    <w:p>
+      <w:pPr>
+        <w:pStyle w:val="Heading2"/>
+      </w:pPr>
+      <w:r>
+        <w:t>Étape 4 : Traits d'Âme</w:t>
+      </w:r>
+    </w:p>
+    <w:p>
+      <w:r>
+        <w:t xml:space="preserve">Choisissez </w:t>
+      </w:r>
+      <w:r>
+        <w:rPr>
+          <w:b/>
+        </w:rPr>
+        <w:t>2 traits sur la liste des Traits d'Âme</w:t>
+      </w:r>
+      <w:r>
+        <w:t>. Ces traits restent constants à travers toutes les incarnations.</w:t>
+      </w:r>
+    </w:p>
+    <w:p>
+      <w:r>
+        <w:rPr>
+          <w:b/>
+        </w:rPr>
+        <w:t>Conduit Divin X</w:t>
+      </w:r>
+      <w:r>
+        <w:t xml:space="preserve"> (X = 1, 2 ou 3) — exemple notable. Une fois par combat et par niveau, transforme un drain automatique en simple dé de drain. Définition complète dans le chapitre Énergie.</w:t>
+      </w:r>
+    </w:p>
+    <w:p>
+      <w:r>
+        <w:rPr>
+          <w:color w:val="4A4A6A"/>
+        </w:rPr>
+        <w:t>────────────────────────────────────────────────────────────</w:t>
+      </w:r>
+    </w:p>
+    <w:p>
+      <w:pPr>
+        <w:pStyle w:val="Heading2"/>
+      </w:pPr>
+      <w:r>
+        <w:t>Étape 5 : Objectifs et motivations</w:t>
+      </w:r>
+    </w:p>
+    <w:p>
+      <w:pPr>
+        <w:pStyle w:val="ListBullet"/>
+        <w:ind w:left="283"/>
+      </w:pPr>
+      <w:r>
+        <w:rPr>
+          <w:b/>
+        </w:rPr>
+        <w:t>Objectif principal</w:t>
+      </w:r>
+      <w:r>
+        <w:t xml:space="preserve"> (lié au Nouveau Grand Jeu) : Comment votre personnage interprète-t-il "Vendez-moi du rêve" ?</w:t>
+      </w:r>
+    </w:p>
+    <w:p>
+      <w:pPr>
+        <w:pStyle w:val="ListBullet"/>
+        <w:ind w:left="283"/>
+      </w:pPr>
+      <w:r>
+        <w:rPr>
+          <w:b/>
+        </w:rPr>
+        <w:t>Motivation personnelle</w:t>
+      </w:r>
+      <w:r>
+        <w:t xml:space="preserve"> : Qu'est-ce qui pousse votre âme au-delà du devoir ?</w:t>
+      </w:r>
+    </w:p>
+    <w:p>
+      <w:pPr>
+        <w:pStyle w:val="ListBullet"/>
+        <w:ind w:left="283"/>
+      </w:pPr>
+      <w:r>
+        <w:rPr>
+          <w:b/>
+        </w:rPr>
+        <w:t>Liens avec d'autres PJ</w:t>
+      </w:r>
+      <w:r>
+        <w:t xml:space="preserve"> : Relations préexistantes entre les âmes du groupe.</w:t>
+      </w:r>
+    </w:p>
+    <w:p>
+      <w:r>
+        <w:rPr>
+          <w:color w:val="4A4A6A"/>
+        </w:rPr>
+        <w:t>────────────────────────────────────────────────────────────</w:t>
+      </w:r>
+    </w:p>
+    <w:p>
+      <w:r>
+        <w:rPr>
+          <w:b/>
           <w:color w:val="2B6CB0"/>
         </w:rPr>
-        <w:t>Points d'Énergie</w:t>
-      </w:r>
-      <w:r>
-        <w:t xml:space="preserve"> ne représentent pas une réserve de puissance, mais un </w:t>
-      </w:r>
-      <w:r>
-        <w:rPr>
-          <w:b/>
-        </w:rPr>
-        <w:t>seuil de tolérance</w:t>
-      </w:r>
-      <w:r>
-        <w:t xml:space="preserve"> : ils absorbent les conséquences du </w:t>
-      </w:r>
-      <w:r>
-        <w:rPr>
-          <w:color w:val="2B6CB0"/>
-        </w:rPr>
-        <w:t>drain</w:t>
-      </w:r>
-      <w:r>
-        <w:t xml:space="preserve"> avant que l'hôte n'en paie le prix. Un personnage joueur débute au Rang Céleste 3, ce qui lui confère </w:t>
-      </w:r>
-      <w:r>
-        <w:rPr>
-          <w:b/>
-        </w:rPr>
-        <w:t>3 PE</w:t>
-      </w:r>
-      <w:r>
-        <w:t xml:space="preserve"> à la création.</w:t>
-      </w:r>
-    </w:p>
-    <w:p>
-      <w:r>
-        <w:t xml:space="preserve">Certains traits d'âme comme </w:t>
-      </w:r>
-      <w:r>
-        <w:rPr>
-          <w:b/>
-        </w:rPr>
-        <w:t>Conduit Divin</w:t>
-      </w:r>
-      <w:r>
-        <w:t xml:space="preserve"> permettent d'augmenter cette tolérance, indépendamment du Rang Céleste.</w:t>
-      </w:r>
-    </w:p>
-    <w:p>
-      <w:r>
-        <w:t xml:space="preserve">Les PE se rechargent intégralement au </w:t>
-      </w:r>
-      <w:r>
-        <w:rPr>
-          <w:b/>
-        </w:rPr>
-        <w:t>lever du soleil</w:t>
-      </w:r>
-      <w:r>
-        <w:t xml:space="preserve"> pour les anges et à la </w:t>
-      </w:r>
-      <w:r>
-        <w:rPr>
-          <w:b/>
-        </w:rPr>
-        <w:t>tombée de la nuit</w:t>
-      </w:r>
-      <w:r>
-        <w:t xml:space="preserve"> pour les démons.</w:t>
-      </w:r>
-    </w:p>
-    <w:p>
-      <w:r>
-        <w:rPr>
-          <w:color w:val="4A4A6A"/>
-        </w:rPr>
-        <w:t>────────────────────────────────────────────────────────────</w:t>
-      </w:r>
-    </w:p>
-    <w:p>
-      <w:pPr>
-        <w:pStyle w:val="Heading2"/>
-      </w:pPr>
-      <w:r>
-        <w:t>Étape 4 : Pouvoirs initiaux</w:t>
-      </w:r>
-    </w:p>
-    <w:p>
-      <w:r>
-        <w:t xml:space="preserve">Toute âme surnaturelle dispose automatiquement de </w:t>
-      </w:r>
-      <w:r>
-        <w:rPr>
-          <w:b/>
-        </w:rPr>
-        <w:t>Présence Surnaturelle</w:t>
-      </w:r>
-      <w:r>
-        <w:t xml:space="preserve"> (pouvoir intrinsèque de Rang 1, voir Énergie). Le personnage choisit ensuite </w:t>
-      </w:r>
-      <w:r>
-        <w:rPr>
-          <w:b/>
-        </w:rPr>
-        <w:t>3 pouvoirs supplémentaires</w:t>
-      </w:r>
-      <w:r>
-        <w:t xml:space="preserve"> :</w:t>
-      </w:r>
-    </w:p>
-    <w:p>
-      <w:pPr>
-        <w:pStyle w:val="Heading3"/>
-      </w:pPr>
-      <w:r>
-        <w:t>1. Pouvoir du supérieur hiérarchique</w:t>
-      </w:r>
-    </w:p>
-    <w:p>
-      <w:r>
-        <w:rPr>
-          <w:b/>
-        </w:rPr>
-        <w:t>Choix libre</w:t>
-      </w:r>
-      <w:r>
-        <w:t xml:space="preserve"> dans la liste spécifique à votre Archange ou Prince-Démon.</w:t>
-      </w:r>
-    </w:p>
-    <w:p>
-      <w:r>
-        <w:t xml:space="preserve">Chaque supérieur dispose d'une liste restreinte de pouvoirs reflétant son domaine d'influence. Certains de ces pouvoirs sont </w:t>
-      </w:r>
-      <w:r>
-        <w:rPr>
-          <w:b/>
-        </w:rPr>
-        <w:t>exclusifs</w:t>
-      </w:r>
-      <w:r>
-        <w:t xml:space="preserve"> et ne peuvent être obtenus que par les âmes travaillant directement pour ce supérieur.</w:t>
-      </w:r>
-    </w:p>
-    <w:p>
-      <w:pPr>
-        <w:pStyle w:val="Heading3"/>
-      </w:pPr>
-      <w:r>
-        <w:t>2. Pouvoir de rôle</w:t>
-      </w:r>
-    </w:p>
-    <w:p>
-      <w:r>
-        <w:rPr>
-          <w:b/>
-        </w:rPr>
-        <w:t>Choix libre</w:t>
-      </w:r>
-      <w:r>
-        <w:t xml:space="preserve"> dans la liste correspondant à votre spécialité/rôle.</w:t>
-      </w:r>
-    </w:p>
-    <w:p>
-      <w:pPr>
-        <w:pStyle w:val="ListBullet"/>
-        <w:ind w:left="283"/>
-      </w:pPr>
-      <w:r>
-        <w:rPr>
-          <w:b/>
-        </w:rPr>
-        <w:t>Gardien</w:t>
-      </w:r>
-      <w:r>
-        <w:t xml:space="preserve"> : Pouvoirs défensifs et protecteurs</w:t>
-      </w:r>
-    </w:p>
-    <w:p>
-      <w:pPr>
-        <w:pStyle w:val="ListBullet"/>
-        <w:ind w:left="283"/>
-      </w:pPr>
-      <w:r>
-        <w:rPr>
-          <w:b/>
-        </w:rPr>
-        <w:t>Messager</w:t>
-      </w:r>
-      <w:r>
-        <w:t xml:space="preserve"> : Pouvoirs de communication et de déplacement</w:t>
-      </w:r>
-    </w:p>
-    <w:p>
-      <w:pPr>
-        <w:pStyle w:val="ListBullet"/>
-        <w:ind w:left="283"/>
-      </w:pPr>
-      <w:r>
-        <w:rPr>
-          <w:b/>
-        </w:rPr>
-        <w:t>Vengeur</w:t>
-      </w:r>
-      <w:r>
-        <w:t xml:space="preserve"> : Pouvoirs offensifs contre le Mal</w:t>
-      </w:r>
-    </w:p>
-    <w:p>
-      <w:pPr>
-        <w:pStyle w:val="ListBullet"/>
-        <w:ind w:left="283"/>
-      </w:pPr>
-      <w:r>
-        <w:rPr>
-          <w:b/>
-        </w:rPr>
-        <w:t>Guérisseur</w:t>
-      </w:r>
-      <w:r>
-        <w:t xml:space="preserve"> : Pouvoirs de soins et de purification</w:t>
-      </w:r>
-    </w:p>
-    <w:p>
-      <w:pPr>
-        <w:pStyle w:val="ListBullet"/>
-        <w:ind w:left="283"/>
-      </w:pPr>
-      <w:r>
-        <w:rPr>
-          <w:b/>
-        </w:rPr>
-        <w:t>Érudit</w:t>
-      </w:r>
-      <w:r>
-        <w:t xml:space="preserve"> : Pouvoirs de divination et de connaissance</w:t>
-      </w:r>
-    </w:p>
-    <w:p>
-      <w:pPr>
-        <w:pStyle w:val="ListBullet"/>
-        <w:ind w:left="283"/>
-      </w:pPr>
-      <w:r>
-        <w:rPr>
-          <w:b/>
-        </w:rPr>
-        <w:t>Tentateur</w:t>
-      </w:r>
-      <w:r>
-        <w:t xml:space="preserve"> : Pouvoirs de corruption mentale</w:t>
-      </w:r>
-    </w:p>
-    <w:p>
-      <w:pPr>
-        <w:pStyle w:val="ListBullet"/>
-        <w:ind w:left="283"/>
-      </w:pPr>
-      <w:r>
-        <w:rPr>
-          <w:b/>
-        </w:rPr>
-        <w:t>Destructeur</w:t>
-      </w:r>
-      <w:r>
-        <w:t xml:space="preserve"> : Pouvoirs offensifs et chaotiques</w:t>
-      </w:r>
-    </w:p>
-    <w:p>
-      <w:pPr>
-        <w:pStyle w:val="ListBullet"/>
-        <w:ind w:left="283"/>
-      </w:pPr>
-      <w:r>
-        <w:rPr>
-          <w:b/>
-        </w:rPr>
-        <w:t>Manipulateur</w:t>
-      </w:r>
-      <w:r>
-        <w:t xml:space="preserve"> : Pouvoirs de contrôle et d'illusion</w:t>
-      </w:r>
-    </w:p>
-    <w:p>
-      <w:pPr>
-        <w:pStyle w:val="ListBullet"/>
-        <w:ind w:left="283"/>
-      </w:pPr>
-      <w:r>
-        <w:rPr>
-          <w:b/>
-        </w:rPr>
-        <w:t>Corrupteur</w:t>
-      </w:r>
-      <w:r>
-        <w:t xml:space="preserve"> : Pouvoirs de perversion et de souillure</w:t>
-      </w:r>
-    </w:p>
-    <w:p>
-      <w:pPr>
-        <w:pStyle w:val="ListBullet"/>
-        <w:ind w:left="283"/>
-      </w:pPr>
-      <w:r>
-        <w:rPr>
-          <w:b/>
-        </w:rPr>
-        <w:t>Érudit des Ténèbres</w:t>
-      </w:r>
-      <w:r>
-        <w:t xml:space="preserve"> : Pouvoirs de savoirs interdits</w:t>
-      </w:r>
-    </w:p>
-    <w:p>
-      <w:pPr>
-        <w:pStyle w:val="Heading3"/>
-      </w:pPr>
-      <w:r>
-        <w:t>3. Pouvoir "assigné" par la hiérarchie</w:t>
-      </w:r>
-    </w:p>
-    <w:p>
-      <w:r>
-        <w:rPr>
-          <w:b/>
-        </w:rPr>
-        <w:t>Tirage aléatoire</w:t>
-      </w:r>
-      <w:r>
-        <w:t xml:space="preserve"> dans la liste générique.</w:t>
-      </w:r>
-    </w:p>
-    <w:p>
-      <w:r>
-        <w:rPr>
-          <w:i/>
-        </w:rPr>
-        <w:t>"Croyez-nous, c'est pour votre bien. La hiérarchie sait ce qu'elle fait."</w:t>
-      </w:r>
-    </w:p>
-    <w:p>
-      <w:r>
-        <w:t>Pouvoirs basiques utiles mais pas forcément en rapport avec votre concept initial. Peut créer des synergies inattendues ou des situations comiques.</w:t>
-      </w:r>
-    </w:p>
-    <w:p>
-      <w:r>
-        <w:rPr>
-          <w:color w:val="4A4A6A"/>
-        </w:rPr>
-        <w:t>────────────────────────────────────────────────────────────</w:t>
-      </w:r>
-    </w:p>
-    <w:p>
-      <w:pPr>
-        <w:pStyle w:val="Heading2"/>
-      </w:pPr>
-      <w:r>
-        <w:t>Étape 5 : Traits d'Âme</w:t>
-      </w:r>
-    </w:p>
-    <w:p>
-      <w:r>
-        <w:t xml:space="preserve">Choisissez </w:t>
-      </w:r>
-      <w:r>
-        <w:rPr>
-          <w:b/>
-        </w:rPr>
-        <w:t>2 traits sur la liste des Traits d'Âme</w:t>
-      </w:r>
-      <w:r>
-        <w:t>. Ces traits restent constants à travers toutes les incarnations.</w:t>
-      </w:r>
-    </w:p>
-    <w:p>
-      <w:r>
-        <w:rPr>
-          <w:b/>
-        </w:rPr>
-        <w:t>Conduit Divin X</w:t>
-      </w:r>
-      <w:r>
-        <w:t xml:space="preserve"> (X = 1, 2 ou 3) — exemple notable. Augmente le seuil de tolérance au drain en ajoutant X PE permanents au-dessus du Rang Céleste. Définition complète et exemples chiffrés dans le chapitre Énergie.</w:t>
-      </w:r>
-    </w:p>
-    <w:p>
-      <w:r>
-        <w:rPr>
-          <w:color w:val="4A4A6A"/>
-        </w:rPr>
-        <w:t>────────────────────────────────────────────────────────────</w:t>
-      </w:r>
-    </w:p>
-    <w:p>
-      <w:pPr>
-        <w:pStyle w:val="Heading2"/>
-      </w:pPr>
-      <w:r>
-        <w:t>Étape 6 : Objectifs et motivations</w:t>
-      </w:r>
-    </w:p>
-    <w:p>
-      <w:pPr>
-        <w:pStyle w:val="ListBullet"/>
-        <w:ind w:left="283"/>
-      </w:pPr>
-      <w:r>
-        <w:rPr>
-          <w:b/>
-        </w:rPr>
-        <w:t>Objectif principal</w:t>
-      </w:r>
-      <w:r>
-        <w:t xml:space="preserve"> (lié au Nouveau Grand Jeu) : Comment votre personnage interprète-t-il "Vendez-moi du rêve" ?</w:t>
-      </w:r>
-    </w:p>
-    <w:p>
-      <w:pPr>
-        <w:pStyle w:val="ListBullet"/>
-        <w:ind w:left="283"/>
-      </w:pPr>
-      <w:r>
-        <w:rPr>
-          <w:b/>
-        </w:rPr>
-        <w:t>Motivation personnelle</w:t>
-      </w:r>
-      <w:r>
-        <w:t xml:space="preserve"> : Qu'est-ce qui pousse votre âme au-delà du devoir ?</w:t>
-      </w:r>
-    </w:p>
-    <w:p>
-      <w:pPr>
-        <w:pStyle w:val="ListBullet"/>
-        <w:ind w:left="283"/>
-      </w:pPr>
-      <w:r>
-        <w:rPr>
-          <w:b/>
-        </w:rPr>
-        <w:t>Liens avec d'autres PJ</w:t>
-      </w:r>
-      <w:r>
-        <w:t xml:space="preserve"> : Relations préexistantes entre les âmes du groupe.</w:t>
-      </w:r>
-    </w:p>
-    <w:p>
-      <w:r>
-        <w:rPr>
-          <w:color w:val="4A4A6A"/>
-        </w:rPr>
-        <w:t>────────────────────────────────────────────────────────────</w:t>
-      </w:r>
-    </w:p>
-    <w:p>
-      <w:r>
-        <w:rPr>
-          <w:b/>
-          <w:color w:val="2B6CB0"/>
-        </w:rPr>
-        <w:t>Récapitulatif création 1. **Concept** : Nom, nature (ange/démon) 2. **Hiérarchie** : Supérieur hiérarchique + rôle spécifique 3. **Attributs** : Répartition 3/2/2/1 dans PUI/INF/RES/CLA 4. **Énergie** : PE = Rang céleste (+ Conduit Divin X si ce trait est choisi) 5. **Pouvoirs** : Présence Surnaturelle (intrinsèque, automatique) + 3 pouvoirs choisis (1 supérieur + 1 rôle + 1 aléatoire) 6. **Traits d'Âme** : 2 traits permanents 7. **Roleplay** : Objectifs et motivations</w:t>
+        <w:t>Récapitulatif création 1. **Concept** : Nom, nature (ange/démon) 2. **Hiérarchie** : Supérieur hiérarchique + rôle spécifique 3. **Attributs** : Répartition 3/2/2/1 dans PUI/INF/RES/CLA 4. **Pouvoirs** : Présence Surnaturelle (intrinsèque, automatique) + 3 pouvoirs choisis (1 supérieur + 1 rôle + 1 aléatoire) 5. **Traits d'Âme** : 2 traits permanents 6. **Roleplay** : Objectifs et motivations</w:t>
       </w:r>
     </w:p>
     <w:p>
@@ -3191,7 +3098,7 @@
         <w:t>réincarnation</w:t>
       </w:r>
       <w:r>
-        <w:t xml:space="preserve"> est automatique et ne coûte pas de PE, mais consomme une incarnation du quota.</w:t>
+        <w:t xml:space="preserve"> est automatique et ne génère aucun drain, mais consomme une incarnation du quota.</w:t>
       </w:r>
     </w:p>
     <w:p>
@@ -4589,7 +4496,7 @@
           <w:b/>
           <w:color w:val="2B6CB0"/>
         </w:rPr>
-        <w:t>Note sur les seuils élevés Si le seuil est de 6 ou plus (par exemple, un ange avec PUI 5 qui dépense 2 PE pour substituer PUI à FOR et possède +2 en Corps à Corps, donnant un seuil de 7), le 6 reste toujours un échec. L'intérêt d'avoir un seuil supérieur ou égal à 6 réside alors dans le fait qu'un résultat de 5 ou moins réussit et génère une marge importante.</w:t>
+        <w:t>Note sur les seuils élevés Si le seuil est de 6 ou plus (par exemple, un ange avec PUI 5 qui substitue PUI à FOR par sa [Présence Surnaturelle](../energie#présence-surnaturelle-pouvoir-intrinsèque) et possède +2 en Corps à Corps, donnant un seuil de 7), le 6 reste toujours un échec. L'intérêt d'avoir un seuil supérieur ou égal à 6 réside alors dans le fait qu'un résultat de 5 ou moins réussit et génère une marge importante.</w:t>
       </w:r>
     </w:p>
     <w:p>
@@ -5346,7 +5253,7 @@
         <w:ind w:left="850"/>
       </w:pPr>
       <w:r>
-        <w:t>Le compteur d'affaiblissements d'âme du lanceur est remis à zéro, et ceux de ses compagnons sont réduits de moitié (arrondi inférieur).</w:t>
+        <w:t>Toutes les blessures non-létales du lanceur sont immédiatement effacées, et celles de ses compagnons réduites de moitié (arrondi inférieur).</w:t>
       </w:r>
     </w:p>
     <w:p>
@@ -5375,7 +5282,16 @@
         <w:ind w:left="283"/>
       </w:pPr>
       <w:r>
-        <w:t>L'ange gagne immédiatement un nombre d'affaiblissements d'âme égal à la moitié de ses PE (arrondi supérieur), pouvant déclencher des blessures aggravées si le seuil est dépassé.</w:t>
+        <w:t xml:space="preserve">L'ange subit immédiatement un nombre de blessures aggravées égal à la moitié de son </w:t>
+      </w:r>
+      <w:r>
+        <w:rPr>
+          <w:color w:val="2B6CB0"/>
+        </w:rPr>
+        <w:t>Rang Céleste</w:t>
+      </w:r>
+      <w:r>
+        <w:t xml:space="preserve"> (arrondi supérieur).</w:t>
       </w:r>
     </w:p>
     <w:p>
@@ -5412,7 +5328,16 @@
         <w:ind w:left="283"/>
       </w:pPr>
       <w:r>
-        <w:t>Le démon gagne immédiatement un nombre d'affaiblissements d'âme égal à la moitié de ses PE (arrondi supérieur).</w:t>
+        <w:t xml:space="preserve">Le démon subit immédiatement un nombre de blessures aggravées égal à la moitié de son </w:t>
+      </w:r>
+      <w:r>
+        <w:rPr>
+          <w:color w:val="2B6CB0"/>
+        </w:rPr>
+        <w:t>Rang Céleste</w:t>
+      </w:r>
+      <w:r>
+        <w:t xml:space="preserve"> (arrondi supérieur).</w:t>
       </w:r>
     </w:p>
     <w:p>
@@ -5483,7 +5408,7 @@
         <w:ind w:left="850"/>
       </w:pPr>
       <w:r>
-        <w:t>Le compteur d'affaiblissements d'âme du lanceur est remis à zéro, et ceux de ses compagnons sont réduits de moitié (arrondi inférieur).</w:t>
+        <w:t>Toutes les blessures non-létales du lanceur sont immédiatement effacées, et celles de ses compagnons réduites de moitié (arrondi inférieur).</w:t>
       </w:r>
     </w:p>
     <w:p>
@@ -6118,16 +6043,25 @@
         <w:t>Multiciblage</w:t>
       </w:r>
       <w:r>
-        <w:t xml:space="preserve">, uniquement activable en posture de concentration, y compris pour un pouvoir instantané : chaque cible supplémentaire compte comme un niveau de Boost supplémentaire sur le pouvoir, avec les dés de </w:t>
+        <w:t xml:space="preserve">, uniquement activable en posture de concentration, y compris pour un pouvoir instantané : chaque cible supplémentaire augmente le rang effectif du pouvoir de 1 (mot-clé </w:t>
       </w:r>
       <w:r>
         <w:rPr>
           <w:color w:val="2B6CB0"/>
         </w:rPr>
+        <w:t>Multicible</w:t>
+      </w:r>
+      <w:r>
+        <w:t xml:space="preserve">), avec le </w:t>
+      </w:r>
+      <w:r>
+        <w:rPr>
+          <w:color w:val="2B6CB0"/>
+        </w:rPr>
         <w:t>drain</w:t>
       </w:r>
       <w:r>
-        <w:t xml:space="preserve"> que cela implique.</w:t>
+        <w:t xml:space="preserve"> que cela implique — les dégâts, eux, restent calculés sur le rang de lancement.</w:t>
       </w:r>
     </w:p>
     <w:p>
@@ -8053,7 +7987,7 @@
         <w:pStyle w:val="Heading1"/>
       </w:pPr>
       <w:r>
-        <w:t>Énergie, Drain &amp; Consummation</w:t>
+        <w:t>Énergie, Drain &amp; Consommation</w:t>
       </w:r>
     </w:p>
     <w:p>
@@ -8063,7 +7997,7 @@
     </w:p>
     <w:p>
       <w:r>
-        <w:t>Le problème n'est pas la quantité. Le problème est la taille tuyau.</w:t>
+        <w:t>Le problème n'est pas la quantité. Le problème est la taille du tuyau.</w:t>
       </w:r>
     </w:p>
     <w:p>
@@ -8084,74 +8018,26 @@
         <w:pStyle w:val="Heading2"/>
       </w:pPr>
       <w:r>
-        <w:t>Points d'Énergie</w:t>
-      </w:r>
-    </w:p>
-    <w:p>
-      <w:r>
-        <w:t xml:space="preserve">Chaque âme dispose d'un nombre de Points d'Énergie (PE) égal à son </w:t>
+        <w:t>Rang des pouvoirs et Drain</w:t>
+      </w:r>
+    </w:p>
+    <w:p>
+      <w:r>
+        <w:t>Chaque pouvoir possède un rang, de 0 à 6. Les pouvoirs de Rang 0 sont des tours de passe-passe mineurs, accessibles à tout humain initié — ils ne génèrent aucun drain et ne coûtent rien, même sans âme surnaturelle.</w:t>
+      </w:r>
+    </w:p>
+    <w:p>
+      <w:r>
+        <w:t xml:space="preserve">Un pouvoir actif ne peut être acquis qu'à un rang de base inférieur ou égal au Rang Céleste de son propriétaire. Les pouvoirs passifs, eux, sont calés sur le Rang Céleste et évoluent avec lui — voir </w:t>
       </w:r>
       <w:r>
         <w:rPr>
           <w:color w:val="2B6CB0"/>
         </w:rPr>
-        <w:t>Rang Céleste</w:t>
-      </w:r>
-      <w:r>
-        <w:t>. Ces PE ne représentent pas une réserve à vider, mais un seuil de tolérance : ils absorbent les conséquences des excès de canalisation avant que l'hôte n'en paie le prix. Ils se rechargent intégralement au lever du soleil pour les anges, et à la tombée de la nuit pour les démons — moment qui, comme tout événement cosmique dans cet univers, peut souffrir d'un léger décalage si Dieu est occupé à créer autre chose.</w:t>
-      </w:r>
-    </w:p>
-    <w:p>
-      <w:pPr>
-        <w:pStyle w:val="Heading3"/>
-      </w:pPr>
-      <w:r>
-        <w:t>Persistance entre incarnations</w:t>
-      </w:r>
-    </w:p>
-    <w:p>
-      <w:r>
-        <w:t>Les PE persistent d'une incarnation à l'autre. Un ange qui perd son hôte à court d'énergie repart dans le suivant dans le même état. L'âme se souvient de ses efforts, même si le corps est neuf.</w:t>
-      </w:r>
-    </w:p>
-    <w:p>
-      <w:r>
-        <w:t xml:space="preserve">Le trait </w:t>
-      </w:r>
-      <w:r>
-        <w:rPr>
-          <w:b/>
-        </w:rPr>
-        <w:t>Conduit Divin</w:t>
-      </w:r>
-      <w:r>
-        <w:t xml:space="preserve"> (niveaux 1 à 3) représente une affinité développée avec le flux divin — certaines âmes anciennes ont simplement appris à gérer des débits que leurs pairs ne sauraient supporter. Chaque niveau ajoute 1 PE permanent au-dessus du Rang Céleste. Ce trait ne modifie pas le Rang lui-même ni l'accès aux pouvoirs : uniquement l'endurance spirituelle face au drain. Un ange de Rang 2 avec Conduit Divin 3 dispose de 5 PE — autant qu'un Archange, sur ce seul plan. Ce qui ne l'empêche pas de rester un ange de Rang 2 sur tout le reste, mais lui donne une endurance magique remarquable pour quelqu'un de son niveau.</w:t>
-      </w:r>
-    </w:p>
-    <w:p>
-      <w:r>
-        <w:rPr>
-          <w:color w:val="4A4A6A"/>
-        </w:rPr>
-        <w:t>────────────────────────────────────────────────────────────</w:t>
-      </w:r>
-    </w:p>
-    <w:p>
-      <w:pPr>
-        <w:pStyle w:val="Heading2"/>
-      </w:pPr>
-      <w:r>
-        <w:t>Rang des pouvoirs et Drain</w:t>
-      </w:r>
-    </w:p>
-    <w:p>
-      <w:r>
-        <w:t>Chaque pouvoir possède un rang, de 0 à 6. Les pouvoirs de Rang 0 sont des tours de passe-passe mineurs, accessibles à tout humain initié — ils ne génèrent aucun dé de drain et ne coûtent rien, même sans âme surnaturelle. Au-delà, le rang du pouvoir détermine directement le nombre de dés de drain lancés au moment du lancement : un pouvoir de Rang 3 génère 3 dés de drain, un pouvoir de Rang 5 en génère 5. Chaque 6 obtenu sur ces dés représente un affaiblissement d'âme.</w:t>
-      </w:r>
-    </w:p>
-    <w:p>
-      <w:r>
-        <w:t>Une créature ne peut lancer que des pouvoirs dont le rang est inférieur ou égal à son Rang Céleste. Les dégâts d'un pouvoir offensif lancé au rang R sont :</w:t>
+        <w:t>Pouvoirs</w:t>
+      </w:r>
+      <w:r>
+        <w:t>. Les dégâts d'un pouvoir offensif lancé au rang R sont :</w:t>
       </w:r>
     </w:p>
     <w:p>
@@ -8163,12 +8049,57 @@
           <w:rFonts w:ascii="Courier New" w:hAnsi="Courier New"/>
           <w:sz w:val="18"/>
         </w:rPr>
-        <w:t>(Code + max(Marge, Dé rouge)) × R</w:t>
-      </w:r>
-    </w:p>
-    <w:p>
-      <w:r>
-        <w:t>Certains pouvoir proposent des options qui viennent augmenter le nombre de dés de drain :</w:t>
+        <w:t>PUI + R + max(Marge, Dé rouge)</w:t>
+      </w:r>
+    </w:p>
+    <w:p>
+      <w:r>
+        <w:t xml:space="preserve">Le drain se calcule au moment du lancement, rang par rang. Tant que le rang de lancement reste dans les limites du Rang Céleste, chaque rang génère un </w:t>
+      </w:r>
+      <w:r>
+        <w:rPr>
+          <w:b/>
+        </w:rPr>
+        <w:t>dé de drain</w:t>
+      </w:r>
+      <w:r>
+        <w:t xml:space="preserve"> : un 6 inflige une </w:t>
+      </w:r>
+      <w:r>
+        <w:rPr>
+          <w:b/>
+        </w:rPr>
+        <w:t>blessure non-létale</w:t>
+      </w:r>
+      <w:r>
+        <w:t xml:space="preserve"> — de la fatigue magique, qui se soigne aussi vite qu'un coup de mou (1 case par minute). Chaque rang de lancement au-delà du Rang Céleste génère à la place un </w:t>
+      </w:r>
+      <w:r>
+        <w:rPr>
+          <w:b/>
+        </w:rPr>
+        <w:t>drain automatique</w:t>
+      </w:r>
+      <w:r>
+        <w:t xml:space="preserve"> : pas de dé, pas de chance, une </w:t>
+      </w:r>
+      <w:r>
+        <w:rPr>
+          <w:b/>
+        </w:rPr>
+        <w:t>blessure aggravée</w:t>
+      </w:r>
+      <w:r>
+        <w:t xml:space="preserve"> directe, non réduite par l'armure ni par la </w:t>
+      </w:r>
+      <w:r>
+        <w:rPr>
+          <w:color w:val="2B6CB0"/>
+        </w:rPr>
+        <w:t>Résilience</w:t>
+      </w:r>
+      <w:r>
+        <w:t>.</w:t>
       </w:r>
     </w:p>
     <w:p>
@@ -8182,49 +8113,53 @@
         <w:t>Surcharge</w:t>
       </w:r>
       <w:r>
-        <w:t xml:space="preserve"> : le pouvoir est lancé à un rang supérieur à son rang naturel, jusqu'au plafond universel de 6. Les dés de drain correspondent alors au rang effectif de lancement. On ne peut pas faire l'inverse — un pouvoir de Rang 3 se lance avec 3 dés de drain au minimum. Si le pouvoir génère des dégâts, ils sont calculés en fonction du rang augmenté, et non du rang de base.</w:t>
-      </w:r>
-    </w:p>
-    <w:p>
-      <w:r>
-        <w:t xml:space="preserve">Le </w:t>
-      </w:r>
-      <w:r>
-        <w:rPr>
-          <w:b/>
-        </w:rPr>
-        <w:t>Multi-ciblage</w:t>
-      </w:r>
-      <w:r>
-        <w:t xml:space="preserve">, uniquement activable en </w:t>
+        <w:t xml:space="preserve"> permet de lancer un pouvoir actif à un rang supérieur à son rang de base, jusqu'au plafond universel de 6 — y compris au-delà de son propre Rang Céleste, pour les âmes qui considèrent la prudence comme une vertu strictement humaine. On ne peut pas faire l'inverse — un pouvoir de rang de base 3 se lance au rang 3 minimum. Si le pouvoir génère des dégâts, ils sont calculés sur le rang de lancement, surcharge comprise.</w:t>
+      </w:r>
+    </w:p>
+    <w:p>
+      <w:r>
+        <w:t xml:space="preserve">Un pouvoir peut par ailleurs être modulé au lancement par des </w:t>
+      </w:r>
+      <w:r>
+        <w:rPr>
+          <w:b/>
+        </w:rPr>
+        <w:t>mots-clés</w:t>
+      </w:r>
+      <w:r>
+        <w:t xml:space="preserve"> — </w:t>
       </w:r>
       <w:r>
         <w:rPr>
           <w:color w:val="2B6CB0"/>
         </w:rPr>
-        <w:t>posture de concentration</w:t>
-      </w:r>
-      <w:r>
-        <w:t>, ajoute 1 dé de drain par cible supplémentaire. Un pouvoir de Rang 2 appliqué à 2 cibles en plus de la première génère alors 4 dés de drain, mais la formule de dégâts prend toujours en compte le rang du sort lancé.</w:t>
-      </w:r>
-    </w:p>
-    <w:p>
-      <w:r>
-        <w:t>L'</w:t>
-      </w:r>
-      <w:r>
-        <w:rPr>
-          <w:b/>
-        </w:rPr>
-        <w:t>Expansion</w:t>
-      </w:r>
-      <w:r>
-        <w:t xml:space="preserve"> enfin, est une option bien pratique : pour un dé de drain supplémentaire, il est possible de multiplier la portée, la durée ou tout autre limite technique du pouvoir par 2 pour chaque dé de drain généré par cette option. Ainsi, un pouvoir de boule de feu lancé avec l'option "Expansion 2" verra sa portée maximale multipliée par 4.</w:t>
-      </w:r>
-    </w:p>
-    <w:p>
-      <w:r>
-        <w:t>Il est tout à fait possible de mixer plusieurs options sur un seul lancement de pouvoir mais il faut garder à l'esprit qu'un pouvoir ne peut pas générer plus de 6 dés de drain. De même un pouvoir de rang 6 générant déjà 6 dés de drain, il est impossible de lui appliquer des options. Mais ces pouvoirs divins sont largement assez puissants pour ne pas en avoir besoin.</w:t>
+        <w:t>Multicible, Portée, Durée</w:t>
+      </w:r>
+      <w:r>
+        <w:t xml:space="preserve"> et quelques autres. Chaque mot-clé a un coût, qui s'ajoute au rang de lancement pour donner le </w:t>
+      </w:r>
+      <w:r>
+        <w:rPr>
+          <w:b/>
+        </w:rPr>
+        <w:t>rang effectif</w:t>
+      </w:r>
+      <w:r>
+        <w:t xml:space="preserve"> du pouvoir, plafonné à 6. Le rang effectif ne sert qu'à une seule chose : déterminer le drain, selon la même règle que la Surcharge — des dés jusqu'au Rang Céleste, des drains automatiques au-delà. Les dégâts et la pénétration, eux, restent calculés sur le rang de lancement : multiplier les cibles n'a jamais rendu une boule de feu plus chaude.</w:t>
+      </w:r>
+    </w:p>
+    <w:p>
+      <w:r>
+        <w:t>Il est tout à fait possible de combiner Surcharge et mots-clés sur un même lancement, mais le rang effectif ne peut jamais dépasser 6. Un pouvoir lancé au rang 6 n'a donc droit à aucun mot-clé. Mais ces pouvoirs divins sont largement assez puissants pour ne pas en avoir besoin.</w:t>
+      </w:r>
+    </w:p>
+    <w:p>
+      <w:r>
+        <w:rPr>
+          <w:b/>
+          <w:color w:val="2B6CB0"/>
+        </w:rPr>
+        <w:t>Exemple : Ange Rang 3, pouvoir Rang 2 surchargé à 4 - Drain : 3 dés (dans les limites du Rang Céleste) + 1 drain automatique (1 rang au-delà) - Résultat supposé : un 6 sur les dés → 1 blessure non-létale - Le drain automatique inflige quant à lui 1 blessure aggravée directe, sauf conversion par [Conduit Divin](#conduit-divin) - Bilan : 1 blessure non-létale + 1 blessure aggravée, pour un pouvoir lancé bien au-delà de ce que ce Rang 3 devrait tenir</w:t>
       </w:r>
     </w:p>
     <w:p>
@@ -8240,6 +8175,50 @@
         <w:pStyle w:val="Heading2"/>
       </w:pPr>
       <w:r>
+        <w:t>Conduit Divin</w:t>
+      </w:r>
+    </w:p>
+    <w:p>
+      <w:r>
+        <w:t xml:space="preserve">Certaines âmes anciennes ont appris à gérer des débits que leurs pairs ne sauraient supporter. Le trait </w:t>
+      </w:r>
+      <w:r>
+        <w:rPr>
+          <w:b/>
+        </w:rPr>
+        <w:t>Conduit Divin</w:t>
+      </w:r>
+      <w:r>
+        <w:t xml:space="preserve"> (niveaux 1 à 3) permet, </w:t>
+      </w:r>
+      <w:r>
+        <w:rPr>
+          <w:b/>
+        </w:rPr>
+        <w:t>une fois par combat et par niveau</w:t>
+      </w:r>
+      <w:r>
+        <w:t>, de transformer un drain automatique en simple dé de drain — troquant une blessure aggravée garantie contre 1 chance sur 6 d'une blessure non-létale. Ce trait ne modifie pas le Rang Céleste lui-même ni l'accès aux pouvoirs : uniquement la capacité à absorber les excès de canalisation sans en payer immédiatement le prix.</w:t>
+      </w:r>
+    </w:p>
+    <w:p>
+      <w:r>
+        <w:t>Un ange de Rang 2 avec Conduit Divin 3 peut ainsi encaisser jusqu'à 3 dépassements de rang par combat avant que la situation ne devienne vraiment risquée. Ce qui ne l'empêche pas de rester un ange de Rang 2 sur tout le reste, mais lui donne un sang-froid remarquable pour quelqu'un de son niveau.</w:t>
+      </w:r>
+    </w:p>
+    <w:p>
+      <w:r>
+        <w:rPr>
+          <w:color w:val="4A4A6A"/>
+        </w:rPr>
+        <w:t>────────────────────────────────────────────────────────────</w:t>
+      </w:r>
+    </w:p>
+    <w:p>
+      <w:pPr>
+        <w:pStyle w:val="Heading2"/>
+      </w:pPr>
+      <w:r>
         <w:t>Présence Surnaturelle _(pouvoir intrinsèque)_</w:t>
       </w:r>
     </w:p>
@@ -8265,7 +8244,7 @@
         <w:t>avantage</w:t>
       </w:r>
       <w:r>
-        <w:t xml:space="preserve"> sur ce jet, soit substituer un attribut d'âme à une caractéristique physique. Ces deux options représentent le même phénomène : laisser transparaître, l'espace d'un instant, la véritable nature de l'être qui habite ce corps. Cela génère 1 dé de drain — un seul 6 suffit à coûter 1 PE. Surcharge impossible.</w:t>
+        <w:t xml:space="preserve"> sur ce jet, soit substituer un attribut d'âme à une caractéristique physique. Ces deux options représentent le même phénomène : laisser transparaître, l'espace d'un instant, la véritable nature de l'être qui habite ce corps. Cela génère 1 dé de drain — un seul 6 suffit à infliger une blessure non-létale. Surcharge impossible.</w:t>
       </w:r>
     </w:p>
     <w:tbl>
@@ -8411,176 +8390,195 @@
         <w:pStyle w:val="Heading2"/>
       </w:pPr>
       <w:r>
-        <w:t>Le seuil de tolérance</w:t>
-      </w:r>
-    </w:p>
-    <w:p>
-      <w:r>
-        <w:t xml:space="preserve">Les X premiers affaiblissements d'âme de la journée (X = PE du personnage) sont absorbés sans conséquence. L'âme encaisse à la place de l'hôte. Au-delà de ce seuil, chaque affaiblissement supplémentaire inflige une blessure aggravée directe à l'hôte — non réduite par l'armure ni par la </w:t>
-      </w:r>
-      <w:r>
-        <w:rPr>
+        <w:t>La Consommation</w:t>
+      </w:r>
+    </w:p>
+    <w:p>
+      <w:r>
+        <w:rPr>
+          <w:b/>
           <w:color w:val="2B6CB0"/>
         </w:rPr>
-        <w:t>Résilience</w:t>
+        <w:t>La Consommation Un drain automatique n'est jamais une question de chance : c'est la puissance de l'âme, quelle que soit sa nature — divine, infernale, ou toute autre —, qui déborde ce qu'elle peut contenir et brûle littéralement l'enveloppe charnelle de l'intérieur. Rien ne l'arrête à part le [Conduit Divin](#conduit-divin) : ni l'armure, ni la Résilience, ni la bonne volonté.</w:t>
+      </w:r>
+    </w:p>
+    <w:p>
+      <w:r>
+        <w:t>Un ange de Rang 1 qui surcharge un pouvoir au rang 6 lance 1 dé de drain et encaisse 5 drains automatiques d'un coup — cinq blessures aggravées avant même de savoir si le pouvoir a fait effet. Ce n'est plus de l'imprudence, c'est un plan de carrière de martyr. Un Archange de Rang 5, à l'inverse, peut surcharger largement avant de sentir quoi que ce soit mordre pour de vrai.</w:t>
+      </w:r>
+    </w:p>
+    <w:p>
+      <w:r>
+        <w:t xml:space="preserve">Si la Consommation tue l'hôte, l'ange se </w:t>
+      </w:r>
+      <w:r>
+        <w:rPr>
+          <w:color w:val="2B6CB0"/>
+        </w:rPr>
+        <w:t>réincarne</w:t>
+      </w:r>
+      <w:r>
+        <w:t xml:space="preserve"> normalement. Les anges qui abusent de cette mécanique finissent par consumer leurs hôtes en série, ce qui finit par attirer l'attention — des démons, des inquisiteurs, ou pire, de la hiérarchie.</w:t>
+      </w:r>
+    </w:p>
+    <w:p>
+      <w:r>
+        <w:br w:type="page"/>
+      </w:r>
+    </w:p>
+    <w:p>
+      <w:pPr>
+        <w:pStyle w:val="Heading1"/>
+      </w:pPr>
+      <w:r>
+        <w:t>Pouvoirs</w:t>
+      </w:r>
+    </w:p>
+    <w:p>
+      <w:pPr>
+        <w:pStyle w:val="Heading2"/>
+      </w:pPr>
+      <w:r>
+        <w:t>Principe Général</w:t>
+      </w:r>
+    </w:p>
+    <w:p>
+      <w:r>
+        <w:t xml:space="preserve">Le </w:t>
+      </w:r>
+      <w:r>
+        <w:rPr>
+          <w:color w:val="2B6CB0"/>
+        </w:rPr>
+        <w:t>rang céleste</w:t>
+      </w:r>
+      <w:r>
+        <w:t xml:space="preserve"> d'une créature détermine sa capacité à maîtriser des</w:t>
+      </w:r>
+    </w:p>
+    <w:p>
+      <w:r>
+        <w:t>pouvoirs surnaturels. Plus une créature a un rang élevé, plus elle peut</w:t>
+      </w:r>
+    </w:p>
+    <w:p>
+      <w:r>
+        <w:t>accéder à des pouvoirs puissants et les développer à un niveau avancé.</w:t>
+      </w:r>
+    </w:p>
+    <w:p>
+      <w:pPr>
+        <w:pStyle w:val="Heading2"/>
+      </w:pPr>
+      <w:r>
+        <w:t>Rang des pouvoirs et Drain</w:t>
+      </w:r>
+    </w:p>
+    <w:p>
+      <w:r>
+        <w:t xml:space="preserve">Chaque pouvoir possède un rang (0 à 6). Le rang détermine à la fois l'accès et le coût en </w:t>
+      </w:r>
+      <w:r>
+        <w:rPr>
+          <w:color w:val="2B6CB0"/>
+        </w:rPr>
+        <w:t>drain</w:t>
       </w:r>
       <w:r>
         <w:t>.</w:t>
       </w:r>
     </w:p>
     <w:p>
-      <w:r>
-        <w:rPr>
-          <w:b/>
+      <w:pPr>
+        <w:pStyle w:val="ListBullet"/>
+        <w:ind w:left="283"/>
+      </w:pPr>
+      <w:r>
+        <w:rPr>
+          <w:b/>
+        </w:rPr>
+        <w:t>Rang 0</w:t>
+      </w:r>
+      <w:r>
+        <w:t xml:space="preserve"> : gratuit, accessible aux humains initiés, 0 dé de drain.</w:t>
+      </w:r>
+    </w:p>
+    <w:p>
+      <w:pPr>
+        <w:pStyle w:val="ListBullet"/>
+        <w:ind w:left="283"/>
+      </w:pPr>
+      <w:r>
+        <w:rPr>
+          <w:b/>
+        </w:rPr>
+        <w:t>Rang 1–6</w:t>
+      </w:r>
+      <w:r>
+        <w:t xml:space="preserve"> : le rang effectif de lancement détermine le drain — 1 dé de drain par rang jusqu'au Rang Céleste (un 6 inflige 1 blessure non-létale), 1 drain automatique par rang au-delà (1 blessure aggravée directe, sauf conversion par </w:t>
+      </w:r>
+      <w:r>
+        <w:rPr>
           <w:color w:val="2B6CB0"/>
         </w:rPr>
-        <w:t>La Consommation Lorsque les affaiblissements d'âme dépassent les PE disponibles, la puissance divine déborde ce que l'âme peut contenir et brûle littéralement l'enveloppe charnelle de l'intérieur. Ce n'est pas un dégât ordinaire : c'est la gloire divine qui consume ce qu'elle ne peut tenir.</w:t>
-      </w:r>
-    </w:p>
-    <w:p>
-      <w:r>
-        <w:t>Un ange de Rang 3 peut encaisser trois affaiblissements gratuitement dans la journée. Le quatrième commence à consumer son hôte. Un Archange de Rang 5 peut lancer des pouvoirs de haut rang en rafale avant que quoi que ce soit ne morde vraiment. Et un ange de Rang 1 qui surcharge un pouvoir à 6 lance 6 dés de drain avec un seul PE de marge — c'est courageux, ou imprudent, selon le résultat.</w:t>
-      </w:r>
-    </w:p>
-    <w:p>
-      <w:r>
-        <w:t xml:space="preserve">Si la Consommation tue l'hôte, l'ange se </w:t>
+        <w:t>Conduit Divin</w:t>
+      </w:r>
+      <w:r>
+        <w:t>).</w:t>
+      </w:r>
+    </w:p>
+    <w:p>
+      <w:pPr>
+        <w:pStyle w:val="ListBullet"/>
+        <w:ind w:left="283"/>
+      </w:pPr>
+      <w:r>
+        <w:rPr>
+          <w:b/>
+        </w:rPr>
+        <w:t>Accès</w:t>
+      </w:r>
+      <w:r>
+        <w:t xml:space="preserve"> : rang de base ≤ Rang Céleste pour les pouvoirs actifs ; les pouvoirs passifs sont calés sur le Rang Céleste. Pas de downgrade possible.</w:t>
+      </w:r>
+    </w:p>
+    <w:p>
+      <w:pPr>
+        <w:pStyle w:val="ListBullet"/>
+        <w:ind w:left="283"/>
+      </w:pPr>
+      <w:r>
+        <w:rPr>
+          <w:b/>
+        </w:rPr>
+        <w:t>Surcharge</w:t>
+      </w:r>
+      <w:r>
+        <w:t xml:space="preserve"> : lancer un pouvoir actif à un rang supérieur à son rang de base, jusqu'à 6 — y compris au-delà du Rang Céleste. Les dégâts sont calculés sur le rang de lancement.</w:t>
+      </w:r>
+    </w:p>
+    <w:p>
+      <w:pPr>
+        <w:pStyle w:val="ListBullet"/>
+        <w:ind w:left="283"/>
+      </w:pPr>
+      <w:r>
+        <w:rPr>
+          <w:b/>
+        </w:rPr>
+        <w:t>Mots-clés</w:t>
+      </w:r>
+      <w:r>
+        <w:t xml:space="preserve"> : rang effectif = rang de lancement + somme des coûts des </w:t>
       </w:r>
       <w:r>
         <w:rPr>
           <w:color w:val="2B6CB0"/>
         </w:rPr>
-        <w:t>réincarne</w:t>
-      </w:r>
-      <w:r>
-        <w:t xml:space="preserve"> normalement — mais le compteur d'affaiblissements repart à zéro. Jusqu'au lever du soleil suivant cependant, cette ardoise vierge ne se recharge pas : un nouveau lancer de haut rang mordra immédiatement sur l'hôte suivant. Les anges qui abusent de cette mécanique finissent par consumer leurs hôtes en série, ce qui finit par attirer l'attention — des démons, des inquisiteurs, ou pire, de la hiérarchie.</w:t>
-      </w:r>
-    </w:p>
-    <w:p>
-      <w:r>
-        <w:br w:type="page"/>
-      </w:r>
-    </w:p>
-    <w:p>
-      <w:pPr>
-        <w:pStyle w:val="Heading1"/>
-      </w:pPr>
-      <w:r>
-        <w:t>Pouvoirs</w:t>
-      </w:r>
-    </w:p>
-    <w:p>
-      <w:pPr>
-        <w:pStyle w:val="Heading2"/>
-      </w:pPr>
-      <w:r>
-        <w:t>Principe Général</w:t>
-      </w:r>
-    </w:p>
-    <w:p>
-      <w:r>
-        <w:t xml:space="preserve">Le </w:t>
-      </w:r>
-      <w:r>
-        <w:rPr>
-          <w:color w:val="2B6CB0"/>
-        </w:rPr>
-        <w:t>rang céleste</w:t>
-      </w:r>
-      <w:r>
-        <w:t xml:space="preserve"> d'une créature détermine sa capacité à maîtriser des</w:t>
-      </w:r>
-    </w:p>
-    <w:p>
-      <w:r>
-        <w:t>pouvoirs surnaturels. Plus une créature a un rang élevé, plus elle peut</w:t>
-      </w:r>
-    </w:p>
-    <w:p>
-      <w:r>
-        <w:t>accéder à des pouvoirs puissants et les développer à un niveau avancé.</w:t>
-      </w:r>
-    </w:p>
-    <w:p>
-      <w:pPr>
-        <w:pStyle w:val="Heading2"/>
-      </w:pPr>
-      <w:r>
-        <w:t>Rang des pouvoirs et Drain</w:t>
-      </w:r>
-    </w:p>
-    <w:p>
-      <w:r>
-        <w:t xml:space="preserve">Chaque pouvoir possède un rang (0 à 6). Le rang détermine à la fois l'accès et le coût en </w:t>
-      </w:r>
-      <w:r>
-        <w:rPr>
-          <w:color w:val="2B6CB0"/>
-        </w:rPr>
-        <w:t>drain</w:t>
-      </w:r>
-      <w:r>
-        <w:t>.</w:t>
-      </w:r>
-    </w:p>
-    <w:p>
-      <w:pPr>
-        <w:pStyle w:val="ListBullet"/>
-        <w:ind w:left="283"/>
-      </w:pPr>
-      <w:r>
-        <w:rPr>
-          <w:b/>
-        </w:rPr>
-        <w:t>Rang 0</w:t>
-      </w:r>
-      <w:r>
-        <w:t xml:space="preserve"> : gratuit, accessible aux humains initiés, 0 dé de drain.</w:t>
-      </w:r>
-    </w:p>
-    <w:p>
-      <w:pPr>
-        <w:pStyle w:val="ListBullet"/>
-        <w:ind w:left="283"/>
-      </w:pPr>
-      <w:r>
-        <w:rPr>
-          <w:b/>
-        </w:rPr>
-        <w:t>Rang 1–6</w:t>
-      </w:r>
-      <w:r>
-        <w:t xml:space="preserve"> : dés de drain = rang effectif de lancement. Chaque 6 = 1 affaiblissement d'âme.</w:t>
-      </w:r>
-    </w:p>
-    <w:p>
-      <w:pPr>
-        <w:pStyle w:val="ListBullet"/>
-        <w:ind w:left="283"/>
-      </w:pPr>
-      <w:r>
-        <w:rPr>
-          <w:b/>
-        </w:rPr>
-        <w:t>Accès</w:t>
-      </w:r>
-      <w:r>
-        <w:t xml:space="preserve"> : Rang Céleste ≥ rang du pouvoir. Pas de downgrade possible.</w:t>
-      </w:r>
-    </w:p>
-    <w:p>
-      <w:pPr>
-        <w:pStyle w:val="ListBullet"/>
-        <w:ind w:left="283"/>
-      </w:pPr>
-      <w:r>
-        <w:rPr>
-          <w:b/>
-        </w:rPr>
-        <w:t>Surcharge</w:t>
-      </w:r>
-      <w:r>
-        <w:t xml:space="preserve"> : lancer un pouvoir à un rang supérieur à son rang naturel (jusqu'à 6). Les dés de drain et les dégâts correspondent au rang effectif.</w:t>
+        <w:t>mots-clés</w:t>
+      </w:r>
+      <w:r>
+        <w:t>, plafonné à 6. Ne compte que pour le drain.</w:t>
       </w:r>
     </w:p>
     <w:p>
@@ -8602,7 +8600,7 @@
           <w:rFonts w:ascii="Courier New" w:hAnsi="Courier New"/>
           <w:sz w:val="18"/>
         </w:rPr>
-        <w:t>(Code + max(Marge, Dé rouge)) × rang effectif</w:t>
+        <w:t>PUI + rang de lancement + max(Marge, Dé rouge)</w:t>
       </w:r>
     </w:p>
     <w:p>
@@ -8611,12 +8609,12 @@
           <w:b/>
           <w:color w:val="2B6CB0"/>
         </w:rPr>
-        <w:t>Exemple : Ange Rang 3 (3 PE), pouvoir Rang 2 surchargé à 4 - Dés de drain : 4 (rang effectif) - Résultat supposé : deux 6 → 2 affaiblissements d'âme - L'ange dispose de 3 PE → quota non dépassé → 0 blessure aggravée - Il lui reste 1 PE de marge pour la journée</w:t>
-      </w:r>
-    </w:p>
-    <w:p>
-      <w:r>
-        <w:t>Pour le détail complet du mécanisme (seuil de tolérance, Consommation, Présence Surnaturelle), voir le chapitre Énergie.</w:t>
+        <w:t>Exemple : Ange Rang 3, pouvoir Rang 2 surchargé à 4 - Drain : 3 dés (jusqu'au Rang Céleste) + 1 drain automatique (1 rang au-delà du Rang 3) - Résultat supposé : un 6 sur les dés → 1 blessure non-létale - Le drain automatique inflige en plus 1 blessure aggravée directe, sauf conversion par Conduit Divin</w:t>
+      </w:r>
+    </w:p>
+    <w:p>
+      <w:r>
+        <w:t>Pour le détail complet du mécanisme (Consommation, Conduit Divin, Présence Surnaturelle), voir le chapitre Énergie.</w:t>
       </w:r>
     </w:p>
     <w:p>
@@ -8661,7 +8659,7 @@
     </w:p>
     <w:p>
       <w:r>
-        <w:t>\*Exemple : Un ange de rang 3 peut acquérir des pouvoirs ayant pour</w:t>
+        <w:t>_Exemple : Un ange de rang 3 peut acquérir des pouvoirs ayant pour</w:t>
       </w:r>
     </w:p>
     <w:p>
@@ -8671,7 +8669,7 @@
     </w:p>
     <w:p>
       <w:r>
-        <w:t>plus.\*</w:t>
+        <w:t>plus._</w:t>
       </w:r>
     </w:p>
     <w:p>
@@ -8679,108 +8677,99 @@
         <w:pStyle w:val="Heading2"/>
       </w:pPr>
       <w:r>
-        <w:t>Limitation des Niveaux de Pouvoir</w:t>
-      </w:r>
-    </w:p>
-    <w:p>
-      <w:r>
-        <w:t>Pour les pouvoirs possédant plusieurs niveaux (notés X), le niveau</w:t>
-      </w:r>
-    </w:p>
-    <w:p>
-      <w:r>
-        <w:t>maximum qu'une créature peut atteindre est limité par son Rang Céleste.</w:t>
-      </w:r>
-    </w:p>
-    <w:p>
-      <w:r>
-        <w:t>Quel que soit le niveau prérequis d'un pouvoir, il ne pourra être</w:t>
-      </w:r>
-    </w:p>
-    <w:p>
-      <w:r>
-        <w:t>augmenté au-delà du Rang Céleste du personnage.</w:t>
-      </w:r>
-    </w:p>
-    <w:p>
-      <w:pPr>
-        <w:pStyle w:val="ListBullet"/>
-        <w:ind w:left="283"/>
-      </w:pPr>
-      <w:r>
-        <w:rPr>
-          <w:b/>
-        </w:rPr>
-        <w:t>Exemple 1 :</w:t>
-      </w:r>
-      <w:r>
-        <w:t xml:space="preserve"> Un pouvoir avec un prérequis de Rang 1 (comme</w:t>
-      </w:r>
-    </w:p>
-    <w:p>
+        <w:t>Pouvoirs actifs et pouvoirs passifs</w:t>
+      </w:r>
+    </w:p>
+    <w:p>
+      <w:r>
+        <w:t>Au-delà du prérequis d'accès, tout dépend de la nature du pouvoir.</w:t>
+      </w:r>
+    </w:p>
+    <w:p>
+      <w:r>
+        <w:t xml:space="preserve">Un </w:t>
+      </w:r>
+      <w:r>
+        <w:rPr>
+          <w:b/>
+        </w:rPr>
+        <w:t>pouvoir actif</w:t>
+      </w:r>
+      <w:r>
+        <w:t xml:space="preserve"> se lance : jet, </w:t>
+      </w:r>
       <w:r>
         <w:rPr>
           <w:color w:val="2B6CB0"/>
         </w:rPr>
-        <w:t>_Résilience_</w:t>
-      </w:r>
-      <w:r>
-        <w:t>) peut être amélioré deux fois par un Ange de Rang 3,</w:t>
-      </w:r>
-    </w:p>
-    <w:p>
-      <w:r>
-        <w:t>atteignant _Résilience 3_.</w:t>
-      </w:r>
-    </w:p>
-    <w:p>
-      <w:pPr>
-        <w:pStyle w:val="ListBullet"/>
-        <w:ind w:left="283"/>
-      </w:pPr>
-      <w:r>
-        <w:rPr>
-          <w:b/>
-        </w:rPr>
-        <w:t>Exemple 2 :</w:t>
-      </w:r>
-      <w:r>
-        <w:t xml:space="preserve"> Un pouvoir avec un prérequis de Rang 2 (comme \*Feu</w:t>
-      </w:r>
-    </w:p>
-    <w:p>
-      <w:r>
-        <w:t>Ardent\*) peut être amélioré une seule fois par un Ange de Rang 3,</w:t>
-      </w:r>
-    </w:p>
-    <w:p>
-      <w:r>
-        <w:t>atteignant _Feu Ardent 2_.</w:t>
-      </w:r>
-    </w:p>
-    <w:p>
-      <w:pPr>
-        <w:pStyle w:val="ListBullet"/>
-        <w:ind w:left="283"/>
-      </w:pPr>
-      <w:r>
-        <w:rPr>
-          <w:b/>
-        </w:rPr>
-        <w:t>Exemple 3 :</w:t>
-      </w:r>
-      <w:r>
-        <w:t xml:space="preserve"> Un pouvoir avec un prérequis de Rang 3 (comme</w:t>
-      </w:r>
-    </w:p>
-    <w:p>
-      <w:r>
-        <w:t>_Châtiment_) ne peut pas être amélioré au-delà du Rang 3 par un</w:t>
-      </w:r>
-    </w:p>
-    <w:p>
-      <w:r>
-        <w:t>Ange de Rang 3.</w:t>
+        <w:t>drain</w:t>
+      </w:r>
+      <w:r>
+        <w:t xml:space="preserve">, éventuelle </w:t>
+      </w:r>
+      <w:r>
+        <w:rPr>
+          <w:color w:val="2B6CB0"/>
+        </w:rPr>
+        <w:t>Surcharge</w:t>
+      </w:r>
+      <w:r>
+        <w:t xml:space="preserve">. Son rang de base, choisi à l'acquisition et améliorable par la </w:t>
+      </w:r>
+      <w:r>
+        <w:rPr>
+          <w:color w:val="2B6CB0"/>
+        </w:rPr>
+        <w:t>progression</w:t>
+      </w:r>
+      <w:r>
+        <w:t>, ne peut jamais dépasser le Rang Céleste de son propriétaire. En revanche, rien n'interdit de le lancer plus fort qu'il n'a été appris : la Surcharge permet de monter jusqu'au rang 6, le drain se chargeant de rappeler à chacun où se situent ses limites réelles.</w:t>
+      </w:r>
+    </w:p>
+    <w:p>
+      <w:r>
+        <w:t xml:space="preserve">Un </w:t>
+      </w:r>
+      <w:r>
+        <w:rPr>
+          <w:b/>
+        </w:rPr>
+        <w:t>pouvoir passif</w:t>
+      </w:r>
+      <w:r>
+        <w:t xml:space="preserve"> ne se lance pas : il est toujours actif, ne génère aucun drain, et son rang est calé sur le Rang Céleste de son propriétaire — ni plus, ni moins. Il évolue automatiquement avec lui. Un ange de Rang 3 a _Résilience 3_ ; s'il devient Archange, sa Résilience passe à 4 sans rien dépenser. C'est un des rares avantages de la promotion interne.</w:t>
+      </w:r>
+    </w:p>
+    <w:p>
+      <w:r>
+        <w:t>_Exemples :_</w:t>
+      </w:r>
+    </w:p>
+    <w:p>
+      <w:pPr>
+        <w:pStyle w:val="ListBullet"/>
+        <w:ind w:left="283"/>
+      </w:pPr>
+      <w:r>
+        <w:t>_Résilience_ (passif, prérequis Rang 1) : calée sur le Rang Céleste. Ange Rang 3 → Résilience 3 ; Archange Rang 4 → Résilience 4 ; humain Rang 1 → Résilience 1, sans effet pratique.</w:t>
+      </w:r>
+    </w:p>
+    <w:p>
+      <w:pPr>
+        <w:pStyle w:val="ListBullet"/>
+        <w:ind w:left="283"/>
+      </w:pPr>
+      <w:r>
+        <w:t>_Feu Ardent_ (actif, prérequis Rang 2) : un ange de Rang 3 peut l'acquérir au rang de base 2 ou 3, et le surcharger jusqu'au rang 6 au lancement.</w:t>
+      </w:r>
+    </w:p>
+    <w:p>
+      <w:pPr>
+        <w:pStyle w:val="ListBullet"/>
+        <w:ind w:left="283"/>
+      </w:pPr>
+      <w:r>
+        <w:t>_Rapidité Céleste_ (passif, prérequis Rang 3) : inaccessible en dessous du Rang 3 ; calée sur le Rang Céleste au-delà.</w:t>
       </w:r>
     </w:p>
     <w:p>
@@ -8788,7 +8777,7 @@
         <w:pStyle w:val="Heading2"/>
       </w:pPr>
       <w:r>
-        <w:t>Règles de spécifiques aux Pouvoirs</w:t>
+        <w:t>Règles spécifiques aux Pouvoirs</w:t>
       </w:r>
     </w:p>
     <w:p>
@@ -8911,7 +8900,130 @@
         <w:rPr>
           <w:b/>
         </w:rPr>
-        <w:t>PE :</w:t>
+        <w:t>Intensité :</w:t>
+      </w:r>
+      <w:r>
+        <w:t xml:space="preserve"> Résultat du </w:t>
+      </w:r>
+      <w:r>
+        <w:rPr>
+          <w:color w:val="2B6CB0"/>
+        </w:rPr>
+        <w:t>dé rouge</w:t>
+      </w:r>
+      <w:r>
+        <w:t xml:space="preserve"> + </w:t>
+      </w:r>
+      <w:r>
+        <w:rPr>
+          <w:color w:val="2B6CB0"/>
+        </w:rPr>
+        <w:t>marge de réussite</w:t>
+      </w:r>
+    </w:p>
+    <w:p>
+      <w:pPr>
+        <w:pStyle w:val="ListBullet"/>
+        <w:ind w:left="283"/>
+      </w:pPr>
+      <w:r>
+        <w:rPr>
+          <w:b/>
+        </w:rPr>
+        <w:t>Dé explosif :</w:t>
+      </w:r>
+      <w:r>
+        <w:t xml:space="preserve"> Le </w:t>
+      </w:r>
+      <w:r>
+        <w:rPr>
+          <w:color w:val="2B6CB0"/>
+        </w:rPr>
+        <w:t>dé d'intensité</w:t>
+      </w:r>
+      <w:r>
+        <w:t xml:space="preserve"> explose sur un 6 (relance et</w:t>
+      </w:r>
+    </w:p>
+    <w:p>
+      <w:r>
+        <w:t>additionne)</w:t>
+      </w:r>
+    </w:p>
+    <w:p>
+      <w:pPr>
+        <w:pStyle w:val="ListBullet"/>
+        <w:ind w:left="283"/>
+      </w:pPr>
+      <w:r>
+        <w:rPr>
+          <w:b/>
+        </w:rPr>
+        <w:t>Non-réductible :</w:t>
+      </w:r>
+      <w:r>
+        <w:t xml:space="preserve"> Ne peut être réduit par l'armure ou la</w:t>
+      </w:r>
+    </w:p>
+    <w:p>
+      <w:r>
+        <w:t>résistance physique</w:t>
+      </w:r>
+    </w:p>
+    <w:p>
+      <w:pPr>
+        <w:pStyle w:val="ListBullet"/>
+        <w:ind w:left="283"/>
+      </w:pPr>
+      <w:r>
+        <w:rPr>
+          <w:b/>
+        </w:rPr>
+        <w:t>Concentration :</w:t>
+      </w:r>
+      <w:r>
+        <w:t xml:space="preserve"> Coût initial + coût par tour. Maintenir un pouvoir au-delà du tour de lancement requiert d'adopter la </w:t>
+      </w:r>
+      <w:r>
+        <w:rPr>
+          <w:color w:val="2B6CB0"/>
+        </w:rPr>
+        <w:t>posture de Concentration</w:t>
+      </w:r>
+      <w:r>
+        <w:t>, avec les contreparties qu'elle implique.</w:t>
+      </w:r>
+    </w:p>
+    <w:p>
+      <w:pPr>
+        <w:pStyle w:val="ListBullet"/>
+        <w:ind w:left="283"/>
+      </w:pPr>
+      <w:r>
+        <w:rPr>
+          <w:b/>
+        </w:rPr>
+        <w:t>Durée fixe :</w:t>
+      </w:r>
+      <w:r>
+        <w:t xml:space="preserve"> Exactement 3 tours puis dissipation automatique.</w:t>
+      </w:r>
+    </w:p>
+    <w:p>
+      <w:r>
+        <w:t>Prolongation = nouveau jet + nouveau coût</w:t>
+      </w:r>
+    </w:p>
+    <w:p>
+      <w:pPr>
+        <w:pStyle w:val="ListBullet"/>
+        <w:ind w:left="283"/>
+      </w:pPr>
+      <w:r>
+        <w:rPr>
+          <w:b/>
+        </w:rPr>
+        <w:t>Couper un pouvoir :</w:t>
       </w:r>
       <w:r>
         <w:t xml:space="preserve"> </w:t>
@@ -8920,338 +9032,1063 @@
         <w:rPr>
           <w:color w:val="2B6CB0"/>
         </w:rPr>
-        <w:t>Points d'Énergie</w:t>
-      </w:r>
-    </w:p>
-    <w:p>
-      <w:pPr>
-        <w:pStyle w:val="ListBullet"/>
-        <w:ind w:left="283"/>
-      </w:pPr>
-      <w:r>
-        <w:rPr>
-          <w:b/>
-        </w:rPr>
-        <w:t>Intensité :</w:t>
-      </w:r>
-      <w:r>
-        <w:t xml:space="preserve"> Résultat du </w:t>
+        <w:t>Action gratuite</w:t>
+      </w:r>
+      <w:r>
+        <w:t>, peut être fait à tout</w:t>
+      </w:r>
+    </w:p>
+    <w:p>
+      <w:r>
+        <w:t>moment</w:t>
+      </w:r>
+    </w:p>
+    <w:p>
+      <w:pPr>
+        <w:pStyle w:val="ListBullet"/>
+        <w:ind w:left="283"/>
+      </w:pPr>
+      <w:r>
+        <w:rPr>
+          <w:b/>
+        </w:rPr>
+        <w:t>Contrôle mental/Possession :</w:t>
+      </w:r>
+      <w:r>
+        <w:t xml:space="preserve"> Le contrôleur ne dispose toujours que d'une </w:t>
       </w:r>
       <w:r>
         <w:rPr>
           <w:color w:val="2B6CB0"/>
         </w:rPr>
-        <w:t>dé rouge</w:t>
-      </w:r>
-      <w:r>
-        <w:t xml:space="preserve"> + </w:t>
+        <w:t>Action Complexe</w:t>
+      </w:r>
+      <w:r>
+        <w:t xml:space="preserve"> et d'une </w:t>
       </w:r>
       <w:r>
         <w:rPr>
           <w:color w:val="2B6CB0"/>
         </w:rPr>
-        <w:t>marge de réussite</w:t>
-      </w:r>
-    </w:p>
-    <w:p>
-      <w:pPr>
-        <w:pStyle w:val="ListBullet"/>
-        <w:ind w:left="283"/>
-      </w:pPr>
-      <w:r>
-        <w:rPr>
-          <w:b/>
-        </w:rPr>
-        <w:t>Dé explosif :</w:t>
-      </w:r>
-      <w:r>
-        <w:t xml:space="preserve"> Le </w:t>
+        <w:t>Action Simple</w:t>
+      </w:r>
+      <w:r>
+        <w:t xml:space="preserve"> par tour, à répartir entre son hôte et ses cibles contrôlées.</w:t>
+      </w:r>
+    </w:p>
+    <w:p>
+      <w:pPr>
+        <w:pStyle w:val="ListBullet"/>
+        <w:ind w:left="283"/>
+      </w:pPr>
+      <w:r>
+        <w:t>Certains pouvoir précisent que le lanceur subit une ou plusieurs</w:t>
+      </w:r>
+    </w:p>
+    <w:p>
+      <w:r>
+        <w:t>blessures aggravées. Ces blessures aggravées sont infligées</w:t>
+      </w:r>
+    </w:p>
+    <w:p>
+      <w:r>
+        <w:t>directement (le personnage les subit), elles ne passent pas par</w:t>
+      </w:r>
+    </w:p>
+    <w:p>
+      <w:r>
+        <w:t>les réductions de PA ou Résilience. C'est le prix à payer pour</w:t>
+      </w:r>
+    </w:p>
+    <w:p>
+      <w:r>
+        <w:t>utiliser une puissance qui dépasse les limites naturelles du</w:t>
+      </w:r>
+    </w:p>
+    <w:p>
+      <w:r>
+        <w:t>corps.</w:t>
+      </w:r>
+    </w:p>
+    <w:p>
+      <w:r>
+        <w:rPr>
+          <w:b/>
+        </w:rPr>
+        <w:t>Interactions entre Pouvoirs</w:t>
+      </w:r>
+    </w:p>
+    <w:p>
+      <w:pPr>
+        <w:pStyle w:val="ListBullet"/>
+        <w:ind w:left="283"/>
+      </w:pPr>
+      <w:r>
+        <w:t xml:space="preserve">Il est normalement impossible de maintenir sa </w:t>
+      </w:r>
+      <w:r>
+        <w:rPr>
+          <w:b/>
+        </w:rPr>
+        <w:t>concentration</w:t>
+      </w:r>
+      <w:r>
+        <w:t xml:space="preserve"> sur</w:t>
+      </w:r>
+    </w:p>
+    <w:p>
+      <w:r>
+        <w:t>plus d'un pouvoir à la fois,</w:t>
+      </w:r>
+    </w:p>
+    <w:p>
+      <w:pPr>
+        <w:pStyle w:val="ListBullet"/>
+        <w:ind w:left="283"/>
+      </w:pPr>
+      <w:r>
+        <w:t xml:space="preserve">Les pouvoirs de </w:t>
+      </w:r>
+      <w:r>
+        <w:rPr>
+          <w:b/>
+        </w:rPr>
+        <w:t>durée fixe</w:t>
+      </w:r>
+      <w:r>
+        <w:t xml:space="preserve"> ne nécessitent pas d'attention une</w:t>
+      </w:r>
+    </w:p>
+    <w:p>
+      <w:r>
+        <w:t>fois lancés,</w:t>
+      </w:r>
+    </w:p>
+    <w:p>
+      <w:pPr>
+        <w:pStyle w:val="ListBullet"/>
+        <w:ind w:left="283"/>
+      </w:pPr>
+      <w:r>
+        <w:t xml:space="preserve">Les effets </w:t>
+      </w:r>
+      <w:r>
+        <w:rPr>
+          <w:b/>
+        </w:rPr>
+        <w:t>permanents</w:t>
+      </w:r>
+      <w:r>
+        <w:t xml:space="preserve"> persistent jusqu'à dissipation active ou</w:t>
+      </w:r>
+    </w:p>
+    <w:p>
+      <w:r>
+        <w:t>condition spéciale,</w:t>
+      </w:r>
+    </w:p>
+    <w:p>
+      <w:pPr>
+        <w:pStyle w:val="ListBullet"/>
+        <w:ind w:left="283"/>
+      </w:pPr>
+      <w:r>
+        <w:rPr>
+          <w:b/>
+        </w:rPr>
+        <w:t>Prolonger un pouvoir :</w:t>
+      </w:r>
+      <w:r>
+        <w:t xml:space="preserve"> Nouveau jet de pouvoir + nouveau drain</w:t>
+      </w:r>
+    </w:p>
+    <w:p>
+      <w:r>
+        <w:t>complet au rang de lancement initial, au tour 4, 7, 10, etc.</w:t>
+      </w:r>
+    </w:p>
+    <w:p>
+      <w:pPr>
+        <w:pStyle w:val="ListBullet"/>
+        <w:ind w:left="283"/>
+      </w:pPr>
+      <w:r>
+        <w:rPr>
+          <w:b/>
+        </w:rPr>
+        <w:t>Arrêter un pouvoir de concentration :</w:t>
+      </w:r>
+      <w:r>
+        <w:t xml:space="preserve"> Action gratuite, effet immédiat.</w:t>
+      </w:r>
+    </w:p>
+    <w:p>
+      <w:pPr>
+        <w:pStyle w:val="Heading2"/>
+      </w:pPr>
+      <w:r>
+        <w:t>Note sur les armes</w:t>
+      </w:r>
+    </w:p>
+    <w:p>
+      <w:r>
+        <w:t>_Les armes sacrées, magiques ou maudites conservent leurs effets</w:t>
+      </w:r>
+    </w:p>
+    <w:p>
+      <w:r>
+        <w:t>spéciaux pour pénétrer ou contourner certaines défenses, indépendamment</w:t>
+      </w:r>
+    </w:p>
+    <w:p>
+      <w:r>
+        <w:t>du niveau de Résilience._</w:t>
+      </w:r>
+    </w:p>
+    <w:p>
+      <w:r>
+        <w:br w:type="page"/>
+      </w:r>
+    </w:p>
+    <w:p>
+      <w:pPr>
+        <w:pStyle w:val="Heading1"/>
+      </w:pPr>
+      <w:r>
+        <w:t>Dégâts &amp; Blessures</w:t>
+      </w:r>
+    </w:p>
+    <w:p>
+      <w:r>
+        <w:t>Terminologie : INFLIGER vs SUBIR</w:t>
+      </w:r>
+    </w:p>
+    <w:p>
+      <w:r>
+        <w:t>Pour éviter toute confusion, le jeu utilise une terminologie stricte :</w:t>
+      </w:r>
+    </w:p>
+    <w:p>
+      <w:r>
+        <w:t>On INFLIGE des dégâts (actif, offensif)</w:t>
+      </w:r>
+    </w:p>
+    <w:p>
+      <w:pPr>
+        <w:pStyle w:val="ListBullet"/>
+        <w:ind w:left="283"/>
+      </w:pPr>
+      <w:r>
+        <w:t>Les dégâts sont le montant brut avant réductions</w:t>
+      </w:r>
+    </w:p>
+    <w:p>
+      <w:pPr>
+        <w:pStyle w:val="ListBullet"/>
+        <w:ind w:left="283"/>
+      </w:pPr>
+      <w:r>
+        <w:t>Exemple : "Cette attaque inflige 10 dégâts"</w:t>
+      </w:r>
+    </w:p>
+    <w:p>
+      <w:r>
+        <w:t>On SUBIT des blessures (passif, résultat final)</w:t>
+      </w:r>
+    </w:p>
+    <w:p>
+      <w:pPr>
+        <w:pStyle w:val="ListBullet"/>
+        <w:ind w:left="283"/>
+      </w:pPr>
+      <w:r>
+        <w:t>Les blessures sont marquées sur la fiche de PV après réductions</w:t>
+      </w:r>
+    </w:p>
+    <w:p>
+      <w:pPr>
+        <w:pStyle w:val="ListBullet"/>
+        <w:ind w:left="283"/>
+      </w:pPr>
+      <w:r>
+        <w:t>Exemple : "Le défenseur subit 3 blessures"</w:t>
+      </w:r>
+    </w:p>
+    <w:p>
+      <w:r>
+        <w:t>Flux de résolution : De l'attaque à la blessure</w:t>
+      </w:r>
+    </w:p>
+    <w:p>
+      <w:r>
+        <w:t>Lorsqu'une attaque inflige des dégâts :</w:t>
+      </w:r>
+    </w:p>
+    <w:p>
+      <w:pPr>
+        <w:pStyle w:val="ListNumber"/>
+        <w:ind w:left="283"/>
+      </w:pPr>
+      <w:r>
+        <w:t>Calcul des dégâts bruts (Code + Intensité + Marge + modificateurs)</w:t>
+      </w:r>
+    </w:p>
+    <w:p>
+      <w:pPr>
+        <w:pStyle w:val="ListNumber"/>
+        <w:ind w:left="283"/>
+      </w:pPr>
+      <w:r>
+        <w:t>Nature des dégâts (normaux, aggravés, ou non-létaux)</w:t>
+      </w:r>
+    </w:p>
+    <w:p>
+      <w:pPr>
+        <w:pStyle w:val="ListNumber"/>
+        <w:ind w:left="283"/>
+      </w:pPr>
+      <w:r>
+        <w:t>Réduction : Armure (soustraction du PA, sauf mention contraire)</w:t>
+      </w:r>
+    </w:p>
+    <w:p>
+      <w:pPr>
+        <w:pStyle w:val="ListNumber"/>
+        <w:ind w:left="283"/>
+      </w:pPr>
+      <w:r>
+        <w:t>Réduction : Résilience (division, arrondi inférieur)</w:t>
+      </w:r>
+    </w:p>
+    <w:p>
+      <w:pPr>
+        <w:pStyle w:val="ListNumber"/>
+        <w:ind w:left="283"/>
+      </w:pPr>
+      <w:r>
+        <w:t>Blessures finales : Le défenseur subit X blessures (marquées sur la</w:t>
+      </w:r>
+    </w:p>
+    <w:p>
+      <w:r>
+        <w:t>fiche)</w:t>
+      </w:r>
+    </w:p>
+    <w:p>
+      <w:r>
+        <w:t>Exception : Blessures directes</w:t>
+      </w:r>
+    </w:p>
+    <w:p>
+      <w:r>
+        <w:t>Certains effets utilisent directement le verbe "subir" sans mentionner</w:t>
+      </w:r>
+    </w:p>
+    <w:p>
+      <w:r>
+        <w:t>de dégâts :</w:t>
+      </w:r>
+    </w:p>
+    <w:p>
+      <w:pPr>
+        <w:pStyle w:val="ListBullet"/>
+        <w:ind w:left="283"/>
+      </w:pPr>
+      <w:r>
+        <w:t>Aucune réduction (ni PA, ni Résilience)</w:t>
+      </w:r>
+    </w:p>
+    <w:p>
+      <w:pPr>
+        <w:pStyle w:val="ListBullet"/>
+        <w:ind w:left="283"/>
+      </w:pPr>
+      <w:r>
+        <w:t>Marquées immédiatement sur la fiche</w:t>
+      </w:r>
+    </w:p>
+    <w:p>
+      <w:r>
+        <w:t>Indicateur clé : Si le texte dit "subit des blessures" sans mentionner</w:t>
+      </w:r>
+    </w:p>
+    <w:p>
+      <w:r>
+        <w:t>"inflige des dégâts" au préalable, c'est direct.</w:t>
+      </w:r>
+    </w:p>
+    <w:p>
+      <w:r>
+        <w:t>Natures de dégâts et blessures</w:t>
+      </w:r>
+    </w:p>
+    <w:p>
+      <w:r>
+        <w:t>Dégâts normaux conduisent à des Blessures létales (X)</w:t>
+      </w:r>
+    </w:p>
+    <w:p>
+      <w:pPr>
+        <w:pStyle w:val="ListBullet"/>
+        <w:ind w:left="283"/>
+      </w:pPr>
+      <w:r>
+        <w:t>Guérissent naturellement (1 par jour)</w:t>
+      </w:r>
+    </w:p>
+    <w:p>
+      <w:r>
+        <w:t>Dégâts aggravés conduisent à des Blessures aggravées (⭙)</w:t>
+      </w:r>
+    </w:p>
+    <w:p>
+      <w:pPr>
+        <w:pStyle w:val="ListBullet"/>
+        <w:ind w:left="283"/>
+      </w:pPr>
+      <w:r>
+        <w:t>Ne guérissent jamais naturellement</w:t>
+      </w:r>
+    </w:p>
+    <w:p>
+      <w:pPr>
+        <w:pStyle w:val="ListBullet"/>
+        <w:ind w:left="283"/>
+      </w:pPr>
+      <w:r>
+        <w:t xml:space="preserve">Nécessitent </w:t>
       </w:r>
       <w:r>
         <w:rPr>
           <w:color w:val="2B6CB0"/>
         </w:rPr>
-        <w:t>dé d'intensité</w:t>
-      </w:r>
-      <w:r>
-        <w:t xml:space="preserve"> explose sur un 6 (relance et</w:t>
-      </w:r>
-    </w:p>
-    <w:p>
-      <w:r>
-        <w:t>additionne)</w:t>
-      </w:r>
-    </w:p>
-    <w:p>
-      <w:pPr>
-        <w:pStyle w:val="ListBullet"/>
-        <w:ind w:left="283"/>
-      </w:pPr>
-      <w:r>
-        <w:rPr>
-          <w:b/>
-        </w:rPr>
-        <w:t>Non-réductible :</w:t>
-      </w:r>
-      <w:r>
-        <w:t xml:space="preserve"> Ne peut être réduit par l'armure ou la</w:t>
-      </w:r>
-    </w:p>
-    <w:p>
-      <w:r>
-        <w:t>résistance physique</w:t>
-      </w:r>
-    </w:p>
-    <w:p>
-      <w:pPr>
-        <w:pStyle w:val="ListBullet"/>
-        <w:ind w:left="283"/>
-      </w:pPr>
-      <w:r>
-        <w:rPr>
-          <w:b/>
-        </w:rPr>
-        <w:t>Concentration :</w:t>
-      </w:r>
-      <w:r>
-        <w:t xml:space="preserve"> Coût initial + coût par tour. Maintenir un pouvoir au-delà du tour de lancement requiert d'adopter la </w:t>
+        <w:t>intervention divine</w:t>
+      </w:r>
+      <w:r>
+        <w:t xml:space="preserve"> ou démoniaque</w:t>
+      </w:r>
+    </w:p>
+    <w:p>
+      <w:r>
+        <w:t>Dégâts non-létaux conduisent à des Blessures non-létales (/)</w:t>
+      </w:r>
+    </w:p>
+    <w:p>
+      <w:pPr>
+        <w:pStyle w:val="ListBullet"/>
+        <w:ind w:left="283"/>
+      </w:pPr>
+      <w:r>
+        <w:t>Guérissent rapidement (1 par heure de repos)</w:t>
+      </w:r>
+    </w:p>
+    <w:p>
+      <w:r>
+        <w:t>Règle d'arrondi</w:t>
+      </w:r>
+    </w:p>
+    <w:p>
+      <w:r>
+        <w:t>L'arrondi est toujours favorable au personnage actif. Ainsi les dégâts</w:t>
+      </w:r>
+    </w:p>
+    <w:p>
+      <w:r>
+        <w:t>infligés par un personnage sont arrondis au supérieur (favorable à</w:t>
+      </w:r>
+    </w:p>
+    <w:p>
+      <w:r>
+        <w:t>l'attaquant) alors que lors de la division des dégâts par la</w:t>
+      </w:r>
+    </w:p>
+    <w:p>
+      <w:r>
+        <w:t>Résilience, l'arrondi se fait toujours à l'inférieur (favorable au</w:t>
+      </w:r>
+    </w:p>
+    <w:p>
+      <w:r>
+        <w:t>défenseur).</w:t>
+      </w:r>
+    </w:p>
+    <w:p>
+      <w:r>
+        <w:t xml:space="preserve">Exemple : Azrael active son aura de sainteté qui </w:t>
+      </w:r>
+      <w:r>
+        <w:rPr>
+          <w:b/>
+        </w:rPr>
+        <w:t>inflige</w:t>
+      </w:r>
+      <w:r>
+        <w:t xml:space="preserve"> Rang hiérarchique x </w:t>
       </w:r>
       <w:r>
         <w:rPr>
           <w:color w:val="2B6CB0"/>
         </w:rPr>
-        <w:t>posture de Concentration</w:t>
-      </w:r>
-      <w:r>
-        <w:t>, avec les contreparties qu'elle implique.</w:t>
-      </w:r>
-    </w:p>
-    <w:p>
-      <w:pPr>
-        <w:pStyle w:val="ListBullet"/>
-        <w:ind w:left="283"/>
-      </w:pPr>
-      <w:r>
-        <w:rPr>
-          <w:b/>
-        </w:rPr>
-        <w:t>Durée fixe :</w:t>
-      </w:r>
-      <w:r>
-        <w:t xml:space="preserve"> Exactement 3 tours puis dissipation automatique.</w:t>
-      </w:r>
-    </w:p>
-    <w:p>
-      <w:r>
-        <w:t>Prolongation = nouveau jet + nouveau coût</w:t>
-      </w:r>
-    </w:p>
-    <w:p>
-      <w:pPr>
-        <w:pStyle w:val="ListBullet"/>
-        <w:ind w:left="283"/>
-      </w:pPr>
-      <w:r>
-        <w:rPr>
-          <w:b/>
-        </w:rPr>
-        <w:t>Couper un pouvoir :</w:t>
+        <w:t>rang céleste</w:t>
+      </w:r>
+      <w:r>
+        <w:t xml:space="preserve"> /2 dégâts aggravés à toutes les cibles démoniaques au contact. 3×3/2 = 4,5, donc arrondi à 5 dégâts.</w:t>
+      </w:r>
+    </w:p>
+    <w:p>
+      <w:r>
+        <w:t xml:space="preserve">Belphess la démone aux belles fesses est très très au contact et </w:t>
+      </w:r>
+      <w:r>
+        <w:rPr>
+          <w:b/>
+        </w:rPr>
+        <w:t>subit</w:t>
+      </w:r>
+      <w:r>
+        <w:t xml:space="preserve"> donc 5/3=1 blessure aggravée (on arrondit à l'inférieur lors de la division par la résilience). Belphess pousse un gémissement équivoque.</w:t>
+      </w:r>
+    </w:p>
+    <w:p>
+      <w:r>
+        <w:t>Pour les effets bénéfiques (soins, récupération), l'arrondi se fait à</w:t>
+      </w:r>
+    </w:p>
+    <w:p>
+      <w:r>
+        <w:t>l'</w:t>
+      </w:r>
+      <w:r>
+        <w:rPr>
+          <w:color w:val="2B6CB0"/>
+        </w:rPr>
+        <w:t>avantage</w:t>
+      </w:r>
+      <w:r>
+        <w:t xml:space="preserve"> du lanceur.</w:t>
+      </w:r>
+    </w:p>
+    <w:p>
+      <w:pPr>
+        <w:pStyle w:val="Heading1"/>
+      </w:pPr>
+      <w:r>
+        <w:t>POINTS DE VIE</w:t>
+      </w:r>
+    </w:p>
+    <w:p>
+      <w:pPr>
+        <w:pStyle w:val="Heading1"/>
+      </w:pPr>
+      <w:r>
+        <w:t>SYSTÈME DE BLESSURES</w:t>
+      </w:r>
+    </w:p>
+    <w:p>
+      <w:pPr>
+        <w:pStyle w:val="Heading2"/>
+      </w:pPr>
+      <w:r>
+        <w:t>Principe Général</w:t>
+      </w:r>
+    </w:p>
+    <w:p>
+      <w:r>
+        <w:t>Les points de vie (PV) sont déterminés par la caractéristique Vigueur</w:t>
+      </w:r>
+    </w:p>
+    <w:p>
+      <w:r>
+        <w:t xml:space="preserve">selon la formule </w:t>
+      </w:r>
+      <w:r>
+        <w:rPr>
+          <w:b/>
+        </w:rPr>
+        <w:t>VIG x 2 + Taille</w:t>
+      </w:r>
+      <w:r>
+        <w:t>. Un humain dispose donc d'entre 8</w:t>
+      </w:r>
+    </w:p>
+    <w:p>
+      <w:r>
+        <w:t>et 12 PV.</w:t>
+      </w:r>
+    </w:p>
+    <w:p>
+      <w:r>
+        <w:t>Plutôt que de soustraire des points de vie, le système utilise une</w:t>
+      </w:r>
+    </w:p>
+    <w:p>
+      <w:r>
+        <w:rPr>
+          <w:b/>
+        </w:rPr>
+        <w:t>jauge de blessures</w:t>
+      </w:r>
+      <w:r>
+        <w:t xml:space="preserve"> composée d'un nombre de cases égal aux PV</w:t>
+      </w:r>
+    </w:p>
+    <w:p>
+      <w:r>
+        <w:t>maximum du personnage. Les blessures sont cochées de gauche à droite, et</w:t>
+      </w:r>
+    </w:p>
+    <w:p>
+      <w:r>
+        <w:t>leur gravité détermine le type de marque utilisée.</w:t>
+      </w:r>
+    </w:p>
+    <w:p>
+      <w:pPr>
+        <w:pStyle w:val="Heading2"/>
+      </w:pPr>
+      <w:r>
+        <w:t>Types de Blessures</w:t>
+      </w:r>
+    </w:p>
+    <w:p>
+      <w:r>
+        <w:rPr>
+          <w:b/>
+        </w:rPr>
+        <w:t>Blessures Non Létales (/)</w:t>
+      </w:r>
+    </w:p>
+    <w:p>
+      <w:r>
+        <w:rPr>
+          <w:b/>
+        </w:rPr>
+        <w:t>Marquage :</w:t>
+      </w:r>
+      <w:r>
+        <w:t xml:space="preserve"> Simple trait diagonal</w:t>
+      </w:r>
+    </w:p>
+    <w:p>
+      <w:r>
+        <w:rPr>
+          <w:b/>
+        </w:rPr>
+        <w:t>Causes :</w:t>
+      </w:r>
+      <w:r>
+        <w:t xml:space="preserve"> Fatigue extrême, coups assommants, douleur intense,</w:t>
+      </w:r>
+    </w:p>
+    <w:p>
+      <w:r>
+        <w:t xml:space="preserve">drain magique dans les limites du </w:t>
+      </w:r>
+      <w:r>
+        <w:rPr>
+          <w:color w:val="2B6CB0"/>
+        </w:rPr>
+        <w:t>Rang Céleste</w:t>
+      </w:r>
+      <w:r>
+        <w:t xml:space="preserve"> (un 6 sur un dé de </w:t>
+      </w:r>
+      <w:r>
+        <w:rPr>
+          <w:color w:val="2B6CB0"/>
+        </w:rPr>
+        <w:t>drain</w:t>
+      </w:r>
+      <w:r>
+        <w:t>)</w:t>
+      </w:r>
+    </w:p>
+    <w:p>
+      <w:r>
+        <w:rPr>
+          <w:b/>
+          <w:color w:val="2B6CB0"/>
+        </w:rPr>
+        <w:t>Immunités à la fatigue Certaines âmes sont immunisées aux blessures non-létales d'origine physique ordinaire (fatigue, essoufflement, coups assommants) — l'immunité, si elle existe, dépend du type d'âme incarnée et est précisée dans sa description. Le drain magique, lui, reste toujours efficace : ce n'est pas de la fatigue du corps, mais l'usure du canal entre l'âme et son hôte.</w:t>
+      </w:r>
+    </w:p>
+    <w:p>
+      <w:r>
+        <w:rPr>
+          <w:b/>
+        </w:rPr>
+        <w:t>Restriction :</w:t>
+      </w:r>
+      <w:r>
+        <w:t xml:space="preserve"> Ne peut être cochée que dans une case vide</w:t>
+      </w:r>
+    </w:p>
+    <w:p>
+      <w:r>
+        <w:rPr>
+          <w:b/>
+        </w:rPr>
+        <w:t>Guérison :</w:t>
+      </w:r>
+      <w:r>
+        <w:t xml:space="preserve"> 1 minute par coche (soit 10-15 minutes au total pour se</w:t>
+      </w:r>
+    </w:p>
+    <w:p>
+      <w:r>
+        <w:t>remettre)</w:t>
+      </w:r>
+    </w:p>
+    <w:p>
+      <w:r>
+        <w:rPr>
+          <w:b/>
+        </w:rPr>
+        <w:t>Blessures Létales (X)</w:t>
+      </w:r>
+    </w:p>
+    <w:p>
+      <w:r>
+        <w:rPr>
+          <w:b/>
+        </w:rPr>
+        <w:t>Marquage :</w:t>
+      </w:r>
+      <w:r>
+        <w:t xml:space="preserve"> Croix complète</w:t>
+      </w:r>
+    </w:p>
+    <w:p>
+      <w:r>
+        <w:rPr>
+          <w:b/>
+        </w:rPr>
+        <w:t>Causes :</w:t>
+      </w:r>
+      <w:r>
+        <w:t xml:space="preserve"> Armes tranchantes, balles, feu, acide, la plupart des</w:t>
+      </w:r>
+    </w:p>
+    <w:p>
+      <w:r>
+        <w:t>dégâts de combat</w:t>
+      </w:r>
+    </w:p>
+    <w:p>
+      <w:r>
+        <w:rPr>
+          <w:b/>
+        </w:rPr>
+        <w:t>Upgrade :</w:t>
+      </w:r>
+      <w:r>
+        <w:t xml:space="preserve"> Peut transformer une blessure non létale (/) en blessure</w:t>
+      </w:r>
+    </w:p>
+    <w:p>
+      <w:r>
+        <w:t>létale (X) en complétant la croix</w:t>
+      </w:r>
+    </w:p>
+    <w:p>
+      <w:r>
+        <w:rPr>
+          <w:b/>
+        </w:rPr>
+        <w:t>Guérison :</w:t>
+      </w:r>
+      <w:r>
+        <w:t xml:space="preserve"> 1 semaine par coche (récupération naturelle selon le rang</w:t>
+      </w:r>
+    </w:p>
+    <w:p>
+      <w:r>
+        <w:t>céleste)</w:t>
+      </w:r>
+    </w:p>
+    <w:p>
+      <w:r>
+        <w:rPr>
+          <w:b/>
+        </w:rPr>
+        <w:t>Blessures Aggravées (⭙)</w:t>
+      </w:r>
+    </w:p>
+    <w:p>
+      <w:r>
+        <w:rPr>
+          <w:b/>
+        </w:rPr>
+        <w:t>Marquage :</w:t>
+      </w:r>
+      <w:r>
+        <w:t xml:space="preserve"> Croix entourée</w:t>
+      </w:r>
+    </w:p>
+    <w:p>
+      <w:r>
+        <w:rPr>
+          <w:b/>
+        </w:rPr>
+        <w:t>Causes :</w:t>
+      </w:r>
+    </w:p>
+    <w:p>
+      <w:pPr>
+        <w:pStyle w:val="ListBullet"/>
+        <w:ind w:left="283"/>
+      </w:pPr>
+      <w:r>
+        <w:t xml:space="preserve">Drain automatique généré par un rang de lancement au-delà du </w:t>
+      </w:r>
+      <w:r>
+        <w:rPr>
+          <w:color w:val="2B6CB0"/>
+        </w:rPr>
+        <w:t>Rang Céleste</w:t>
+      </w:r>
+      <w:r>
+        <w:t xml:space="preserve"> (voir </w:t>
+      </w:r>
+      <w:r>
+        <w:rPr>
+          <w:color w:val="2B6CB0"/>
+        </w:rPr>
+        <w:t>Énergie</w:t>
+      </w:r>
+      <w:r>
+        <w:t>)</w:t>
+      </w:r>
+    </w:p>
+    <w:p>
+      <w:pPr>
+        <w:pStyle w:val="ListBullet"/>
+        <w:ind w:left="283"/>
+      </w:pPr>
+      <w:r>
+        <w:t>Attaques de créatures particulièrement dangereuses (vampires, démons</w:t>
+      </w:r>
+    </w:p>
+    <w:p>
+      <w:r>
+        <w:t>majeurs)</w:t>
+      </w:r>
+    </w:p>
+    <w:p>
+      <w:pPr>
+        <w:pStyle w:val="ListBullet"/>
+        <w:ind w:left="283"/>
+      </w:pPr>
+      <w:r>
+        <w:t>Armes maudites ou sacrées</w:t>
+      </w:r>
+    </w:p>
+    <w:p>
+      <w:pPr>
+        <w:pStyle w:val="ListBullet"/>
+        <w:ind w:left="283"/>
+      </w:pPr>
+      <w:r>
+        <w:t>Dégâts spirituels directs</w:t>
+      </w:r>
+    </w:p>
+    <w:p>
+      <w:r>
+        <w:rPr>
+          <w:b/>
+        </w:rPr>
+        <w:t>Upgrade :</w:t>
+      </w:r>
+      <w:r>
+        <w:t xml:space="preserve"> Peut transformer n'importe quelle blessure existante</w:t>
+      </w:r>
+    </w:p>
+    <w:p>
+      <w:r>
+        <w:t>\</w:t>
+      </w:r>
+      <w:r>
+        <w:rPr>
+          <w:i/>
+        </w:rPr>
+        <w:t>\</w:t>
+      </w:r>
+      <w:r>
+        <w:t>Ces blessures ne guérissent jamais naturellement. Seule une</w:t>
+      </w:r>
+    </w:p>
+    <w:p>
+      <w:r>
+        <w:t>intervention divine, démoniaque, une capacité surnaturelle ou un pouvoir</w:t>
+      </w:r>
+    </w:p>
+    <w:p>
+      <w:r>
+        <w:t>adapté peut les soigner.\</w:t>
+      </w:r>
+      <w:r>
+        <w:rPr>
+          <w:i/>
+        </w:rPr>
+        <w:t>\</w:t>
+      </w:r>
+    </w:p>
+    <w:p>
+      <w:pPr>
+        <w:pStyle w:val="Heading2"/>
+      </w:pPr>
+      <w:r>
+        <w:t>Règles de Progression des Blessures</w:t>
+      </w:r>
+    </w:p>
+    <w:p>
+      <w:r>
+        <w:t>Les blessures s'</w:t>
+      </w:r>
+      <w:r>
+        <w:rPr>
+          <w:b/>
+        </w:rPr>
+        <w:t>upgradent</w:t>
+      </w:r>
+      <w:r>
+        <w:t xml:space="preserve"> toujours vers le type le plus grave :</w:t>
+      </w:r>
+    </w:p>
+    <w:p>
+      <w:pPr>
+        <w:pStyle w:val="ListBullet"/>
+        <w:ind w:left="283"/>
+      </w:pPr>
+      <w:r>
+        <w:t>Une case vide peut recevoir n'importe quel type de blessure</w:t>
+      </w:r>
+    </w:p>
+    <w:p>
+      <w:pPr>
+        <w:pStyle w:val="ListBullet"/>
+        <w:ind w:left="283"/>
+      </w:pPr>
+      <w:r>
+        <w:t>Une case (/) peut devenir (X) ou (⭙)</w:t>
+      </w:r>
+    </w:p>
+    <w:p>
+      <w:pPr>
+        <w:pStyle w:val="ListBullet"/>
+        <w:ind w:left="283"/>
+      </w:pPr>
+      <w:r>
+        <w:t>Une case (X) peut devenir (⭙)</w:t>
+      </w:r>
+    </w:p>
+    <w:p>
+      <w:pPr>
+        <w:pStyle w:val="ListBullet"/>
+        <w:ind w:left="283"/>
+      </w:pPr>
+      <w:r>
+        <w:t>Une case (⭙) reste (⭙)</w:t>
+      </w:r>
+    </w:p>
+    <w:p>
+      <w:r>
+        <w:rPr>
+          <w:b/>
+        </w:rPr>
+        <w:t>Important :</w:t>
+      </w:r>
+      <w:r>
+        <w:t xml:space="preserve"> Seules les blessures non létales nécessitent une case</w:t>
+      </w:r>
+    </w:p>
+    <w:p>
+      <w:r>
+        <w:t>vide. Les blessures plus graves peuvent toujours upgrader une blessure</w:t>
+      </w:r>
+    </w:p>
+    <w:p>
+      <w:r>
+        <w:t>existante.</w:t>
+      </w:r>
+    </w:p>
+    <w:p>
+      <w:pPr>
+        <w:pStyle w:val="Heading2"/>
+      </w:pPr>
+      <w:r>
+        <w:t>Seuils Critiques</w:t>
+      </w:r>
+    </w:p>
+    <w:p>
+      <w:r>
+        <w:rPr>
+          <w:b/>
+        </w:rPr>
+        <w:t>Jauge Pleine - Dernière Case (/)</w:t>
+      </w:r>
+    </w:p>
+    <w:p>
+      <w:r>
+        <w:rPr>
+          <w:b/>
+        </w:rPr>
+        <w:t>Prochaine blessure non létale :</w:t>
+      </w:r>
+      <w:r>
+        <w:t xml:space="preserve"> Jet de Vigueur ou inconscience</w:t>
+      </w:r>
+    </w:p>
+    <w:p>
+      <w:r>
+        <w:rPr>
+          <w:b/>
+        </w:rPr>
+        <w:t>Jauge Pleine - Dernière Case (X)</w:t>
+      </w:r>
+    </w:p>
+    <w:p>
+      <w:r>
+        <w:rPr>
+          <w:b/>
+        </w:rPr>
+        <w:t>Prochaine blessure :</w:t>
+      </w:r>
+      <w:r>
+        <w:t xml:space="preserve"> Devient automatiquement (⭙) + Jet de Vigueur ou</w:t>
+      </w:r>
+    </w:p>
+    <w:p>
+      <w:r>
+        <w:t>inconscience</w:t>
+      </w:r>
+    </w:p>
+    <w:p>
+      <w:r>
+        <w:rPr>
+          <w:b/>
+        </w:rPr>
+        <w:t>Jauge Pleine - Dernière Case (⭙)</w:t>
+      </w:r>
+    </w:p>
+    <w:p>
+      <w:r>
+        <w:rPr>
+          <w:b/>
+        </w:rPr>
+        <w:t>Prochaine blessure :</w:t>
       </w:r>
       <w:r>
         <w:t xml:space="preserve"> </w:t>
       </w:r>
       <w:r>
         <w:rPr>
-          <w:color w:val="2B6CB0"/>
-        </w:rPr>
-        <w:t>Action gratuite</w:t>
-      </w:r>
-      <w:r>
-        <w:t>, peut être fait à tout</w:t>
-      </w:r>
-    </w:p>
-    <w:p>
-      <w:r>
-        <w:t>moment</w:t>
-      </w:r>
-    </w:p>
-    <w:p>
-      <w:pPr>
-        <w:pStyle w:val="ListBullet"/>
-        <w:ind w:left="283"/>
-      </w:pPr>
-      <w:r>
-        <w:rPr>
-          <w:b/>
-        </w:rPr>
-        <w:t>Contrôle mental/Possession :</w:t>
-      </w:r>
-      <w:r>
-        <w:t xml:space="preserve"> Le contrôleur ne dispose toujours que d'une </w:t>
-      </w:r>
-      <w:r>
-        <w:rPr>
-          <w:color w:val="2B6CB0"/>
-        </w:rPr>
-        <w:t>Action Complexe</w:t>
-      </w:r>
-      <w:r>
-        <w:t xml:space="preserve"> et d'une </w:t>
-      </w:r>
-      <w:r>
-        <w:rPr>
-          <w:color w:val="2B6CB0"/>
-        </w:rPr>
-        <w:t>Action Simple</w:t>
-      </w:r>
-      <w:r>
-        <w:t xml:space="preserve"> par tour, à répartir entre son hôte et ses cibles contrôlées.</w:t>
-      </w:r>
-    </w:p>
-    <w:p>
-      <w:pPr>
-        <w:pStyle w:val="ListBullet"/>
-        <w:ind w:left="283"/>
-      </w:pPr>
-      <w:r>
-        <w:t>Certains pouvoir précisent que le lanceur subit une ou plusieurs</w:t>
-      </w:r>
-    </w:p>
-    <w:p>
-      <w:r>
-        <w:t>blessures aggravées. Ces blessures aggravées sont infligées</w:t>
-      </w:r>
-    </w:p>
-    <w:p>
-      <w:r>
-        <w:t>directement (le personnage les subit), elles ne passent pas par</w:t>
-      </w:r>
-    </w:p>
-    <w:p>
-      <w:r>
-        <w:t>les réductions de PA ou Résilience. C'est le prix à payer pour</w:t>
-      </w:r>
-    </w:p>
-    <w:p>
-      <w:r>
-        <w:t>utiliser une puissance qui dépasse les limites naturelles du</w:t>
-      </w:r>
-    </w:p>
-    <w:p>
-      <w:r>
-        <w:t>corps.</w:t>
-      </w:r>
-    </w:p>
-    <w:p>
-      <w:r>
-        <w:rPr>
-          <w:b/>
-        </w:rPr>
-        <w:t>Interactions entre Pouvoirs</w:t>
-      </w:r>
-    </w:p>
-    <w:p>
-      <w:pPr>
-        <w:pStyle w:val="ListBullet"/>
-        <w:ind w:left="283"/>
-      </w:pPr>
-      <w:r>
-        <w:t xml:space="preserve">Il est normalement impossible de maintenir sa </w:t>
-      </w:r>
-      <w:r>
-        <w:rPr>
-          <w:b/>
-        </w:rPr>
-        <w:t>concentration</w:t>
-      </w:r>
-      <w:r>
-        <w:t xml:space="preserve"> sur</w:t>
-      </w:r>
-    </w:p>
-    <w:p>
-      <w:r>
-        <w:t>plus d'un pouvoir à la fois,</w:t>
-      </w:r>
-    </w:p>
-    <w:p>
-      <w:pPr>
-        <w:pStyle w:val="ListBullet"/>
-        <w:ind w:left="283"/>
-      </w:pPr>
-      <w:r>
-        <w:t xml:space="preserve">Les pouvoirs de </w:t>
-      </w:r>
-      <w:r>
-        <w:rPr>
-          <w:b/>
-        </w:rPr>
-        <w:t>durée fixe</w:t>
-      </w:r>
-      <w:r>
-        <w:t xml:space="preserve"> ne nécessitent pas d'attention une</w:t>
-      </w:r>
-    </w:p>
-    <w:p>
-      <w:r>
-        <w:t>fois lancés,</w:t>
-      </w:r>
-    </w:p>
-    <w:p>
-      <w:pPr>
-        <w:pStyle w:val="ListBullet"/>
-        <w:ind w:left="283"/>
-      </w:pPr>
-      <w:r>
-        <w:t xml:space="preserve">Les effets </w:t>
-      </w:r>
-      <w:r>
-        <w:rPr>
-          <w:b/>
-        </w:rPr>
-        <w:t>permanents</w:t>
-      </w:r>
-      <w:r>
-        <w:t xml:space="preserve"> persistent jusqu'à dissipation active ou</w:t>
-      </w:r>
-    </w:p>
-    <w:p>
-      <w:r>
-        <w:t>condition spéciale,</w:t>
-      </w:r>
-    </w:p>
-    <w:p>
-      <w:pPr>
-        <w:pStyle w:val="ListBullet"/>
-        <w:ind w:left="283"/>
-      </w:pPr>
-      <w:r>
-        <w:rPr>
-          <w:b/>
-        </w:rPr>
-        <w:t>Prolonger un pouvoir :</w:t>
-      </w:r>
-      <w:r>
-        <w:t xml:space="preserve"> Nouveau jet de pouvoir + dépense complète</w:t>
-      </w:r>
-    </w:p>
-    <w:p>
-      <w:r>
-        <w:t>des PE au tour 4, 7, 10, etc.</w:t>
-      </w:r>
-    </w:p>
-    <w:p>
-      <w:pPr>
-        <w:pStyle w:val="ListBullet"/>
-        <w:ind w:left="283"/>
-      </w:pPr>
-      <w:r>
-        <w:rPr>
-          <w:b/>
-        </w:rPr>
-        <w:t>Arrêter un pouvoir de concentration :</w:t>
-      </w:r>
-      <w:r>
-        <w:t xml:space="preserve"> Action gratuite, effet immédiat.</w:t>
+          <w:b/>
+        </w:rPr>
+        <w:t>MORT</w:t>
+      </w:r>
+      <w:r>
+        <w:t xml:space="preserve"> (quel que soit le type de dégât reçu)</w:t>
       </w:r>
     </w:p>
     <w:p>
@@ -9259,472 +10096,260 @@
         <w:pStyle w:val="Heading2"/>
       </w:pPr>
       <w:r>
-        <w:t>Exemples Pratiques</w:t>
-      </w:r>
-    </w:p>
-    <w:p>
-      <w:r>
-        <w:rPr>
-          <w:b/>
-        </w:rPr>
-        <w:t>Résilience X</w:t>
-      </w:r>
-    </w:p>
-    <w:p>
-      <w:pPr>
-        <w:pStyle w:val="ListBullet"/>
-        <w:ind w:left="283"/>
-      </w:pPr>
-      <w:r>
-        <w:rPr>
-          <w:b/>
-        </w:rPr>
-        <w:t>Prérequis :</w:t>
-      </w:r>
-      <w:r>
-        <w:t xml:space="preserve"> Rang 1</w:t>
-      </w:r>
-    </w:p>
-    <w:p>
-      <w:pPr>
-        <w:pStyle w:val="ListBullet"/>
-        <w:ind w:left="283"/>
-      </w:pPr>
-      <w:r>
-        <w:rPr>
-          <w:b/>
-        </w:rPr>
-        <w:t>Type :</w:t>
-      </w:r>
-      <w:r>
-        <w:t xml:space="preserve"> Passif, Permanent</w:t>
-      </w:r>
-    </w:p>
-    <w:p>
-      <w:pPr>
-        <w:pStyle w:val="ListBullet"/>
-        <w:ind w:left="283"/>
-      </w:pPr>
-      <w:r>
-        <w:rPr>
-          <w:b/>
-        </w:rPr>
-        <w:t>Effet :</w:t>
-      </w:r>
-      <w:r>
-        <w:t xml:space="preserve"> Divise tous les dégâts subis par X</w:t>
-      </w:r>
-    </w:p>
-    <w:p>
-      <w:pPr>
-        <w:pStyle w:val="ListBullet"/>
-        <w:ind w:left="283"/>
-      </w:pPr>
-      <w:r>
-        <w:rPr>
-          <w:b/>
-        </w:rPr>
-        <w:t>Pouvoir automatique</w:t>
-      </w:r>
-      <w:r>
-        <w:t xml:space="preserve"> pour tous les anges et démons incarnés.</w:t>
-      </w:r>
-    </w:p>
-    <w:p>
-      <w:r>
-        <w:rPr>
-          <w:b/>
-        </w:rPr>
-        <w:t>Calculs :</w:t>
-      </w:r>
-    </w:p>
-    <w:p>
-      <w:pPr>
-        <w:pStyle w:val="ListBullet"/>
-        <w:ind w:left="283"/>
-      </w:pPr>
-      <w:r>
-        <w:t xml:space="preserve">Ange Rang 3 : Niveau maximum = 3 - 1 + 1 = </w:t>
-      </w:r>
-      <w:r>
-        <w:rPr>
-          <w:b/>
-        </w:rPr>
-        <w:t>3</w:t>
-      </w:r>
-      <w:r>
-        <w:t xml:space="preserve"> → Résilience 3</w:t>
-      </w:r>
-    </w:p>
-    <w:p>
-      <w:pPr>
-        <w:pStyle w:val="ListBullet"/>
-        <w:ind w:left="283"/>
-      </w:pPr>
-      <w:r>
-        <w:t xml:space="preserve">Archange Rang 4 : Niveau maximum = 4 - 1 + 1 = </w:t>
-      </w:r>
-      <w:r>
-        <w:rPr>
-          <w:b/>
-        </w:rPr>
-        <w:t>4</w:t>
-      </w:r>
-      <w:r>
-        <w:t xml:space="preserve"> → Résilience 4</w:t>
-      </w:r>
-    </w:p>
-    <w:p>
-      <w:pPr>
-        <w:pStyle w:val="ListBullet"/>
-        <w:ind w:left="283"/>
-      </w:pPr>
-      <w:r>
-        <w:t xml:space="preserve">Humain Rang 1 : Niveau maximum = 1 - 1 + 1 = </w:t>
-      </w:r>
-      <w:r>
-        <w:rPr>
-          <w:b/>
-        </w:rPr>
-        <w:t>1</w:t>
-      </w:r>
-      <w:r>
-        <w:t xml:space="preserve"> → Résilience 1</w:t>
-      </w:r>
-    </w:p>
-    <w:p>
-      <w:r>
-        <w:t>(sans effet pratique)</w:t>
-      </w:r>
-    </w:p>
-    <w:p>
-      <w:r>
-        <w:rPr>
-          <w:b/>
-        </w:rPr>
-        <w:t>Feu Ardent X</w:t>
-      </w:r>
-    </w:p>
-    <w:p>
-      <w:pPr>
-        <w:pStyle w:val="ListBullet"/>
-        <w:ind w:left="283"/>
-      </w:pPr>
-      <w:r>
-        <w:rPr>
-          <w:b/>
-        </w:rPr>
-        <w:t>Prérequis :</w:t>
-      </w:r>
-      <w:r>
-        <w:t xml:space="preserve"> Rang 2</w:t>
-      </w:r>
-    </w:p>
-    <w:p>
-      <w:pPr>
-        <w:pStyle w:val="ListBullet"/>
-        <w:ind w:left="283"/>
-      </w:pPr>
-      <w:r>
-        <w:rPr>
-          <w:b/>
-        </w:rPr>
-        <w:t>Type :</w:t>
-      </w:r>
-      <w:r>
-        <w:t xml:space="preserve"> Actif, Durée 3 tours</w:t>
-      </w:r>
-    </w:p>
-    <w:p>
-      <w:pPr>
-        <w:pStyle w:val="ListBullet"/>
-        <w:ind w:left="283"/>
-      </w:pPr>
-      <w:r>
-        <w:rPr>
-          <w:b/>
-        </w:rPr>
-        <w:t>Effet :</w:t>
-      </w:r>
-      <w:r>
-        <w:t xml:space="preserve"> Génère une aura de feu qui consume les adversaires</w:t>
-      </w:r>
-    </w:p>
-    <w:p>
-      <w:r>
-        <w:t>proches</w:t>
-      </w:r>
-    </w:p>
-    <w:p>
-      <w:r>
-        <w:rPr>
-          <w:b/>
-        </w:rPr>
-        <w:t>Calculs :</w:t>
-      </w:r>
-    </w:p>
-    <w:p>
-      <w:pPr>
-        <w:pStyle w:val="ListBullet"/>
-        <w:ind w:left="283"/>
-      </w:pPr>
-      <w:r>
-        <w:t xml:space="preserve">Ange Rang 3 : Niveau maximum = 3 - 2 + 1 = </w:t>
-      </w:r>
-      <w:r>
-        <w:rPr>
-          <w:b/>
-        </w:rPr>
-        <w:t>2</w:t>
-      </w:r>
-      <w:r>
-        <w:t xml:space="preserve"> → Feu Ardent 2</w:t>
-      </w:r>
-    </w:p>
-    <w:p>
-      <w:pPr>
-        <w:pStyle w:val="ListBullet"/>
-        <w:ind w:left="283"/>
-      </w:pPr>
-      <w:r>
-        <w:t>Démon Rang 3 : Feu Ardent 3 impossible (3 + 2 - 1 = 4 &gt; 3)</w:t>
-      </w:r>
-    </w:p>
-    <w:p>
-      <w:pPr>
-        <w:pStyle w:val="ListBullet"/>
-        <w:ind w:left="283"/>
-      </w:pPr>
-      <w:r>
-        <w:t xml:space="preserve">Archange Rang 4 : Niveau maximum = 4 - 2 + 1 = </w:t>
-      </w:r>
-      <w:r>
-        <w:rPr>
-          <w:b/>
-        </w:rPr>
-        <w:t>3</w:t>
-      </w:r>
-      <w:r>
-        <w:t xml:space="preserve"> → Feu Ardent 3</w:t>
-      </w:r>
-    </w:p>
-    <w:p>
-      <w:r>
-        <w:rPr>
-          <w:b/>
-        </w:rPr>
-        <w:t>Rapidité Céleste X</w:t>
-      </w:r>
-    </w:p>
-    <w:p>
-      <w:pPr>
-        <w:pStyle w:val="ListBullet"/>
-        <w:ind w:left="283"/>
-      </w:pPr>
-      <w:r>
-        <w:rPr>
-          <w:b/>
-        </w:rPr>
-        <w:t>Prérequis :</w:t>
-      </w:r>
-      <w:r>
-        <w:t xml:space="preserve"> Rang 3</w:t>
-      </w:r>
-    </w:p>
-    <w:p>
-      <w:pPr>
-        <w:pStyle w:val="ListBullet"/>
-        <w:ind w:left="283"/>
-      </w:pPr>
-      <w:r>
-        <w:rPr>
-          <w:b/>
-        </w:rPr>
-        <w:t>Type :</w:t>
-      </w:r>
-      <w:r>
-        <w:t xml:space="preserve"> Passif</w:t>
-      </w:r>
-    </w:p>
-    <w:p>
-      <w:pPr>
-        <w:pStyle w:val="ListBullet"/>
-        <w:ind w:left="283"/>
-      </w:pPr>
-      <w:r>
-        <w:rPr>
-          <w:b/>
-        </w:rPr>
-        <w:t>Effet :</w:t>
-      </w:r>
-      <w:r>
-        <w:t xml:space="preserve"> Bonus d'</w:t>
-      </w:r>
-      <w:r>
-        <w:rPr>
-          <w:color w:val="2B6CB0"/>
-        </w:rPr>
-        <w:t>initiative</w:t>
-      </w:r>
-      <w:r>
-        <w:t xml:space="preserve"> et d'actions</w:t>
-      </w:r>
-    </w:p>
-    <w:p>
-      <w:r>
-        <w:rPr>
-          <w:b/>
-        </w:rPr>
-        <w:t>Calculs :</w:t>
-      </w:r>
-    </w:p>
-    <w:p>
-      <w:pPr>
-        <w:pStyle w:val="ListBullet"/>
-        <w:ind w:left="283"/>
-      </w:pPr>
-      <w:r>
-        <w:t xml:space="preserve">Ange Rang 3 : Niveau maximum = 3 - 3 + 1 = </w:t>
-      </w:r>
-      <w:r>
-        <w:rPr>
-          <w:b/>
-        </w:rPr>
-        <w:t>1</w:t>
-      </w:r>
-      <w:r>
-        <w:t xml:space="preserve"> → Rapidité Céleste</w:t>
-      </w:r>
-    </w:p>
-    <w:p>
-      <w:r>
-        <w:t>1</w:t>
-      </w:r>
-    </w:p>
-    <w:p>
-      <w:pPr>
-        <w:pStyle w:val="ListBullet"/>
-        <w:ind w:left="283"/>
-      </w:pPr>
-      <w:r>
-        <w:t xml:space="preserve">Archange Rang 4 : Niveau maximum = 4 - 3 + 1 = </w:t>
-      </w:r>
-      <w:r>
-        <w:rPr>
-          <w:b/>
-        </w:rPr>
-        <w:t>2</w:t>
-      </w:r>
-      <w:r>
-        <w:t xml:space="preserve"> → Rapidité</w:t>
-      </w:r>
-    </w:p>
-    <w:p>
-      <w:r>
-        <w:t>Céleste 2</w:t>
-      </w:r>
-    </w:p>
-    <w:p>
-      <w:pPr>
-        <w:pStyle w:val="ListBullet"/>
-        <w:ind w:left="283"/>
-      </w:pPr>
-      <w:r>
-        <w:t>Ange Rang 2 : Pouvoir inaccessible (rang insuffisant)</w:t>
-      </w:r>
-    </w:p>
-    <w:p>
-      <w:r>
-        <w:t>\*Note : Les armes sacrées, magiques ou maudites conservent leurs effets</w:t>
-      </w:r>
-    </w:p>
-    <w:p>
-      <w:r>
-        <w:t>spéciaux pour pénétrer ou contourner certaines défenses, indépendamment</w:t>
-      </w:r>
-    </w:p>
-    <w:p>
-      <w:r>
-        <w:t>du niveau de Résilience.\*</w:t>
-      </w:r>
-    </w:p>
-    <w:p>
-      <w:r>
-        <w:br w:type="page"/>
-      </w:r>
-    </w:p>
-    <w:p>
-      <w:pPr>
-        <w:pStyle w:val="Heading1"/>
-      </w:pPr>
-      <w:r>
-        <w:t>Dégâts &amp; Blessures</w:t>
-      </w:r>
-    </w:p>
-    <w:p>
-      <w:r>
-        <w:t>Terminologie : INFLIGER vs SUBIR</w:t>
-      </w:r>
-    </w:p>
-    <w:p>
-      <w:r>
-        <w:t>Pour éviter toute confusion, le jeu utilise une terminologie stricte :</w:t>
-      </w:r>
-    </w:p>
-    <w:p>
-      <w:r>
-        <w:t>On INFLIGE des dégâts (actif, offensif)</w:t>
-      </w:r>
-    </w:p>
-    <w:p>
-      <w:pPr>
-        <w:pStyle w:val="ListBullet"/>
-        <w:ind w:left="283"/>
-      </w:pPr>
-      <w:r>
-        <w:t>Les dégâts sont le montant brut avant réductions</w:t>
-      </w:r>
-    </w:p>
-    <w:p>
-      <w:pPr>
-        <w:pStyle w:val="ListBullet"/>
-        <w:ind w:left="283"/>
-      </w:pPr>
-      <w:r>
-        <w:t>Exemple : "Cette attaque inflige 10 dégâts"</w:t>
-      </w:r>
-    </w:p>
-    <w:p>
-      <w:r>
-        <w:t>On SUBIT des blessures (passif, résultat final)</w:t>
-      </w:r>
-    </w:p>
-    <w:p>
-      <w:pPr>
-        <w:pStyle w:val="ListBullet"/>
-        <w:ind w:left="283"/>
-      </w:pPr>
-      <w:r>
-        <w:t>Les blessures sont marquées sur la fiche de PV après réductions</w:t>
-      </w:r>
-    </w:p>
-    <w:p>
-      <w:pPr>
-        <w:pStyle w:val="ListBullet"/>
-        <w:ind w:left="283"/>
-      </w:pPr>
-      <w:r>
-        <w:t>Exemple : "Le défenseur subit 3 blessures"</w:t>
-      </w:r>
-    </w:p>
-    <w:p>
-      <w:r>
-        <w:t>Flux de résolution : De l'attaque à la blessure</w:t>
-      </w:r>
-    </w:p>
-    <w:p>
-      <w:r>
-        <w:t>Lorsqu'une attaque inflige des dégâts :</w:t>
+        <w:t>Guérison Accélérée</w:t>
+      </w:r>
+    </w:p>
+    <w:p>
+      <w:r>
+        <w:rPr>
+          <w:b/>
+        </w:rPr>
+        <w:t>Pouvoirs de Guérison Rapide</w:t>
+      </w:r>
+    </w:p>
+    <w:p>
+      <w:r>
+        <w:rPr>
+          <w:b/>
+        </w:rPr>
+        <w:t>Guérison Rapide 1</w:t>
+      </w:r>
+      <w:r>
+        <w:t xml:space="preserve"> (Rang requis 2, Passif permanent)</w:t>
+      </w:r>
+    </w:p>
+    <w:p>
+      <w:pPr>
+        <w:pStyle w:val="ListBullet"/>
+        <w:ind w:left="283"/>
+      </w:pPr>
+      <w:r>
+        <w:t>Blessures létales : 1 jour par coche</w:t>
+      </w:r>
+    </w:p>
+    <w:p>
+      <w:r>
+        <w:rPr>
+          <w:b/>
+        </w:rPr>
+        <w:t>Guérison Rapide 2</w:t>
+      </w:r>
+      <w:r>
+        <w:t xml:space="preserve"> (Rang requis 3)</w:t>
+      </w:r>
+    </w:p>
+    <w:p>
+      <w:pPr>
+        <w:pStyle w:val="ListBullet"/>
+        <w:ind w:left="283"/>
+      </w:pPr>
+      <w:r>
+        <w:t>Blessures létales : 1 heure par coche</w:t>
+      </w:r>
+    </w:p>
+    <w:p>
+      <w:r>
+        <w:rPr>
+          <w:b/>
+        </w:rPr>
+        <w:t>Guérison Rapide 3</w:t>
+      </w:r>
+      <w:r>
+        <w:t xml:space="preserve"> (Rang requis 4)</w:t>
+      </w:r>
+    </w:p>
+    <w:p>
+      <w:pPr>
+        <w:pStyle w:val="ListBullet"/>
+        <w:ind w:left="283"/>
+      </w:pPr>
+      <w:r>
+        <w:t>Blessures létales : 1 minute par coche</w:t>
+      </w:r>
+    </w:p>
+    <w:p>
+      <w:r>
+        <w:rPr>
+          <w:b/>
+        </w:rPr>
+        <w:t>Guérison Rapide 4</w:t>
+      </w:r>
+      <w:r>
+        <w:t xml:space="preserve"> (Rang requis 5)</w:t>
+      </w:r>
+    </w:p>
+    <w:p>
+      <w:pPr>
+        <w:pStyle w:val="ListBullet"/>
+        <w:ind w:left="283"/>
+      </w:pPr>
+      <w:r>
+        <w:t>Blessures létales : 1 tour par coche</w:t>
+      </w:r>
+    </w:p>
+    <w:p>
+      <w:r>
+        <w:rPr>
+          <w:b/>
+        </w:rPr>
+        <w:t>Régénération (Rang requis 2, Concentration)</w:t>
+      </w:r>
+    </w:p>
+    <w:p>
+      <w:r>
+        <w:t>Toutes les blessures guérissent simultanément au rythme de la capacité</w:t>
+      </w:r>
+    </w:p>
+    <w:p>
+      <w:r>
+        <w:t>de guérison du personnage, plutôt qu'une après l'autre.</w:t>
+      </w:r>
+    </w:p>
+    <w:p>
+      <w:pPr>
+        <w:pStyle w:val="Heading2"/>
+      </w:pPr>
+      <w:r>
+        <w:t>Blessures Aggravées - Règles Spéciales</w:t>
+      </w:r>
+    </w:p>
+    <w:p>
+      <w:r>
+        <w:rPr>
+          <w:b/>
+        </w:rPr>
+        <w:t>Limitation des Pouvoirs</w:t>
+      </w:r>
+    </w:p>
+    <w:p>
+      <w:pPr>
+        <w:pStyle w:val="ListBullet"/>
+        <w:ind w:left="283"/>
+      </w:pPr>
+      <w:r>
+        <w:rPr>
+          <w:b/>
+        </w:rPr>
+        <w:t>Aucun pouvoir de guérison</w:t>
+      </w:r>
+      <w:r>
+        <w:t xml:space="preserve"> ne peut directement soigner les</w:t>
+      </w:r>
+    </w:p>
+    <w:p>
+      <w:r>
+        <w:t>blessures aggravées</w:t>
+      </w:r>
+    </w:p>
+    <w:p>
+      <w:pPr>
+        <w:pStyle w:val="ListBullet"/>
+        <w:ind w:left="283"/>
+      </w:pPr>
+      <w:r>
+        <w:t>La "Guérison Rapide" n'affecte que les blessures (/) et (X)</w:t>
+      </w:r>
+    </w:p>
+    <w:p>
+      <w:r>
+        <w:rPr>
+          <w:b/>
+        </w:rPr>
+        <w:t>Conversion Nécessaire</w:t>
+      </w:r>
+    </w:p>
+    <w:p>
+      <w:r>
+        <w:t>Pour guérir d'une blessure aggravée (⭙), il faut d'abord la</w:t>
+      </w:r>
+    </w:p>
+    <w:p>
+      <w:r>
+        <w:rPr>
+          <w:b/>
+        </w:rPr>
+        <w:t>convertir</w:t>
+      </w:r>
+      <w:r>
+        <w:t xml:space="preserve"> en blessure létale (X) via :</w:t>
+      </w:r>
+    </w:p>
+    <w:p>
+      <w:pPr>
+        <w:pStyle w:val="ListBullet"/>
+        <w:ind w:left="283"/>
+      </w:pPr>
+      <w:r>
+        <w:t>Pouvoirs de conversion spécifiques</w:t>
+      </w:r>
+    </w:p>
+    <w:p>
+      <w:pPr>
+        <w:pStyle w:val="ListBullet"/>
+        <w:ind w:left="283"/>
+      </w:pPr>
+      <w:r>
+        <w:t>Rituels de purification spirituelle</w:t>
+      </w:r>
+    </w:p>
+    <w:p>
+      <w:pPr>
+        <w:pStyle w:val="ListBullet"/>
+        <w:ind w:left="283"/>
+      </w:pPr>
+      <w:r>
+        <w:t>Intervention divine</w:t>
+      </w:r>
+    </w:p>
+    <w:p>
+      <w:r>
+        <w:rPr>
+          <w:b/>
+        </w:rPr>
+        <w:t>Objets Exceptionnels</w:t>
+      </w:r>
+    </w:p>
+    <w:p>
+      <w:r>
+        <w:t xml:space="preserve">Certains artefacts légendaires comme </w:t>
+      </w:r>
+      <w:r>
+        <w:rPr>
+          <w:b/>
+        </w:rPr>
+        <w:t>le Saint Graal</w:t>
+      </w:r>
+      <w:r>
+        <w:t xml:space="preserve"> peuvent guérir</w:t>
+      </w:r>
+    </w:p>
+    <w:p>
+      <w:r>
+        <w:t>directement toutes les blessures, y compris aggravées, sans conversion</w:t>
+      </w:r>
+    </w:p>
+    <w:p>
+      <w:r>
+        <w:t>préalable.</w:t>
+      </w:r>
+    </w:p>
+    <w:p>
+      <w:pPr>
+        <w:pStyle w:val="Heading2"/>
+      </w:pPr>
+      <w:r>
+        <w:t>Exemple Pratique</w:t>
+      </w:r>
+    </w:p>
+    <w:p>
+      <w:r>
+        <w:rPr>
+          <w:b/>
+        </w:rPr>
+        <w:t>Mirael</w:t>
+      </w:r>
+      <w:r>
+        <w:t xml:space="preserve"> (Ange, 10 PV, Résilience 3) reçoit plusieurs attaques en combat :</w:t>
       </w:r>
     </w:p>
     <w:p>
@@ -9733,7 +10358,16 @@
         <w:ind w:left="283"/>
       </w:pPr>
       <w:r>
-        <w:t>Calcul des dégâts bruts (Code + Intensité + Marge + modificateurs)</w:t>
+        <w:t xml:space="preserve">Une attaque inflige 9 dégâts non létaux → après Résilience (9/3=3), Mirael </w:t>
+      </w:r>
+      <w:r>
+        <w:rPr>
+          <w:b/>
+        </w:rPr>
+        <w:t>subit</w:t>
+      </w:r>
+      <w:r>
+        <w:t xml:space="preserve"> 3 blessures non létales → coche (/) (/) (/) dans les cases 1-3.</w:t>
       </w:r>
     </w:p>
     <w:p>
@@ -9742,7 +10376,16 @@
         <w:ind w:left="283"/>
       </w:pPr>
       <w:r>
-        <w:t>Nature des dégâts (normaux, aggravés, ou non-létaux)</w:t>
+        <w:t xml:space="preserve">Une attaque inflige 6 dégâts létaux → après Résilience (6/3=2), Mirael </w:t>
+      </w:r>
+      <w:r>
+        <w:rPr>
+          <w:b/>
+        </w:rPr>
+        <w:t>subit</w:t>
+      </w:r>
+      <w:r>
+        <w:t xml:space="preserve"> 2 blessures létales → les cases 1-2 s'upgradent en (X) (X), la case 3 reste (/).</w:t>
       </w:r>
     </w:p>
     <w:p>
@@ -9751,1008 +10394,7 @@
         <w:ind w:left="283"/>
       </w:pPr>
       <w:r>
-        <w:t>Réduction : Armure (soustraction du PA, sauf mention contraire)</w:t>
-      </w:r>
-    </w:p>
-    <w:p>
-      <w:pPr>
-        <w:pStyle w:val="ListNumber"/>
-        <w:ind w:left="283"/>
-      </w:pPr>
-      <w:r>
-        <w:t>Réduction : Résilience (division, arrondi inférieur)</w:t>
-      </w:r>
-    </w:p>
-    <w:p>
-      <w:pPr>
-        <w:pStyle w:val="ListNumber"/>
-        <w:ind w:left="283"/>
-      </w:pPr>
-      <w:r>
-        <w:t>Blessures finales : Le défenseur subit X blessures (marquées sur la</w:t>
-      </w:r>
-    </w:p>
-    <w:p>
-      <w:r>
-        <w:t>fiche)</w:t>
-      </w:r>
-    </w:p>
-    <w:p>
-      <w:r>
-        <w:t>Exception : Blessures directes</w:t>
-      </w:r>
-    </w:p>
-    <w:p>
-      <w:r>
-        <w:t>Certains effets utilisent directement le verbe "subir" sans mentionner</w:t>
-      </w:r>
-    </w:p>
-    <w:p>
-      <w:r>
-        <w:t>de dégâts :</w:t>
-      </w:r>
-    </w:p>
-    <w:p>
-      <w:pPr>
-        <w:pStyle w:val="ListBullet"/>
-        <w:ind w:left="283"/>
-      </w:pPr>
-      <w:r>
-        <w:t>Aucune réduction (ni PA, ni Résilience)</w:t>
-      </w:r>
-    </w:p>
-    <w:p>
-      <w:pPr>
-        <w:pStyle w:val="ListBullet"/>
-        <w:ind w:left="283"/>
-      </w:pPr>
-      <w:r>
-        <w:t>Marquées immédiatement sur la fiche</w:t>
-      </w:r>
-    </w:p>
-    <w:p>
-      <w:r>
-        <w:t>Indicateur clé : Si le texte dit "subit des blessures" sans mentionner</w:t>
-      </w:r>
-    </w:p>
-    <w:p>
-      <w:r>
-        <w:t>"inflige des dégâts" au préalable, c'est direct.</w:t>
-      </w:r>
-    </w:p>
-    <w:p>
-      <w:r>
-        <w:t>Natures de dégâts et blessures</w:t>
-      </w:r>
-    </w:p>
-    <w:p>
-      <w:r>
-        <w:t>Dégâts normaux conduisent à des Blessures létales (X)</w:t>
-      </w:r>
-    </w:p>
-    <w:p>
-      <w:pPr>
-        <w:pStyle w:val="ListBullet"/>
-        <w:ind w:left="283"/>
-      </w:pPr>
-      <w:r>
-        <w:t>Guérissent naturellement (1 par jour)</w:t>
-      </w:r>
-    </w:p>
-    <w:p>
-      <w:r>
-        <w:t>Dégâts aggravés conduisent à des Blessures aggravées (⭙)</w:t>
-      </w:r>
-    </w:p>
-    <w:p>
-      <w:pPr>
-        <w:pStyle w:val="ListBullet"/>
-        <w:ind w:left="283"/>
-      </w:pPr>
-      <w:r>
-        <w:t>Ne guérissent jamais naturellement</w:t>
-      </w:r>
-    </w:p>
-    <w:p>
-      <w:pPr>
-        <w:pStyle w:val="ListBullet"/>
-        <w:ind w:left="283"/>
-      </w:pPr>
-      <w:r>
-        <w:t xml:space="preserve">Nécessitent </w:t>
-      </w:r>
-      <w:r>
-        <w:rPr>
-          <w:color w:val="2B6CB0"/>
-        </w:rPr>
-        <w:t>intervention divine</w:t>
-      </w:r>
-      <w:r>
-        <w:t xml:space="preserve"> ou démoniaque</w:t>
-      </w:r>
-    </w:p>
-    <w:p>
-      <w:r>
-        <w:t>Dégâts non-létaux conduisent à des Blessures non-létales (/)</w:t>
-      </w:r>
-    </w:p>
-    <w:p>
-      <w:pPr>
-        <w:pStyle w:val="ListBullet"/>
-        <w:ind w:left="283"/>
-      </w:pPr>
-      <w:r>
-        <w:t>Guérissent rapidement (1 par heure de repos)</w:t>
-      </w:r>
-    </w:p>
-    <w:p>
-      <w:r>
-        <w:t>Règle d'arrondi</w:t>
-      </w:r>
-    </w:p>
-    <w:p>
-      <w:r>
-        <w:t>L'arrondi est toujours favorable au personnage actif. Ainsi les dégâts</w:t>
-      </w:r>
-    </w:p>
-    <w:p>
-      <w:r>
-        <w:t>infligés par un personnage sont arrondis au supérieur (favorable à</w:t>
-      </w:r>
-    </w:p>
-    <w:p>
-      <w:r>
-        <w:t>l'attaquant) alors que lors de la division des dégâts par la</w:t>
-      </w:r>
-    </w:p>
-    <w:p>
-      <w:r>
-        <w:t>Résilience, l'arrondi se fait toujours à l'inférieur (favorable au</w:t>
-      </w:r>
-    </w:p>
-    <w:p>
-      <w:r>
-        <w:t>défenseur).</w:t>
-      </w:r>
-    </w:p>
-    <w:p>
-      <w:r>
-        <w:t xml:space="preserve">Exemple : Azrael active son aura de sainteté qui </w:t>
-      </w:r>
-      <w:r>
-        <w:rPr>
-          <w:b/>
-        </w:rPr>
-        <w:t>inflige</w:t>
-      </w:r>
-      <w:r>
-        <w:t xml:space="preserve"> Rang hiérarchique x </w:t>
-      </w:r>
-      <w:r>
-        <w:rPr>
-          <w:color w:val="2B6CB0"/>
-        </w:rPr>
-        <w:t>rang céleste</w:t>
-      </w:r>
-      <w:r>
-        <w:t xml:space="preserve"> /2 dégâts aggravés à toutes les cibles démoniaques au contact. 3×3/2 = 4,5, donc arrondi à 5 dégâts.</w:t>
-      </w:r>
-    </w:p>
-    <w:p>
-      <w:r>
-        <w:t xml:space="preserve">Belphess la démone aux belles fesses est très très au contact et </w:t>
-      </w:r>
-      <w:r>
-        <w:rPr>
-          <w:b/>
-        </w:rPr>
-        <w:t>subit</w:t>
-      </w:r>
-      <w:r>
-        <w:t xml:space="preserve"> donc 5/3=1 blessure aggravée (on arrondit à l'inférieur lors de la division par la résilience). Belphess pousse un gémissement équivoque.</w:t>
-      </w:r>
-    </w:p>
-    <w:p>
-      <w:r>
-        <w:t>Pour les effets bénéfiques (soins, récupération), l'arrondi se fait à</w:t>
-      </w:r>
-    </w:p>
-    <w:p>
-      <w:r>
-        <w:t>l'</w:t>
-      </w:r>
-      <w:r>
-        <w:rPr>
-          <w:color w:val="2B6CB0"/>
-        </w:rPr>
-        <w:t>avantage</w:t>
-      </w:r>
-      <w:r>
-        <w:t xml:space="preserve"> du lanceur.</w:t>
-      </w:r>
-    </w:p>
-    <w:p>
-      <w:pPr>
-        <w:pStyle w:val="Heading1"/>
-      </w:pPr>
-      <w:r>
-        <w:t>POINTS DE VIE</w:t>
-      </w:r>
-    </w:p>
-    <w:p>
-      <w:pPr>
-        <w:pStyle w:val="Heading1"/>
-      </w:pPr>
-      <w:r>
-        <w:t>SYSTÈME DE BLESSURES</w:t>
-      </w:r>
-    </w:p>
-    <w:p>
-      <w:pPr>
-        <w:pStyle w:val="Heading2"/>
-      </w:pPr>
-      <w:r>
-        <w:t>Principe Général</w:t>
-      </w:r>
-    </w:p>
-    <w:p>
-      <w:r>
-        <w:t>Les points de vie (PV) sont déterminés par la caractéristique Vigueur</w:t>
-      </w:r>
-    </w:p>
-    <w:p>
-      <w:r>
-        <w:t xml:space="preserve">selon la formule </w:t>
-      </w:r>
-      <w:r>
-        <w:rPr>
-          <w:b/>
-        </w:rPr>
-        <w:t>VIG x 2 + Taille</w:t>
-      </w:r>
-      <w:r>
-        <w:t>. Un humain dispose donc d'entre 8</w:t>
-      </w:r>
-    </w:p>
-    <w:p>
-      <w:r>
-        <w:t>et 12 PV.</w:t>
-      </w:r>
-    </w:p>
-    <w:p>
-      <w:r>
-        <w:t>Plutôt que de soustraire des points de vie, le système utilise une</w:t>
-      </w:r>
-    </w:p>
-    <w:p>
-      <w:r>
-        <w:rPr>
-          <w:b/>
-        </w:rPr>
-        <w:t>jauge de blessures</w:t>
-      </w:r>
-      <w:r>
-        <w:t xml:space="preserve"> composée d'un nombre de cases égal aux PV</w:t>
-      </w:r>
-    </w:p>
-    <w:p>
-      <w:r>
-        <w:t>maximum du personnage. Les blessures sont cochées de gauche à droite, et</w:t>
-      </w:r>
-    </w:p>
-    <w:p>
-      <w:r>
-        <w:t>leur gravité détermine le type de marque utilisée.</w:t>
-      </w:r>
-    </w:p>
-    <w:p>
-      <w:pPr>
-        <w:pStyle w:val="Heading2"/>
-      </w:pPr>
-      <w:r>
-        <w:t>Types de Blessures</w:t>
-      </w:r>
-    </w:p>
-    <w:p>
-      <w:r>
-        <w:rPr>
-          <w:b/>
-        </w:rPr>
-        <w:t>Blessures Non Létales (/)</w:t>
-      </w:r>
-    </w:p>
-    <w:p>
-      <w:r>
-        <w:rPr>
-          <w:b/>
-        </w:rPr>
-        <w:t>Marquage :</w:t>
-      </w:r>
-      <w:r>
-        <w:t xml:space="preserve"> Simple trait diagonal</w:t>
-      </w:r>
-    </w:p>
-    <w:p>
-      <w:r>
-        <w:rPr>
-          <w:b/>
-        </w:rPr>
-        <w:t>Causes :</w:t>
-      </w:r>
-      <w:r>
-        <w:t xml:space="preserve"> Fatigue extrême, coups assommants, douleur intense,</w:t>
-      </w:r>
-    </w:p>
-    <w:p>
-      <w:r>
-        <w:t>épuisement magique léger</w:t>
-      </w:r>
-    </w:p>
-    <w:p>
-      <w:r>
-        <w:rPr>
-          <w:b/>
-        </w:rPr>
-        <w:t>Restriction :</w:t>
-      </w:r>
-      <w:r>
-        <w:t xml:space="preserve"> Ne peut être cochée que dans une case vide</w:t>
-      </w:r>
-    </w:p>
-    <w:p>
-      <w:r>
-        <w:rPr>
-          <w:b/>
-        </w:rPr>
-        <w:t>Guérison :</w:t>
-      </w:r>
-      <w:r>
-        <w:t xml:space="preserve"> 1 minute par coche (soit 10-15 minutes au total pour se</w:t>
-      </w:r>
-    </w:p>
-    <w:p>
-      <w:r>
-        <w:t>remettre)</w:t>
-      </w:r>
-    </w:p>
-    <w:p>
-      <w:r>
-        <w:rPr>
-          <w:b/>
-        </w:rPr>
-        <w:t>Blessures Létales (X)</w:t>
-      </w:r>
-    </w:p>
-    <w:p>
-      <w:r>
-        <w:rPr>
-          <w:b/>
-        </w:rPr>
-        <w:t>Marquage :</w:t>
-      </w:r>
-      <w:r>
-        <w:t xml:space="preserve"> Croix complète</w:t>
-      </w:r>
-    </w:p>
-    <w:p>
-      <w:r>
-        <w:rPr>
-          <w:b/>
-        </w:rPr>
-        <w:t>Causes :</w:t>
-      </w:r>
-      <w:r>
-        <w:t xml:space="preserve"> Armes tranchantes, balles, feu, acide, la plupart des</w:t>
-      </w:r>
-    </w:p>
-    <w:p>
-      <w:r>
-        <w:t>dégâts de combat</w:t>
-      </w:r>
-    </w:p>
-    <w:p>
-      <w:r>
-        <w:rPr>
-          <w:b/>
-        </w:rPr>
-        <w:t>Upgrade :</w:t>
-      </w:r>
-      <w:r>
-        <w:t xml:space="preserve"> Peut transformer une blessure non létale (/) en blessure</w:t>
-      </w:r>
-    </w:p>
-    <w:p>
-      <w:r>
-        <w:t>létale (X) en complétant la croix</w:t>
-      </w:r>
-    </w:p>
-    <w:p>
-      <w:r>
-        <w:rPr>
-          <w:b/>
-        </w:rPr>
-        <w:t>Guérison :</w:t>
-      </w:r>
-      <w:r>
-        <w:t xml:space="preserve"> 1 semaine par coche (récupération naturelle selon le rang</w:t>
-      </w:r>
-    </w:p>
-    <w:p>
-      <w:r>
-        <w:t>céleste)</w:t>
-      </w:r>
-    </w:p>
-    <w:p>
-      <w:r>
-        <w:rPr>
-          <w:b/>
-        </w:rPr>
-        <w:t>Blessures Aggravées (⭙)</w:t>
-      </w:r>
-    </w:p>
-    <w:p>
-      <w:r>
-        <w:rPr>
-          <w:b/>
-        </w:rPr>
-        <w:t>Marquage :</w:t>
-      </w:r>
-      <w:r>
-        <w:t xml:space="preserve"> Croix entourée</w:t>
-      </w:r>
-    </w:p>
-    <w:p>
-      <w:r>
-        <w:rPr>
-          <w:b/>
-        </w:rPr>
-        <w:t>Causes :</w:t>
-      </w:r>
-    </w:p>
-    <w:p>
-      <w:pPr>
-        <w:pStyle w:val="ListBullet"/>
-        <w:ind w:left="283"/>
-      </w:pPr>
-      <w:r>
-        <w:t>Utilisation de pouvoirs surnaturels coûtant plus de 1 PE</w:t>
-      </w:r>
-    </w:p>
-    <w:p>
-      <w:pPr>
-        <w:pStyle w:val="ListBullet"/>
-        <w:ind w:left="283"/>
-      </w:pPr>
-      <w:r>
-        <w:t>Attaques de créatures particulièrement dangereuses (vampires, démons</w:t>
-      </w:r>
-    </w:p>
-    <w:p>
-      <w:r>
-        <w:t>majeurs)</w:t>
-      </w:r>
-    </w:p>
-    <w:p>
-      <w:pPr>
-        <w:pStyle w:val="ListBullet"/>
-        <w:ind w:left="283"/>
-      </w:pPr>
-      <w:r>
-        <w:t>Armes maudites ou sacrées</w:t>
-      </w:r>
-    </w:p>
-    <w:p>
-      <w:pPr>
-        <w:pStyle w:val="ListBullet"/>
-        <w:ind w:left="283"/>
-      </w:pPr>
-      <w:r>
-        <w:t>Dégâts spirituels directs</w:t>
-      </w:r>
-    </w:p>
-    <w:p>
-      <w:r>
-        <w:rPr>
-          <w:b/>
-        </w:rPr>
-        <w:t>Upgrade :</w:t>
-      </w:r>
-      <w:r>
-        <w:t xml:space="preserve"> Peut transformer n'importe quelle blessure existante</w:t>
-      </w:r>
-    </w:p>
-    <w:p>
-      <w:r>
-        <w:t>\</w:t>
-      </w:r>
-      <w:r>
-        <w:rPr>
-          <w:i/>
-        </w:rPr>
-        <w:t>\</w:t>
-      </w:r>
-      <w:r>
-        <w:t>Ces blessures ne guérissent jamais naturellement. Seule une</w:t>
-      </w:r>
-    </w:p>
-    <w:p>
-      <w:r>
-        <w:t>intervention divine, démoniaque, une capacité surnaturelle ou un pouvoir</w:t>
-      </w:r>
-    </w:p>
-    <w:p>
-      <w:r>
-        <w:t>adapté peut les soigner.\</w:t>
-      </w:r>
-      <w:r>
-        <w:rPr>
-          <w:i/>
-        </w:rPr>
-        <w:t>\</w:t>
-      </w:r>
-    </w:p>
-    <w:p>
-      <w:pPr>
-        <w:pStyle w:val="Heading2"/>
-      </w:pPr>
-      <w:r>
-        <w:t>Règles de Progression des Blessures</w:t>
-      </w:r>
-    </w:p>
-    <w:p>
-      <w:r>
-        <w:t>Les blessures s'</w:t>
-      </w:r>
-      <w:r>
-        <w:rPr>
-          <w:b/>
-        </w:rPr>
-        <w:t>upgradent</w:t>
-      </w:r>
-      <w:r>
-        <w:t xml:space="preserve"> toujours vers le type le plus grave :</w:t>
-      </w:r>
-    </w:p>
-    <w:p>
-      <w:pPr>
-        <w:pStyle w:val="ListBullet"/>
-        <w:ind w:left="283"/>
-      </w:pPr>
-      <w:r>
-        <w:t>Une case vide peut recevoir n'importe quel type de blessure</w:t>
-      </w:r>
-    </w:p>
-    <w:p>
-      <w:pPr>
-        <w:pStyle w:val="ListBullet"/>
-        <w:ind w:left="283"/>
-      </w:pPr>
-      <w:r>
-        <w:t>Une case (/) peut devenir (X) ou (⭙)</w:t>
-      </w:r>
-    </w:p>
-    <w:p>
-      <w:pPr>
-        <w:pStyle w:val="ListBullet"/>
-        <w:ind w:left="283"/>
-      </w:pPr>
-      <w:r>
-        <w:t>Une case (X) peut devenir (⭙)</w:t>
-      </w:r>
-    </w:p>
-    <w:p>
-      <w:pPr>
-        <w:pStyle w:val="ListBullet"/>
-        <w:ind w:left="283"/>
-      </w:pPr>
-      <w:r>
-        <w:t>Une case (⭙) reste (⭙)</w:t>
-      </w:r>
-    </w:p>
-    <w:p>
-      <w:r>
-        <w:rPr>
-          <w:b/>
-        </w:rPr>
-        <w:t>Important :</w:t>
-      </w:r>
-      <w:r>
-        <w:t xml:space="preserve"> Seules les blessures non létales nécessitent une case</w:t>
-      </w:r>
-    </w:p>
-    <w:p>
-      <w:r>
-        <w:t>vide. Les blessures plus graves peuvent toujours upgrader une blessure</w:t>
-      </w:r>
-    </w:p>
-    <w:p>
-      <w:r>
-        <w:t>existante.</w:t>
-      </w:r>
-    </w:p>
-    <w:p>
-      <w:pPr>
-        <w:pStyle w:val="Heading2"/>
-      </w:pPr>
-      <w:r>
-        <w:t>Seuils Critiques</w:t>
-      </w:r>
-    </w:p>
-    <w:p>
-      <w:r>
-        <w:rPr>
-          <w:b/>
-        </w:rPr>
-        <w:t>Jauge Pleine - Dernière Case (/)</w:t>
-      </w:r>
-    </w:p>
-    <w:p>
-      <w:r>
-        <w:rPr>
-          <w:b/>
-        </w:rPr>
-        <w:t>Prochaine blessure non létale :</w:t>
-      </w:r>
-      <w:r>
-        <w:t xml:space="preserve"> Jet de Vigueur ou inconscience</w:t>
-      </w:r>
-    </w:p>
-    <w:p>
-      <w:r>
-        <w:rPr>
-          <w:b/>
-        </w:rPr>
-        <w:t>Jauge Pleine - Dernière Case (X)</w:t>
-      </w:r>
-    </w:p>
-    <w:p>
-      <w:r>
-        <w:rPr>
-          <w:b/>
-        </w:rPr>
-        <w:t>Prochaine blessure :</w:t>
-      </w:r>
-      <w:r>
-        <w:t xml:space="preserve"> Devient automatiquement (⭙) + Jet de Vigueur ou</w:t>
-      </w:r>
-    </w:p>
-    <w:p>
-      <w:r>
-        <w:t>inconscience</w:t>
-      </w:r>
-    </w:p>
-    <w:p>
-      <w:r>
-        <w:rPr>
-          <w:b/>
-        </w:rPr>
-        <w:t>Jauge Pleine - Dernière Case (⭙)</w:t>
-      </w:r>
-    </w:p>
-    <w:p>
-      <w:r>
-        <w:rPr>
-          <w:b/>
-        </w:rPr>
-        <w:t>Prochaine blessure :</w:t>
-      </w:r>
-      <w:r>
-        <w:t xml:space="preserve"> </w:t>
-      </w:r>
-      <w:r>
-        <w:rPr>
-          <w:b/>
-        </w:rPr>
-        <w:t>MORT</w:t>
-      </w:r>
-      <w:r>
-        <w:t xml:space="preserve"> (quel que soit le type de dégât reçu)</w:t>
-      </w:r>
-    </w:p>
-    <w:p>
-      <w:pPr>
-        <w:pStyle w:val="Heading2"/>
-      </w:pPr>
-      <w:r>
-        <w:t>Guérison Accélérée</w:t>
-      </w:r>
-    </w:p>
-    <w:p>
-      <w:r>
-        <w:rPr>
-          <w:b/>
-        </w:rPr>
-        <w:t>Pouvoirs de Guérison Rapide</w:t>
-      </w:r>
-    </w:p>
-    <w:p>
-      <w:r>
-        <w:rPr>
-          <w:b/>
-        </w:rPr>
-        <w:t>Guérison Rapide 1</w:t>
-      </w:r>
-      <w:r>
-        <w:t xml:space="preserve"> (Rang requis 2, Passif permanent)</w:t>
-      </w:r>
-    </w:p>
-    <w:p>
-      <w:pPr>
-        <w:pStyle w:val="ListBullet"/>
-        <w:ind w:left="283"/>
-      </w:pPr>
-      <w:r>
-        <w:t>Blessures létales : 1 jour par coche</w:t>
-      </w:r>
-    </w:p>
-    <w:p>
-      <w:r>
-        <w:rPr>
-          <w:b/>
-        </w:rPr>
-        <w:t>Guérison Rapide 2</w:t>
-      </w:r>
-      <w:r>
-        <w:t xml:space="preserve"> (Rang requis 3)</w:t>
-      </w:r>
-    </w:p>
-    <w:p>
-      <w:pPr>
-        <w:pStyle w:val="ListBullet"/>
-        <w:ind w:left="283"/>
-      </w:pPr>
-      <w:r>
-        <w:t>Blessures létales : 1 heure par coche</w:t>
-      </w:r>
-    </w:p>
-    <w:p>
-      <w:r>
-        <w:rPr>
-          <w:b/>
-        </w:rPr>
-        <w:t>Guérison Rapide 3</w:t>
-      </w:r>
-      <w:r>
-        <w:t xml:space="preserve"> (Rang requis 4)</w:t>
-      </w:r>
-    </w:p>
-    <w:p>
-      <w:pPr>
-        <w:pStyle w:val="ListBullet"/>
-        <w:ind w:left="283"/>
-      </w:pPr>
-      <w:r>
-        <w:t>Blessures létales : 1 minute par coche</w:t>
-      </w:r>
-    </w:p>
-    <w:p>
-      <w:r>
-        <w:rPr>
-          <w:b/>
-        </w:rPr>
-        <w:t>Guérison Rapide 4</w:t>
-      </w:r>
-      <w:r>
-        <w:t xml:space="preserve"> (Rang requis 5)</w:t>
-      </w:r>
-    </w:p>
-    <w:p>
-      <w:pPr>
-        <w:pStyle w:val="ListBullet"/>
-        <w:ind w:left="283"/>
-      </w:pPr>
-      <w:r>
-        <w:t>Blessures létales : 1 tour par coche</w:t>
-      </w:r>
-    </w:p>
-    <w:p>
-      <w:r>
-        <w:rPr>
-          <w:b/>
-        </w:rPr>
-        <w:t>Régénération (Rang requis 2, Concentration)</w:t>
-      </w:r>
-    </w:p>
-    <w:p>
-      <w:r>
-        <w:t>Toutes les blessures guérissent simultanément au rythme de la capacité</w:t>
-      </w:r>
-    </w:p>
-    <w:p>
-      <w:r>
-        <w:t>de guérison du personnage, plutôt qu'une après l'autre.</w:t>
-      </w:r>
-    </w:p>
-    <w:p>
-      <w:pPr>
-        <w:pStyle w:val="Heading2"/>
-      </w:pPr>
-      <w:r>
-        <w:t>Blessures Aggravées - Règles Spéciales</w:t>
-      </w:r>
-    </w:p>
-    <w:p>
-      <w:r>
-        <w:rPr>
-          <w:b/>
-        </w:rPr>
-        <w:t>Limitation des Pouvoirs</w:t>
-      </w:r>
-    </w:p>
-    <w:p>
-      <w:pPr>
-        <w:pStyle w:val="ListBullet"/>
-        <w:ind w:left="283"/>
-      </w:pPr>
-      <w:r>
-        <w:rPr>
-          <w:b/>
-        </w:rPr>
-        <w:t>Aucun pouvoir de guérison</w:t>
-      </w:r>
-      <w:r>
-        <w:t xml:space="preserve"> ne peut directement soigner les</w:t>
-      </w:r>
-    </w:p>
-    <w:p>
-      <w:r>
-        <w:t>blessures aggravées</w:t>
-      </w:r>
-    </w:p>
-    <w:p>
-      <w:pPr>
-        <w:pStyle w:val="ListBullet"/>
-        <w:ind w:left="283"/>
-      </w:pPr>
-      <w:r>
-        <w:t>La "Guérison Rapide" n'affecte que les blessures (/) et (X)</w:t>
-      </w:r>
-    </w:p>
-    <w:p>
-      <w:r>
-        <w:rPr>
-          <w:b/>
-        </w:rPr>
-        <w:t>Conversion Nécessaire</w:t>
-      </w:r>
-    </w:p>
-    <w:p>
-      <w:r>
-        <w:t>Pour guérir d'une blessure aggravée (⭙), il faut d'abord la</w:t>
-      </w:r>
-    </w:p>
-    <w:p>
-      <w:r>
-        <w:rPr>
-          <w:b/>
-        </w:rPr>
-        <w:t>convertir</w:t>
-      </w:r>
-      <w:r>
-        <w:t xml:space="preserve"> en blessure létale (X) via :</w:t>
-      </w:r>
-    </w:p>
-    <w:p>
-      <w:pPr>
-        <w:pStyle w:val="ListBullet"/>
-        <w:ind w:left="283"/>
-      </w:pPr>
-      <w:r>
-        <w:t>Pouvoirs de conversion spécifiques</w:t>
-      </w:r>
-    </w:p>
-    <w:p>
-      <w:pPr>
-        <w:pStyle w:val="ListBullet"/>
-        <w:ind w:left="283"/>
-      </w:pPr>
-      <w:r>
-        <w:t>Rituels de purification spirituelle</w:t>
-      </w:r>
-    </w:p>
-    <w:p>
-      <w:pPr>
-        <w:pStyle w:val="ListBullet"/>
-        <w:ind w:left="283"/>
-      </w:pPr>
-      <w:r>
-        <w:t>Intervention divine</w:t>
-      </w:r>
-    </w:p>
-    <w:p>
-      <w:r>
-        <w:rPr>
-          <w:b/>
-        </w:rPr>
-        <w:t>Objets Exceptionnels</w:t>
-      </w:r>
-    </w:p>
-    <w:p>
-      <w:r>
-        <w:t xml:space="preserve">Certains artefacts légendaires comme </w:t>
-      </w:r>
-      <w:r>
-        <w:rPr>
-          <w:b/>
-        </w:rPr>
-        <w:t>le Saint Graal</w:t>
-      </w:r>
-      <w:r>
-        <w:t xml:space="preserve"> peuvent guérir</w:t>
-      </w:r>
-    </w:p>
-    <w:p>
-      <w:r>
-        <w:t>directement toutes les blessures, y compris aggravées, sans conversion</w:t>
-      </w:r>
-    </w:p>
-    <w:p>
-      <w:r>
-        <w:t>préalable.</w:t>
-      </w:r>
-    </w:p>
-    <w:p>
-      <w:pPr>
-        <w:pStyle w:val="Heading2"/>
-      </w:pPr>
-      <w:r>
-        <w:t>Exemple Pratique</w:t>
-      </w:r>
-    </w:p>
-    <w:p>
-      <w:r>
-        <w:rPr>
-          <w:b/>
-        </w:rPr>
-        <w:t>Mirael</w:t>
-      </w:r>
-      <w:r>
-        <w:t xml:space="preserve"> (Ange, 10 PV, Résilience 3) reçoit plusieurs attaques en combat :</w:t>
-      </w:r>
-    </w:p>
-    <w:p>
-      <w:pPr>
-        <w:pStyle w:val="ListNumber"/>
-        <w:ind w:left="283"/>
-      </w:pPr>
-      <w:r>
-        <w:t xml:space="preserve">Une attaque inflige 9 dégâts non létaux → après Résilience (9/3=3), Mirael </w:t>
-      </w:r>
-      <w:r>
-        <w:rPr>
-          <w:b/>
-        </w:rPr>
-        <w:t>subit</w:t>
-      </w:r>
-      <w:r>
-        <w:t xml:space="preserve"> 3 blessures non létales → coche (/) (/) (/) dans les cases 1-3.</w:t>
-      </w:r>
-    </w:p>
-    <w:p>
-      <w:pPr>
-        <w:pStyle w:val="ListNumber"/>
-        <w:ind w:left="283"/>
-      </w:pPr>
-      <w:r>
-        <w:t xml:space="preserve">Une attaque inflige 6 dégâts létaux → après Résilience (6/3=2), Mirael </w:t>
-      </w:r>
-      <w:r>
-        <w:rPr>
-          <w:b/>
-        </w:rPr>
-        <w:t>subit</w:t>
-      </w:r>
-      <w:r>
-        <w:t xml:space="preserve"> 2 blessures létales → les cases 1-2 s'upgradent en (X) (X), la case 3 reste (/).</w:t>
-      </w:r>
-    </w:p>
-    <w:p>
-      <w:pPr>
-        <w:pStyle w:val="ListNumber"/>
-        <w:ind w:left="283"/>
-      </w:pPr>
-      <w:r>
-        <w:t xml:space="preserve">Mirael lance un pouvoir qui dépasse son seuil de tolérance → </w:t>
+        <w:t xml:space="preserve">Mirael surcharge un pouvoir au-delà de son Rang Céleste → drain automatique → </w:t>
       </w:r>
       <w:r>
         <w:rPr>
@@ -11806,54 +11448,380 @@
     </w:p>
     <w:p>
       <w:r>
-        <w:t>récupère des points de vie au rythme de (rang)/jour (au même moment que</w:t>
-      </w:r>
-    </w:p>
-    <w:p>
-      <w:r>
-        <w:t>l'énergie, voir la section "</w:t>
+        <w:t>récupère des points de vie au rythme de (rang)/jour.</w:t>
+      </w:r>
+    </w:p>
+    <w:p>
+      <w:r>
+        <w:t>Note : Certaines créatures maudites comme les vampires ne restaurent pas</w:t>
+      </w:r>
+    </w:p>
+    <w:p>
+      <w:r>
+        <w:t>leur points de vie automatiquement, ils sont obligés de les prendre à</w:t>
+      </w:r>
+    </w:p>
+    <w:p>
+      <w:r>
+        <w:t>leur victime (et disposent d'une capacité spéciale pour cela). ces</w:t>
+      </w:r>
+    </w:p>
+    <w:p>
+      <w:r>
+        <w:t>créatures disposent du trait "Maudit".</w:t>
+      </w:r>
+    </w:p>
+    <w:p>
+      <w:r>
+        <w:br w:type="page"/>
+      </w:r>
+    </w:p>
+    <w:p>
+      <w:pPr>
+        <w:pStyle w:val="Heading1"/>
+      </w:pPr>
+      <w:r>
+        <w:t>Mots-clés</w:t>
+      </w:r>
+    </w:p>
+    <w:p>
+      <w:pPr>
+        <w:pStyle w:val="Heading2"/>
+      </w:pPr>
+      <w:r>
+        <w:t>Principe général</w:t>
+      </w:r>
+    </w:p>
+    <w:p>
+      <w:r>
+        <w:t>La plupart des mots-clés donnent des avantages/désavantages selon le contexte. Certains ont des effets mécaniques spécifiques détaillés ci-dessous.</w:t>
+      </w:r>
+    </w:p>
+    <w:p>
+      <w:r>
+        <w:rPr>
+          <w:color w:val="4A4A6A"/>
+        </w:rPr>
+        <w:t>────────────────────────────────────────────────────────────</w:t>
+      </w:r>
+    </w:p>
+    <w:p>
+      <w:pPr>
+        <w:pStyle w:val="Heading2"/>
+      </w:pPr>
+      <w:r>
+        <w:t>Mots-clés d'Âme (permanents)</w:t>
+      </w:r>
+    </w:p>
+    <w:p>
+      <w:r>
+        <w:rPr>
+          <w:i/>
+        </w:rPr>
+        <w:t>Les âmes sont créées sans défaut. Tous les mots-clés sont positifs, certains avec des contraintes mineures.</w:t>
+      </w:r>
+    </w:p>
+    <w:p>
+      <w:r>
+        <w:rPr>
+          <w:b/>
+        </w:rPr>
+        <w:t>Effets spécifiques</w:t>
+      </w:r>
+    </w:p>
+    <w:p>
+      <w:pPr>
+        <w:pStyle w:val="ListBullet"/>
+        <w:ind w:left="283"/>
+      </w:pPr>
+      <w:r>
+        <w:rPr>
+          <w:b/>
+        </w:rPr>
+        <w:t>Ancienne</w:t>
+      </w:r>
+      <w:r>
+        <w:t xml:space="preserve"> : A parfois des flashbacks obscurs d'incarnations passées (information + roleplay)</w:t>
+      </w:r>
+    </w:p>
+    <w:p>
+      <w:pPr>
+        <w:pStyle w:val="ListBullet"/>
+        <w:ind w:left="283"/>
+      </w:pPr>
+      <w:r>
+        <w:rPr>
+          <w:b/>
+        </w:rPr>
+        <w:t>Vétéran des anciennes éditions</w:t>
+      </w:r>
+      <w:r>
+        <w:t xml:space="preserve"> : Votre âme a participé à des événements d'ampleur cosmique AVANT le grand reset. Elle n'en garde aucun souvenir mais bénéficie d'une </w:t>
       </w:r>
       <w:r>
         <w:rPr>
           <w:color w:val="2B6CB0"/>
         </w:rPr>
-        <w:t>restauration de l'énergie</w:t>
-      </w:r>
-      <w:r>
-        <w:t>").</w:t>
-      </w:r>
-    </w:p>
-    <w:p>
-      <w:r>
-        <w:t>Note : Certaines créatures maudites comme les vampires ne restaurent pas</w:t>
-      </w:r>
-    </w:p>
-    <w:p>
-      <w:r>
-        <w:t>leur points de vie automatiquement, ils sont obligés de les prendre à</w:t>
-      </w:r>
-    </w:p>
-    <w:p>
-      <w:r>
-        <w:t>leur victime (et disposent d'une capacité spéciale pour cela). ces</w:t>
-      </w:r>
-    </w:p>
-    <w:p>
-      <w:r>
-        <w:t>créatures disposent du trait "Maudit".</w:t>
-      </w:r>
-    </w:p>
-    <w:p>
-      <w:r>
-        <w:br w:type="page"/>
-      </w:r>
-    </w:p>
-    <w:p>
-      <w:pPr>
-        <w:pStyle w:val="Heading1"/>
-      </w:pPr>
-      <w:r>
-        <w:t>Mots-clés</w:t>
+        <w:t>réincarnation</w:t>
+      </w:r>
+      <w:r>
+        <w:t xml:space="preserve"> bonus. Parce que.</w:t>
+      </w:r>
+    </w:p>
+    <w:p>
+      <w:pPr>
+        <w:pStyle w:val="ListBullet"/>
+        <w:ind w:left="283"/>
+      </w:pPr>
+      <w:r>
+        <w:rPr>
+          <w:b/>
+        </w:rPr>
+        <w:t>Protégée</w:t>
+      </w:r>
+      <w:r>
+        <w:t xml:space="preserve"> : Commence chaque mission avec un jeton "Touché par la Grâce" / "Marque du Diable"</w:t>
+      </w:r>
+    </w:p>
+    <w:p>
+      <w:pPr>
+        <w:pStyle w:val="ListBullet"/>
+        <w:ind w:left="283"/>
+      </w:pPr>
+      <w:r>
+        <w:rPr>
+          <w:b/>
+        </w:rPr>
+        <w:t>Adaptable</w:t>
+      </w:r>
+      <w:r>
+        <w:t xml:space="preserve"> : Réduit les malus de réincarnation d'urgence (moins de choc lors des changements d'hôte)</w:t>
+      </w:r>
+    </w:p>
+    <w:p>
+      <w:pPr>
+        <w:pStyle w:val="ListBullet"/>
+        <w:ind w:left="283"/>
+      </w:pPr>
+      <w:r>
+        <w:rPr>
+          <w:b/>
+        </w:rPr>
+        <w:t>Inspirante</w:t>
+      </w:r>
+      <w:r>
+        <w:t xml:space="preserve"> : Peut donner un </w:t>
+      </w:r>
+      <w:r>
+        <w:rPr>
+          <w:color w:val="2B6CB0"/>
+        </w:rPr>
+        <w:t>avantage</w:t>
+      </w:r>
+      <w:r>
+        <w:t xml:space="preserve"> à un allié 1 fois par tour (génère 1 dé de </w:t>
+      </w:r>
+      <w:r>
+        <w:rPr>
+          <w:color w:val="2B6CB0"/>
+        </w:rPr>
+        <w:t>drain</w:t>
+      </w:r>
+      <w:r>
+        <w:t>)</w:t>
+      </w:r>
+    </w:p>
+    <w:p>
+      <w:pPr>
+        <w:pStyle w:val="ListBullet"/>
+        <w:ind w:left="283"/>
+      </w:pPr>
+      <w:r>
+        <w:rPr>
+          <w:b/>
+        </w:rPr>
+        <w:t>Intuitive</w:t>
+      </w:r>
+      <w:r>
+        <w:t xml:space="preserve"> : Avantage pour détecter le danger, les adversaires ont un </w:t>
+      </w:r>
+      <w:r>
+        <w:rPr>
+          <w:color w:val="2B6CB0"/>
+        </w:rPr>
+        <w:t>désavantage</w:t>
+      </w:r>
+      <w:r>
+        <w:t xml:space="preserve"> pour la surprendre</w:t>
+      </w:r>
+    </w:p>
+    <w:p>
+      <w:pPr>
+        <w:pStyle w:val="ListBullet"/>
+        <w:ind w:left="283"/>
+      </w:pPr>
+      <w:r>
+        <w:rPr>
+          <w:b/>
+        </w:rPr>
+        <w:t>Résiliente</w:t>
+      </w:r>
+      <w:r>
+        <w:t xml:space="preserve"> : Premier échec critique par session devient un échec normal</w:t>
+      </w:r>
+    </w:p>
+    <w:p>
+      <w:pPr>
+        <w:pStyle w:val="ListBullet"/>
+        <w:ind w:left="283"/>
+      </w:pPr>
+      <w:r>
+        <w:rPr>
+          <w:b/>
+        </w:rPr>
+        <w:t>Focalisée</w:t>
+      </w:r>
+      <w:r>
+        <w:t xml:space="preserve"> : Peut relancer 1 </w:t>
+      </w:r>
+      <w:r>
+        <w:rPr>
+          <w:color w:val="2B6CB0"/>
+        </w:rPr>
+        <w:t>dé d'intensité</w:t>
+      </w:r>
+      <w:r>
+        <w:t xml:space="preserve"> par session, le dé relancé est explosif</w:t>
+      </w:r>
+    </w:p>
+    <w:p>
+      <w:pPr>
+        <w:pStyle w:val="ListBullet"/>
+        <w:ind w:left="283"/>
+      </w:pPr>
+      <w:r>
+        <w:rPr>
+          <w:b/>
+        </w:rPr>
+        <w:t>Fanatique</w:t>
+      </w:r>
+      <w:r>
+        <w:t xml:space="preserve"> : +1 intensité finale (après tous calculs) pour toute action en rapport avec le mot-clé choisi (validé par le MJ)</w:t>
+      </w:r>
+    </w:p>
+    <w:p>
+      <w:pPr>
+        <w:pStyle w:val="ListBullet"/>
+        <w:ind w:left="283"/>
+      </w:pPr>
+      <w:r>
+        <w:rPr>
+          <w:b/>
+        </w:rPr>
+        <w:t>Conduit Divin X</w:t>
+      </w:r>
+      <w:r>
+        <w:t xml:space="preserve"> (X = 1, 2 ou 3) : Affinité développée avec le flux de la puissance divine. Une fois par combat et par niveau, transforme un drain automatique en simple dé de drain. Définition complète : voir </w:t>
+      </w:r>
+      <w:r>
+        <w:rPr>
+          <w:color w:val="2B6CB0"/>
+        </w:rPr>
+        <w:t>Énergie</w:t>
+      </w:r>
+      <w:r>
+        <w:t>.</w:t>
+      </w:r>
+    </w:p>
+    <w:p>
+      <w:r>
+        <w:rPr>
+          <w:b/>
+        </w:rPr>
+        <w:t>Exemples d'avantages/désavantages contextuels</w:t>
+      </w:r>
+    </w:p>
+    <w:p>
+      <w:pPr>
+        <w:pStyle w:val="ListBullet"/>
+        <w:ind w:left="283"/>
+      </w:pPr>
+      <w:r>
+        <w:rPr>
+          <w:b/>
+        </w:rPr>
+        <w:t>Pragmatique</w:t>
+      </w:r>
+      <w:r>
+        <w:t xml:space="preserve">, </w:t>
+      </w:r>
+      <w:r>
+        <w:rPr>
+          <w:b/>
+        </w:rPr>
+        <w:t>Instinctive</w:t>
+      </w:r>
+      <w:r>
+        <w:t xml:space="preserve">, </w:t>
+      </w:r>
+      <w:r>
+        <w:rPr>
+          <w:b/>
+        </w:rPr>
+        <w:t>Calculatrice</w:t>
+      </w:r>
+      <w:r>
+        <w:t xml:space="preserve">, </w:t>
+      </w:r>
+      <w:r>
+        <w:rPr>
+          <w:b/>
+        </w:rPr>
+        <w:t>Détachée</w:t>
+      </w:r>
+      <w:r>
+        <w:t xml:space="preserve">, </w:t>
+      </w:r>
+      <w:r>
+        <w:rPr>
+          <w:b/>
+        </w:rPr>
+        <w:t>Loyale</w:t>
+      </w:r>
+      <w:r>
+        <w:t xml:space="preserve">, </w:t>
+      </w:r>
+      <w:r>
+        <w:rPr>
+          <w:b/>
+        </w:rPr>
+        <w:t>Indépendante</w:t>
+      </w:r>
+      <w:r>
+        <w:t xml:space="preserve">, </w:t>
+      </w:r>
+      <w:r>
+        <w:rPr>
+          <w:b/>
+        </w:rPr>
+        <w:t>Curieuse</w:t>
+      </w:r>
+      <w:r>
+        <w:t xml:space="preserve">, </w:t>
+      </w:r>
+      <w:r>
+        <w:rPr>
+          <w:b/>
+        </w:rPr>
+        <w:t>Prudente</w:t>
+      </w:r>
+    </w:p>
+    <w:p>
+      <w:r>
+        <w:rPr>
+          <w:color w:val="4A4A6A"/>
+        </w:rPr>
+        <w:t>────────────────────────────────────────────────────────────</w:t>
       </w:r>
     </w:p>
     <w:p>
@@ -11861,36 +11829,7 @@
         <w:pStyle w:val="Heading2"/>
       </w:pPr>
       <w:r>
-        <w:t>Principe général</w:t>
-      </w:r>
-    </w:p>
-    <w:p>
-      <w:r>
-        <w:t>La plupart des mots-clés donnent des avantages/désavantages selon le contexte. Certains ont des effets mécaniques spécifiques détaillés ci-dessous.</w:t>
-      </w:r>
-    </w:p>
-    <w:p>
-      <w:r>
-        <w:rPr>
-          <w:color w:val="4A4A6A"/>
-        </w:rPr>
-        <w:t>────────────────────────────────────────────────────────────</w:t>
-      </w:r>
-    </w:p>
-    <w:p>
-      <w:pPr>
-        <w:pStyle w:val="Heading2"/>
-      </w:pPr>
-      <w:r>
-        <w:t>Mots-clés d'Âme (permanents)</w:t>
-      </w:r>
-    </w:p>
-    <w:p>
-      <w:r>
-        <w:rPr>
-          <w:i/>
-        </w:rPr>
-        <w:t>Les âmes sont créées sans défaut. Tous les mots-clés sont positifs, certains avec des contraintes mineures.</w:t>
+        <w:t>Mots-clés d'Hôte Humain</w:t>
       </w:r>
     </w:p>
     <w:p>
@@ -11910,411 +11849,118 @@
         <w:rPr>
           <w:b/>
         </w:rPr>
-        <w:t>Ancienne</w:t>
-      </w:r>
-      <w:r>
-        <w:t xml:space="preserve"> : A parfois des flashbacks obscurs d'incarnations passées (information + roleplay)</w:t>
-      </w:r>
-    </w:p>
-    <w:p>
-      <w:pPr>
-        <w:pStyle w:val="ListBullet"/>
-        <w:ind w:left="283"/>
-      </w:pPr>
-      <w:r>
-        <w:rPr>
-          <w:b/>
-        </w:rPr>
-        <w:t>Vétéran des anciennes éditions</w:t>
-      </w:r>
-      <w:r>
-        <w:t xml:space="preserve"> : Votre âme a participé à des événements d'ampleur cosmique AVANT le grand reset. Elle n'en garde aucun souvenir mais bénéficie d'une </w:t>
+        <w:t>Soldat de Dieu</w:t>
+      </w:r>
+      <w:r>
+        <w:t xml:space="preserve"> : Impossible à posséder par le camp d'en face</w:t>
+      </w:r>
+    </w:p>
+    <w:p>
+      <w:pPr>
+        <w:pStyle w:val="ListBullet"/>
+        <w:ind w:left="283"/>
+      </w:pPr>
+      <w:r>
+        <w:rPr>
+          <w:b/>
+        </w:rPr>
+        <w:t>Innocent</w:t>
+      </w:r>
+      <w:r>
+        <w:t xml:space="preserve"> : Avantage à toutes les actions impliquant ce qui les intéresse, désavantage pour les corvées (ranger, nettoyer, etc.)</w:t>
+      </w:r>
+    </w:p>
+    <w:p>
+      <w:pPr>
+        <w:pStyle w:val="ListBullet"/>
+        <w:ind w:left="283"/>
+      </w:pPr>
+      <w:r>
+        <w:rPr>
+          <w:b/>
+        </w:rPr>
+        <w:t>Médium</w:t>
+      </w:r>
+      <w:r>
+        <w:t xml:space="preserve"> : Accès à une liste restreinte de pouvoirs mineurs de Rang 0-1 (Détection du surnaturel, Dialogue éthéré avec les âmes en attente de jugement, Guérison mineure, etc.), soumis aux mêmes règles de </w:t>
       </w:r>
       <w:r>
         <w:rPr>
           <w:color w:val="2B6CB0"/>
         </w:rPr>
-        <w:t>réincarnation</w:t>
-      </w:r>
-      <w:r>
-        <w:t xml:space="preserve"> bonus. Parce que.</w:t>
-      </w:r>
-    </w:p>
-    <w:p>
-      <w:pPr>
-        <w:pStyle w:val="ListBullet"/>
-        <w:ind w:left="283"/>
-      </w:pPr>
-      <w:r>
-        <w:rPr>
-          <w:b/>
-        </w:rPr>
-        <w:t>Protégée</w:t>
-      </w:r>
-      <w:r>
-        <w:t xml:space="preserve"> : Commence chaque mission avec un jeton "Touché par la Grâce" / "Marque du Diable"</w:t>
-      </w:r>
-    </w:p>
-    <w:p>
-      <w:pPr>
-        <w:pStyle w:val="ListBullet"/>
-        <w:ind w:left="283"/>
-      </w:pPr>
-      <w:r>
-        <w:rPr>
-          <w:b/>
-        </w:rPr>
-        <w:t>Adaptable</w:t>
-      </w:r>
-      <w:r>
-        <w:t xml:space="preserve"> : Réduit les malus de réincarnation d'urgence (moins de choc lors des changements d'hôte)</w:t>
-      </w:r>
-    </w:p>
-    <w:p>
-      <w:pPr>
-        <w:pStyle w:val="ListBullet"/>
-        <w:ind w:left="283"/>
-      </w:pPr>
-      <w:r>
-        <w:rPr>
-          <w:b/>
-        </w:rPr>
-        <w:t>Inspirante</w:t>
-      </w:r>
-      <w:r>
-        <w:t xml:space="preserve"> : Peut donner un </w:t>
-      </w:r>
-      <w:r>
-        <w:rPr>
+        <w:t>drain</w:t>
+      </w:r>
+      <w:r>
+        <w:t xml:space="preserve"> que toute âme de Rang Céleste 1.</w:t>
+      </w:r>
+    </w:p>
+    <w:p>
+      <w:pPr>
+        <w:pStyle w:val="ListBullet"/>
+        <w:ind w:left="283"/>
+      </w:pPr>
+      <w:r>
+        <w:rPr>
+          <w:b/>
+        </w:rPr>
+        <w:t>Athée</w:t>
+      </w:r>
+      <w:r>
+        <w:t xml:space="preserve"> : Résiste aux effets spirituels (avantage), mais désavantage aux jets de pouvoir de l'âme incarnée</w:t>
+      </w:r>
+    </w:p>
+    <w:p>
+      <w:pPr>
+        <w:pStyle w:val="ListBullet"/>
+        <w:ind w:left="283"/>
+      </w:pPr>
+      <w:r>
+        <w:rPr>
+          <w:b/>
+        </w:rPr>
+        <w:t>Malédiction</w:t>
+      </w:r>
+      <w:r>
+        <w:t xml:space="preserve"> : Ne peut récupérer de PV que par absorption (morsure/consommation de victimes)</w:t>
+      </w:r>
+    </w:p>
+    <w:p>
+      <w:pPr>
+        <w:pStyle w:val="ListBullet"/>
+        <w:ind w:left="283"/>
+      </w:pPr>
+      <w:r>
+        <w:rPr>
+          <w:b/>
+        </w:rPr>
+        <w:t>Drogué</w:t>
+      </w:r>
+      <w:r>
+        <w:t xml:space="preserve"> : Désavantage permanent aux jets physiques jusqu'à désintoxication</w:t>
+      </w:r>
+    </w:p>
+    <w:p>
+      <w:pPr>
+        <w:pStyle w:val="ListBullet"/>
+        <w:ind w:left="283"/>
+      </w:pPr>
+      <w:r>
+        <w:rPr>
+          <w:b/>
+        </w:rPr>
+        <w:t>Réflexes Câblés</w:t>
+      </w:r>
+      <w:r>
+        <w:t xml:space="preserve"> : Permet une réaction supplémentaire par round (deux au lieu d'une) — l'hôte est physiquement précâblé pour les réflexes éclairs.</w:t>
+      </w:r>
+    </w:p>
+    <w:p>
+      <w:r>
+        <w:rPr>
+          <w:b/>
           <w:color w:val="2B6CB0"/>
         </w:rPr>
-        <w:t>avantage</w:t>
-      </w:r>
-      <w:r>
-        <w:t xml:space="preserve"> à un allié 1 fois par tour (coût : 1 PE)</w:t>
-      </w:r>
-    </w:p>
-    <w:p>
-      <w:pPr>
-        <w:pStyle w:val="ListBullet"/>
-        <w:ind w:left="283"/>
-      </w:pPr>
-      <w:r>
-        <w:rPr>
-          <w:b/>
-        </w:rPr>
-        <w:t>Intuitive</w:t>
-      </w:r>
-      <w:r>
-        <w:t xml:space="preserve"> : Avantage pour détecter le danger, les adversaires ont un </w:t>
-      </w:r>
-      <w:r>
-        <w:rPr>
-          <w:color w:val="2B6CB0"/>
-        </w:rPr>
-        <w:t>désavantage</w:t>
-      </w:r>
-      <w:r>
-        <w:t xml:space="preserve"> pour la surprendre</w:t>
-      </w:r>
-    </w:p>
-    <w:p>
-      <w:pPr>
-        <w:pStyle w:val="ListBullet"/>
-        <w:ind w:left="283"/>
-      </w:pPr>
-      <w:r>
-        <w:rPr>
-          <w:b/>
-        </w:rPr>
-        <w:t>Résiliente</w:t>
-      </w:r>
-      <w:r>
-        <w:t xml:space="preserve"> : Premier échec critique par session devient un échec normal</w:t>
-      </w:r>
-    </w:p>
-    <w:p>
-      <w:pPr>
-        <w:pStyle w:val="ListBullet"/>
-        <w:ind w:left="283"/>
-      </w:pPr>
-      <w:r>
-        <w:rPr>
-          <w:b/>
-        </w:rPr>
-        <w:t>Focalisée</w:t>
-      </w:r>
-      <w:r>
-        <w:t xml:space="preserve"> : Peut relancer 1 </w:t>
-      </w:r>
-      <w:r>
-        <w:rPr>
-          <w:color w:val="2B6CB0"/>
-        </w:rPr>
-        <w:t>dé d'intensité</w:t>
-      </w:r>
-      <w:r>
-        <w:t xml:space="preserve"> par session, le dé relancé est explosif</w:t>
-      </w:r>
-    </w:p>
-    <w:p>
-      <w:pPr>
-        <w:pStyle w:val="ListBullet"/>
-        <w:ind w:left="283"/>
-      </w:pPr>
-      <w:r>
-        <w:rPr>
-          <w:b/>
-        </w:rPr>
-        <w:t>Fanatique</w:t>
-      </w:r>
-      <w:r>
-        <w:t xml:space="preserve"> : +1 intensité finale (après tous calculs) pour toute action en rapport avec le mot-clé choisi (validé par le MJ)</w:t>
-      </w:r>
-    </w:p>
-    <w:p>
-      <w:pPr>
-        <w:pStyle w:val="ListBullet"/>
-        <w:ind w:left="283"/>
-      </w:pPr>
-      <w:r>
-        <w:rPr>
-          <w:b/>
-        </w:rPr>
-        <w:t>Conduit Divin X</w:t>
-      </w:r>
-      <w:r>
-        <w:t xml:space="preserve"> (X = 1, 2 ou 3) : Affinité développée avec le flux de la puissance divine. +X PE permanents au-dessus du </w:t>
-      </w:r>
-      <w:r>
-        <w:rPr>
-          <w:color w:val="2B6CB0"/>
-        </w:rPr>
-        <w:t>Rang céleste</w:t>
-      </w:r>
-      <w:r>
-        <w:t>. Définition complète : voir Énergie.</w:t>
-      </w:r>
-    </w:p>
-    <w:p>
-      <w:r>
-        <w:rPr>
-          <w:b/>
-        </w:rPr>
-        <w:t>Exemples d'avantages/désavantages contextuels</w:t>
-      </w:r>
-    </w:p>
-    <w:p>
-      <w:pPr>
-        <w:pStyle w:val="ListBullet"/>
-        <w:ind w:left="283"/>
-      </w:pPr>
-      <w:r>
-        <w:rPr>
-          <w:b/>
-        </w:rPr>
-        <w:t>Pragmatique</w:t>
-      </w:r>
-      <w:r>
-        <w:t xml:space="preserve">, </w:t>
-      </w:r>
-      <w:r>
-        <w:rPr>
-          <w:b/>
-        </w:rPr>
-        <w:t>Instinctive</w:t>
-      </w:r>
-      <w:r>
-        <w:t xml:space="preserve">, </w:t>
-      </w:r>
-      <w:r>
-        <w:rPr>
-          <w:b/>
-        </w:rPr>
-        <w:t>Calculatrice</w:t>
-      </w:r>
-      <w:r>
-        <w:t xml:space="preserve">, </w:t>
-      </w:r>
-      <w:r>
-        <w:rPr>
-          <w:b/>
-        </w:rPr>
-        <w:t>Détachée</w:t>
-      </w:r>
-      <w:r>
-        <w:t xml:space="preserve">, </w:t>
-      </w:r>
-      <w:r>
-        <w:rPr>
-          <w:b/>
-        </w:rPr>
-        <w:t>Loyale</w:t>
-      </w:r>
-      <w:r>
-        <w:t xml:space="preserve">, </w:t>
-      </w:r>
-      <w:r>
-        <w:rPr>
-          <w:b/>
-        </w:rPr>
-        <w:t>Indépendante</w:t>
-      </w:r>
-      <w:r>
-        <w:t xml:space="preserve">, </w:t>
-      </w:r>
-      <w:r>
-        <w:rPr>
-          <w:b/>
-        </w:rPr>
-        <w:t>Curieuse</w:t>
-      </w:r>
-      <w:r>
-        <w:t xml:space="preserve">, </w:t>
-      </w:r>
-      <w:r>
-        <w:rPr>
-          <w:b/>
-        </w:rPr>
-        <w:t>Prudente</w:t>
-      </w:r>
-    </w:p>
-    <w:p>
-      <w:r>
-        <w:rPr>
-          <w:color w:val="4A4A6A"/>
-        </w:rPr>
-        <w:t>────────────────────────────────────────────────────────────</w:t>
-      </w:r>
-    </w:p>
-    <w:p>
-      <w:pPr>
-        <w:pStyle w:val="Heading2"/>
-      </w:pPr>
-      <w:r>
-        <w:t>Mots-clés d'Hôte Humain</w:t>
-      </w:r>
-    </w:p>
-    <w:p>
-      <w:r>
-        <w:rPr>
-          <w:b/>
-        </w:rPr>
-        <w:t>Effets spécifiques</w:t>
-      </w:r>
-    </w:p>
-    <w:p>
-      <w:pPr>
-        <w:pStyle w:val="ListBullet"/>
-        <w:ind w:left="283"/>
-      </w:pPr>
-      <w:r>
-        <w:rPr>
-          <w:b/>
-        </w:rPr>
-        <w:t>Soldat de Dieu</w:t>
-      </w:r>
-      <w:r>
-        <w:t xml:space="preserve"> : Impossible à posséder par le camp d'en face</w:t>
-      </w:r>
-    </w:p>
-    <w:p>
-      <w:pPr>
-        <w:pStyle w:val="ListBullet"/>
-        <w:ind w:left="283"/>
-      </w:pPr>
-      <w:r>
-        <w:rPr>
-          <w:b/>
-        </w:rPr>
-        <w:t>Innocent</w:t>
-      </w:r>
-      <w:r>
-        <w:t xml:space="preserve"> : Avantage à toutes les actions impliquant ce qui les intéresse, désavantage pour les corvées (ranger, nettoyer, etc.)</w:t>
-      </w:r>
-    </w:p>
-    <w:p>
-      <w:pPr>
-        <w:pStyle w:val="ListBullet"/>
-        <w:ind w:left="283"/>
-      </w:pPr>
-      <w:r>
-        <w:rPr>
-          <w:b/>
-        </w:rPr>
-        <w:t>Médium</w:t>
-      </w:r>
-      <w:r>
-        <w:t xml:space="preserve"> : Dispose de 5 PE (récupérés à midi) et accès à une liste restreinte de pouvoirs mineurs (Détection du surnaturel, Dialogue éthéré avec les âmes en attente de jugement, Guérison mineure, etc.)</w:t>
-      </w:r>
-    </w:p>
-    <w:p>
-      <w:pPr>
-        <w:pStyle w:val="ListBullet"/>
-        <w:ind w:left="283"/>
-      </w:pPr>
-      <w:r>
-        <w:rPr>
-          <w:b/>
-        </w:rPr>
-        <w:t>Athée</w:t>
-      </w:r>
-      <w:r>
-        <w:t xml:space="preserve"> : Résiste aux effets spirituels (avantage), mais désavantage aux jets de pouvoir de l'âme incarnée</w:t>
-      </w:r>
-    </w:p>
-    <w:p>
-      <w:pPr>
-        <w:pStyle w:val="ListBullet"/>
-        <w:ind w:left="283"/>
-      </w:pPr>
-      <w:r>
-        <w:rPr>
-          <w:b/>
-        </w:rPr>
-        <w:t>Malédiction</w:t>
-      </w:r>
-      <w:r>
-        <w:t xml:space="preserve"> : Ne peut récupérer de PV que par absorption (morsure/consommation de victimes)</w:t>
-      </w:r>
-    </w:p>
-    <w:p>
-      <w:pPr>
-        <w:pStyle w:val="ListBullet"/>
-        <w:ind w:left="283"/>
-      </w:pPr>
-      <w:r>
-        <w:rPr>
-          <w:b/>
-        </w:rPr>
-        <w:t>Drogué</w:t>
-      </w:r>
-      <w:r>
-        <w:t xml:space="preserve"> : Désavantage permanent aux jets physiques jusqu'à désintoxication</w:t>
-      </w:r>
-    </w:p>
-    <w:p>
-      <w:pPr>
-        <w:pStyle w:val="ListBullet"/>
-        <w:ind w:left="283"/>
-      </w:pPr>
-      <w:r>
-        <w:rPr>
-          <w:b/>
-        </w:rPr>
-        <w:t>Réflexes Câblés</w:t>
-      </w:r>
-      <w:r>
-        <w:t xml:space="preserve"> : Permet une réaction supplémentaire par round (deux au lieu d'une) — l'hôte est physiquement précâblé pour les réflexes éclairs.</w:t>
-      </w:r>
-    </w:p>
-    <w:p>
-      <w:r>
-        <w:rPr>
-          <w:b/>
-          <w:color w:val="2B6CB0"/>
-        </w:rPr>
-        <w:t>Note - L'athéisme ne peut affecter que les hôtes humains. Une âme angélique/démoniaque incarnée sait que Dieu existe. - Les humains non-alignés récupèrent leurs PE à midi. - Le Dialogue éthéré permet de communiquer avec les âmes coincées dans les Limbes en attente de jugement.</w:t>
+        <w:t>Note - L'athéisme ne peut affecter que les hôtes humains. Une âme angélique/démoniaque incarnée sait que Dieu existe. - Le Dialogue éthéré permet de communiquer avec les âmes coincées dans les Limbes en attente de jugement.</w:t>
       </w:r>
     </w:p>
     <w:p>
@@ -16588,7 +16234,7 @@
         <w:ind w:left="283"/>
       </w:pPr>
       <w:r>
-        <w:t>Double coût en PE pour tous les pouvoirs</w:t>
+        <w:t>Le drain de tous les pouvoirs lancés est doublé (dés et drains automatiques comptés deux fois)</w:t>
       </w:r>
     </w:p>
     <w:p>
@@ -16626,7 +16272,7 @@
         <w:t>Fin :</w:t>
       </w:r>
       <w:r>
-        <w:t xml:space="preserve"> Après 1 heure ou dépense de toute l'énergie surnaturelle accumulée.</w:t>
+        <w:t xml:space="preserve"> Après 1 heure, ou au premier drain automatique subi (la surcharge se libère d'un coup).</w:t>
       </w:r>
     </w:p>
     <w:p>
@@ -16779,7 +16425,7 @@
         <w:ind w:left="283"/>
       </w:pPr>
       <w:r>
-        <w:t>1 affaiblissement d'âme par tour dû au stress spirituel (compte dans le quota journalier de PE)</w:t>
+        <w:t>1 drain automatique par tour dû au stress spirituel, indépendamment de tout pouvoir lancé</w:t>
       </w:r>
     </w:p>
     <w:p>
@@ -16903,7 +16549,7 @@
         <w:ind w:left="283"/>
       </w:pPr>
       <w:r>
-        <w:t>Coût d'activation : 5 PE, puis 2 PE par tour pour maintenir</w:t>
+        <w:t>Coût d'activation : drain équivalent à un lancement de rang 5, puis drain de rang 2 par tour pour maintenir</w:t>
       </w:r>
     </w:p>
     <w:p>
@@ -18111,7 +17757,7 @@
         <w:t>Objets magiques</w:t>
       </w:r>
       <w:r>
-        <w:t xml:space="preserve"> : Effets imprévisibles sur un résultat de 1 au dé d'intensité, coût en PE doublé</w:t>
+        <w:t xml:space="preserve"> : Effets imprévisibles sur un résultat de 1 au dé d'intensité, drain doublé pour l'utilisateur</w:t>
       </w:r>
     </w:p>
     <w:p>

--- a/public/downloads/ins-mv-rogue-srd.docx
+++ b/public/downloads/ins-mv-rogue-srd.docx
@@ -14,7 +14,7 @@
           <w:color w:val="2B6CB0"/>
           <w:sz w:val="64"/>
         </w:rPr>
-        <w:t>INS·MV ROGUE</w:t>
+        <w:t>ROGUE</w:t>
       </w:r>
     </w:p>
     <w:p>
@@ -40,39 +40,44 @@
         <w:pStyle w:val="Heading1"/>
       </w:pPr>
       <w:r>
-        <w:t>System Reference Document</w:t>
-      </w:r>
-    </w:p>
-    <w:p>
-      <w:r>
-        <w:rPr>
-          <w:b w:val="0"/>
-          <w:i w:val="0"/>
-        </w:rPr>
-        <w:t>Bienvenue dans le SRD d'</w:t>
-      </w:r>
-      <w:r>
-        <w:rPr>
-          <w:b/>
-          <w:i w:val="0"/>
-        </w:rPr>
-        <w:t>INS-MV ROGUE</w:t>
-      </w:r>
-      <w:r>
-        <w:rPr>
-          <w:b w:val="0"/>
-          <w:i w:val="0"/>
-        </w:rPr>
-        <w:t xml:space="preserve"> — la guerre secrète entre anges et démons, vue de l'intérieur.</w:t>
-      </w:r>
-    </w:p>
-    <w:p>
-      <w:r>
-        <w:rPr>
-          <w:b w:val="0"/>
-          <w:i w:val="0"/>
-        </w:rPr>
-        <w:t>Navigue dans les sections ci-dessous via la barre latérale gauche.</w:t>
+        <w:t>ROGUE — System Reference Document</w:t>
+      </w:r>
+    </w:p>
+    <w:p>
+      <w:r>
+        <w:rPr>
+          <w:b w:val="0"/>
+          <w:i w:val="0"/>
+        </w:rPr>
+        <w:t xml:space="preserve">Bienvenue sur le System Reference Document de </w:t>
+      </w:r>
+      <w:r>
+        <w:rPr>
+          <w:b/>
+          <w:i w:val="0"/>
+        </w:rPr>
+        <w:t>ROGUE</w:t>
+      </w:r>
+      <w:r>
+        <w:rPr>
+          <w:b w:val="0"/>
+          <w:i w:val="0"/>
+        </w:rPr>
+        <w:t xml:space="preserve">, un système de jeu de rôle. Ce site présente l'intégralité des règles, ainsi que </w:t>
+      </w:r>
+      <w:r>
+        <w:rPr>
+          <w:b/>
+          <w:i w:val="0"/>
+        </w:rPr>
+        <w:t>INS-MV</w:t>
+      </w:r>
+      <w:r>
+        <w:rPr>
+          <w:b w:val="0"/>
+          <w:i w:val="0"/>
+        </w:rPr>
+        <w:t>, son setting de référence : une guerre secrète entre anges et démons, vue de l'intérieur, dans le monde contemporain.</w:t>
       </w:r>
     </w:p>
     <w:p>
@@ -128,68 +133,157 @@
           <w:b w:val="0"/>
           <w:i w:val="0"/>
         </w:rPr>
-        <w:t xml:space="preserve">Création d'âme, </w:t>
-      </w:r>
-      <w:r>
-        <w:rPr>
-          <w:b w:val="0"/>
-          <w:i w:val="0"/>
+        <w:t>Création d'âme, caractéristiques, rang céleste, progression, réincarnation.</w:t>
+      </w:r>
+    </w:p>
+    <w:p>
+      <w:pPr>
+        <w:spacing w:after="40"/>
+      </w:pPr>
+      <w:r>
+        <w:rPr>
+          <w:b/>
           <w:color w:val="2B6CB0"/>
         </w:rPr>
-        <w:t>caractéristiques</w:t>
-      </w:r>
-      <w:r>
-        <w:rPr>
-          <w:b w:val="0"/>
-          <w:i w:val="0"/>
-        </w:rPr>
-        <w:t xml:space="preserve">, </w:t>
-      </w:r>
-      <w:r>
-        <w:rPr>
-          <w:b w:val="0"/>
-          <w:i w:val="0"/>
+        <w:t>Mécanique</w:t>
+      </w:r>
+    </w:p>
+    <w:p>
+      <w:pPr>
+        <w:ind w:left="283"/>
+      </w:pPr>
+      <w:r>
+        <w:rPr>
+          <w:b w:val="0"/>
+          <w:i w:val="0"/>
+        </w:rPr>
+        <w:t>Résolution D666, combat, pouvoirs, compétences, énergie, blessures.</w:t>
+      </w:r>
+    </w:p>
+    <w:p>
+      <w:pPr>
+        <w:spacing w:after="40"/>
+      </w:pPr>
+      <w:r>
+        <w:rPr>
+          <w:b/>
           <w:color w:val="2B6CB0"/>
         </w:rPr>
-        <w:t>rang céleste</w:t>
-      </w:r>
-      <w:r>
-        <w:rPr>
-          <w:b w:val="0"/>
-          <w:i w:val="0"/>
-        </w:rPr>
-        <w:t xml:space="preserve">, progression, </w:t>
-      </w:r>
-      <w:r>
-        <w:rPr>
-          <w:b w:val="0"/>
-          <w:i w:val="0"/>
+        <w:t>Référence</w:t>
+      </w:r>
+    </w:p>
+    <w:p>
+      <w:pPr>
+        <w:ind w:left="283"/>
+      </w:pPr>
+      <w:r>
+        <w:rPr>
+          <w:b w:val="0"/>
+          <w:i w:val="0"/>
+        </w:rPr>
+        <w:t>Mots-clés, états, équipement — toutes les tables et glossaires.</w:t>
+      </w:r>
+    </w:p>
+    <w:p>
+      <w:pPr>
+        <w:spacing w:after="40"/>
+      </w:pPr>
+      <w:r>
+        <w:rPr>
+          <w:b/>
           <w:color w:val="2B6CB0"/>
         </w:rPr>
-        <w:t>réincarnation</w:t>
-      </w:r>
-      <w:r>
-        <w:rPr>
-          <w:b w:val="0"/>
-          <w:i w:val="0"/>
-        </w:rPr>
-        <w:t>.</w:t>
-      </w:r>
-    </w:p>
-    <w:p>
-      <w:pPr>
-        <w:spacing w:after="40"/>
-      </w:pPr>
-      <w:r>
-        <w:rPr>
-          <w:b/>
+        <w:t>Document en cours de rédaction</w:t>
+      </w:r>
+    </w:p>
+    <w:p>
+      <w:pPr>
+        <w:ind w:left="283"/>
+      </w:pPr>
+      <w:r>
+        <w:rPr>
+          <w:b w:val="0"/>
+          <w:i w:val="0"/>
+        </w:rPr>
+        <w:t>Ce SRD est en cours de rédaction. Certaines sections peuvent être incomplètes ou en révision.</w:t>
+      </w:r>
+    </w:p>
+    <w:p>
+      <w:r>
+        <w:rPr>
+          <w:color w:val="4A4A6A"/>
+        </w:rPr>
+        <w:t>────────────────────────────────────────────────────────────</w:t>
+      </w:r>
+    </w:p>
+    <w:p>
+      <w:pPr>
+        <w:pStyle w:val="Heading2"/>
+      </w:pPr>
+      <w:r>
+        <w:rPr>
+          <w:b w:val="0"/>
+          <w:i w:val="0"/>
+        </w:rPr>
+        <w:t>Journal des mises à jour</w:t>
+      </w:r>
+    </w:p>
+    <w:p>
+      <w:pPr>
+        <w:pStyle w:val="Heading3"/>
+      </w:pPr>
+      <w:r>
+        <w:rPr>
+          <w:b w:val="0"/>
+          <w:i w:val="0"/>
+        </w:rPr>
+        <w:t>19 juillet 2026</w:t>
+      </w:r>
+    </w:p>
+    <w:p>
+      <w:pPr>
+        <w:pStyle w:val="ListBullet"/>
+        <w:ind w:left="283"/>
+      </w:pPr>
+      <w:r>
+        <w:rPr>
+          <w:b w:val="0"/>
+          <w:i w:val="0"/>
+        </w:rPr>
+        <w:t>Refonte complète du système de canalisation de la puissance : les Points d'Énergie laissent place à un système de dés de drain (fatigue magique) et de drain automatique (blessures directes au-delà du Rang Céleste).</w:t>
+      </w:r>
+    </w:p>
+    <w:p>
+      <w:pPr>
+        <w:pStyle w:val="ListBullet"/>
+        <w:ind w:left="283"/>
+      </w:pPr>
+      <w:r>
+        <w:rPr>
+          <w:b w:val="0"/>
+          <w:i w:val="0"/>
+        </w:rPr>
+        <w:t xml:space="preserve">Nouveau chapitre </w:t>
+      </w:r>
+      <w:r>
+        <w:rPr>
+          <w:b/>
+          <w:i w:val="0"/>
           <w:color w:val="2B6CB0"/>
         </w:rPr>
-        <w:t>Mécanique</w:t>
-      </w:r>
-    </w:p>
-    <w:p>
-      <w:pPr>
+        <w:t>Mots-clés de Pouvoirs</w:t>
+      </w:r>
+      <w:r>
+        <w:rPr>
+          <w:b w:val="0"/>
+          <w:i w:val="0"/>
+        </w:rPr>
+        <w:t xml:space="preserve"> : Multicible, Portée, Durée, et des options propres à chaque attribut d'âme.</w:t>
+      </w:r>
+    </w:p>
+    <w:p>
+      <w:pPr>
+        <w:pStyle w:val="ListBullet"/>
         <w:ind w:left="283"/>
       </w:pPr>
       <w:r>
@@ -197,22 +291,48 @@
           <w:b w:val="0"/>
           <w:i w:val="0"/>
         </w:rPr>
-        <w:t xml:space="preserve">Résolution </w:t>
-      </w:r>
-      <w:r>
-        <w:rPr>
-          <w:b w:val="0"/>
+        <w:t xml:space="preserve">Nouveau chapitre </w:t>
+      </w:r>
+      <w:r>
+        <w:rPr>
+          <w:b/>
           <w:i w:val="0"/>
           <w:color w:val="2B6CB0"/>
         </w:rPr>
-        <w:t>D666</w:t>
-      </w:r>
-      <w:r>
-        <w:rPr>
-          <w:b w:val="0"/>
-          <w:i w:val="0"/>
-        </w:rPr>
-        <w:t xml:space="preserve">, combat, pouvoirs, </w:t>
+        <w:t>Santé Mentale</w:t>
+      </w:r>
+      <w:r>
+        <w:rPr>
+          <w:b w:val="0"/>
+          <w:i w:val="0"/>
+        </w:rPr>
+        <w:t xml:space="preserve"> pour les hôtes humains confrontés à l'horreur surnaturelle.</w:t>
+      </w:r>
+    </w:p>
+    <w:p>
+      <w:pPr>
+        <w:pStyle w:val="ListBullet"/>
+        <w:ind w:left="283"/>
+      </w:pPr>
+      <w:r>
+        <w:rPr>
+          <w:b w:val="0"/>
+          <w:i w:val="0"/>
+        </w:rPr>
+        <w:t>Le trait Conduit Divin convertit désormais un drain automatique en simple dé de drain, une fois par combat et par niveau.</w:t>
+      </w:r>
+    </w:p>
+    <w:p>
+      <w:pPr>
+        <w:pStyle w:val="ListBullet"/>
+        <w:ind w:left="283"/>
+      </w:pPr>
+      <w:r>
+        <w:rPr>
+          <w:b w:val="0"/>
+          <w:i w:val="0"/>
+        </w:rPr>
+        <w:t xml:space="preserve">Mise en forme entièrement revue de la page </w:t>
       </w:r>
       <w:r>
         <w:rPr>
@@ -220,62 +340,32 @@
           <w:i w:val="0"/>
           <w:color w:val="2B6CB0"/>
         </w:rPr>
-        <w:t>compétences</w:t>
-      </w:r>
-      <w:r>
-        <w:rPr>
-          <w:b w:val="0"/>
-          <w:i w:val="0"/>
-        </w:rPr>
-        <w:t>, énergie, blessures.</w:t>
-      </w:r>
-    </w:p>
-    <w:p>
-      <w:pPr>
-        <w:spacing w:after="40"/>
-      </w:pPr>
-      <w:r>
-        <w:rPr>
-          <w:b/>
-          <w:color w:val="2B6CB0"/>
-        </w:rPr>
-        <w:t>Référence</w:t>
-      </w:r>
-    </w:p>
-    <w:p>
-      <w:pPr>
+        <w:t>Setting</w:t>
+      </w:r>
+      <w:r>
+        <w:rPr>
+          <w:b w:val="0"/>
+          <w:i w:val="0"/>
+        </w:rPr>
+        <w:t>, désormais lisible.</w:t>
+      </w:r>
+    </w:p>
+    <w:p>
+      <w:pPr>
+        <w:pStyle w:val="ListBullet"/>
         <w:ind w:left="283"/>
       </w:pPr>
       <w:r>
         <w:rPr>
           <w:b w:val="0"/>
           <w:i w:val="0"/>
-          <w:color w:val="2B6CB0"/>
-        </w:rPr>
-        <w:t>Mots-clés</w:t>
-      </w:r>
-      <w:r>
-        <w:rPr>
-          <w:b w:val="0"/>
-          <w:i w:val="0"/>
-        </w:rPr>
-        <w:t>, états, équipement — toutes les tables et glossaires.</w:t>
-      </w:r>
-    </w:p>
-    <w:p>
-      <w:pPr>
-        <w:spacing w:after="40"/>
-      </w:pPr>
-      <w:r>
-        <w:rPr>
-          <w:b/>
-          <w:color w:val="2B6CB0"/>
-        </w:rPr>
-        <w:t>Document vivant</w:t>
-      </w:r>
-    </w:p>
-    <w:p>
-      <w:pPr>
+        </w:rPr>
+        <w:t>Le SRD s'installe comme une application sur mobile et reste consultable hors-ligne, avec mise à jour automatique dès qu'une nouvelle version est publiée.</w:t>
+      </w:r>
+    </w:p>
+    <w:p>
+      <w:pPr>
+        <w:pStyle w:val="ListBullet"/>
         <w:ind w:left="283"/>
       </w:pPr>
       <w:r>
@@ -283,7 +373,7 @@
           <w:b w:val="0"/>
           <w:i w:val="0"/>
         </w:rPr>
-        <w:t>Ce SRD est en cours de rédaction. Certaines sections peuvent être incomplètes ou en révision.</w:t>
+        <w:t>Export DOCX entièrement revu (tableaux d'équipement, mise en forme) et téléchargement corrigé.</w:t>
       </w:r>
     </w:p>
     <w:p>

--- a/public/downloads/ins-mv-rogue-srd.docx
+++ b/public/downloads/ins-mv-rogue-srd.docx
@@ -11789,25 +11789,25 @@
         <w:pStyle w:val="Heading1"/>
       </w:pPr>
       <w:r>
-        <w:t>Énergie, Drain &amp; Consommation</w:t>
-      </w:r>
-    </w:p>
-    <w:p>
-      <w:r>
-        <w:rPr>
-          <w:b w:val="0"/>
-          <w:i w:val="0"/>
-        </w:rPr>
-        <w:t>La puissance divine est partout. Elle imprègne chaque atome de création, circule dans les lignes invisibles qui relient le Paradis à la Terre, et se manifeste dès qu'une âme surnaturelle tend la main vers elle. Une telle créature n'a pas besoin de _stocker_ cette énergie — elle est inépuisable, infinie, généreusement offerte par un Dieu qui a certes d'autres préoccupations mais n'a jamais coupé le robinet.</w:t>
-      </w:r>
-    </w:p>
-    <w:p>
-      <w:r>
-        <w:rPr>
-          <w:b w:val="0"/>
-          <w:i w:val="0"/>
-        </w:rPr>
-        <w:t>Le problème n'est pas la quantité. Le problème est la taille du tuyau.</w:t>
+        <w:t>Rangs de pouvoirs, Drain &amp; Consommation</w:t>
+      </w:r>
+    </w:p>
+    <w:p>
+      <w:r>
+        <w:rPr>
+          <w:b w:val="0"/>
+          <w:i w:val="0"/>
+        </w:rPr>
+        <w:t>La puissance divine est partout. Elle imprègne chaque atome de création, circule dans les lignes invisibles qui relient le Paradis à la Terre, et se manifeste dès qu'une âme surnaturelle tend la main vers elle. Une telle créature n'a pas besoin de _stocker_ cette énergie — elle est inépuisable, infinie, généreusement offerte par Dieu.</w:t>
+      </w:r>
+    </w:p>
+    <w:p>
+      <w:r>
+        <w:rPr>
+          <w:b w:val="0"/>
+          <w:i w:val="0"/>
+        </w:rPr>
+        <w:t>Le problème n'est pas la quantité. Le problème est la capacité d'une âme à encaisser une telle quantité d'energie.</w:t>
       </w:r>
     </w:p>
     <w:p>
@@ -11845,16 +11845,7 @@
           <w:b w:val="0"/>
           <w:i w:val="0"/>
         </w:rPr>
-        <w:t>Chaque pouvoir possède un rang, de 0 à 6. Les pouvoirs de Rang 0 sont des tours de passe-passe mineurs, accessibles à tout humain initié — ils ne génèrent aucun drain et ne coûtent rien, même sans âme surnaturelle.</w:t>
-      </w:r>
-    </w:p>
-    <w:p>
-      <w:r>
-        <w:rPr>
-          <w:b w:val="0"/>
-          <w:i w:val="0"/>
-        </w:rPr>
-        <w:t xml:space="preserve">Un pouvoir actif ne peut être acquis qu'à un rang de base inférieur ou égal au Rang Céleste de son propriétaire. Les pouvoirs passifs, eux, sont calés sur le Rang Céleste et évoluent avec lui — voir </w:t>
+        <w:t xml:space="preserve">Les pouvoirs sont répartis en 2 grandes classes : les pouvoirs actifs et les pouvoirs passifs. Chaque pouvoir possède un rang, de 1 à 6. Un pouvoir actif ne peut être acquis qu'à un rang de base inférieur ou égal au Rang Céleste de son propriétaire. Les pouvoirs passifs, eux, sont calés sur le Rang Céleste et évoluent avec lui — voir </w:t>
       </w:r>
       <w:r>
         <w:rPr>
@@ -11869,7 +11860,39 @@
           <w:b w:val="0"/>
           <w:i w:val="0"/>
         </w:rPr>
-        <w:t>. Les dégâts d'un pouvoir offensif lancé au rang R sont :</w:t>
+        <w:t>.</w:t>
+      </w:r>
+    </w:p>
+    <w:p>
+      <w:r>
+        <w:rPr>
+          <w:b w:val="0"/>
+          <w:i w:val="0"/>
+        </w:rPr>
+        <w:t xml:space="preserve">La </w:t>
+      </w:r>
+      <w:r>
+        <w:rPr>
+          <w:b/>
+          <w:i w:val="0"/>
+        </w:rPr>
+        <w:t>Surcharge</w:t>
+      </w:r>
+      <w:r>
+        <w:rPr>
+          <w:b w:val="0"/>
+          <w:i w:val="0"/>
+        </w:rPr>
+        <w:t xml:space="preserve"> permet de lancer un pouvoir actif à un rang supérieur à son rang de base, jusqu'au plafond universel de 6 — y compris au-delà de son propre Rang Céleste, pour les âmes qui considèrent la prudence comme une vertu strictement humaine. On ne peut pas faire l'inverse — un pouvoir de rang de base 3 se lance au rang 3 minimum. Si le pouvoir génère des dégâts, ils sont calculés sur le rang de lancement, surcharge comprise.</w:t>
+      </w:r>
+    </w:p>
+    <w:p>
+      <w:r>
+        <w:rPr>
+          <w:b w:val="0"/>
+          <w:i w:val="0"/>
+        </w:rPr>
+        <w:t>Les dégâts d'un pouvoir offensif lancé au rang R effectif (donc en prenant en compte les rangs de surcharge) sont :</w:t>
       </w:r>
     </w:p>
     <w:p>
@@ -11896,6 +11919,58 @@
           <w:b w:val="0"/>
           <w:i w:val="0"/>
         </w:rPr>
+        <w:t xml:space="preserve">Un pouvoir peut par ailleurs être modulé au lancement par des </w:t>
+      </w:r>
+      <w:r>
+        <w:rPr>
+          <w:b/>
+          <w:i w:val="0"/>
+        </w:rPr>
+        <w:t>mots-clés</w:t>
+      </w:r>
+      <w:r>
+        <w:rPr>
+          <w:b w:val="0"/>
+          <w:i w:val="0"/>
+        </w:rPr>
+        <w:t xml:space="preserve"> — </w:t>
+      </w:r>
+      <w:r>
+        <w:rPr>
+          <w:b w:val="0"/>
+          <w:i w:val="0"/>
+          <w:color w:val="2B6CB0"/>
+        </w:rPr>
+        <w:t>Multicible, Portée, Durée</w:t>
+      </w:r>
+      <w:r>
+        <w:rPr>
+          <w:b w:val="0"/>
+          <w:i w:val="0"/>
+        </w:rPr>
+        <w:t xml:space="preserve"> et quelques autres. Chaque mot-clé a un coût, qui s'ajoute au rang de lancement pour donner le </w:t>
+      </w:r>
+      <w:r>
+        <w:rPr>
+          <w:b/>
+          <w:i w:val="0"/>
+        </w:rPr>
+        <w:t>rang effectif</w:t>
+      </w:r>
+      <w:r>
+        <w:rPr>
+          <w:b w:val="0"/>
+          <w:i w:val="0"/>
+        </w:rPr>
+        <w:t xml:space="preserve"> du pouvoir, plafonné à 6. Le rang effectif ne sert qu'à une seule chose : déterminer le drain, selon la même règle que la Surcharge — des dés jusqu'au Rang Céleste, des drains automatiques au-delà. Les dégâts et la pénétration, eux, restent calculés sur le rang de lancement : multiplier les cibles n'a jamais rendu une boule de feu plus chaude.</w:t>
+      </w:r>
+    </w:p>
+    <w:p>
+      <w:r>
+        <w:rPr>
+          <w:b w:val="0"/>
+          <w:i w:val="0"/>
+        </w:rPr>
         <w:t xml:space="preserve">Le drain se calcule au moment du lancement, rang par rang. Tant que le rang de lancement reste dans les limites du Rang Céleste, chaque rang génère un </w:t>
       </w:r>
       <w:r>
@@ -11968,81 +12043,6 @@
           <w:i w:val="0"/>
         </w:rPr>
         <w:t>.</w:t>
-      </w:r>
-    </w:p>
-    <w:p>
-      <w:r>
-        <w:rPr>
-          <w:b w:val="0"/>
-          <w:i w:val="0"/>
-        </w:rPr>
-        <w:t xml:space="preserve">La </w:t>
-      </w:r>
-      <w:r>
-        <w:rPr>
-          <w:b/>
-          <w:i w:val="0"/>
-        </w:rPr>
-        <w:t>Surcharge</w:t>
-      </w:r>
-      <w:r>
-        <w:rPr>
-          <w:b w:val="0"/>
-          <w:i w:val="0"/>
-        </w:rPr>
-        <w:t xml:space="preserve"> permet de lancer un pouvoir actif à un rang supérieur à son rang de base, jusqu'au plafond universel de 6 — y compris au-delà de son propre Rang Céleste, pour les âmes qui considèrent la prudence comme une vertu strictement humaine. On ne peut pas faire l'inverse — un pouvoir de rang de base 3 se lance au rang 3 minimum. Si le pouvoir génère des dégâts, ils sont calculés sur le rang de lancement, surcharge comprise.</w:t>
-      </w:r>
-    </w:p>
-    <w:p>
-      <w:r>
-        <w:rPr>
-          <w:b w:val="0"/>
-          <w:i w:val="0"/>
-        </w:rPr>
-        <w:t xml:space="preserve">Un pouvoir peut par ailleurs être modulé au lancement par des </w:t>
-      </w:r>
-      <w:r>
-        <w:rPr>
-          <w:b/>
-          <w:i w:val="0"/>
-        </w:rPr>
-        <w:t>mots-clés</w:t>
-      </w:r>
-      <w:r>
-        <w:rPr>
-          <w:b w:val="0"/>
-          <w:i w:val="0"/>
-        </w:rPr>
-        <w:t xml:space="preserve"> — </w:t>
-      </w:r>
-      <w:r>
-        <w:rPr>
-          <w:b w:val="0"/>
-          <w:i w:val="0"/>
-          <w:color w:val="2B6CB0"/>
-        </w:rPr>
-        <w:t>Multicible, Portée, Durée</w:t>
-      </w:r>
-      <w:r>
-        <w:rPr>
-          <w:b w:val="0"/>
-          <w:i w:val="0"/>
-        </w:rPr>
-        <w:t xml:space="preserve"> et quelques autres. Chaque mot-clé a un coût, qui s'ajoute au rang de lancement pour donner le </w:t>
-      </w:r>
-      <w:r>
-        <w:rPr>
-          <w:b/>
-          <w:i w:val="0"/>
-        </w:rPr>
-        <w:t>rang effectif</w:t>
-      </w:r>
-      <w:r>
-        <w:rPr>
-          <w:b w:val="0"/>
-          <w:i w:val="0"/>
-        </w:rPr>
-        <w:t xml:space="preserve"> du pouvoir, plafonné à 6. Le rang effectif ne sert qu'à une seule chose : déterminer le drain, selon la même règle que la Surcharge — des dés jusqu'au Rang Céleste, des drains automatiques au-delà. Les dégâts et la pénétration, eux, restent calculés sur le rang de lancement : multiplier les cibles n'a jamais rendu une boule de feu plus chaude.</w:t>
       </w:r>
     </w:p>
     <w:p>
@@ -12124,72 +12124,6 @@
           <w:i w:val="0"/>
         </w:rPr>
         <w:t>Bilan : 1 blessure non-létale + 1 blessure aggravée, pour un pouvoir lancé bien au-delà de ce que ce Rang 3 devrait tenir</w:t>
-      </w:r>
-    </w:p>
-    <w:p>
-      <w:r>
-        <w:rPr>
-          <w:color w:val="4A4A6A"/>
-        </w:rPr>
-        <w:t>────────────────────────────────────────────────────────────</w:t>
-      </w:r>
-    </w:p>
-    <w:p>
-      <w:pPr>
-        <w:pStyle w:val="Heading2"/>
-      </w:pPr>
-      <w:r>
-        <w:rPr>
-          <w:b w:val="0"/>
-          <w:i w:val="0"/>
-        </w:rPr>
-        <w:t>Conduit Divin</w:t>
-      </w:r>
-    </w:p>
-    <w:p>
-      <w:r>
-        <w:rPr>
-          <w:b w:val="0"/>
-          <w:i w:val="0"/>
-        </w:rPr>
-        <w:t xml:space="preserve">Certaines âmes anciennes ont appris à gérer des débits que leurs pairs ne sauraient supporter. Le trait </w:t>
-      </w:r>
-      <w:r>
-        <w:rPr>
-          <w:b/>
-          <w:i w:val="0"/>
-        </w:rPr>
-        <w:t>Conduit Divin</w:t>
-      </w:r>
-      <w:r>
-        <w:rPr>
-          <w:b w:val="0"/>
-          <w:i w:val="0"/>
-        </w:rPr>
-        <w:t xml:space="preserve"> (niveaux 1 à 3) permet, </w:t>
-      </w:r>
-      <w:r>
-        <w:rPr>
-          <w:b/>
-          <w:i w:val="0"/>
-        </w:rPr>
-        <w:t>une fois par combat et par niveau</w:t>
-      </w:r>
-      <w:r>
-        <w:rPr>
-          <w:b w:val="0"/>
-          <w:i w:val="0"/>
-        </w:rPr>
-        <w:t>, de transformer un drain automatique en simple dé de drain — troquant une blessure aggravée garantie contre 1 chance sur 6 d'une blessure non-létale. Ce trait ne modifie pas le Rang Céleste lui-même ni l'accès aux pouvoirs : uniquement la capacité à absorber les excès de canalisation sans en payer immédiatement le prix.</w:t>
-      </w:r>
-    </w:p>
-    <w:p>
-      <w:r>
-        <w:rPr>
-          <w:b w:val="0"/>
-          <w:i w:val="0"/>
-        </w:rPr>
-        <w:t>Un ange de Rang 2 avec Conduit Divin 3 peut ainsi encaisser jusqu'à 3 dépassements de rang par combat avant que la situation ne devienne vraiment risquée. Ce qui ne l'empêche pas de rester un ange de Rang 2 sur tout le reste, mais lui donne un sang-froid remarquable pour quelqu'un de son niveau.</w:t>
       </w:r>
     </w:p>
     <w:p>

--- a/public/downloads/ins-mv-rogue-srd.docx
+++ b/public/downloads/ins-mv-rogue-srd.docx
@@ -12529,7 +12529,7 @@
           <w:b w:val="0"/>
           <w:i w:val="0"/>
         </w:rPr>
-        <w:t xml:space="preserve"> : gratuit, accessible aux humains initiés, 0 dé de drain.</w:t>
+        <w:t xml:space="preserve"> : tours de passe-passe gratuits, accessibles aux humains initiés, 0 dé de drain.</w:t>
       </w:r>
     </w:p>
     <w:p>

--- a/public/downloads/ins-mv-rogue-srd.docx
+++ b/public/downloads/ins-mv-rogue-srd.docx
@@ -13687,16 +13687,7 @@
           <w:b w:val="0"/>
           <w:i w:val="0"/>
         </w:rPr>
-        <w:t>Terminologie : INFLIGER vs SUBIR</w:t>
-      </w:r>
-    </w:p>
-    <w:p>
-      <w:r>
-        <w:rPr>
-          <w:b w:val="0"/>
-          <w:i w:val="0"/>
-        </w:rPr>
-        <w:t>Pour éviter toute confusion, le jeu utilise une terminologie stricte :</w:t>
+        <w:t>Pour éviter toute confusion, le jeu utilise la terminologie suivante :</w:t>
       </w:r>
     </w:p>
     <w:p>
@@ -13775,7 +13766,7 @@
           <w:b w:val="0"/>
           <w:i w:val="0"/>
         </w:rPr>
-        <w:t>Flux de résolution : De l'attaque à la blessure</w:t>
+        <w:t>De l'attaque à la blessure :</w:t>
       </w:r>
     </w:p>
     <w:p>
@@ -13797,7 +13788,7 @@
           <w:b w:val="0"/>
           <w:i w:val="0"/>
         </w:rPr>
-        <w:t>Calcul des dégâts bruts (Code + Intensité + Marge + modificateurs)</w:t>
+        <w:t>Calcul des dégâts bruts = Intensité finale + modificateurs (le code de dégât d'une arme, le rang d'un pouvoir, etc...)</w:t>
       </w:r>
     </w:p>
     <w:p>
@@ -13810,7 +13801,7 @@
           <w:b w:val="0"/>
           <w:i w:val="0"/>
         </w:rPr>
-        <w:t>Nature des dégâts (normaux, aggravés, ou non-létaux)</w:t>
+        <w:t>Réduction : on soustrait les PA de l'armure ou autre réductions de dégâts (sauf mention contraire)</w:t>
       </w:r>
     </w:p>
     <w:p>
@@ -13823,7 +13814,7 @@
           <w:b w:val="0"/>
           <w:i w:val="0"/>
         </w:rPr>
-        <w:t>Réduction : Armure (soustraction du PA, sauf mention contraire)</w:t>
+        <w:t>Réduction : on divise le résultat précédent par la Résilience s'il y a lieu (arrondi à l'inférieur)</w:t>
       </w:r>
     </w:p>
     <w:p>
@@ -13836,7 +13827,1080 @@
           <w:b w:val="0"/>
           <w:i w:val="0"/>
         </w:rPr>
-        <w:t>Réduction : Résilience (division, arrondi inférieur)</w:t>
+        <w:t>Blessures finales : Le résultat indique le nombre de blessures subies par le défenseur.</w:t>
+      </w:r>
+    </w:p>
+    <w:p>
+      <w:r>
+        <w:rPr>
+          <w:b w:val="0"/>
+          <w:i w:val="0"/>
+        </w:rPr>
+        <w:t>Certains effets utilisent directement le verbe "subir" sans mentionner de dégâts (par exemple "sur une réussite, la cible subit une blessure létale"), cela implique donc qu'il n'y a aucune réduction (ni PA, ni Résilience) te que cette blessure est indiquée immédiatement sur la fiche.</w:t>
+      </w:r>
+    </w:p>
+    <w:p>
+      <w:r>
+        <w:rPr>
+          <w:b w:val="0"/>
+          <w:i w:val="0"/>
+        </w:rPr>
+        <w:t>Natures de dégâts et blessures</w:t>
+      </w:r>
+    </w:p>
+    <w:p>
+      <w:r>
+        <w:rPr>
+          <w:b w:val="0"/>
+          <w:i w:val="0"/>
+        </w:rPr>
+        <w:t>Dégâts non-létaux (fatigue, contusions légères...) conduisent à des Blessures non-létales (/)</w:t>
+      </w:r>
+    </w:p>
+    <w:p>
+      <w:pPr>
+        <w:pStyle w:val="ListBullet"/>
+        <w:ind w:left="283"/>
+      </w:pPr>
+      <w:r>
+        <w:rPr>
+          <w:b w:val="0"/>
+          <w:i w:val="0"/>
+        </w:rPr>
+        <w:t xml:space="preserve">Guérissent rapidement (1 par 5min de repos). </w:t>
+      </w:r>
+    </w:p>
+    <w:p>
+      <w:r>
+        <w:rPr>
+          <w:b w:val="0"/>
+          <w:i w:val="0"/>
+        </w:rPr>
+        <w:t>Dégâts létaux (blessures graves : blessures ouvertes, impacts de bales, coupures, fractures, commotions...) conduisent à des Blessures létales (X)</w:t>
+      </w:r>
+    </w:p>
+    <w:p>
+      <w:pPr>
+        <w:pStyle w:val="ListBullet"/>
+        <w:ind w:left="283"/>
+      </w:pPr>
+      <w:r>
+        <w:rPr>
+          <w:b w:val="0"/>
+          <w:i w:val="0"/>
+        </w:rPr>
+        <w:t>Guérissent naturellement (1 par semaine)</w:t>
+      </w:r>
+    </w:p>
+    <w:p>
+      <w:r>
+        <w:rPr>
+          <w:b w:val="0"/>
+          <w:i w:val="0"/>
+        </w:rPr>
+        <w:t>Dégâts aggravés (amputations, dégâts magiques particuliers...) conduisent à des Blessures aggravées (⭙)</w:t>
+      </w:r>
+    </w:p>
+    <w:p>
+      <w:pPr>
+        <w:pStyle w:val="ListBullet"/>
+        <w:ind w:left="283"/>
+      </w:pPr>
+      <w:r>
+        <w:rPr>
+          <w:b w:val="0"/>
+          <w:i w:val="0"/>
+        </w:rPr>
+        <w:t>Ne guérissent jamais naturellement.</w:t>
+      </w:r>
+    </w:p>
+    <w:p>
+      <w:r>
+        <w:rPr>
+          <w:b w:val="0"/>
+          <w:i w:val="0"/>
+        </w:rPr>
+        <w:t>Règle d'arrondi</w:t>
+      </w:r>
+    </w:p>
+    <w:p>
+      <w:r>
+        <w:rPr>
+          <w:b w:val="0"/>
+          <w:i w:val="0"/>
+        </w:rPr>
+        <w:t>L'arrondi est toujours favorable au personnage actif. Ainsi les dégâts infligés par un personnage sont arrondis au supérieur (favorable à l'attaquant) alors que lors de la division des dégâts par la Résilience, l'arrondi se fait toujours à l'inférieur (favorable au défenseur).</w:t>
+      </w:r>
+    </w:p>
+    <w:p>
+      <w:r>
+        <w:rPr>
+          <w:b w:val="0"/>
+          <w:i w:val="0"/>
+        </w:rPr>
+        <w:t xml:space="preserve">Exemple : Azrael active son aura de sainteté qui </w:t>
+      </w:r>
+      <w:r>
+        <w:rPr>
+          <w:b/>
+          <w:i w:val="0"/>
+        </w:rPr>
+        <w:t>inflige</w:t>
+      </w:r>
+      <w:r>
+        <w:rPr>
+          <w:b w:val="0"/>
+          <w:i w:val="0"/>
+        </w:rPr>
+        <w:t xml:space="preserve"> (</w:t>
+      </w:r>
+      <w:r>
+        <w:rPr>
+          <w:b w:val="0"/>
+          <w:i w:val="0"/>
+          <w:color w:val="2B6CB0"/>
+        </w:rPr>
+        <w:t xml:space="preserve">rang </w:t>
+      </w:r>
+      <w:r>
+        <w:rPr>
+          <w:b w:val="0"/>
+          <w:i w:val="0"/>
+        </w:rPr>
+        <w:t>de pouvoir + Intensité finale) /2 dégâts aggravés à toutes les cibles démoniaques au contact. 3+6/2 = 4,5, donc arrondi à 5 dégâts (l'arrondi profite au personnage actif, en l'état on calcul les dégâts d'Azrael, l'arrondi profite donc à Azrael).</w:t>
+      </w:r>
+    </w:p>
+    <w:p>
+      <w:r>
+        <w:rPr>
+          <w:b w:val="0"/>
+          <w:i w:val="0"/>
+        </w:rPr>
+        <w:t xml:space="preserve">Belphess la démone aux belles dagues qui n'a pour armure qu'un t-shirt mouillé est très très au contact et </w:t>
+      </w:r>
+      <w:r>
+        <w:rPr>
+          <w:b/>
+          <w:i w:val="0"/>
+        </w:rPr>
+        <w:t>subit</w:t>
+      </w:r>
+      <w:r>
+        <w:rPr>
+          <w:b w:val="0"/>
+          <w:i w:val="0"/>
+        </w:rPr>
+        <w:t xml:space="preserve"> donc 5/3=1 blessure aggravée (on arrondit à l'inférieur lors de la division par la résilience car dans ce calcul, l'arrondi profite à Belphess, le personnage actif du calcul). Belphess pousse un gémissement équivoque.</w:t>
+      </w:r>
+    </w:p>
+    <w:p>
+      <w:r>
+        <w:rPr>
+          <w:b w:val="0"/>
+          <w:i w:val="0"/>
+        </w:rPr>
+        <w:t>Pour les effets bénéfiques (soins, récupération), l'arrondi se fait à l'</w:t>
+      </w:r>
+      <w:r>
+        <w:rPr>
+          <w:b w:val="0"/>
+          <w:i w:val="0"/>
+          <w:color w:val="2B6CB0"/>
+        </w:rPr>
+        <w:t>avantage</w:t>
+      </w:r>
+      <w:r>
+        <w:rPr>
+          <w:b w:val="0"/>
+          <w:i w:val="0"/>
+        </w:rPr>
+        <w:t xml:space="preserve"> du lanceur.</w:t>
+      </w:r>
+    </w:p>
+    <w:p>
+      <w:pPr>
+        <w:pStyle w:val="Heading1"/>
+      </w:pPr>
+      <w:r>
+        <w:rPr>
+          <w:b w:val="0"/>
+          <w:i w:val="0"/>
+        </w:rPr>
+        <w:t>POINTS DE VIE</w:t>
+      </w:r>
+    </w:p>
+    <w:p>
+      <w:pPr>
+        <w:pStyle w:val="Heading1"/>
+      </w:pPr>
+      <w:r>
+        <w:rPr>
+          <w:b/>
+          <w:i w:val="0"/>
+        </w:rPr>
+        <w:t>SYSTÈME DE BLESSURES</w:t>
+      </w:r>
+    </w:p>
+    <w:p>
+      <w:pPr>
+        <w:pStyle w:val="Heading2"/>
+      </w:pPr>
+      <w:r>
+        <w:rPr>
+          <w:b/>
+          <w:i w:val="0"/>
+        </w:rPr>
+        <w:t>Principe Général</w:t>
+      </w:r>
+    </w:p>
+    <w:p>
+      <w:r>
+        <w:rPr>
+          <w:b w:val="0"/>
+          <w:i w:val="0"/>
+        </w:rPr>
+        <w:t>Les points de vie (PV) sont déterminés par la caractéristique Vigueur</w:t>
+      </w:r>
+    </w:p>
+    <w:p>
+      <w:r>
+        <w:rPr>
+          <w:b w:val="0"/>
+          <w:i w:val="0"/>
+        </w:rPr>
+        <w:t xml:space="preserve">selon la formule </w:t>
+      </w:r>
+      <w:r>
+        <w:rPr>
+          <w:b/>
+          <w:i w:val="0"/>
+        </w:rPr>
+        <w:t>VIG x 2 + Taille</w:t>
+      </w:r>
+      <w:r>
+        <w:rPr>
+          <w:b w:val="0"/>
+          <w:i w:val="0"/>
+        </w:rPr>
+        <w:t>. Un humain dispose donc d'entre 8</w:t>
+      </w:r>
+    </w:p>
+    <w:p>
+      <w:r>
+        <w:rPr>
+          <w:b w:val="0"/>
+          <w:i w:val="0"/>
+        </w:rPr>
+        <w:t>et 12 PV.</w:t>
+      </w:r>
+    </w:p>
+    <w:p>
+      <w:r>
+        <w:rPr>
+          <w:b w:val="0"/>
+          <w:i w:val="0"/>
+        </w:rPr>
+        <w:t>Plutôt que de soustraire des points de vie, le système utilise une</w:t>
+      </w:r>
+    </w:p>
+    <w:p>
+      <w:r>
+        <w:rPr>
+          <w:b/>
+          <w:i w:val="0"/>
+        </w:rPr>
+        <w:t>jauge de blessures</w:t>
+      </w:r>
+      <w:r>
+        <w:rPr>
+          <w:b w:val="0"/>
+          <w:i w:val="0"/>
+        </w:rPr>
+        <w:t xml:space="preserve"> composée d'un nombre de cases égal aux PV</w:t>
+      </w:r>
+    </w:p>
+    <w:p>
+      <w:r>
+        <w:rPr>
+          <w:b w:val="0"/>
+          <w:i w:val="0"/>
+        </w:rPr>
+        <w:t>maximum du personnage. Les blessures sont cochées de gauche à droite, et</w:t>
+      </w:r>
+    </w:p>
+    <w:p>
+      <w:r>
+        <w:rPr>
+          <w:b w:val="0"/>
+          <w:i w:val="0"/>
+        </w:rPr>
+        <w:t>leur gravité détermine le type de marque utilisée.</w:t>
+      </w:r>
+    </w:p>
+    <w:p>
+      <w:pPr>
+        <w:pStyle w:val="Heading2"/>
+      </w:pPr>
+      <w:r>
+        <w:rPr>
+          <w:b/>
+          <w:i w:val="0"/>
+        </w:rPr>
+        <w:t>Types de Blessures</w:t>
+      </w:r>
+    </w:p>
+    <w:p>
+      <w:r>
+        <w:rPr>
+          <w:b/>
+          <w:i w:val="0"/>
+        </w:rPr>
+        <w:t>Blessures Non Létales (/)</w:t>
+      </w:r>
+    </w:p>
+    <w:p>
+      <w:r>
+        <w:rPr>
+          <w:b/>
+          <w:i w:val="0"/>
+        </w:rPr>
+        <w:t>Marquage :</w:t>
+      </w:r>
+      <w:r>
+        <w:rPr>
+          <w:b w:val="0"/>
+          <w:i w:val="0"/>
+        </w:rPr>
+        <w:t xml:space="preserve"> Simple trait diagonal</w:t>
+      </w:r>
+    </w:p>
+    <w:p>
+      <w:r>
+        <w:rPr>
+          <w:b/>
+          <w:i w:val="0"/>
+        </w:rPr>
+        <w:t>Causes :</w:t>
+      </w:r>
+      <w:r>
+        <w:rPr>
+          <w:b w:val="0"/>
+          <w:i w:val="0"/>
+        </w:rPr>
+        <w:t xml:space="preserve"> Fatigue extrême, coups assommants, douleur intense, drain magique dans les limites du </w:t>
+      </w:r>
+      <w:r>
+        <w:rPr>
+          <w:b w:val="0"/>
+          <w:i w:val="0"/>
+          <w:color w:val="2B6CB0"/>
+        </w:rPr>
+        <w:t>Rang Céleste</w:t>
+      </w:r>
+      <w:r>
+        <w:rPr>
+          <w:b w:val="0"/>
+          <w:i w:val="0"/>
+        </w:rPr>
+        <w:t xml:space="preserve"> (un 6 sur un dé de </w:t>
+      </w:r>
+      <w:r>
+        <w:rPr>
+          <w:b w:val="0"/>
+          <w:i w:val="0"/>
+          <w:color w:val="2B6CB0"/>
+        </w:rPr>
+        <w:t>drain</w:t>
+      </w:r>
+      <w:r>
+        <w:rPr>
+          <w:b w:val="0"/>
+          <w:i w:val="0"/>
+        </w:rPr>
+        <w:t>)</w:t>
+      </w:r>
+    </w:p>
+    <w:p>
+      <w:r>
+        <w:rPr>
+          <w:b/>
+          <w:i w:val="0"/>
+        </w:rPr>
+        <w:t>Restriction :</w:t>
+      </w:r>
+      <w:r>
+        <w:rPr>
+          <w:b w:val="0"/>
+          <w:i w:val="0"/>
+        </w:rPr>
+        <w:t xml:space="preserve"> Ne peut être cochée que dans une case vide</w:t>
+      </w:r>
+    </w:p>
+    <w:p>
+      <w:r>
+        <w:rPr>
+          <w:b/>
+          <w:i w:val="0"/>
+        </w:rPr>
+        <w:t>Guérison :</w:t>
+      </w:r>
+      <w:r>
+        <w:rPr>
+          <w:b w:val="0"/>
+          <w:i w:val="0"/>
+        </w:rPr>
+        <w:t xml:space="preserve"> 1 / 5min de repos.</w:t>
+      </w:r>
+    </w:p>
+    <w:p>
+      <w:pPr>
+        <w:spacing w:after="40"/>
+      </w:pPr>
+      <w:r>
+        <w:rPr>
+          <w:b/>
+          <w:color w:val="2B6CB0"/>
+        </w:rPr>
+        <w:t>Immunités à la fatigue</w:t>
+      </w:r>
+    </w:p>
+    <w:p>
+      <w:pPr>
+        <w:ind w:left="283"/>
+      </w:pPr>
+      <w:r>
+        <w:rPr>
+          <w:b w:val="0"/>
+          <w:i w:val="0"/>
+        </w:rPr>
+        <w:t>Certaines âmes sont immunisées aux blessures non-létales d'origine physique ordinaire (fatigue, essoufflement, coups assommants) — l'immunité, si elle existe, dépend du type d'âme incarnée et est précisée dans sa description. Le drain magique, lui, reste toujours efficace : ce n'est pas de la fatigue du corps, mais l'usure du canal entre l'âme et son hôte.</w:t>
+      </w:r>
+    </w:p>
+    <w:p>
+      <w:r>
+        <w:rPr>
+          <w:b/>
+          <w:i w:val="0"/>
+        </w:rPr>
+        <w:t>Blessures Létales (X)</w:t>
+      </w:r>
+    </w:p>
+    <w:p>
+      <w:r>
+        <w:rPr>
+          <w:b/>
+          <w:i w:val="0"/>
+        </w:rPr>
+        <w:t>Marquage :</w:t>
+      </w:r>
+      <w:r>
+        <w:rPr>
+          <w:b w:val="0"/>
+          <w:i w:val="0"/>
+        </w:rPr>
+        <w:t xml:space="preserve"> Croix complète</w:t>
+      </w:r>
+    </w:p>
+    <w:p>
+      <w:r>
+        <w:rPr>
+          <w:b/>
+          <w:i w:val="0"/>
+        </w:rPr>
+        <w:t>Causes :</w:t>
+      </w:r>
+      <w:r>
+        <w:rPr>
+          <w:b w:val="0"/>
+          <w:i w:val="0"/>
+        </w:rPr>
+        <w:t xml:space="preserve"> Armes tranchantes, balles, feu, acide, la plupart des dégâts de combat</w:t>
+      </w:r>
+    </w:p>
+    <w:p>
+      <w:r>
+        <w:rPr>
+          <w:b/>
+          <w:i w:val="0"/>
+        </w:rPr>
+        <w:t>Guérison :</w:t>
+      </w:r>
+      <w:r>
+        <w:rPr>
+          <w:b w:val="0"/>
+          <w:i w:val="0"/>
+        </w:rPr>
+        <w:t xml:space="preserve"> 1 semaine par coche (récupération naturelle selon le rang céleste)</w:t>
+      </w:r>
+    </w:p>
+    <w:p>
+      <w:r>
+        <w:rPr>
+          <w:b/>
+          <w:i w:val="0"/>
+        </w:rPr>
+        <w:t>Blessures Aggravées (⭙)</w:t>
+      </w:r>
+    </w:p>
+    <w:p>
+      <w:r>
+        <w:rPr>
+          <w:b/>
+          <w:i w:val="0"/>
+        </w:rPr>
+        <w:t>Marquage :</w:t>
+      </w:r>
+      <w:r>
+        <w:rPr>
+          <w:b w:val="0"/>
+          <w:i w:val="0"/>
+        </w:rPr>
+        <w:t xml:space="preserve"> Croix entourée</w:t>
+      </w:r>
+    </w:p>
+    <w:p>
+      <w:r>
+        <w:rPr>
+          <w:b/>
+          <w:i w:val="0"/>
+        </w:rPr>
+        <w:t>Causes :</w:t>
+      </w:r>
+      <w:r>
+        <w:rPr>
+          <w:b w:val="0"/>
+          <w:i w:val="0"/>
+        </w:rPr>
+        <w:t xml:space="preserve"> Blessures très graves laissant des séquelles permanentes (amputations...), drain automatique généré par un rang de lancement de sort au-delà du </w:t>
+      </w:r>
+      <w:r>
+        <w:rPr>
+          <w:b w:val="0"/>
+          <w:i w:val="0"/>
+          <w:color w:val="2B6CB0"/>
+        </w:rPr>
+        <w:t>Rang Céleste</w:t>
+      </w:r>
+      <w:r>
+        <w:rPr>
+          <w:b w:val="0"/>
+          <w:i w:val="0"/>
+        </w:rPr>
+        <w:t xml:space="preserve"> (voir </w:t>
+      </w:r>
+      <w:r>
+        <w:rPr>
+          <w:b w:val="0"/>
+          <w:i w:val="0"/>
+          <w:color w:val="2B6CB0"/>
+        </w:rPr>
+        <w:t>Énergie</w:t>
+      </w:r>
+      <w:r>
+        <w:rPr>
+          <w:b w:val="0"/>
+          <w:i w:val="0"/>
+        </w:rPr>
+        <w:t>), certaines sources de dégâts surnaturels décrites comme infligeant ce type de dégats</w:t>
+      </w:r>
+    </w:p>
+    <w:p>
+      <w:r>
+        <w:rPr>
+          <w:b w:val="0"/>
+          <w:i w:val="0"/>
+        </w:rPr>
+        <w:t>Guérison : Ces blessures ne guérissent jamais naturellement. Au mieux une cicatrisation.</w:t>
+      </w:r>
+    </w:p>
+    <w:p>
+      <w:pPr>
+        <w:pStyle w:val="Heading2"/>
+      </w:pPr>
+      <w:r>
+        <w:rPr>
+          <w:b/>
+          <w:i w:val="0"/>
+        </w:rPr>
+        <w:t>Règles de Progression des Blessures</w:t>
+      </w:r>
+    </w:p>
+    <w:p>
+      <w:r>
+        <w:rPr>
+          <w:b w:val="0"/>
+          <w:i w:val="0"/>
+        </w:rPr>
+        <w:t>Les blessures s'</w:t>
+      </w:r>
+      <w:r>
+        <w:rPr>
+          <w:b/>
+          <w:i w:val="0"/>
+        </w:rPr>
+        <w:t>aggravent</w:t>
+      </w:r>
+      <w:r>
+        <w:rPr>
+          <w:b w:val="0"/>
+          <w:i w:val="0"/>
+        </w:rPr>
+        <w:t xml:space="preserve"> toujours vers le type le plus grave :</w:t>
+      </w:r>
+    </w:p>
+    <w:p>
+      <w:pPr>
+        <w:pStyle w:val="ListBullet"/>
+        <w:ind w:left="283"/>
+      </w:pPr>
+      <w:r>
+        <w:rPr>
+          <w:b w:val="0"/>
+          <w:i w:val="0"/>
+        </w:rPr>
+        <w:t>Une case vide peut recevoir n'importe quel type de blessure</w:t>
+      </w:r>
+    </w:p>
+    <w:p>
+      <w:pPr>
+        <w:pStyle w:val="ListBullet"/>
+        <w:ind w:left="283"/>
+      </w:pPr>
+      <w:r>
+        <w:rPr>
+          <w:b w:val="0"/>
+          <w:i w:val="0"/>
+        </w:rPr>
+        <w:t>Une case (/) peut devenir (X) ou (⭙)</w:t>
+      </w:r>
+    </w:p>
+    <w:p>
+      <w:pPr>
+        <w:pStyle w:val="ListBullet"/>
+        <w:ind w:left="283"/>
+      </w:pPr>
+      <w:r>
+        <w:rPr>
+          <w:b w:val="0"/>
+          <w:i w:val="0"/>
+        </w:rPr>
+        <w:t>Une case (X) peut devenir (⭙)</w:t>
+      </w:r>
+    </w:p>
+    <w:p>
+      <w:pPr>
+        <w:pStyle w:val="ListBullet"/>
+        <w:ind w:left="283"/>
+      </w:pPr>
+      <w:r>
+        <w:rPr>
+          <w:b w:val="0"/>
+          <w:i w:val="0"/>
+        </w:rPr>
+        <w:t>Une case (⭙) reste (⭙)</w:t>
+      </w:r>
+    </w:p>
+    <w:p>
+      <w:r>
+        <w:rPr>
+          <w:b/>
+          <w:i w:val="0"/>
+        </w:rPr>
+        <w:t>Important :</w:t>
+      </w:r>
+      <w:r>
+        <w:rPr>
+          <w:b w:val="0"/>
+          <w:i w:val="0"/>
+        </w:rPr>
+        <w:t xml:space="preserve"> Seules les blessures non létales nécessitent une case vide. Les blessures plus graves peuvent toujours aggraver une blessure existante.</w:t>
+      </w:r>
+    </w:p>
+    <w:p>
+      <w:pPr>
+        <w:pStyle w:val="Heading2"/>
+      </w:pPr>
+      <w:r>
+        <w:rPr>
+          <w:b/>
+          <w:i w:val="0"/>
+        </w:rPr>
+        <w:t>Seuils Critiques</w:t>
+      </w:r>
+    </w:p>
+    <w:p>
+      <w:r>
+        <w:rPr>
+          <w:b w:val="0"/>
+          <w:i w:val="0"/>
+        </w:rPr>
+        <w:t>A chaque fois que le personnage subit une blessure, on vérifie d'abord si l'un des cas suivant s'applique :</w:t>
+      </w:r>
+    </w:p>
+    <w:p>
+      <w:r>
+        <w:rPr>
+          <w:b/>
+          <w:i w:val="0"/>
+        </w:rPr>
+        <w:t>Jauge Pleine - Dernière Case (/) :</w:t>
+      </w:r>
+      <w:r>
+        <w:rPr>
+          <w:b w:val="0"/>
+          <w:i w:val="0"/>
+        </w:rPr>
+        <w:t xml:space="preserve">  Le personnage doit réussir un jet de VIG ou sombrer dans l'inconscience.</w:t>
+      </w:r>
+    </w:p>
+    <w:p>
+      <w:r>
+        <w:rPr>
+          <w:b w:val="0"/>
+          <w:i w:val="0"/>
+        </w:rPr>
+        <w:t>les prochaines blessures non létales subies seront obligatoirement de type létal (X).</w:t>
+      </w:r>
+    </w:p>
+    <w:p>
+      <w:r>
+        <w:rPr>
+          <w:b/>
+          <w:i w:val="0"/>
+        </w:rPr>
+        <w:t>Jauge Pleine - Dernière Case (X) :</w:t>
+      </w:r>
+      <w:r>
+        <w:rPr>
+          <w:b w:val="0"/>
+          <w:i w:val="0"/>
+        </w:rPr>
+        <w:t xml:space="preserve">   Le personnage doit réussir un jet de VIG ou sombrer en état critique. Il est alors inconscient et doit recevoir des soins rapidement : tant qu'il n'est pas stabilisé, il subit 1 blessure non létale à chaque tour. Les prochaines blessures létales ou non létales subies seront obligatoirement de type  aggravée (⭙).</w:t>
+      </w:r>
+    </w:p>
+    <w:p>
+      <w:r>
+        <w:rPr>
+          <w:b/>
+          <w:i w:val="0"/>
+        </w:rPr>
+        <w:t>Jauge Pleine - Dernière Case (⭙) :</w:t>
+      </w:r>
+      <w:r>
+        <w:rPr>
+          <w:b w:val="0"/>
+          <w:i w:val="0"/>
+        </w:rPr>
+        <w:t xml:space="preserve">  </w:t>
+      </w:r>
+      <w:r>
+        <w:rPr>
+          <w:b/>
+          <w:i w:val="0"/>
+        </w:rPr>
+        <w:t>MORT</w:t>
+      </w:r>
+      <w:r>
+        <w:rPr>
+          <w:b w:val="0"/>
+          <w:i w:val="0"/>
+        </w:rPr>
+        <w:t xml:space="preserve"> (pas de jet de sauvegarde contre la mort dans ce jeu)</w:t>
+      </w:r>
+      <w:r>
+        <w:rPr>
+          <w:b/>
+          <w:i w:val="0"/>
+        </w:rPr>
+        <w:t>.</w:t>
+      </w:r>
+    </w:p>
+    <w:p>
+      <w:pPr>
+        <w:pStyle w:val="Heading2"/>
+      </w:pPr>
+      <w:r>
+        <w:rPr>
+          <w:b/>
+          <w:i w:val="0"/>
+        </w:rPr>
+        <w:t>Guérison Accélérée</w:t>
+      </w:r>
+    </w:p>
+    <w:p>
+      <w:r>
+        <w:rPr>
+          <w:b/>
+          <w:i w:val="0"/>
+        </w:rPr>
+        <w:t>Certains pouvoir ou capacité, comme laguérison rapide ou la régénération permettent de guérir les blessures plus rapidement.</w:t>
+      </w:r>
+    </w:p>
+    <w:p>
+      <w:r>
+        <w:rPr>
+          <w:b/>
+          <w:i w:val="0"/>
+        </w:rPr>
+        <w:t>Guérison Rapide 1</w:t>
+      </w:r>
+      <w:r>
+        <w:rPr>
+          <w:b w:val="0"/>
+          <w:i w:val="0"/>
+        </w:rPr>
+        <w:t xml:space="preserve"> (Rang céleste requis 2, Passif permanent) : Les blessures létales guérissent au rythme accéléré de 1 jour par coche</w:t>
+      </w:r>
+    </w:p>
+    <w:p>
+      <w:r>
+        <w:rPr>
+          <w:b/>
+          <w:i w:val="0"/>
+        </w:rPr>
+        <w:t>Guérison Rapide 2</w:t>
+      </w:r>
+      <w:r>
+        <w:rPr>
+          <w:b w:val="0"/>
+          <w:i w:val="0"/>
+        </w:rPr>
+        <w:t xml:space="preserve"> (Rang céleste requis 3)  Les blessures létales guérissent au rythme impressionnant de 1 heure par coche</w:t>
+      </w:r>
+    </w:p>
+    <w:p>
+      <w:r>
+        <w:rPr>
+          <w:b/>
+          <w:i w:val="0"/>
+        </w:rPr>
+        <w:t>Guérison Rapide 3</w:t>
+      </w:r>
+      <w:r>
+        <w:rPr>
+          <w:b w:val="0"/>
+          <w:i w:val="0"/>
+        </w:rPr>
+        <w:t xml:space="preserve"> (Rang céleste requis 4): Les blessures létales guérissent au rythme effréné de 1 minute par coche</w:t>
+      </w:r>
+    </w:p>
+    <w:p>
+      <w:r>
+        <w:rPr>
+          <w:b/>
+          <w:i w:val="0"/>
+        </w:rPr>
+        <w:t>Guérison Rapide 4</w:t>
+      </w:r>
+      <w:r>
+        <w:rPr>
+          <w:b w:val="0"/>
+          <w:i w:val="0"/>
+        </w:rPr>
+        <w:t xml:space="preserve"> (Rang céleste requis 5) : Les blessures létales guérissent au rythme inquiétant de 1 tour par coche</w:t>
+      </w:r>
+    </w:p>
+    <w:p>
+      <w:r>
+        <w:rPr>
+          <w:b/>
+          <w:i w:val="0"/>
+        </w:rPr>
+        <w:t>Régénération (Rang céleste 2, Concentration, pas de surcharge)</w:t>
+      </w:r>
+    </w:p>
+    <w:p>
+      <w:r>
+        <w:rPr>
+          <w:b w:val="0"/>
+          <w:i w:val="0"/>
+        </w:rPr>
+        <w:t>Toutes les blessures de même type guérissent simultanément au rythme de la capacité de guérison du personnage, plutôt qu'une après l'autre.</w:t>
+      </w:r>
+    </w:p>
+    <w:p>
+      <w:pPr>
+        <w:pStyle w:val="Heading2"/>
+      </w:pPr>
+      <w:r>
+        <w:rPr>
+          <w:b/>
+          <w:i w:val="0"/>
+        </w:rPr>
+        <w:t>Blessures Aggravées - Règles Spéciales</w:t>
+      </w:r>
+    </w:p>
+    <w:p>
+      <w:r>
+        <w:rPr>
+          <w:b/>
+          <w:i w:val="0"/>
+        </w:rPr>
+        <w:t>Limitation des Pouvoirs</w:t>
+      </w:r>
+    </w:p>
+    <w:p>
+      <w:pPr>
+        <w:pStyle w:val="ListBullet"/>
+        <w:ind w:left="283"/>
+      </w:pPr>
+      <w:r>
+        <w:rPr>
+          <w:b/>
+          <w:i w:val="0"/>
+        </w:rPr>
+        <w:t>Aucun pouvoir de guérison</w:t>
+      </w:r>
+      <w:r>
+        <w:rPr>
+          <w:b w:val="0"/>
+          <w:i w:val="0"/>
+        </w:rPr>
+        <w:t xml:space="preserve"> ne peut directement soigner les blessures aggravées</w:t>
+      </w:r>
+    </w:p>
+    <w:p>
+      <w:pPr>
+        <w:pStyle w:val="ListBullet"/>
+        <w:ind w:left="283"/>
+      </w:pPr>
+      <w:r>
+        <w:rPr>
+          <w:b w:val="0"/>
+          <w:i w:val="0"/>
+        </w:rPr>
+        <w:t>La "Guérison Rapide" n'affecte que les blessures (/) et (X)</w:t>
+      </w:r>
+    </w:p>
+    <w:p>
+      <w:r>
+        <w:rPr>
+          <w:b/>
+          <w:i w:val="0"/>
+        </w:rPr>
+        <w:t>Conversion Nécessaire</w:t>
+      </w:r>
+    </w:p>
+    <w:p>
+      <w:r>
+        <w:rPr>
+          <w:b w:val="0"/>
+          <w:i w:val="0"/>
+        </w:rPr>
+        <w:t xml:space="preserve">Pour guérir d'une blessure aggravée (⭙), il faut d'abord la </w:t>
+      </w:r>
+      <w:r>
+        <w:rPr>
+          <w:b/>
+          <w:i w:val="0"/>
+        </w:rPr>
+        <w:t>convertir</w:t>
+      </w:r>
+      <w:r>
+        <w:rPr>
+          <w:b w:val="0"/>
+          <w:i w:val="0"/>
+        </w:rPr>
+        <w:t xml:space="preserve"> en blessure létale (X) via :</w:t>
+      </w:r>
+    </w:p>
+    <w:p>
+      <w:pPr>
+        <w:pStyle w:val="ListBullet"/>
+        <w:ind w:left="283"/>
+      </w:pPr>
+      <w:r>
+        <w:rPr>
+          <w:b w:val="0"/>
+          <w:i w:val="0"/>
+        </w:rPr>
+        <w:t>Pouvoirs de conversion spécifiques</w:t>
+      </w:r>
+    </w:p>
+    <w:p>
+      <w:pPr>
+        <w:pStyle w:val="ListBullet"/>
+        <w:ind w:left="283"/>
+      </w:pPr>
+      <w:r>
+        <w:rPr>
+          <w:b w:val="0"/>
+          <w:i w:val="0"/>
+        </w:rPr>
+        <w:t>Rituels de purification spirituelle</w:t>
+      </w:r>
+    </w:p>
+    <w:p>
+      <w:pPr>
+        <w:pStyle w:val="ListBullet"/>
+        <w:ind w:left="283"/>
+      </w:pPr>
+      <w:r>
+        <w:rPr>
+          <w:b w:val="0"/>
+          <w:i w:val="0"/>
+        </w:rPr>
+        <w:t>Intervention divine</w:t>
+      </w:r>
+    </w:p>
+    <w:p>
+      <w:r>
+        <w:rPr>
+          <w:b/>
+          <w:i w:val="0"/>
+        </w:rPr>
+        <w:t>Objets Exceptionnels</w:t>
+      </w:r>
+    </w:p>
+    <w:p>
+      <w:r>
+        <w:rPr>
+          <w:b w:val="0"/>
+          <w:i w:val="0"/>
+        </w:rPr>
+        <w:t xml:space="preserve">Certains artefacts légendaires comme </w:t>
+      </w:r>
+      <w:r>
+        <w:rPr>
+          <w:b/>
+          <w:i w:val="0"/>
+        </w:rPr>
+        <w:t>le Saint Graal</w:t>
+      </w:r>
+      <w:r>
+        <w:rPr>
+          <w:b w:val="0"/>
+          <w:i w:val="0"/>
+        </w:rPr>
+        <w:t xml:space="preserve"> peuvent guérir directement toutes les blessures, y compris aggravées, sans conversion préalable.</w:t>
+      </w:r>
+    </w:p>
+    <w:p>
+      <w:pPr>
+        <w:pStyle w:val="Heading2"/>
+      </w:pPr>
+      <w:r>
+        <w:rPr>
+          <w:b/>
+          <w:i w:val="0"/>
+        </w:rPr>
+        <w:t>Exemple Pratique</w:t>
+      </w:r>
+    </w:p>
+    <w:p>
+      <w:r>
+        <w:rPr>
+          <w:b/>
+          <w:i w:val="0"/>
+        </w:rPr>
+        <w:t>Mirael</w:t>
+      </w:r>
+      <w:r>
+        <w:rPr>
+          <w:b w:val="0"/>
+          <w:i w:val="0"/>
+        </w:rPr>
+        <w:t xml:space="preserve"> (Ange, 10 PV, Résilience 3) reçoit plusieurs attaques au cours d'un combat :</w:t>
       </w:r>
     </w:p>
     <w:p>
@@ -13849,291 +14913,7 @@
           <w:b w:val="0"/>
           <w:i w:val="0"/>
         </w:rPr>
-        <w:t>Blessures finales : Le défenseur subit X blessures (marquées sur la</w:t>
-      </w:r>
-    </w:p>
-    <w:p>
-      <w:r>
-        <w:rPr>
-          <w:b w:val="0"/>
-          <w:i w:val="0"/>
-        </w:rPr>
-        <w:t>fiche)</w:t>
-      </w:r>
-    </w:p>
-    <w:p>
-      <w:r>
-        <w:rPr>
-          <w:b w:val="0"/>
-          <w:i w:val="0"/>
-        </w:rPr>
-        <w:t>Exception : Blessures directes</w:t>
-      </w:r>
-    </w:p>
-    <w:p>
-      <w:r>
-        <w:rPr>
-          <w:b w:val="0"/>
-          <w:i w:val="0"/>
-        </w:rPr>
-        <w:t>Certains effets utilisent directement le verbe "subir" sans mentionner</w:t>
-      </w:r>
-    </w:p>
-    <w:p>
-      <w:r>
-        <w:rPr>
-          <w:b w:val="0"/>
-          <w:i w:val="0"/>
-        </w:rPr>
-        <w:t>de dégâts :</w:t>
-      </w:r>
-    </w:p>
-    <w:p>
-      <w:pPr>
-        <w:pStyle w:val="ListBullet"/>
-        <w:ind w:left="283"/>
-      </w:pPr>
-      <w:r>
-        <w:rPr>
-          <w:b w:val="0"/>
-          <w:i w:val="0"/>
-        </w:rPr>
-        <w:t>Aucune réduction (ni PA, ni Résilience)</w:t>
-      </w:r>
-    </w:p>
-    <w:p>
-      <w:pPr>
-        <w:pStyle w:val="ListBullet"/>
-        <w:ind w:left="283"/>
-      </w:pPr>
-      <w:r>
-        <w:rPr>
-          <w:b w:val="0"/>
-          <w:i w:val="0"/>
-        </w:rPr>
-        <w:t>Marquées immédiatement sur la fiche</w:t>
-      </w:r>
-    </w:p>
-    <w:p>
-      <w:r>
-        <w:rPr>
-          <w:b w:val="0"/>
-          <w:i w:val="0"/>
-        </w:rPr>
-        <w:t>Indicateur clé : Si le texte dit "subit des blessures" sans mentionner</w:t>
-      </w:r>
-    </w:p>
-    <w:p>
-      <w:r>
-        <w:rPr>
-          <w:b w:val="0"/>
-          <w:i w:val="0"/>
-        </w:rPr>
-        <w:t>"inflige des dégâts" au préalable, c'est direct.</w:t>
-      </w:r>
-    </w:p>
-    <w:p>
-      <w:r>
-        <w:rPr>
-          <w:b w:val="0"/>
-          <w:i w:val="0"/>
-        </w:rPr>
-        <w:t>Natures de dégâts et blessures</w:t>
-      </w:r>
-    </w:p>
-    <w:p>
-      <w:r>
-        <w:rPr>
-          <w:b w:val="0"/>
-          <w:i w:val="0"/>
-        </w:rPr>
-        <w:t>Dégâts normaux conduisent à des Blessures létales (X)</w:t>
-      </w:r>
-    </w:p>
-    <w:p>
-      <w:pPr>
-        <w:pStyle w:val="ListBullet"/>
-        <w:ind w:left="283"/>
-      </w:pPr>
-      <w:r>
-        <w:rPr>
-          <w:b w:val="0"/>
-          <w:i w:val="0"/>
-        </w:rPr>
-        <w:t>Guérissent naturellement (1 par jour)</w:t>
-      </w:r>
-    </w:p>
-    <w:p>
-      <w:r>
-        <w:rPr>
-          <w:b w:val="0"/>
-          <w:i w:val="0"/>
-        </w:rPr>
-        <w:t>Dégâts aggravés conduisent à des Blessures aggravées (⭙)</w:t>
-      </w:r>
-    </w:p>
-    <w:p>
-      <w:pPr>
-        <w:pStyle w:val="ListBullet"/>
-        <w:ind w:left="283"/>
-      </w:pPr>
-      <w:r>
-        <w:rPr>
-          <w:b w:val="0"/>
-          <w:i w:val="0"/>
-        </w:rPr>
-        <w:t>Ne guérissent jamais naturellement</w:t>
-      </w:r>
-    </w:p>
-    <w:p>
-      <w:pPr>
-        <w:pStyle w:val="ListBullet"/>
-        <w:ind w:left="283"/>
-      </w:pPr>
-      <w:r>
-        <w:rPr>
-          <w:b w:val="0"/>
-          <w:i w:val="0"/>
-        </w:rPr>
-        <w:t xml:space="preserve">Nécessitent </w:t>
-      </w:r>
-      <w:r>
-        <w:rPr>
-          <w:b w:val="0"/>
-          <w:i w:val="0"/>
-          <w:color w:val="2B6CB0"/>
-        </w:rPr>
-        <w:t>intervention divine</w:t>
-      </w:r>
-      <w:r>
-        <w:rPr>
-          <w:b w:val="0"/>
-          <w:i w:val="0"/>
-        </w:rPr>
-        <w:t xml:space="preserve"> ou démoniaque</w:t>
-      </w:r>
-    </w:p>
-    <w:p>
-      <w:r>
-        <w:rPr>
-          <w:b w:val="0"/>
-          <w:i w:val="0"/>
-        </w:rPr>
-        <w:t>Dégâts non-létaux conduisent à des Blessures non-létales (/)</w:t>
-      </w:r>
-    </w:p>
-    <w:p>
-      <w:pPr>
-        <w:pStyle w:val="ListBullet"/>
-        <w:ind w:left="283"/>
-      </w:pPr>
-      <w:r>
-        <w:rPr>
-          <w:b w:val="0"/>
-          <w:i w:val="0"/>
-        </w:rPr>
-        <w:t>Guérissent rapidement (1 par heure de repos)</w:t>
-      </w:r>
-    </w:p>
-    <w:p>
-      <w:r>
-        <w:rPr>
-          <w:b w:val="0"/>
-          <w:i w:val="0"/>
-        </w:rPr>
-        <w:t>Règle d'arrondi</w:t>
-      </w:r>
-    </w:p>
-    <w:p>
-      <w:r>
-        <w:rPr>
-          <w:b w:val="0"/>
-          <w:i w:val="0"/>
-        </w:rPr>
-        <w:t>L'arrondi est toujours favorable au personnage actif. Ainsi les dégâts</w:t>
-      </w:r>
-    </w:p>
-    <w:p>
-      <w:r>
-        <w:rPr>
-          <w:b w:val="0"/>
-          <w:i w:val="0"/>
-        </w:rPr>
-        <w:t>infligés par un personnage sont arrondis au supérieur (favorable à</w:t>
-      </w:r>
-    </w:p>
-    <w:p>
-      <w:r>
-        <w:rPr>
-          <w:b w:val="0"/>
-          <w:i w:val="0"/>
-        </w:rPr>
-        <w:t>l'attaquant) alors que lors de la division des dégâts par la</w:t>
-      </w:r>
-    </w:p>
-    <w:p>
-      <w:r>
-        <w:rPr>
-          <w:b w:val="0"/>
-          <w:i w:val="0"/>
-        </w:rPr>
-        <w:t>Résilience, l'arrondi se fait toujours à l'inférieur (favorable au</w:t>
-      </w:r>
-    </w:p>
-    <w:p>
-      <w:r>
-        <w:rPr>
-          <w:b w:val="0"/>
-          <w:i w:val="0"/>
-        </w:rPr>
-        <w:t>défenseur).</w:t>
-      </w:r>
-    </w:p>
-    <w:p>
-      <w:r>
-        <w:rPr>
-          <w:b w:val="0"/>
-          <w:i w:val="0"/>
-        </w:rPr>
-        <w:t xml:space="preserve">Exemple : Azrael active son aura de sainteté qui </w:t>
-      </w:r>
-      <w:r>
-        <w:rPr>
-          <w:b/>
-          <w:i w:val="0"/>
-        </w:rPr>
-        <w:t>inflige</w:t>
-      </w:r>
-      <w:r>
-        <w:rPr>
-          <w:b w:val="0"/>
-          <w:i w:val="0"/>
-        </w:rPr>
-        <w:t xml:space="preserve"> Rang hiérarchique x </w:t>
-      </w:r>
-      <w:r>
-        <w:rPr>
-          <w:b w:val="0"/>
-          <w:i w:val="0"/>
-          <w:color w:val="2B6CB0"/>
-        </w:rPr>
-        <w:t>rang céleste</w:t>
-      </w:r>
-      <w:r>
-        <w:rPr>
-          <w:b w:val="0"/>
-          <w:i w:val="0"/>
-        </w:rPr>
-        <w:t xml:space="preserve"> /2 dégâts aggravés à toutes les cibles démoniaques au contact. 3×3/2 = 4,5, donc arrondi à 5 dégâts.</w:t>
-      </w:r>
-    </w:p>
-    <w:p>
-      <w:r>
-        <w:rPr>
-          <w:b w:val="0"/>
-          <w:i w:val="0"/>
-        </w:rPr>
-        <w:t xml:space="preserve">Belphess la démone aux belles fesses est très très au contact et </w:t>
+        <w:t xml:space="preserve">Une attaque inflige 9 dégâts non létaux → après Résilience (9/3=3), Mirael </w:t>
       </w:r>
       <w:r>
         <w:rPr>
@@ -14147,1215 +14927,7 @@
           <w:b w:val="0"/>
           <w:i w:val="0"/>
         </w:rPr>
-        <w:t xml:space="preserve"> donc 5/3=1 blessure aggravée (on arrondit à l'inférieur lors de la division par la résilience). Belphess pousse un gémissement équivoque.</w:t>
-      </w:r>
-    </w:p>
-    <w:p>
-      <w:r>
-        <w:rPr>
-          <w:b w:val="0"/>
-          <w:i w:val="0"/>
-        </w:rPr>
-        <w:t>Pour les effets bénéfiques (soins, récupération), l'arrondi se fait à</w:t>
-      </w:r>
-    </w:p>
-    <w:p>
-      <w:r>
-        <w:rPr>
-          <w:b w:val="0"/>
-          <w:i w:val="0"/>
-        </w:rPr>
-        <w:t>l'</w:t>
-      </w:r>
-      <w:r>
-        <w:rPr>
-          <w:b w:val="0"/>
-          <w:i w:val="0"/>
-          <w:color w:val="2B6CB0"/>
-        </w:rPr>
-        <w:t>avantage</w:t>
-      </w:r>
-      <w:r>
-        <w:rPr>
-          <w:b w:val="0"/>
-          <w:i w:val="0"/>
-        </w:rPr>
-        <w:t xml:space="preserve"> du lanceur.</w:t>
-      </w:r>
-    </w:p>
-    <w:p>
-      <w:pPr>
-        <w:pStyle w:val="Heading1"/>
-      </w:pPr>
-      <w:r>
-        <w:rPr>
-          <w:b w:val="0"/>
-          <w:i w:val="0"/>
-        </w:rPr>
-        <w:t>POINTS DE VIE</w:t>
-      </w:r>
-    </w:p>
-    <w:p>
-      <w:pPr>
-        <w:pStyle w:val="Heading1"/>
-      </w:pPr>
-      <w:r>
-        <w:rPr>
-          <w:b/>
-          <w:i w:val="0"/>
-        </w:rPr>
-        <w:t>SYSTÈME DE BLESSURES</w:t>
-      </w:r>
-    </w:p>
-    <w:p>
-      <w:pPr>
-        <w:pStyle w:val="Heading2"/>
-      </w:pPr>
-      <w:r>
-        <w:rPr>
-          <w:b/>
-          <w:i w:val="0"/>
-        </w:rPr>
-        <w:t>Principe Général</w:t>
-      </w:r>
-    </w:p>
-    <w:p>
-      <w:r>
-        <w:rPr>
-          <w:b w:val="0"/>
-          <w:i w:val="0"/>
-        </w:rPr>
-        <w:t>Les points de vie (PV) sont déterminés par la caractéristique Vigueur</w:t>
-      </w:r>
-    </w:p>
-    <w:p>
-      <w:r>
-        <w:rPr>
-          <w:b w:val="0"/>
-          <w:i w:val="0"/>
-        </w:rPr>
-        <w:t xml:space="preserve">selon la formule </w:t>
-      </w:r>
-      <w:r>
-        <w:rPr>
-          <w:b/>
-          <w:i w:val="0"/>
-        </w:rPr>
-        <w:t>VIG x 2 + Taille</w:t>
-      </w:r>
-      <w:r>
-        <w:rPr>
-          <w:b w:val="0"/>
-          <w:i w:val="0"/>
-        </w:rPr>
-        <w:t>. Un humain dispose donc d'entre 8</w:t>
-      </w:r>
-    </w:p>
-    <w:p>
-      <w:r>
-        <w:rPr>
-          <w:b w:val="0"/>
-          <w:i w:val="0"/>
-        </w:rPr>
-        <w:t>et 12 PV.</w:t>
-      </w:r>
-    </w:p>
-    <w:p>
-      <w:r>
-        <w:rPr>
-          <w:b w:val="0"/>
-          <w:i w:val="0"/>
-        </w:rPr>
-        <w:t>Plutôt que de soustraire des points de vie, le système utilise une</w:t>
-      </w:r>
-    </w:p>
-    <w:p>
-      <w:r>
-        <w:rPr>
-          <w:b/>
-          <w:i w:val="0"/>
-        </w:rPr>
-        <w:t>jauge de blessures</w:t>
-      </w:r>
-      <w:r>
-        <w:rPr>
-          <w:b w:val="0"/>
-          <w:i w:val="0"/>
-        </w:rPr>
-        <w:t xml:space="preserve"> composée d'un nombre de cases égal aux PV</w:t>
-      </w:r>
-    </w:p>
-    <w:p>
-      <w:r>
-        <w:rPr>
-          <w:b w:val="0"/>
-          <w:i w:val="0"/>
-        </w:rPr>
-        <w:t>maximum du personnage. Les blessures sont cochées de gauche à droite, et</w:t>
-      </w:r>
-    </w:p>
-    <w:p>
-      <w:r>
-        <w:rPr>
-          <w:b w:val="0"/>
-          <w:i w:val="0"/>
-        </w:rPr>
-        <w:t>leur gravité détermine le type de marque utilisée.</w:t>
-      </w:r>
-    </w:p>
-    <w:p>
-      <w:pPr>
-        <w:pStyle w:val="Heading2"/>
-      </w:pPr>
-      <w:r>
-        <w:rPr>
-          <w:b/>
-          <w:i w:val="0"/>
-        </w:rPr>
-        <w:t>Types de Blessures</w:t>
-      </w:r>
-    </w:p>
-    <w:p>
-      <w:r>
-        <w:rPr>
-          <w:b/>
-          <w:i w:val="0"/>
-        </w:rPr>
-        <w:t>Blessures Non Létales (/)</w:t>
-      </w:r>
-    </w:p>
-    <w:p>
-      <w:r>
-        <w:rPr>
-          <w:b/>
-          <w:i w:val="0"/>
-        </w:rPr>
-        <w:t>Marquage :</w:t>
-      </w:r>
-      <w:r>
-        <w:rPr>
-          <w:b w:val="0"/>
-          <w:i w:val="0"/>
-        </w:rPr>
-        <w:t xml:space="preserve"> Simple trait diagonal</w:t>
-      </w:r>
-    </w:p>
-    <w:p>
-      <w:r>
-        <w:rPr>
-          <w:b/>
-          <w:i w:val="0"/>
-        </w:rPr>
-        <w:t>Causes :</w:t>
-      </w:r>
-      <w:r>
-        <w:rPr>
-          <w:b w:val="0"/>
-          <w:i w:val="0"/>
-        </w:rPr>
-        <w:t xml:space="preserve"> Fatigue extrême, coups assommants, douleur intense,</w:t>
-      </w:r>
-    </w:p>
-    <w:p>
-      <w:r>
-        <w:rPr>
-          <w:b w:val="0"/>
-          <w:i w:val="0"/>
-        </w:rPr>
-        <w:t xml:space="preserve">drain magique dans les limites du </w:t>
-      </w:r>
-      <w:r>
-        <w:rPr>
-          <w:b w:val="0"/>
-          <w:i w:val="0"/>
-          <w:color w:val="2B6CB0"/>
-        </w:rPr>
-        <w:t>Rang Céleste</w:t>
-      </w:r>
-      <w:r>
-        <w:rPr>
-          <w:b w:val="0"/>
-          <w:i w:val="0"/>
-        </w:rPr>
-        <w:t xml:space="preserve"> (un 6 sur un dé de </w:t>
-      </w:r>
-      <w:r>
-        <w:rPr>
-          <w:b w:val="0"/>
-          <w:i w:val="0"/>
-          <w:color w:val="2B6CB0"/>
-        </w:rPr>
-        <w:t>drain</w:t>
-      </w:r>
-      <w:r>
-        <w:rPr>
-          <w:b w:val="0"/>
-          <w:i w:val="0"/>
-        </w:rPr>
-        <w:t>)</w:t>
-      </w:r>
-    </w:p>
-    <w:p>
-      <w:pPr>
-        <w:spacing w:after="40"/>
-      </w:pPr>
-      <w:r>
-        <w:rPr>
-          <w:b/>
-          <w:color w:val="2B6CB0"/>
-        </w:rPr>
-        <w:t>Immunités à la fatigue</w:t>
-      </w:r>
-    </w:p>
-    <w:p>
-      <w:pPr>
-        <w:ind w:left="283"/>
-      </w:pPr>
-      <w:r>
-        <w:rPr>
-          <w:b w:val="0"/>
-          <w:i w:val="0"/>
-        </w:rPr>
-        <w:t>Certaines âmes sont immunisées aux blessures non-létales d'origine physique ordinaire (fatigue, essoufflement, coups assommants) — l'immunité, si elle existe, dépend du type d'âme incarnée et est précisée dans sa description. Le drain magique, lui, reste toujours efficace : ce n'est pas de la fatigue du corps, mais l'usure du canal entre l'âme et son hôte.</w:t>
-      </w:r>
-    </w:p>
-    <w:p>
-      <w:r>
-        <w:rPr>
-          <w:b/>
-          <w:i w:val="0"/>
-        </w:rPr>
-        <w:t>Restriction :</w:t>
-      </w:r>
-      <w:r>
-        <w:rPr>
-          <w:b w:val="0"/>
-          <w:i w:val="0"/>
-        </w:rPr>
-        <w:t xml:space="preserve"> Ne peut être cochée que dans une case vide</w:t>
-      </w:r>
-    </w:p>
-    <w:p>
-      <w:r>
-        <w:rPr>
-          <w:b/>
-          <w:i w:val="0"/>
-        </w:rPr>
-        <w:t>Guérison :</w:t>
-      </w:r>
-      <w:r>
-        <w:rPr>
-          <w:b w:val="0"/>
-          <w:i w:val="0"/>
-        </w:rPr>
-        <w:t xml:space="preserve"> 1 minute par coche (soit 10-15 minutes au total pour se</w:t>
-      </w:r>
-    </w:p>
-    <w:p>
-      <w:r>
-        <w:rPr>
-          <w:b w:val="0"/>
-          <w:i w:val="0"/>
-        </w:rPr>
-        <w:t>remettre)</w:t>
-      </w:r>
-    </w:p>
-    <w:p>
-      <w:r>
-        <w:rPr>
-          <w:b/>
-          <w:i w:val="0"/>
-        </w:rPr>
-        <w:t>Blessures Létales (X)</w:t>
-      </w:r>
-    </w:p>
-    <w:p>
-      <w:r>
-        <w:rPr>
-          <w:b/>
-          <w:i w:val="0"/>
-        </w:rPr>
-        <w:t>Marquage :</w:t>
-      </w:r>
-      <w:r>
-        <w:rPr>
-          <w:b w:val="0"/>
-          <w:i w:val="0"/>
-        </w:rPr>
-        <w:t xml:space="preserve"> Croix complète</w:t>
-      </w:r>
-    </w:p>
-    <w:p>
-      <w:r>
-        <w:rPr>
-          <w:b/>
-          <w:i w:val="0"/>
-        </w:rPr>
-        <w:t>Causes :</w:t>
-      </w:r>
-      <w:r>
-        <w:rPr>
-          <w:b w:val="0"/>
-          <w:i w:val="0"/>
-        </w:rPr>
-        <w:t xml:space="preserve"> Armes tranchantes, balles, feu, acide, la plupart des</w:t>
-      </w:r>
-    </w:p>
-    <w:p>
-      <w:r>
-        <w:rPr>
-          <w:b w:val="0"/>
-          <w:i w:val="0"/>
-        </w:rPr>
-        <w:t>dégâts de combat</w:t>
-      </w:r>
-    </w:p>
-    <w:p>
-      <w:r>
-        <w:rPr>
-          <w:b/>
-          <w:i w:val="0"/>
-        </w:rPr>
-        <w:t>Upgrade :</w:t>
-      </w:r>
-      <w:r>
-        <w:rPr>
-          <w:b w:val="0"/>
-          <w:i w:val="0"/>
-        </w:rPr>
-        <w:t xml:space="preserve"> Peut transformer une blessure non létale (/) en blessure</w:t>
-      </w:r>
-    </w:p>
-    <w:p>
-      <w:r>
-        <w:rPr>
-          <w:b w:val="0"/>
-          <w:i w:val="0"/>
-        </w:rPr>
-        <w:t>létale (X) en complétant la croix</w:t>
-      </w:r>
-    </w:p>
-    <w:p>
-      <w:r>
-        <w:rPr>
-          <w:b/>
-          <w:i w:val="0"/>
-        </w:rPr>
-        <w:t>Guérison :</w:t>
-      </w:r>
-      <w:r>
-        <w:rPr>
-          <w:b w:val="0"/>
-          <w:i w:val="0"/>
-        </w:rPr>
-        <w:t xml:space="preserve"> 1 semaine par coche (récupération naturelle selon le rang</w:t>
-      </w:r>
-    </w:p>
-    <w:p>
-      <w:r>
-        <w:rPr>
-          <w:b w:val="0"/>
-          <w:i w:val="0"/>
-        </w:rPr>
-        <w:t>céleste)</w:t>
-      </w:r>
-    </w:p>
-    <w:p>
-      <w:r>
-        <w:rPr>
-          <w:b/>
-          <w:i w:val="0"/>
-        </w:rPr>
-        <w:t>Blessures Aggravées (⭙)</w:t>
-      </w:r>
-    </w:p>
-    <w:p>
-      <w:r>
-        <w:rPr>
-          <w:b/>
-          <w:i w:val="0"/>
-        </w:rPr>
-        <w:t>Marquage :</w:t>
-      </w:r>
-      <w:r>
-        <w:rPr>
-          <w:b w:val="0"/>
-          <w:i w:val="0"/>
-        </w:rPr>
-        <w:t xml:space="preserve"> Croix entourée</w:t>
-      </w:r>
-    </w:p>
-    <w:p>
-      <w:r>
-        <w:rPr>
-          <w:b/>
-          <w:i w:val="0"/>
-        </w:rPr>
-        <w:t>Causes :</w:t>
-      </w:r>
-    </w:p>
-    <w:p>
-      <w:pPr>
-        <w:pStyle w:val="ListBullet"/>
-        <w:ind w:left="283"/>
-      </w:pPr>
-      <w:r>
-        <w:rPr>
-          <w:b w:val="0"/>
-          <w:i w:val="0"/>
-        </w:rPr>
-        <w:t xml:space="preserve">Drain automatique généré par un rang de lancement au-delà du </w:t>
-      </w:r>
-      <w:r>
-        <w:rPr>
-          <w:b w:val="0"/>
-          <w:i w:val="0"/>
-          <w:color w:val="2B6CB0"/>
-        </w:rPr>
-        <w:t>Rang Céleste</w:t>
-      </w:r>
-      <w:r>
-        <w:rPr>
-          <w:b w:val="0"/>
-          <w:i w:val="0"/>
-        </w:rPr>
-        <w:t xml:space="preserve"> (voir </w:t>
-      </w:r>
-      <w:r>
-        <w:rPr>
-          <w:b w:val="0"/>
-          <w:i w:val="0"/>
-          <w:color w:val="2B6CB0"/>
-        </w:rPr>
-        <w:t>Énergie</w:t>
-      </w:r>
-      <w:r>
-        <w:rPr>
-          <w:b w:val="0"/>
-          <w:i w:val="0"/>
-        </w:rPr>
-        <w:t>)</w:t>
-      </w:r>
-    </w:p>
-    <w:p>
-      <w:pPr>
-        <w:pStyle w:val="ListBullet"/>
-        <w:ind w:left="283"/>
-      </w:pPr>
-      <w:r>
-        <w:rPr>
-          <w:b w:val="0"/>
-          <w:i w:val="0"/>
-        </w:rPr>
-        <w:t>Attaques de créatures particulièrement dangereuses (vampires, démons</w:t>
-      </w:r>
-    </w:p>
-    <w:p>
-      <w:r>
-        <w:rPr>
-          <w:b w:val="0"/>
-          <w:i w:val="0"/>
-        </w:rPr>
-        <w:t>majeurs)</w:t>
-      </w:r>
-    </w:p>
-    <w:p>
-      <w:pPr>
-        <w:pStyle w:val="ListBullet"/>
-        <w:ind w:left="283"/>
-      </w:pPr>
-      <w:r>
-        <w:rPr>
-          <w:b w:val="0"/>
-          <w:i w:val="0"/>
-        </w:rPr>
-        <w:t>Armes maudites ou sacrées</w:t>
-      </w:r>
-    </w:p>
-    <w:p>
-      <w:pPr>
-        <w:pStyle w:val="ListBullet"/>
-        <w:ind w:left="283"/>
-      </w:pPr>
-      <w:r>
-        <w:rPr>
-          <w:b w:val="0"/>
-          <w:i w:val="0"/>
-        </w:rPr>
-        <w:t>Dégâts spirituels directs</w:t>
-      </w:r>
-    </w:p>
-    <w:p>
-      <w:r>
-        <w:rPr>
-          <w:b/>
-          <w:i w:val="0"/>
-        </w:rPr>
-        <w:t>Upgrade :</w:t>
-      </w:r>
-      <w:r>
-        <w:rPr>
-          <w:b w:val="0"/>
-          <w:i w:val="0"/>
-        </w:rPr>
-        <w:t xml:space="preserve"> Peut transformer n'importe quelle blessure existante</w:t>
-      </w:r>
-    </w:p>
-    <w:p>
-      <w:r>
-        <w:rPr>
-          <w:b w:val="0"/>
-          <w:i w:val="0"/>
-        </w:rPr>
-        <w:t>\</w:t>
-      </w:r>
-      <w:r>
-        <w:rPr>
-          <w:b w:val="0"/>
-          <w:i/>
-        </w:rPr>
-        <w:t>\</w:t>
-      </w:r>
-      <w:r>
-        <w:rPr>
-          <w:b w:val="0"/>
-          <w:i w:val="0"/>
-        </w:rPr>
-        <w:t>Ces blessures ne guérissent jamais naturellement. Seule une</w:t>
-      </w:r>
-    </w:p>
-    <w:p>
-      <w:r>
-        <w:rPr>
-          <w:b w:val="0"/>
-          <w:i w:val="0"/>
-        </w:rPr>
-        <w:t>intervention divine, démoniaque, une capacité surnaturelle ou un pouvoir</w:t>
-      </w:r>
-    </w:p>
-    <w:p>
-      <w:r>
-        <w:rPr>
-          <w:b w:val="0"/>
-          <w:i w:val="0"/>
-        </w:rPr>
-        <w:t>adapté peut les soigner.\</w:t>
-      </w:r>
-      <w:r>
-        <w:rPr>
-          <w:b w:val="0"/>
-          <w:i/>
-        </w:rPr>
-        <w:t>\</w:t>
-      </w:r>
-    </w:p>
-    <w:p>
-      <w:pPr>
-        <w:pStyle w:val="Heading2"/>
-      </w:pPr>
-      <w:r>
-        <w:rPr>
-          <w:b/>
-          <w:i w:val="0"/>
-        </w:rPr>
-        <w:t>Règles de Progression des Blessures</w:t>
-      </w:r>
-    </w:p>
-    <w:p>
-      <w:r>
-        <w:rPr>
-          <w:b w:val="0"/>
-          <w:i w:val="0"/>
-        </w:rPr>
-        <w:t>Les blessures s'</w:t>
-      </w:r>
-      <w:r>
-        <w:rPr>
-          <w:b/>
-          <w:i w:val="0"/>
-        </w:rPr>
-        <w:t>upgradent</w:t>
-      </w:r>
-      <w:r>
-        <w:rPr>
-          <w:b w:val="0"/>
-          <w:i w:val="0"/>
-        </w:rPr>
-        <w:t xml:space="preserve"> toujours vers le type le plus grave :</w:t>
-      </w:r>
-    </w:p>
-    <w:p>
-      <w:pPr>
-        <w:pStyle w:val="ListBullet"/>
-        <w:ind w:left="283"/>
-      </w:pPr>
-      <w:r>
-        <w:rPr>
-          <w:b w:val="0"/>
-          <w:i w:val="0"/>
-        </w:rPr>
-        <w:t>Une case vide peut recevoir n'importe quel type de blessure</w:t>
-      </w:r>
-    </w:p>
-    <w:p>
-      <w:pPr>
-        <w:pStyle w:val="ListBullet"/>
-        <w:ind w:left="283"/>
-      </w:pPr>
-      <w:r>
-        <w:rPr>
-          <w:b w:val="0"/>
-          <w:i w:val="0"/>
-        </w:rPr>
-        <w:t>Une case (/) peut devenir (X) ou (⭙)</w:t>
-      </w:r>
-    </w:p>
-    <w:p>
-      <w:pPr>
-        <w:pStyle w:val="ListBullet"/>
-        <w:ind w:left="283"/>
-      </w:pPr>
-      <w:r>
-        <w:rPr>
-          <w:b w:val="0"/>
-          <w:i w:val="0"/>
-        </w:rPr>
-        <w:t>Une case (X) peut devenir (⭙)</w:t>
-      </w:r>
-    </w:p>
-    <w:p>
-      <w:pPr>
-        <w:pStyle w:val="ListBullet"/>
-        <w:ind w:left="283"/>
-      </w:pPr>
-      <w:r>
-        <w:rPr>
-          <w:b w:val="0"/>
-          <w:i w:val="0"/>
-        </w:rPr>
-        <w:t>Une case (⭙) reste (⭙)</w:t>
-      </w:r>
-    </w:p>
-    <w:p>
-      <w:r>
-        <w:rPr>
-          <w:b/>
-          <w:i w:val="0"/>
-        </w:rPr>
-        <w:t>Important :</w:t>
-      </w:r>
-      <w:r>
-        <w:rPr>
-          <w:b w:val="0"/>
-          <w:i w:val="0"/>
-        </w:rPr>
-        <w:t xml:space="preserve"> Seules les blessures non létales nécessitent une case</w:t>
-      </w:r>
-    </w:p>
-    <w:p>
-      <w:r>
-        <w:rPr>
-          <w:b w:val="0"/>
-          <w:i w:val="0"/>
-        </w:rPr>
-        <w:t>vide. Les blessures plus graves peuvent toujours upgrader une blessure</w:t>
-      </w:r>
-    </w:p>
-    <w:p>
-      <w:r>
-        <w:rPr>
-          <w:b w:val="0"/>
-          <w:i w:val="0"/>
-        </w:rPr>
-        <w:t>existante.</w:t>
-      </w:r>
-    </w:p>
-    <w:p>
-      <w:pPr>
-        <w:pStyle w:val="Heading2"/>
-      </w:pPr>
-      <w:r>
-        <w:rPr>
-          <w:b/>
-          <w:i w:val="0"/>
-        </w:rPr>
-        <w:t>Seuils Critiques</w:t>
-      </w:r>
-    </w:p>
-    <w:p>
-      <w:r>
-        <w:rPr>
-          <w:b/>
-          <w:i w:val="0"/>
-        </w:rPr>
-        <w:t>Jauge Pleine - Dernière Case (/)</w:t>
-      </w:r>
-    </w:p>
-    <w:p>
-      <w:r>
-        <w:rPr>
-          <w:b/>
-          <w:i w:val="0"/>
-        </w:rPr>
-        <w:t>Prochaine blessure non létale :</w:t>
-      </w:r>
-      <w:r>
-        <w:rPr>
-          <w:b w:val="0"/>
-          <w:i w:val="0"/>
-        </w:rPr>
-        <w:t xml:space="preserve"> Jet de Vigueur ou inconscience</w:t>
-      </w:r>
-    </w:p>
-    <w:p>
-      <w:r>
-        <w:rPr>
-          <w:b/>
-          <w:i w:val="0"/>
-        </w:rPr>
-        <w:t>Jauge Pleine - Dernière Case (X)</w:t>
-      </w:r>
-    </w:p>
-    <w:p>
-      <w:r>
-        <w:rPr>
-          <w:b/>
-          <w:i w:val="0"/>
-        </w:rPr>
-        <w:t>Prochaine blessure :</w:t>
-      </w:r>
-      <w:r>
-        <w:rPr>
-          <w:b w:val="0"/>
-          <w:i w:val="0"/>
-        </w:rPr>
-        <w:t xml:space="preserve"> Devient automatiquement (⭙) + Jet de Vigueur ou</w:t>
-      </w:r>
-    </w:p>
-    <w:p>
-      <w:r>
-        <w:rPr>
-          <w:b w:val="0"/>
-          <w:i w:val="0"/>
-        </w:rPr>
-        <w:t>inconscience</w:t>
-      </w:r>
-    </w:p>
-    <w:p>
-      <w:r>
-        <w:rPr>
-          <w:b/>
-          <w:i w:val="0"/>
-        </w:rPr>
-        <w:t>Jauge Pleine - Dernière Case (⭙)</w:t>
-      </w:r>
-    </w:p>
-    <w:p>
-      <w:r>
-        <w:rPr>
-          <w:b/>
-          <w:i w:val="0"/>
-        </w:rPr>
-        <w:t>Prochaine blessure :</w:t>
-      </w:r>
-      <w:r>
-        <w:rPr>
-          <w:b w:val="0"/>
-          <w:i w:val="0"/>
-        </w:rPr>
-        <w:t xml:space="preserve"> </w:t>
-      </w:r>
-      <w:r>
-        <w:rPr>
-          <w:b/>
-          <w:i w:val="0"/>
-        </w:rPr>
-        <w:t>MORT</w:t>
-      </w:r>
-      <w:r>
-        <w:rPr>
-          <w:b w:val="0"/>
-          <w:i w:val="0"/>
-        </w:rPr>
-        <w:t xml:space="preserve"> (quel que soit le type de dégât reçu)</w:t>
-      </w:r>
-    </w:p>
-    <w:p>
-      <w:pPr>
-        <w:pStyle w:val="Heading2"/>
-      </w:pPr>
-      <w:r>
-        <w:rPr>
-          <w:b/>
-          <w:i w:val="0"/>
-        </w:rPr>
-        <w:t>Guérison Accélérée</w:t>
-      </w:r>
-    </w:p>
-    <w:p>
-      <w:r>
-        <w:rPr>
-          <w:b/>
-          <w:i w:val="0"/>
-        </w:rPr>
-        <w:t>Pouvoirs de Guérison Rapide</w:t>
-      </w:r>
-    </w:p>
-    <w:p>
-      <w:r>
-        <w:rPr>
-          <w:b/>
-          <w:i w:val="0"/>
-        </w:rPr>
-        <w:t>Guérison Rapide 1</w:t>
-      </w:r>
-      <w:r>
-        <w:rPr>
-          <w:b w:val="0"/>
-          <w:i w:val="0"/>
-        </w:rPr>
-        <w:t xml:space="preserve"> (Rang requis 2, Passif permanent)</w:t>
-      </w:r>
-    </w:p>
-    <w:p>
-      <w:pPr>
-        <w:pStyle w:val="ListBullet"/>
-        <w:ind w:left="283"/>
-      </w:pPr>
-      <w:r>
-        <w:rPr>
-          <w:b w:val="0"/>
-          <w:i w:val="0"/>
-        </w:rPr>
-        <w:t>Blessures létales : 1 jour par coche</w:t>
-      </w:r>
-    </w:p>
-    <w:p>
-      <w:r>
-        <w:rPr>
-          <w:b/>
-          <w:i w:val="0"/>
-        </w:rPr>
-        <w:t>Guérison Rapide 2</w:t>
-      </w:r>
-      <w:r>
-        <w:rPr>
-          <w:b w:val="0"/>
-          <w:i w:val="0"/>
-        </w:rPr>
-        <w:t xml:space="preserve"> (Rang requis 3)</w:t>
-      </w:r>
-    </w:p>
-    <w:p>
-      <w:pPr>
-        <w:pStyle w:val="ListBullet"/>
-        <w:ind w:left="283"/>
-      </w:pPr>
-      <w:r>
-        <w:rPr>
-          <w:b w:val="0"/>
-          <w:i w:val="0"/>
-        </w:rPr>
-        <w:t>Blessures létales : 1 heure par coche</w:t>
-      </w:r>
-    </w:p>
-    <w:p>
-      <w:r>
-        <w:rPr>
-          <w:b/>
-          <w:i w:val="0"/>
-        </w:rPr>
-        <w:t>Guérison Rapide 3</w:t>
-      </w:r>
-      <w:r>
-        <w:rPr>
-          <w:b w:val="0"/>
-          <w:i w:val="0"/>
-        </w:rPr>
-        <w:t xml:space="preserve"> (Rang requis 4)</w:t>
-      </w:r>
-    </w:p>
-    <w:p>
-      <w:pPr>
-        <w:pStyle w:val="ListBullet"/>
-        <w:ind w:left="283"/>
-      </w:pPr>
-      <w:r>
-        <w:rPr>
-          <w:b w:val="0"/>
-          <w:i w:val="0"/>
-        </w:rPr>
-        <w:t>Blessures létales : 1 minute par coche</w:t>
-      </w:r>
-    </w:p>
-    <w:p>
-      <w:r>
-        <w:rPr>
-          <w:b/>
-          <w:i w:val="0"/>
-        </w:rPr>
-        <w:t>Guérison Rapide 4</w:t>
-      </w:r>
-      <w:r>
-        <w:rPr>
-          <w:b w:val="0"/>
-          <w:i w:val="0"/>
-        </w:rPr>
-        <w:t xml:space="preserve"> (Rang requis 5)</w:t>
-      </w:r>
-    </w:p>
-    <w:p>
-      <w:pPr>
-        <w:pStyle w:val="ListBullet"/>
-        <w:ind w:left="283"/>
-      </w:pPr>
-      <w:r>
-        <w:rPr>
-          <w:b w:val="0"/>
-          <w:i w:val="0"/>
-        </w:rPr>
-        <w:t>Blessures létales : 1 tour par coche</w:t>
-      </w:r>
-    </w:p>
-    <w:p>
-      <w:r>
-        <w:rPr>
-          <w:b/>
-          <w:i w:val="0"/>
-        </w:rPr>
-        <w:t>Régénération (Rang requis 2, Concentration)</w:t>
-      </w:r>
-    </w:p>
-    <w:p>
-      <w:r>
-        <w:rPr>
-          <w:b w:val="0"/>
-          <w:i w:val="0"/>
-        </w:rPr>
-        <w:t>Toutes les blessures guérissent simultanément au rythme de la capacité</w:t>
-      </w:r>
-    </w:p>
-    <w:p>
-      <w:r>
-        <w:rPr>
-          <w:b w:val="0"/>
-          <w:i w:val="0"/>
-        </w:rPr>
-        <w:t>de guérison du personnage, plutôt qu'une après l'autre.</w:t>
-      </w:r>
-    </w:p>
-    <w:p>
-      <w:pPr>
-        <w:pStyle w:val="Heading2"/>
-      </w:pPr>
-      <w:r>
-        <w:rPr>
-          <w:b/>
-          <w:i w:val="0"/>
-        </w:rPr>
-        <w:t>Blessures Aggravées - Règles Spéciales</w:t>
-      </w:r>
-    </w:p>
-    <w:p>
-      <w:r>
-        <w:rPr>
-          <w:b/>
-          <w:i w:val="0"/>
-        </w:rPr>
-        <w:t>Limitation des Pouvoirs</w:t>
-      </w:r>
-    </w:p>
-    <w:p>
-      <w:pPr>
-        <w:pStyle w:val="ListBullet"/>
-        <w:ind w:left="283"/>
-      </w:pPr>
-      <w:r>
-        <w:rPr>
-          <w:b/>
-          <w:i w:val="0"/>
-        </w:rPr>
-        <w:t>Aucun pouvoir de guérison</w:t>
-      </w:r>
-      <w:r>
-        <w:rPr>
-          <w:b w:val="0"/>
-          <w:i w:val="0"/>
-        </w:rPr>
-        <w:t xml:space="preserve"> ne peut directement soigner les</w:t>
-      </w:r>
-    </w:p>
-    <w:p>
-      <w:r>
-        <w:rPr>
-          <w:b w:val="0"/>
-          <w:i w:val="0"/>
-        </w:rPr>
-        <w:t>blessures aggravées</w:t>
-      </w:r>
-    </w:p>
-    <w:p>
-      <w:pPr>
-        <w:pStyle w:val="ListBullet"/>
-        <w:ind w:left="283"/>
-      </w:pPr>
-      <w:r>
-        <w:rPr>
-          <w:b w:val="0"/>
-          <w:i w:val="0"/>
-        </w:rPr>
-        <w:t>La "Guérison Rapide" n'affecte que les blessures (/) et (X)</w:t>
-      </w:r>
-    </w:p>
-    <w:p>
-      <w:r>
-        <w:rPr>
-          <w:b/>
-          <w:i w:val="0"/>
-        </w:rPr>
-        <w:t>Conversion Nécessaire</w:t>
-      </w:r>
-    </w:p>
-    <w:p>
-      <w:r>
-        <w:rPr>
-          <w:b w:val="0"/>
-          <w:i w:val="0"/>
-        </w:rPr>
-        <w:t>Pour guérir d'une blessure aggravée (⭙), il faut d'abord la</w:t>
-      </w:r>
-    </w:p>
-    <w:p>
-      <w:r>
-        <w:rPr>
-          <w:b/>
-          <w:i w:val="0"/>
-        </w:rPr>
-        <w:t>convertir</w:t>
-      </w:r>
-      <w:r>
-        <w:rPr>
-          <w:b w:val="0"/>
-          <w:i w:val="0"/>
-        </w:rPr>
-        <w:t xml:space="preserve"> en blessure létale (X) via :</w:t>
-      </w:r>
-    </w:p>
-    <w:p>
-      <w:pPr>
-        <w:pStyle w:val="ListBullet"/>
-        <w:ind w:left="283"/>
-      </w:pPr>
-      <w:r>
-        <w:rPr>
-          <w:b w:val="0"/>
-          <w:i w:val="0"/>
-        </w:rPr>
-        <w:t>Pouvoirs de conversion spécifiques</w:t>
-      </w:r>
-    </w:p>
-    <w:p>
-      <w:pPr>
-        <w:pStyle w:val="ListBullet"/>
-        <w:ind w:left="283"/>
-      </w:pPr>
-      <w:r>
-        <w:rPr>
-          <w:b w:val="0"/>
-          <w:i w:val="0"/>
-        </w:rPr>
-        <w:t>Rituels de purification spirituelle</w:t>
-      </w:r>
-    </w:p>
-    <w:p>
-      <w:pPr>
-        <w:pStyle w:val="ListBullet"/>
-        <w:ind w:left="283"/>
-      </w:pPr>
-      <w:r>
-        <w:rPr>
-          <w:b w:val="0"/>
-          <w:i w:val="0"/>
-        </w:rPr>
-        <w:t>Intervention divine</w:t>
-      </w:r>
-    </w:p>
-    <w:p>
-      <w:r>
-        <w:rPr>
-          <w:b/>
-          <w:i w:val="0"/>
-        </w:rPr>
-        <w:t>Objets Exceptionnels</w:t>
-      </w:r>
-    </w:p>
-    <w:p>
-      <w:r>
-        <w:rPr>
-          <w:b w:val="0"/>
-          <w:i w:val="0"/>
-        </w:rPr>
-        <w:t xml:space="preserve">Certains artefacts légendaires comme </w:t>
-      </w:r>
-      <w:r>
-        <w:rPr>
-          <w:b/>
-          <w:i w:val="0"/>
-        </w:rPr>
-        <w:t>le Saint Graal</w:t>
-      </w:r>
-      <w:r>
-        <w:rPr>
-          <w:b w:val="0"/>
-          <w:i w:val="0"/>
-        </w:rPr>
-        <w:t xml:space="preserve"> peuvent guérir</w:t>
-      </w:r>
-    </w:p>
-    <w:p>
-      <w:r>
-        <w:rPr>
-          <w:b w:val="0"/>
-          <w:i w:val="0"/>
-        </w:rPr>
-        <w:t>directement toutes les blessures, y compris aggravées, sans conversion</w:t>
-      </w:r>
-    </w:p>
-    <w:p>
-      <w:r>
-        <w:rPr>
-          <w:b w:val="0"/>
-          <w:i w:val="0"/>
-        </w:rPr>
-        <w:t>préalable.</w:t>
-      </w:r>
-    </w:p>
-    <w:p>
-      <w:pPr>
-        <w:pStyle w:val="Heading2"/>
-      </w:pPr>
-      <w:r>
-        <w:rPr>
-          <w:b/>
-          <w:i w:val="0"/>
-        </w:rPr>
-        <w:t>Exemple Pratique</w:t>
-      </w:r>
-    </w:p>
-    <w:p>
-      <w:r>
-        <w:rPr>
-          <w:b/>
-          <w:i w:val="0"/>
-        </w:rPr>
-        <w:t>Mirael</w:t>
-      </w:r>
-      <w:r>
-        <w:rPr>
-          <w:b w:val="0"/>
-          <w:i w:val="0"/>
-        </w:rPr>
-        <w:t xml:space="preserve"> (Ange, 10 PV, Résilience 3) reçoit plusieurs attaques en combat :</w:t>
+        <w:t xml:space="preserve"> 3 blessures non létales → coche (/) (/) (/) </w:t>
       </w:r>
     </w:p>
     <w:p>
@@ -15368,7 +14940,7 @@
           <w:b w:val="0"/>
           <w:i w:val="0"/>
         </w:rPr>
-        <w:t xml:space="preserve">Une attaque inflige 9 dégâts non létaux → après Résilience (9/3=3), Mirael </w:t>
+        <w:t xml:space="preserve">Une attaque inflige 6 dégâts létaux → après Résilience (6/3=2), Mirael </w:t>
       </w:r>
       <w:r>
         <w:rPr>
@@ -15382,7 +14954,7 @@
           <w:b w:val="0"/>
           <w:i w:val="0"/>
         </w:rPr>
-        <w:t xml:space="preserve"> 3 blessures non létales → coche (/) (/) (/) dans les cases 1-3.</w:t>
+        <w:t xml:space="preserve"> 2 blessures létales → les cases 1-2 s'upgradent en (X) (X), la case 3 reste (/) et Mirael décale ses cases (/) (/) vers la droite pour bien avoir (X) (X) (/) (/) (/)</w:t>
       </w:r>
     </w:p>
     <w:p>
@@ -15395,7 +14967,7 @@
           <w:b w:val="0"/>
           <w:i w:val="0"/>
         </w:rPr>
-        <w:t xml:space="preserve">Une attaque inflige 6 dégâts létaux → après Résilience (6/3=2), Mirael </w:t>
+        <w:t xml:space="preserve">Mirael surcharge un pouvoir au rang 4, donc au-delà de son Rang Céleste → drain automatique → </w:t>
       </w:r>
       <w:r>
         <w:rPr>
@@ -15409,7 +14981,7 @@
           <w:b w:val="0"/>
           <w:i w:val="0"/>
         </w:rPr>
-        <w:t xml:space="preserve"> 2 blessures létales → les cases 1-2 s'upgradent en (X) (X), la case 3 reste (/).</w:t>
+        <w:t xml:space="preserve"> directement 1 blessure aggravée (sans réduction), De plus, 1 dé de drain génère un 6, il subit une blessure non létale en plus  → (⭙) (X) (X) (/) (/) (/) (/) + 3 cases vides.</w:t>
       </w:r>
     </w:p>
     <w:p>
@@ -15422,7 +14994,7 @@
           <w:b w:val="0"/>
           <w:i w:val="0"/>
         </w:rPr>
-        <w:t xml:space="preserve">Mirael surcharge un pouvoir au-delà de son Rang Céleste → drain automatique → </w:t>
+        <w:t xml:space="preserve">Une balle inflige 9 dégâts létaux → après Résilience (9/3=3), Mirael </w:t>
       </w:r>
       <w:r>
         <w:rPr>
@@ -15436,7 +15008,7 @@
           <w:b w:val="0"/>
           <w:i w:val="0"/>
         </w:rPr>
-        <w:t xml:space="preserve"> directement 1 blessure aggravée (sans réduction), la case 1 devient (⭙).</w:t>
+        <w:t xml:space="preserve"> 3 blessures létales →  (⭙) (X) (X) (X) (X) (X) (X) (/) (/) (/). Comme sa dernière case est cochée en non létal, il doit réussir un jet de VIG ou sombrer dans l'inconscience. Il à 3 en VIG et fait 221. C'est réussi (l'intensité de ce jet importe peu), il peut continuer le combat.</w:t>
       </w:r>
     </w:p>
     <w:p>
@@ -15449,47 +15021,7 @@
           <w:b w:val="0"/>
           <w:i w:val="0"/>
         </w:rPr>
-        <w:t>État intermédiaire : (⭙) (X) (/) + 7 cases vides.</w:t>
-      </w:r>
-    </w:p>
-    <w:p>
-      <w:pPr>
-        <w:pStyle w:val="ListNumber"/>
-        <w:ind w:left="283"/>
-      </w:pPr>
-      <w:r>
-        <w:rPr>
-          <w:b w:val="0"/>
-          <w:i w:val="0"/>
-        </w:rPr>
-        <w:t xml:space="preserve">Une balle inflige 9 dégâts létaux → après Résilience (9/3=3), Mirael </w:t>
-      </w:r>
-      <w:r>
-        <w:rPr>
-          <w:b/>
-          <w:i w:val="0"/>
-        </w:rPr>
-        <w:t>subit</w:t>
-      </w:r>
-      <w:r>
-        <w:rPr>
-          <w:b w:val="0"/>
-          <w:i w:val="0"/>
-        </w:rPr>
-        <w:t xml:space="preserve"> 3 blessures létales → les cases 3 (qui upgrade depuis /), 4 et 5 deviennent (X).</w:t>
-      </w:r>
-    </w:p>
-    <w:p>
-      <w:pPr>
-        <w:pStyle w:val="ListNumber"/>
-        <w:ind w:left="283"/>
-      </w:pPr>
-      <w:r>
-        <w:rPr>
-          <w:b w:val="0"/>
-          <w:i w:val="0"/>
-        </w:rPr>
-        <w:t>État final : (⭙) (X) (X) (X) (X) + 5 cases vides.</w:t>
+        <w:t>Mirael se prend une attaque massive d'un démon armé de sa lame maudite. Malgré la résilience, Mirael subit 4 blessures aggravées. Sa barre de vie devient : (⭙)(⭙)(⭙)(⭙)(⭙) (X) (X) (X) (X) (X). Sa dernière case est cochée en létal, il doit réussir un jet de VIG ou sombrer en état critique. C'est raté cette fois-ci et Mirael sombre dans l'inconscience, son hôte de son sang. si personne ne vient le sauver, l'hote mourra et Mirael pourra se réincarener.</w:t>
       </w:r>
     </w:p>
     <w:p>

--- a/public/downloads/ins-mv-rogue-srd.docx
+++ b/public/downloads/ins-mv-rogue-srd.docx
@@ -14100,10 +14100,8 @@
           <w:b w:val="0"/>
           <w:i w:val="0"/>
         </w:rPr>
-        <w:t>Plutôt que de soustraire des points de vie, le système utilise une</w:t>
-      </w:r>
-    </w:p>
-    <w:p>
+        <w:t xml:space="preserve">Plutôt que de soustraire des points de vie, le système utilise une </w:t>
+      </w:r>
       <w:r>
         <w:rPr>
           <w:b/>
@@ -14116,25 +14114,7 @@
           <w:b w:val="0"/>
           <w:i w:val="0"/>
         </w:rPr>
-        <w:t xml:space="preserve"> composée d'un nombre de cases égal aux PV</w:t>
-      </w:r>
-    </w:p>
-    <w:p>
-      <w:r>
-        <w:rPr>
-          <w:b w:val="0"/>
-          <w:i w:val="0"/>
-        </w:rPr>
-        <w:t>maximum du personnage. Les blessures sont cochées de gauche à droite, et</w:t>
-      </w:r>
-    </w:p>
-    <w:p>
-      <w:r>
-        <w:rPr>
-          <w:b w:val="0"/>
-          <w:i w:val="0"/>
-        </w:rPr>
-        <w:t>leur gravité détermine le type de marque utilisée.</w:t>
+        <w:t xml:space="preserve"> composée d'un nombre de cases égal aux PV maximum du personnage. Les blessures sont cochées de gauche à droite, et leur gravité détermine le type de marque utilisée. Les nouvelles blessures d'un même type "poussent" les anciennes vers la droite.</w:t>
       </w:r>
     </w:p>
     <w:p>
@@ -15025,69 +15005,15 @@
       </w:r>
     </w:p>
     <w:p>
-      <w:r>
-        <w:rPr>
-          <w:b/>
-          <w:i w:val="0"/>
-        </w:rPr>
-        <w:t>Guérison :</w:t>
-      </w:r>
-    </w:p>
-    <w:p>
-      <w:pPr>
-        <w:pStyle w:val="ListBullet"/>
-        <w:ind w:left="283"/>
-      </w:pPr>
-      <w:r>
-        <w:rPr>
-          <w:b w:val="0"/>
-          <w:i w:val="0"/>
-        </w:rPr>
-        <w:t>Cases 3-6 (X) : 1 minute pour la case 3 (ancienne /), 1 semaine</w:t>
-      </w:r>
-    </w:p>
-    <w:p>
-      <w:r>
-        <w:rPr>
-          <w:b w:val="0"/>
-          <w:i w:val="0"/>
-        </w:rPr>
-        <w:t>chacune pour les cases 4-6</w:t>
-      </w:r>
-    </w:p>
-    <w:p>
-      <w:pPr>
-        <w:pStyle w:val="ListBullet"/>
-        <w:ind w:left="283"/>
-      </w:pPr>
-      <w:r>
-        <w:rPr>
-          <w:b w:val="0"/>
-          <w:i w:val="0"/>
-        </w:rPr>
-        <w:t>Case 2 (X) : 1 semaine</w:t>
-      </w:r>
-    </w:p>
-    <w:p>
-      <w:pPr>
-        <w:pStyle w:val="ListBullet"/>
-        <w:ind w:left="283"/>
-      </w:pPr>
-      <w:r>
-        <w:rPr>
-          <w:b w:val="0"/>
-          <w:i w:val="0"/>
-        </w:rPr>
-        <w:t>Case 1 (⭙) : Conversion nécessaire puis 1 semaine</w:t>
-      </w:r>
-    </w:p>
-    <w:p>
-      <w:r>
-        <w:rPr>
-          <w:b w:val="0"/>
-          <w:i w:val="0"/>
-        </w:rPr>
-        <w:t>voici les points de vie d'autres créatures, pour exemple :</w:t>
+      <w:pPr>
+        <w:pStyle w:val="Heading2"/>
+      </w:pPr>
+      <w:r>
+        <w:rPr>
+          <w:b w:val="0"/>
+          <w:i w:val="0"/>
+        </w:rPr>
+        <w:t>Calcul des points de vie par type de créatures :</w:t>
       </w:r>
     </w:p>
     <w:tbl>
@@ -15923,88 +15849,16 @@
           <w:b w:val="0"/>
           <w:i w:val="0"/>
         </w:rPr>
-        <w:t>Certaines créatures surnaturelles sont particulièrement robustes ainsi,</w:t>
-      </w:r>
-    </w:p>
-    <w:p>
-      <w:r>
-        <w:rPr>
-          <w:b w:val="0"/>
-          <w:i w:val="0"/>
-        </w:rPr>
-        <w:t>bon nombre de créatures de Dieu disposent du pouvoir "Résilience" qui</w:t>
-      </w:r>
-    </w:p>
-    <w:p>
-      <w:r>
-        <w:rPr>
-          <w:b w:val="0"/>
-          <w:i w:val="0"/>
-        </w:rPr>
-        <w:t>leur permet de diviser les dégâts qu'ils encaissent par un facteur</w:t>
-      </w:r>
-    </w:p>
-    <w:p>
-      <w:r>
-        <w:rPr>
-          <w:b w:val="0"/>
-          <w:i w:val="0"/>
-        </w:rPr>
-        <w:t>pouvant aller jusqu'à leur rang céleste. Tous les anges et démons</w:t>
-      </w:r>
-    </w:p>
-    <w:p>
-      <w:r>
-        <w:rPr>
-          <w:b w:val="0"/>
-          <w:i w:val="0"/>
-        </w:rPr>
-        <w:t>disposent du pouvoir Résilience 3, leur permettant de diviser tous les</w:t>
-      </w:r>
-    </w:p>
-    <w:p>
-      <w:r>
-        <w:rPr>
-          <w:b w:val="0"/>
-          <w:i w:val="0"/>
-        </w:rPr>
-        <w:t>dommages par 3.</w:t>
-      </w:r>
-    </w:p>
-    <w:p>
-      <w:r>
-        <w:rPr>
-          <w:b w:val="0"/>
-          <w:i w:val="0"/>
-        </w:rPr>
-        <w:t>Ainsi, les humains et tous les êtres vivants sur terre ne divisent pas</w:t>
-      </w:r>
-    </w:p>
-    <w:p>
-      <w:r>
-        <w:rPr>
-          <w:b w:val="0"/>
-          <w:i w:val="0"/>
-        </w:rPr>
-        <w:t>les dégâts, les êtres surnaturels inférieurs peuvent diviser les dégâts</w:t>
-      </w:r>
-    </w:p>
-    <w:p>
-      <w:r>
-        <w:rPr>
-          <w:b w:val="0"/>
-          <w:i w:val="0"/>
-        </w:rPr>
-        <w:t>par 2 s'ils disposent du pouvoir Résilience. Un Archange attaqué</w:t>
-      </w:r>
-    </w:p>
-    <w:p>
-      <w:r>
-        <w:rPr>
-          <w:b w:val="0"/>
-          <w:i w:val="0"/>
-        </w:rPr>
-        <w:t>diviserait les dégâts d'une attaque par 4.</w:t>
+        <w:t>Certaines créatures surnaturelles sont particulièrement robustes ainsi, bon nombre de créatures de Dieu disposent du pouvoir "Résilience" qui leur permet de diviser les dégâts qu'ils encaissent par un facteur pouvant aller jusqu'à leur rang céleste. Tous les anges et démons disposent du pouvoir Résilience 3, leur permettant de diviser tous les dommages par 3.</w:t>
+      </w:r>
+    </w:p>
+    <w:p>
+      <w:r>
+        <w:rPr>
+          <w:b w:val="0"/>
+          <w:i w:val="0"/>
+        </w:rPr>
+        <w:t>Ainsi, les humains et tous les êtres vivants sur terre ne divisent pas les dégâts, les êtres surnaturels inférieurs peuvent diviser les dégâts par 2 s'ils disposent du pouvoir Résilience. Un Archange attaqué diviserait les dégâts d'une attaque par 4.</w:t>
       </w:r>
     </w:p>
     <w:p>
@@ -16027,79 +15881,34 @@
           <w:b w:val="0"/>
           <w:i w:val="0"/>
         </w:rPr>
-        <w:t xml:space="preserve"> de déterminer le nombre de cases à</w:t>
-      </w:r>
-    </w:p>
-    <w:p>
-      <w:r>
-        <w:rPr>
-          <w:b w:val="0"/>
-          <w:i w:val="0"/>
-        </w:rPr>
-        <w:t>cocher, mais ne change pas le type de blessure infligée.</w:t>
-      </w:r>
-    </w:p>
-    <w:p>
-      <w:r>
-        <w:rPr>
-          <w:b w:val="0"/>
-          <w:i w:val="0"/>
-        </w:rPr>
-        <w:t>Notons que certaines armes "magiques" ou "célestes" réduisent, voire</w:t>
-      </w:r>
-    </w:p>
-    <w:p>
-      <w:r>
-        <w:rPr>
-          <w:b w:val="0"/>
-          <w:i w:val="0"/>
-        </w:rPr>
-        <w:t>annulent l'effet de division des dommages. Les balles en argent en sont</w:t>
-      </w:r>
-    </w:p>
-    <w:p>
-      <w:r>
-        <w:rPr>
-          <w:b w:val="0"/>
-          <w:i w:val="0"/>
-        </w:rPr>
-        <w:t>un exemple parfait puisqu'ils réduisent le facteur de division de 1</w:t>
-      </w:r>
-    </w:p>
-    <w:p>
-      <w:r>
-        <w:rPr>
-          <w:b w:val="0"/>
-          <w:i w:val="0"/>
-        </w:rPr>
-        <w:t>contre les loups garous et les vampires, les rendant particulièrement</w:t>
-      </w:r>
-    </w:p>
-    <w:p>
-      <w:r>
-        <w:rPr>
-          <w:b w:val="0"/>
-          <w:i w:val="0"/>
-        </w:rPr>
-        <w:t>vulnérables.</w:t>
-      </w:r>
-    </w:p>
-    <w:p>
-      <w:r>
-        <w:rPr>
-          <w:b w:val="0"/>
-          <w:i w:val="0"/>
-        </w:rPr>
-        <w:t>Enfin, certaines créatures peuvent être tout bonnement insensibles à</w:t>
-      </w:r>
-    </w:p>
-    <w:p>
-      <w:r>
-        <w:rPr>
-          <w:b w:val="0"/>
-          <w:i w:val="0"/>
-        </w:rPr>
-        <w:t>certaines formes de dommages ou états. Voir la section "états".</w:t>
+        <w:t xml:space="preserve"> de déterminer le nombre de cases à cocher, mais ne change pas le type de blessure infligée.</w:t>
+      </w:r>
+    </w:p>
+    <w:p>
+      <w:r>
+        <w:rPr>
+          <w:b w:val="0"/>
+          <w:i w:val="0"/>
+        </w:rPr>
+        <w:t>Notons que certaines armes "magiques" ou "célestes" réduisent, voire annulent l'effet de division des dommages. Les balles en argent en sont</w:t>
+      </w:r>
+    </w:p>
+    <w:p>
+      <w:r>
+        <w:rPr>
+          <w:b w:val="0"/>
+          <w:i w:val="0"/>
+        </w:rPr>
+        <w:t>un exemple parfait puisqu'ils réduisent le facteur de division de 1 contre les loups garous et les vampires, les rendant particulièrement vulnérables.</w:t>
+      </w:r>
+    </w:p>
+    <w:p>
+      <w:r>
+        <w:rPr>
+          <w:b w:val="0"/>
+          <w:i w:val="0"/>
+        </w:rPr>
+        <w:t>Enfin, certaines créatures peuvent être tout bonnement insensibles à certaines formes de dommages ou états. Voir la section "états".</w:t>
       </w:r>
     </w:p>
     <w:p>
@@ -16127,87 +15936,21 @@
       </w:r>
     </w:p>
     <w:p>
-      <w:pPr>
-        <w:pStyle w:val="Heading2"/>
-      </w:pPr>
-      <w:r>
-        <w:rPr>
-          <w:b w:val="0"/>
-          <w:i w:val="0"/>
-        </w:rPr>
-        <w:t>Restauration des points de vie :</w:t>
-      </w:r>
-    </w:p>
-    <w:p>
-      <w:r>
-        <w:rPr>
-          <w:b w:val="0"/>
-          <w:i w:val="0"/>
-        </w:rPr>
-        <w:t>une créature vivante récupère les points de vie au rythme de (rang) /</w:t>
-      </w:r>
-    </w:p>
-    <w:p>
-      <w:r>
-        <w:rPr>
-          <w:b w:val="0"/>
-          <w:i w:val="0"/>
-        </w:rPr>
-        <w:t>semaine (voir chapitre sur le rang céleste).</w:t>
-      </w:r>
-    </w:p>
-    <w:p>
-      <w:r>
-        <w:rPr>
-          <w:b w:val="0"/>
-          <w:i w:val="0"/>
-        </w:rPr>
-        <w:t>En plus de cette récupération naturelle, une créature surnaturelle</w:t>
-      </w:r>
-    </w:p>
-    <w:p>
-      <w:r>
-        <w:rPr>
-          <w:b w:val="0"/>
-          <w:i w:val="0"/>
-        </w:rPr>
-        <w:t>récupère des points de vie au rythme de (rang)/jour.</w:t>
-      </w:r>
-    </w:p>
-    <w:p>
-      <w:r>
-        <w:rPr>
-          <w:b w:val="0"/>
-          <w:i w:val="0"/>
-        </w:rPr>
-        <w:t>Note : Certaines créatures maudites comme les vampires ne restaurent pas</w:t>
-      </w:r>
-    </w:p>
-    <w:p>
-      <w:r>
-        <w:rPr>
-          <w:b w:val="0"/>
-          <w:i w:val="0"/>
-        </w:rPr>
-        <w:t>leur points de vie automatiquement, ils sont obligés de les prendre à</w:t>
-      </w:r>
-    </w:p>
-    <w:p>
-      <w:r>
-        <w:rPr>
-          <w:b w:val="0"/>
-          <w:i w:val="0"/>
-        </w:rPr>
-        <w:t>leur victime (et disposent d'une capacité spéciale pour cela). ces</w:t>
-      </w:r>
-    </w:p>
-    <w:p>
-      <w:r>
-        <w:rPr>
-          <w:b w:val="0"/>
-          <w:i w:val="0"/>
-        </w:rPr>
-        <w:t>créatures disposent du trait "Maudit".</w:t>
+      <w:r>
+        <w:rPr>
+          <w:b w:val="0"/>
+          <w:i w:val="0"/>
+        </w:rPr>
+        <w:t>Note : Certaines créatures maudites comme les vampires ne restaurent pas leur points de vie automatiquement, ils sont obligés de les prendre à</w:t>
+      </w:r>
+    </w:p>
+    <w:p>
+      <w:r>
+        <w:rPr>
+          <w:b w:val="0"/>
+          <w:i w:val="0"/>
+        </w:rPr>
+        <w:t>leur victime (et disposent d'une capacité spéciale pour cela). Ces créatures, incapables de guérir naturellement, disposent du trait "Maudit".</w:t>
       </w:r>
     </w:p>
     <w:p>

--- a/public/downloads/ins-mv-rogue-srd.docx
+++ b/public/downloads/ins-mv-rogue-srd.docx
@@ -12455,25 +12455,7 @@
           <w:b w:val="0"/>
           <w:i w:val="0"/>
         </w:rPr>
-        <w:t xml:space="preserve"> d'une créature détermine sa capacité à maîtriser des</w:t>
-      </w:r>
-    </w:p>
-    <w:p>
-      <w:r>
-        <w:rPr>
-          <w:b w:val="0"/>
-          <w:i w:val="0"/>
-        </w:rPr>
-        <w:t>pouvoirs surnaturels. Plus une créature a un rang élevé, plus elle peut</w:t>
-      </w:r>
-    </w:p>
-    <w:p>
-      <w:r>
-        <w:rPr>
-          <w:b w:val="0"/>
-          <w:i w:val="0"/>
-        </w:rPr>
-        <w:t>accéder à des pouvoirs puissants et les développer à un niveau avancé.</w:t>
+        <w:t xml:space="preserve"> d'une créature détermine sa capacité à maîtriser despouvoirs surnaturels. Plus une créature a un rang élevé, plus elle peut accéder à des pouvoirs puissants et les développer à un niveau avancé.</w:t>
       </w:r>
     </w:p>
     <w:p>
@@ -12494,7 +12476,7 @@
           <w:b w:val="0"/>
           <w:i w:val="0"/>
         </w:rPr>
-        <w:t xml:space="preserve">Chaque pouvoir possède un rang (0 à 6). Le rang détermine à la fois l'accès et le coût en </w:t>
+        <w:t xml:space="preserve">Chaque pouvoir possède un rang (1 à 6). Le rang détermine à la fois l'accès et le coût en </w:t>
       </w:r>
       <w:r>
         <w:rPr>
@@ -12519,37 +12501,10 @@
       </w:pPr>
       <w:r>
         <w:rPr>
-          <w:b/>
-          <w:i w:val="0"/>
-        </w:rPr>
-        <w:t>Rang 0</w:t>
-      </w:r>
-      <w:r>
-        <w:rPr>
-          <w:b w:val="0"/>
-          <w:i w:val="0"/>
-        </w:rPr>
-        <w:t xml:space="preserve"> : tours de passe-passe gratuits, accessibles aux humains initiés, 0 dé de drain.</w:t>
-      </w:r>
-    </w:p>
-    <w:p>
-      <w:pPr>
-        <w:pStyle w:val="ListBullet"/>
-        <w:ind w:left="283"/>
-      </w:pPr>
-      <w:r>
-        <w:rPr>
-          <w:b/>
-          <w:i w:val="0"/>
-        </w:rPr>
-        <w:t>Rang 1–6</w:t>
-      </w:r>
-      <w:r>
-        <w:rPr>
-          <w:b w:val="0"/>
-          <w:i w:val="0"/>
-        </w:rPr>
-        <w:t xml:space="preserve"> : le rang effectif de lancement détermine le drain — 1 dé de drain par rang jusqu'au Rang Céleste (un 6 inflige 1 blessure non-létale), 1 drain automatique par rang au-delà (1 blessure aggravée directe, sauf conversion par </w:t>
+          <w:b w:val="0"/>
+          <w:i w:val="0"/>
+        </w:rPr>
+        <w:t xml:space="preserve">le rang effectif de lancement détermine le drain — 1 dé de drain par rang jusqu'au Rang Céleste (un 6 inflige 1 blessure non-létale), 1 drain automatique par rang au-delà (1 blessure aggravée directe, sauf conversion par </w:t>
       </w:r>
       <w:r>
         <w:rPr>

--- a/public/downloads/ins-mv-rogue-srd.docx
+++ b/public/downloads/ins-mv-rogue-srd.docx
@@ -12455,7 +12455,85 @@
           <w:b w:val="0"/>
           <w:i w:val="0"/>
         </w:rPr>
-        <w:t xml:space="preserve"> d'une créature détermine sa capacité à maîtriser despouvoirs surnaturels. Plus une créature a un rang élevé, plus elle peut accéder à des pouvoirs puissants et les développer à un niveau avancé.</w:t>
+        <w:t xml:space="preserve"> d'une créature détermine sa capacité à maîtriser des pouvoirs surnaturels. Plus une créature a un rang élevé, plus elle peut accéder à des pouvoirs puissants et les développer à un niveau avancé.</w:t>
+      </w:r>
+    </w:p>
+    <w:p>
+      <w:r>
+        <w:rPr>
+          <w:b/>
+          <w:i w:val="0"/>
+        </w:rPr>
+        <w:t>Prérequis :</w:t>
+      </w:r>
+    </w:p>
+    <w:p>
+      <w:r>
+        <w:rPr>
+          <w:b w:val="0"/>
+          <w:i w:val="0"/>
+        </w:rPr>
+        <w:t>Une créature ne peut acquérir un pouvoir que si son rang céleste (RC) est</w:t>
+      </w:r>
+    </w:p>
+    <w:p>
+      <w:r>
+        <w:rPr>
+          <w:b/>
+          <w:i w:val="0"/>
+        </w:rPr>
+        <w:t>supérieur ou égal</w:t>
+      </w:r>
+      <w:r>
+        <w:rPr>
+          <w:b w:val="0"/>
+          <w:i w:val="0"/>
+        </w:rPr>
+        <w:t xml:space="preserve"> au rang prérequis du pouvoir.</w:t>
+      </w:r>
+    </w:p>
+    <w:p>
+      <w:r>
+        <w:rPr>
+          <w:b w:val="0"/>
+          <w:i w:val="0"/>
+        </w:rPr>
+        <w:t>_Exemple : Un ange de rang 3 peut acquérir des pouvoirs ayant pour</w:t>
+      </w:r>
+    </w:p>
+    <w:p>
+      <w:r>
+        <w:rPr>
+          <w:b w:val="0"/>
+          <w:i w:val="0"/>
+        </w:rPr>
+        <w:t>prérequis les rangs 1, 2 ou 3, mais pas ceux nécessitant un rang 4 ou</w:t>
+      </w:r>
+    </w:p>
+    <w:p>
+      <w:r>
+        <w:rPr>
+          <w:b w:val="0"/>
+          <w:i w:val="0"/>
+        </w:rPr>
+        <w:t>plus._</w:t>
+      </w:r>
+    </w:p>
+    <w:p>
+      <w:r>
+        <w:rPr>
+          <w:b w:val="0"/>
+          <w:i w:val="0"/>
+        </w:rPr>
+        <w:t>Certains pouvoirs précisent également d'autres prérequis, comme "Ange", "Démon" ou "Magie du sang", qui limitent leur obtention à certains types de créatures uniquement.</w:t>
+      </w:r>
+    </w:p>
+    <w:p>
+      <w:r>
+        <w:rPr>
+          <w:color w:val="4A4A6A"/>
+        </w:rPr>
+        <w:t>────────────────────────────────────────────────────────────</w:t>
       </w:r>
     </w:p>
     <w:p>
@@ -12467,16 +12545,62 @@
           <w:b w:val="0"/>
           <w:i w:val="0"/>
         </w:rPr>
-        <w:t>Rang des pouvoirs et Drain</w:t>
-      </w:r>
-    </w:p>
-    <w:p>
-      <w:r>
-        <w:rPr>
-          <w:b w:val="0"/>
-          <w:i w:val="0"/>
-        </w:rPr>
-        <w:t xml:space="preserve">Chaque pouvoir possède un rang (1 à 6). Le rang détermine à la fois l'accès et le coût en </w:t>
+        <w:t>Pouvoirs actifs et pouvoirs passifs</w:t>
+      </w:r>
+    </w:p>
+    <w:p>
+      <w:r>
+        <w:rPr>
+          <w:b w:val="0"/>
+          <w:i w:val="0"/>
+        </w:rPr>
+        <w:t>Au-delà du prérequis d'accès, tout dépend de la nature du pouvoir.</w:t>
+      </w:r>
+    </w:p>
+    <w:p>
+      <w:r>
+        <w:rPr>
+          <w:b w:val="0"/>
+          <w:i w:val="0"/>
+        </w:rPr>
+        <w:t xml:space="preserve">Un </w:t>
+      </w:r>
+      <w:r>
+        <w:rPr>
+          <w:b/>
+          <w:i w:val="0"/>
+        </w:rPr>
+        <w:t>pouvoir passif</w:t>
+      </w:r>
+      <w:r>
+        <w:rPr>
+          <w:b w:val="0"/>
+          <w:i w:val="0"/>
+        </w:rPr>
+        <w:t xml:space="preserve"> ne se lance pas : il est toujours actif et ne génère aucun drain. Il est impossible de surcharger un pouvoir passif. Les pouvoirs passifs ont des rangs que le personnage peut acheter afin de les renforcer. Il est impossible de posséder un pouvoir passif d'un rang supérieur à son rang céleste.</w:t>
+      </w:r>
+    </w:p>
+    <w:p>
+      <w:r>
+        <w:rPr>
+          <w:b w:val="0"/>
+          <w:i w:val="0"/>
+        </w:rPr>
+        <w:t xml:space="preserve">Un </w:t>
+      </w:r>
+      <w:r>
+        <w:rPr>
+          <w:b/>
+          <w:i w:val="0"/>
+        </w:rPr>
+        <w:t>pouvoir actif</w:t>
+      </w:r>
+      <w:r>
+        <w:rPr>
+          <w:b w:val="0"/>
+          <w:i w:val="0"/>
+        </w:rPr>
+        <w:t xml:space="preserve"> se lance : il faut faire un jet de lancement, et ce pouvoir génèrera du </w:t>
       </w:r>
       <w:r>
         <w:rPr>
@@ -12491,7 +12615,31 @@
           <w:b w:val="0"/>
           <w:i w:val="0"/>
         </w:rPr>
-        <w:t>.</w:t>
+        <w:t xml:space="preserve">, avec une éventuelle </w:t>
+      </w:r>
+      <w:r>
+        <w:rPr>
+          <w:b w:val="0"/>
+          <w:i w:val="0"/>
+          <w:color w:val="2B6CB0"/>
+        </w:rPr>
+        <w:t>Surcharge</w:t>
+      </w:r>
+      <w:r>
+        <w:rPr>
+          <w:b w:val="0"/>
+          <w:i w:val="0"/>
+        </w:rPr>
+        <w:t>. Chaque pouvoir actif dispose d'un rang de base. Il est impossible de posséder un pouvoir actif avec un rang de base supérieur à son rang céleste. En revanche, rien n'interdit de le lancer plus fort qu'il n'a été appris : la Surcharge permet de monter jusqu'au rang 6, le drain se chargeant de rappeler à chacun où se situent ses limites réelles.</w:t>
+      </w:r>
+    </w:p>
+    <w:p>
+      <w:r>
+        <w:rPr>
+          <w:b w:val="0"/>
+          <w:i w:val="0"/>
+        </w:rPr>
+        <w:t>_Exemples :_</w:t>
       </w:r>
     </w:p>
     <w:p>
@@ -12504,22 +12652,7 @@
           <w:b w:val="0"/>
           <w:i w:val="0"/>
         </w:rPr>
-        <w:t xml:space="preserve">le rang effectif de lancement détermine le drain — 1 dé de drain par rang jusqu'au Rang Céleste (un 6 inflige 1 blessure non-létale), 1 drain automatique par rang au-delà (1 blessure aggravée directe, sauf conversion par </w:t>
-      </w:r>
-      <w:r>
-        <w:rPr>
-          <w:b w:val="0"/>
-          <w:i w:val="0"/>
-          <w:color w:val="2B6CB0"/>
-        </w:rPr>
-        <w:t>Conduit Divin</w:t>
-      </w:r>
-      <w:r>
-        <w:rPr>
-          <w:b w:val="0"/>
-          <w:i w:val="0"/>
-        </w:rPr>
-        <w:t>).</w:t>
+        <w:t>_Résilience_ (passif, prérequis : RC 2) : Un ange de rang céleste 3 peut posséder résilience rang 2 puis l'améliorer par l'apprentissage jusqu'à rang 3 mais ne pourra jamais le faire évoluer au delà, car le rang de résilience serait alors supérieur à son rang céleste.</w:t>
       </w:r>
     </w:p>
     <w:p>
@@ -12529,17 +12662,10 @@
       </w:pPr>
       <w:r>
         <w:rPr>
-          <w:b/>
-          <w:i w:val="0"/>
-        </w:rPr>
-        <w:t>Accès</w:t>
-      </w:r>
-      <w:r>
-        <w:rPr>
-          <w:b w:val="0"/>
-          <w:i w:val="0"/>
-        </w:rPr>
-        <w:t xml:space="preserve"> : rang de base ≤ Rang Céleste pour les pouvoirs actifs ; les pouvoirs passifs sont calés sur le Rang Céleste. Pas de downgrade possible.</w:t>
+          <w:b w:val="0"/>
+          <w:i w:val="0"/>
+        </w:rPr>
+        <w:t>_Feu Ardent_ (actif, prérequis : RC 2) : une lyche de Rang 2 peut l'acquérir et le surcharger jusqu'au rang effectif 6. mais elle subira alors un drain énorme! (voir ci-dessous)</w:t>
       </w:r>
     </w:p>
     <w:p>
@@ -12549,17 +12675,46 @@
       </w:pPr>
       <w:r>
         <w:rPr>
-          <w:b/>
-          <w:i w:val="0"/>
-        </w:rPr>
-        <w:t>Surcharge</w:t>
-      </w:r>
-      <w:r>
-        <w:rPr>
-          <w:b w:val="0"/>
-          <w:i w:val="0"/>
-        </w:rPr>
-        <w:t xml:space="preserve"> : lancer un pouvoir actif à un rang supérieur à son rang de base, jusqu'à 6 — y compris au-delà du Rang Céleste. Les dégâts sont calculés sur le rang de lancement.</w:t>
+          <w:b w:val="0"/>
+          <w:i w:val="0"/>
+        </w:rPr>
+        <w:t>_Aura divin_ (passif, prérequis : RC 4, Ange) : inaccessible en dessous du Rang 4 ; seuls les Archanges</w:t>
+      </w:r>
+    </w:p>
+    <w:p>
+      <w:pPr>
+        <w:pStyle w:val="Heading2"/>
+      </w:pPr>
+      <w:r>
+        <w:rPr>
+          <w:b w:val="0"/>
+          <w:i w:val="0"/>
+        </w:rPr>
+        <w:t>Rang des pouvoirs et Drain</w:t>
+      </w:r>
+    </w:p>
+    <w:p>
+      <w:r>
+        <w:rPr>
+          <w:b w:val="0"/>
+          <w:i w:val="0"/>
+        </w:rPr>
+        <w:t xml:space="preserve">Chaque pouvoir possède un rang (1 à 6). Le rang détermine à la fois l'accès et le coût en </w:t>
+      </w:r>
+      <w:r>
+        <w:rPr>
+          <w:b w:val="0"/>
+          <w:i w:val="0"/>
+          <w:color w:val="2B6CB0"/>
+        </w:rPr>
+        <w:t>drain</w:t>
+      </w:r>
+      <w:r>
+        <w:rPr>
+          <w:b w:val="0"/>
+          <w:i w:val="0"/>
+        </w:rPr>
+        <w:t>.</w:t>
       </w:r>
     </w:p>
     <w:p>
@@ -12569,17 +12724,10 @@
       </w:pPr>
       <w:r>
         <w:rPr>
-          <w:b/>
-          <w:i w:val="0"/>
-        </w:rPr>
-        <w:t>Mots-clés</w:t>
-      </w:r>
-      <w:r>
-        <w:rPr>
-          <w:b w:val="0"/>
-          <w:i w:val="0"/>
-        </w:rPr>
-        <w:t xml:space="preserve"> : rang effectif = rang de lancement + somme des coûts des </w:t>
+          <w:b w:val="0"/>
+          <w:i w:val="0"/>
+        </w:rPr>
+        <w:t xml:space="preserve">le rang effectif de lancement détermine le drain — 1 dé de drain par rang jusqu'au Rang Céleste (un 6 inflige 1 blessure non-létale), 1 drain automatique par rang au-delà (1 blessure aggravée directe, sauf conversion par </w:t>
       </w:r>
       <w:r>
         <w:rPr>
@@ -12587,14 +12735,14 @@
           <w:i w:val="0"/>
           <w:color w:val="2B6CB0"/>
         </w:rPr>
-        <w:t>mots-clés</w:t>
-      </w:r>
-      <w:r>
-        <w:rPr>
-          <w:b w:val="0"/>
-          <w:i w:val="0"/>
-        </w:rPr>
-        <w:t>, plafonné à 6. Ne compte que pour le drain.</w:t>
+        <w:t>Conduit Divin</w:t>
+      </w:r>
+      <w:r>
+        <w:rPr>
+          <w:b w:val="0"/>
+          <w:i w:val="0"/>
+        </w:rPr>
+        <w:t>).</w:t>
       </w:r>
     </w:p>
     <w:p>
@@ -12607,6 +12755,81 @@
           <w:b/>
           <w:i w:val="0"/>
         </w:rPr>
+        <w:t>Accès</w:t>
+      </w:r>
+      <w:r>
+        <w:rPr>
+          <w:b w:val="0"/>
+          <w:i w:val="0"/>
+        </w:rPr>
+        <w:t xml:space="preserve"> : rang de base ≤ Rang Céleste pour les pouvoirs actifs ; les pouvoirs passifs sont calés sur le Rang Céleste. Pas de downgrade possible.</w:t>
+      </w:r>
+    </w:p>
+    <w:p>
+      <w:pPr>
+        <w:pStyle w:val="ListBullet"/>
+        <w:ind w:left="283"/>
+      </w:pPr>
+      <w:r>
+        <w:rPr>
+          <w:b/>
+          <w:i w:val="0"/>
+        </w:rPr>
+        <w:t>Surcharge</w:t>
+      </w:r>
+      <w:r>
+        <w:rPr>
+          <w:b w:val="0"/>
+          <w:i w:val="0"/>
+        </w:rPr>
+        <w:t xml:space="preserve"> : lancer un pouvoir actif à un rang supérieur à son rang de base, jusqu'à 6 — y compris au-delà du Rang Céleste. Les dégâts sont calculés sur le rang de lancement.</w:t>
+      </w:r>
+    </w:p>
+    <w:p>
+      <w:pPr>
+        <w:pStyle w:val="ListBullet"/>
+        <w:ind w:left="283"/>
+      </w:pPr>
+      <w:r>
+        <w:rPr>
+          <w:b/>
+          <w:i w:val="0"/>
+        </w:rPr>
+        <w:t>Mots-clés</w:t>
+      </w:r>
+      <w:r>
+        <w:rPr>
+          <w:b w:val="0"/>
+          <w:i w:val="0"/>
+        </w:rPr>
+        <w:t xml:space="preserve"> : rang effectif = rang de lancement + somme des coûts des </w:t>
+      </w:r>
+      <w:r>
+        <w:rPr>
+          <w:b w:val="0"/>
+          <w:i w:val="0"/>
+          <w:color w:val="2B6CB0"/>
+        </w:rPr>
+        <w:t>mots-clés</w:t>
+      </w:r>
+      <w:r>
+        <w:rPr>
+          <w:b w:val="0"/>
+          <w:i w:val="0"/>
+        </w:rPr>
+        <w:t>, plafonné à 6. Ne compte que pour le drain.</w:t>
+      </w:r>
+    </w:p>
+    <w:p>
+      <w:pPr>
+        <w:pStyle w:val="ListBullet"/>
+        <w:ind w:left="283"/>
+      </w:pPr>
+      <w:r>
+        <w:rPr>
+          <w:b/>
+          <w:i w:val="0"/>
+        </w:rPr>
         <w:t>Dégâts offensifs</w:t>
       </w:r>
       <w:r>
@@ -12684,247 +12907,6 @@
           <w:i w:val="0"/>
         </w:rPr>
         <w:t>Pour le détail complet du mécanisme (Consommation, Conduit Divin, Présence Surnaturelle), voir le chapitre Énergie.</w:t>
-      </w:r>
-    </w:p>
-    <w:p>
-      <w:r>
-        <w:rPr>
-          <w:color w:val="4A4A6A"/>
-        </w:rPr>
-        <w:t>────────────────────────────────────────────────────────────</w:t>
-      </w:r>
-    </w:p>
-    <w:p>
-      <w:pPr>
-        <w:pStyle w:val="Heading2"/>
-      </w:pPr>
-      <w:r>
-        <w:rPr>
-          <w:b w:val="0"/>
-          <w:i w:val="0"/>
-        </w:rPr>
-        <w:t>Règles d'Acquisition des Pouvoirs</w:t>
-      </w:r>
-    </w:p>
-    <w:p>
-      <w:r>
-        <w:rPr>
-          <w:b/>
-          <w:i w:val="0"/>
-        </w:rPr>
-        <w:t>Limitation par Rang Prérequis</w:t>
-      </w:r>
-    </w:p>
-    <w:p>
-      <w:r>
-        <w:rPr>
-          <w:b w:val="0"/>
-          <w:i w:val="0"/>
-        </w:rPr>
-        <w:t>Une créature ne peut acquérir un pouvoir que si son rang céleste est</w:t>
-      </w:r>
-    </w:p>
-    <w:p>
-      <w:r>
-        <w:rPr>
-          <w:b/>
-          <w:i w:val="0"/>
-        </w:rPr>
-        <w:t>supérieur ou égal</w:t>
-      </w:r>
-      <w:r>
-        <w:rPr>
-          <w:b w:val="0"/>
-          <w:i w:val="0"/>
-        </w:rPr>
-        <w:t xml:space="preserve"> au rang prérequis du pouvoir.</w:t>
-      </w:r>
-    </w:p>
-    <w:p>
-      <w:r>
-        <w:rPr>
-          <w:b w:val="0"/>
-          <w:i w:val="0"/>
-        </w:rPr>
-        <w:t>_Exemple : Un ange de rang 3 peut acquérir des pouvoirs ayant pour</w:t>
-      </w:r>
-    </w:p>
-    <w:p>
-      <w:r>
-        <w:rPr>
-          <w:b w:val="0"/>
-          <w:i w:val="0"/>
-        </w:rPr>
-        <w:t>prérequis les rangs 1, 2 ou 3, mais pas ceux nécessitant un rang 4 ou</w:t>
-      </w:r>
-    </w:p>
-    <w:p>
-      <w:r>
-        <w:rPr>
-          <w:b w:val="0"/>
-          <w:i w:val="0"/>
-        </w:rPr>
-        <w:t>plus._</w:t>
-      </w:r>
-    </w:p>
-    <w:p>
-      <w:pPr>
-        <w:pStyle w:val="Heading2"/>
-      </w:pPr>
-      <w:r>
-        <w:rPr>
-          <w:b w:val="0"/>
-          <w:i w:val="0"/>
-        </w:rPr>
-        <w:t>Pouvoirs actifs et pouvoirs passifs</w:t>
-      </w:r>
-    </w:p>
-    <w:p>
-      <w:r>
-        <w:rPr>
-          <w:b w:val="0"/>
-          <w:i w:val="0"/>
-        </w:rPr>
-        <w:t>Au-delà du prérequis d'accès, tout dépend de la nature du pouvoir.</w:t>
-      </w:r>
-    </w:p>
-    <w:p>
-      <w:r>
-        <w:rPr>
-          <w:b w:val="0"/>
-          <w:i w:val="0"/>
-        </w:rPr>
-        <w:t xml:space="preserve">Un </w:t>
-      </w:r>
-      <w:r>
-        <w:rPr>
-          <w:b/>
-          <w:i w:val="0"/>
-        </w:rPr>
-        <w:t>pouvoir actif</w:t>
-      </w:r>
-      <w:r>
-        <w:rPr>
-          <w:b w:val="0"/>
-          <w:i w:val="0"/>
-        </w:rPr>
-        <w:t xml:space="preserve"> se lance : jet, </w:t>
-      </w:r>
-      <w:r>
-        <w:rPr>
-          <w:b w:val="0"/>
-          <w:i w:val="0"/>
-          <w:color w:val="2B6CB0"/>
-        </w:rPr>
-        <w:t>drain</w:t>
-      </w:r>
-      <w:r>
-        <w:rPr>
-          <w:b w:val="0"/>
-          <w:i w:val="0"/>
-        </w:rPr>
-        <w:t xml:space="preserve">, éventuelle </w:t>
-      </w:r>
-      <w:r>
-        <w:rPr>
-          <w:b w:val="0"/>
-          <w:i w:val="0"/>
-          <w:color w:val="2B6CB0"/>
-        </w:rPr>
-        <w:t>Surcharge</w:t>
-      </w:r>
-      <w:r>
-        <w:rPr>
-          <w:b w:val="0"/>
-          <w:i w:val="0"/>
-        </w:rPr>
-        <w:t xml:space="preserve">. Son rang de base, choisi à l'acquisition et améliorable par la </w:t>
-      </w:r>
-      <w:r>
-        <w:rPr>
-          <w:b w:val="0"/>
-          <w:i w:val="0"/>
-          <w:color w:val="2B6CB0"/>
-        </w:rPr>
-        <w:t>progression</w:t>
-      </w:r>
-      <w:r>
-        <w:rPr>
-          <w:b w:val="0"/>
-          <w:i w:val="0"/>
-        </w:rPr>
-        <w:t>, ne peut jamais dépasser le Rang Céleste de son propriétaire. En revanche, rien n'interdit de le lancer plus fort qu'il n'a été appris : la Surcharge permet de monter jusqu'au rang 6, le drain se chargeant de rappeler à chacun où se situent ses limites réelles.</w:t>
-      </w:r>
-    </w:p>
-    <w:p>
-      <w:r>
-        <w:rPr>
-          <w:b w:val="0"/>
-          <w:i w:val="0"/>
-        </w:rPr>
-        <w:t xml:space="preserve">Un </w:t>
-      </w:r>
-      <w:r>
-        <w:rPr>
-          <w:b/>
-          <w:i w:val="0"/>
-        </w:rPr>
-        <w:t>pouvoir passif</w:t>
-      </w:r>
-      <w:r>
-        <w:rPr>
-          <w:b w:val="0"/>
-          <w:i w:val="0"/>
-        </w:rPr>
-        <w:t xml:space="preserve"> ne se lance pas : il est toujours actif, ne génère aucun drain, et son rang est calé sur le Rang Céleste de son propriétaire — ni plus, ni moins. Il évolue automatiquement avec lui. Un ange de Rang 3 a _Résilience 3_ ; s'il devient Archange, sa Résilience passe à 4 sans rien dépenser. C'est un des rares avantages de la promotion interne.</w:t>
-      </w:r>
-    </w:p>
-    <w:p>
-      <w:r>
-        <w:rPr>
-          <w:b w:val="0"/>
-          <w:i w:val="0"/>
-        </w:rPr>
-        <w:t>_Exemples :_</w:t>
-      </w:r>
-    </w:p>
-    <w:p>
-      <w:pPr>
-        <w:pStyle w:val="ListBullet"/>
-        <w:ind w:left="283"/>
-      </w:pPr>
-      <w:r>
-        <w:rPr>
-          <w:b w:val="0"/>
-          <w:i w:val="0"/>
-        </w:rPr>
-        <w:t>_Résilience_ (passif, prérequis Rang 1) : calée sur le Rang Céleste. Ange Rang 3 → Résilience 3 ; Archange Rang 4 → Résilience 4 ; humain Rang 1 → Résilience 1, sans effet pratique.</w:t>
-      </w:r>
-    </w:p>
-    <w:p>
-      <w:pPr>
-        <w:pStyle w:val="ListBullet"/>
-        <w:ind w:left="283"/>
-      </w:pPr>
-      <w:r>
-        <w:rPr>
-          <w:b w:val="0"/>
-          <w:i w:val="0"/>
-        </w:rPr>
-        <w:t>_Feu Ardent_ (actif, prérequis Rang 2) : un ange de Rang 3 peut l'acquérir au rang de base 2 ou 3, et le surcharger jusqu'au rang 6 au lancement.</w:t>
-      </w:r>
-    </w:p>
-    <w:p>
-      <w:pPr>
-        <w:pStyle w:val="ListBullet"/>
-        <w:ind w:left="283"/>
-      </w:pPr>
-      <w:r>
-        <w:rPr>
-          <w:b w:val="0"/>
-          <w:i w:val="0"/>
-        </w:rPr>
-        <w:t>_Rapidité Céleste_ (passif, prérequis Rang 3) : inaccessible en dessous du Rang 3 ; calée sur le Rang Céleste au-delà.</w:t>
       </w:r>
     </w:p>
     <w:p>

--- a/public/downloads/ins-mv-rogue-srd.docx
+++ b/public/downloads/ins-mv-rogue-srd.docx
@@ -12459,84 +12459,6 @@
       </w:r>
     </w:p>
     <w:p>
-      <w:r>
-        <w:rPr>
-          <w:b/>
-          <w:i w:val="0"/>
-        </w:rPr>
-        <w:t>Prérequis :</w:t>
-      </w:r>
-    </w:p>
-    <w:p>
-      <w:r>
-        <w:rPr>
-          <w:b w:val="0"/>
-          <w:i w:val="0"/>
-        </w:rPr>
-        <w:t>Une créature ne peut acquérir un pouvoir que si son rang céleste (RC) est</w:t>
-      </w:r>
-    </w:p>
-    <w:p>
-      <w:r>
-        <w:rPr>
-          <w:b/>
-          <w:i w:val="0"/>
-        </w:rPr>
-        <w:t>supérieur ou égal</w:t>
-      </w:r>
-      <w:r>
-        <w:rPr>
-          <w:b w:val="0"/>
-          <w:i w:val="0"/>
-        </w:rPr>
-        <w:t xml:space="preserve"> au rang prérequis du pouvoir.</w:t>
-      </w:r>
-    </w:p>
-    <w:p>
-      <w:r>
-        <w:rPr>
-          <w:b w:val="0"/>
-          <w:i w:val="0"/>
-        </w:rPr>
-        <w:t>_Exemple : Un ange de rang 3 peut acquérir des pouvoirs ayant pour</w:t>
-      </w:r>
-    </w:p>
-    <w:p>
-      <w:r>
-        <w:rPr>
-          <w:b w:val="0"/>
-          <w:i w:val="0"/>
-        </w:rPr>
-        <w:t>prérequis les rangs 1, 2 ou 3, mais pas ceux nécessitant un rang 4 ou</w:t>
-      </w:r>
-    </w:p>
-    <w:p>
-      <w:r>
-        <w:rPr>
-          <w:b w:val="0"/>
-          <w:i w:val="0"/>
-        </w:rPr>
-        <w:t>plus._</w:t>
-      </w:r>
-    </w:p>
-    <w:p>
-      <w:r>
-        <w:rPr>
-          <w:b w:val="0"/>
-          <w:i w:val="0"/>
-        </w:rPr>
-        <w:t>Certains pouvoirs précisent également d'autres prérequis, comme "Ange", "Démon" ou "Magie du sang", qui limitent leur obtention à certains types de créatures uniquement.</w:t>
-      </w:r>
-    </w:p>
-    <w:p>
-      <w:r>
-        <w:rPr>
-          <w:color w:val="4A4A6A"/>
-        </w:rPr>
-        <w:t>────────────────────────────────────────────────────────────</w:t>
-      </w:r>
-    </w:p>
-    <w:p>
       <w:pPr>
         <w:pStyle w:val="Heading2"/>
       </w:pPr>
@@ -12545,62 +12467,16 @@
           <w:b w:val="0"/>
           <w:i w:val="0"/>
         </w:rPr>
-        <w:t>Pouvoirs actifs et pouvoirs passifs</w:t>
-      </w:r>
-    </w:p>
-    <w:p>
-      <w:r>
-        <w:rPr>
-          <w:b w:val="0"/>
-          <w:i w:val="0"/>
-        </w:rPr>
-        <w:t>Au-delà du prérequis d'accès, tout dépend de la nature du pouvoir.</w:t>
-      </w:r>
-    </w:p>
-    <w:p>
-      <w:r>
-        <w:rPr>
-          <w:b w:val="0"/>
-          <w:i w:val="0"/>
-        </w:rPr>
-        <w:t xml:space="preserve">Un </w:t>
-      </w:r>
-      <w:r>
-        <w:rPr>
-          <w:b/>
-          <w:i w:val="0"/>
-        </w:rPr>
-        <w:t>pouvoir passif</w:t>
-      </w:r>
-      <w:r>
-        <w:rPr>
-          <w:b w:val="0"/>
-          <w:i w:val="0"/>
-        </w:rPr>
-        <w:t xml:space="preserve"> ne se lance pas : il est toujours actif et ne génère aucun drain. Il est impossible de surcharger un pouvoir passif. Les pouvoirs passifs ont des rangs que le personnage peut acheter afin de les renforcer. Il est impossible de posséder un pouvoir passif d'un rang supérieur à son rang céleste.</w:t>
-      </w:r>
-    </w:p>
-    <w:p>
-      <w:r>
-        <w:rPr>
-          <w:b w:val="0"/>
-          <w:i w:val="0"/>
-        </w:rPr>
-        <w:t xml:space="preserve">Un </w:t>
-      </w:r>
-      <w:r>
-        <w:rPr>
-          <w:b/>
-          <w:i w:val="0"/>
-        </w:rPr>
-        <w:t>pouvoir actif</w:t>
-      </w:r>
-      <w:r>
-        <w:rPr>
-          <w:b w:val="0"/>
-          <w:i w:val="0"/>
-        </w:rPr>
-        <w:t xml:space="preserve"> se lance : il faut faire un jet de lancement, et ce pouvoir génèrera du </w:t>
+        <w:t>Rang des pouvoirs et Drain</w:t>
+      </w:r>
+    </w:p>
+    <w:p>
+      <w:r>
+        <w:rPr>
+          <w:b w:val="0"/>
+          <w:i w:val="0"/>
+        </w:rPr>
+        <w:t xml:space="preserve">Chaque pouvoir possède un rang (1 à 6). Le rang détermine à la fois l'accès et le coût en </w:t>
       </w:r>
       <w:r>
         <w:rPr>
@@ -12615,31 +12491,7 @@
           <w:b w:val="0"/>
           <w:i w:val="0"/>
         </w:rPr>
-        <w:t xml:space="preserve">, avec une éventuelle </w:t>
-      </w:r>
-      <w:r>
-        <w:rPr>
-          <w:b w:val="0"/>
-          <w:i w:val="0"/>
-          <w:color w:val="2B6CB0"/>
-        </w:rPr>
-        <w:t>Surcharge</w:t>
-      </w:r>
-      <w:r>
-        <w:rPr>
-          <w:b w:val="0"/>
-          <w:i w:val="0"/>
-        </w:rPr>
-        <w:t>. Chaque pouvoir actif dispose d'un rang de base. Il est impossible de posséder un pouvoir actif avec un rang de base supérieur à son rang céleste. En revanche, rien n'interdit de le lancer plus fort qu'il n'a été appris : la Surcharge permet de monter jusqu'au rang 6, le drain se chargeant de rappeler à chacun où se situent ses limites réelles.</w:t>
-      </w:r>
-    </w:p>
-    <w:p>
-      <w:r>
-        <w:rPr>
-          <w:b w:val="0"/>
-          <w:i w:val="0"/>
-        </w:rPr>
-        <w:t>_Exemples :_</w:t>
+        <w:t>.</w:t>
       </w:r>
     </w:p>
     <w:p>
@@ -12652,7 +12504,22 @@
           <w:b w:val="0"/>
           <w:i w:val="0"/>
         </w:rPr>
-        <w:t>_Résilience_ (passif, prérequis : RC 2) : Un ange de rang céleste 3 peut posséder résilience rang 2 puis l'améliorer par l'apprentissage jusqu'à rang 3 mais ne pourra jamais le faire évoluer au delà, car le rang de résilience serait alors supérieur à son rang céleste.</w:t>
+        <w:t xml:space="preserve">le rang effectif de lancement détermine le drain — 1 dé de drain par rang jusqu'au Rang Céleste (un 6 inflige 1 blessure non-létale), 1 drain automatique par rang au-delà (1 blessure aggravée directe, sauf conversion par </w:t>
+      </w:r>
+      <w:r>
+        <w:rPr>
+          <w:b w:val="0"/>
+          <w:i w:val="0"/>
+          <w:color w:val="2B6CB0"/>
+        </w:rPr>
+        <w:t>Conduit Divin</w:t>
+      </w:r>
+      <w:r>
+        <w:rPr>
+          <w:b w:val="0"/>
+          <w:i w:val="0"/>
+        </w:rPr>
+        <w:t>).</w:t>
       </w:r>
     </w:p>
     <w:p>
@@ -12662,10 +12529,17 @@
       </w:pPr>
       <w:r>
         <w:rPr>
-          <w:b w:val="0"/>
-          <w:i w:val="0"/>
-        </w:rPr>
-        <w:t>_Feu Ardent_ (actif, prérequis : RC 2) : une lyche de Rang 2 peut l'acquérir et le surcharger jusqu'au rang effectif 6. mais elle subira alors un drain énorme! (voir ci-dessous)</w:t>
+          <w:b/>
+          <w:i w:val="0"/>
+        </w:rPr>
+        <w:t>Accès</w:t>
+      </w:r>
+      <w:r>
+        <w:rPr>
+          <w:b w:val="0"/>
+          <w:i w:val="0"/>
+        </w:rPr>
+        <w:t xml:space="preserve"> : rang de base ≤ Rang Céleste pour les pouvoirs actifs ; les pouvoirs passifs sont calés sur le Rang Céleste. Pas de downgrade possible.</w:t>
       </w:r>
     </w:p>
     <w:p>
@@ -12675,46 +12549,17 @@
       </w:pPr>
       <w:r>
         <w:rPr>
-          <w:b w:val="0"/>
-          <w:i w:val="0"/>
-        </w:rPr>
-        <w:t>_Aura divin_ (passif, prérequis : RC 4, Ange) : inaccessible en dessous du Rang 4 ; seuls les Archanges</w:t>
-      </w:r>
-    </w:p>
-    <w:p>
-      <w:pPr>
-        <w:pStyle w:val="Heading2"/>
-      </w:pPr>
-      <w:r>
-        <w:rPr>
-          <w:b w:val="0"/>
-          <w:i w:val="0"/>
-        </w:rPr>
-        <w:t>Rang des pouvoirs et Drain</w:t>
-      </w:r>
-    </w:p>
-    <w:p>
-      <w:r>
-        <w:rPr>
-          <w:b w:val="0"/>
-          <w:i w:val="0"/>
-        </w:rPr>
-        <w:t xml:space="preserve">Chaque pouvoir possède un rang (1 à 6). Le rang détermine à la fois l'accès et le coût en </w:t>
-      </w:r>
-      <w:r>
-        <w:rPr>
-          <w:b w:val="0"/>
-          <w:i w:val="0"/>
-          <w:color w:val="2B6CB0"/>
-        </w:rPr>
-        <w:t>drain</w:t>
-      </w:r>
-      <w:r>
-        <w:rPr>
-          <w:b w:val="0"/>
-          <w:i w:val="0"/>
-        </w:rPr>
-        <w:t>.</w:t>
+          <w:b/>
+          <w:i w:val="0"/>
+        </w:rPr>
+        <w:t>Surcharge</w:t>
+      </w:r>
+      <w:r>
+        <w:rPr>
+          <w:b w:val="0"/>
+          <w:i w:val="0"/>
+        </w:rPr>
+        <w:t xml:space="preserve"> : lancer un pouvoir actif à un rang supérieur à son rang de base, jusqu'à 6 — y compris au-delà du Rang Céleste. Les dégâts sont calculés sur le rang de lancement.</w:t>
       </w:r>
     </w:p>
     <w:p>
@@ -12724,25 +12569,17 @@
       </w:pPr>
       <w:r>
         <w:rPr>
-          <w:b w:val="0"/>
-          <w:i w:val="0"/>
-        </w:rPr>
-        <w:t xml:space="preserve">le rang effectif de lancement détermine le drain — 1 dé de drain par rang jusqu'au Rang Céleste (un 6 inflige 1 blessure non-létale), 1 drain automatique par rang au-delà (1 blessure aggravée directe, sauf conversion par </w:t>
-      </w:r>
-      <w:r>
-        <w:rPr>
-          <w:b w:val="0"/>
-          <w:i w:val="0"/>
-          <w:color w:val="2B6CB0"/>
-        </w:rPr>
-        <w:t>Conduit Divin</w:t>
-      </w:r>
-      <w:r>
-        <w:rPr>
-          <w:b w:val="0"/>
-          <w:i w:val="0"/>
-        </w:rPr>
-        <w:t>).</w:t>
+          <w:b/>
+          <w:i w:val="0"/>
+        </w:rPr>
+        <w:t>Mots-clés</w:t>
+      </w:r>
+      <w:r>
+        <w:rPr>
+          <w:b w:val="0"/>
+          <w:i w:val="0"/>
+        </w:rPr>
+        <w:t xml:space="preserve"> : rang effectif = rang de lancement + rangs de surcharge, plafonné à 6. Compte pour le drain et les dégâts.</w:t>
       </w:r>
     </w:p>
     <w:p>
@@ -12755,14 +12592,285 @@
           <w:b/>
           <w:i w:val="0"/>
         </w:rPr>
-        <w:t>Accès</w:t>
-      </w:r>
-      <w:r>
-        <w:rPr>
-          <w:b w:val="0"/>
-          <w:i w:val="0"/>
-        </w:rPr>
-        <w:t xml:space="preserve"> : rang de base ≤ Rang Céleste pour les pouvoirs actifs ; les pouvoirs passifs sont calés sur le Rang Céleste. Pas de downgrade possible.</w:t>
+        <w:t>Dégâts offensifs</w:t>
+      </w:r>
+      <w:r>
+        <w:rPr>
+          <w:b w:val="0"/>
+          <w:i w:val="0"/>
+        </w:rPr>
+        <w:t xml:space="preserve"> : </w:t>
+      </w:r>
+      <w:r>
+        <w:rPr>
+          <w:rFonts w:ascii="Courier New" w:hAnsi="Courier New"/>
+          <w:b w:val="0"/>
+          <w:i w:val="0"/>
+          <w:sz w:val="18"/>
+        </w:rPr>
+        <w:t>PUI + rang effectif + max(Marge, Dé rouge)</w:t>
+      </w:r>
+    </w:p>
+    <w:p>
+      <w:pPr>
+        <w:spacing w:after="40"/>
+      </w:pPr>
+      <w:r>
+        <w:rPr>
+          <w:b/>
+          <w:color w:val="2B6CB0"/>
+        </w:rPr>
+        <w:t>Exemple : Ange Rang 3, pouvoir Rang 2 surchargé à 4</w:t>
+      </w:r>
+    </w:p>
+    <w:p>
+      <w:pPr>
+        <w:pStyle w:val="ListBullet"/>
+        <w:ind w:left="567"/>
+      </w:pPr>
+      <w:r>
+        <w:rPr>
+          <w:b w:val="0"/>
+          <w:i w:val="0"/>
+        </w:rPr>
+        <w:t>Drain : 3 dés (jusqu'au Rang Céleste) + 1 drain automatique (1 rang au-delà du Rang 3)</w:t>
+      </w:r>
+    </w:p>
+    <w:p>
+      <w:pPr>
+        <w:pStyle w:val="ListBullet"/>
+        <w:ind w:left="567"/>
+      </w:pPr>
+      <w:r>
+        <w:rPr>
+          <w:b w:val="0"/>
+          <w:i w:val="0"/>
+        </w:rPr>
+        <w:t>Résultat supposé : un 6 sur les dés → 1 blessure non-létale</w:t>
+      </w:r>
+    </w:p>
+    <w:p>
+      <w:pPr>
+        <w:pStyle w:val="ListBullet"/>
+        <w:ind w:left="567"/>
+      </w:pPr>
+      <w:r>
+        <w:rPr>
+          <w:b w:val="0"/>
+          <w:i w:val="0"/>
+        </w:rPr>
+        <w:t>Le drain automatique inflige en plus 1 blessure aggravée directe, sauf conversion par Conduit Divin</w:t>
+      </w:r>
+    </w:p>
+    <w:p>
+      <w:r>
+        <w:rPr>
+          <w:b w:val="0"/>
+          <w:i w:val="0"/>
+        </w:rPr>
+        <w:t>Pour le détail complet du mécanisme (Consommation, Conduit Divin, Présence Surnaturelle), voir le chapitre Énergie.</w:t>
+      </w:r>
+    </w:p>
+    <w:p>
+      <w:r>
+        <w:rPr>
+          <w:color w:val="4A4A6A"/>
+        </w:rPr>
+        <w:t>────────────────────────────────────────────────────────────</w:t>
+      </w:r>
+    </w:p>
+    <w:p>
+      <w:pPr>
+        <w:pStyle w:val="Heading2"/>
+      </w:pPr>
+      <w:r>
+        <w:rPr>
+          <w:b w:val="0"/>
+          <w:i w:val="0"/>
+        </w:rPr>
+        <w:t>Règles d'Acquisition des Pouvoirs</w:t>
+      </w:r>
+    </w:p>
+    <w:p>
+      <w:r>
+        <w:rPr>
+          <w:b/>
+          <w:i w:val="0"/>
+        </w:rPr>
+        <w:t>Limitation par Rang Prérequis</w:t>
+      </w:r>
+    </w:p>
+    <w:p>
+      <w:r>
+        <w:rPr>
+          <w:b w:val="0"/>
+          <w:i w:val="0"/>
+        </w:rPr>
+        <w:t>Une créature ne peut acquérir un pouvoir que si son rang céleste est</w:t>
+      </w:r>
+    </w:p>
+    <w:p>
+      <w:r>
+        <w:rPr>
+          <w:b/>
+          <w:i w:val="0"/>
+        </w:rPr>
+        <w:t>supérieur ou égal</w:t>
+      </w:r>
+      <w:r>
+        <w:rPr>
+          <w:b w:val="0"/>
+          <w:i w:val="0"/>
+        </w:rPr>
+        <w:t xml:space="preserve"> au rang prérequis du pouvoir.</w:t>
+      </w:r>
+    </w:p>
+    <w:p>
+      <w:r>
+        <w:rPr>
+          <w:b w:val="0"/>
+          <w:i w:val="0"/>
+        </w:rPr>
+        <w:t>_Exemple : Un ange de rang 3 peut acquérir des pouvoirs ayant pour</w:t>
+      </w:r>
+    </w:p>
+    <w:p>
+      <w:r>
+        <w:rPr>
+          <w:b w:val="0"/>
+          <w:i w:val="0"/>
+        </w:rPr>
+        <w:t>prérequis les rangs 1, 2 ou 3, mais pas ceux nécessitant un rang 4 ou</w:t>
+      </w:r>
+    </w:p>
+    <w:p>
+      <w:r>
+        <w:rPr>
+          <w:b w:val="0"/>
+          <w:i w:val="0"/>
+        </w:rPr>
+        <w:t>plus._</w:t>
+      </w:r>
+    </w:p>
+    <w:p>
+      <w:pPr>
+        <w:pStyle w:val="Heading2"/>
+      </w:pPr>
+      <w:r>
+        <w:rPr>
+          <w:b w:val="0"/>
+          <w:i w:val="0"/>
+        </w:rPr>
+        <w:t>Pouvoirs actifs et pouvoirs passifs</w:t>
+      </w:r>
+    </w:p>
+    <w:p>
+      <w:r>
+        <w:rPr>
+          <w:b w:val="0"/>
+          <w:i w:val="0"/>
+        </w:rPr>
+        <w:t>Au-delà du prérequis d'accès, tout dépend de la nature du pouvoir.</w:t>
+      </w:r>
+    </w:p>
+    <w:p>
+      <w:r>
+        <w:rPr>
+          <w:b w:val="0"/>
+          <w:i w:val="0"/>
+        </w:rPr>
+        <w:t xml:space="preserve">Un </w:t>
+      </w:r>
+      <w:r>
+        <w:rPr>
+          <w:b/>
+          <w:i w:val="0"/>
+        </w:rPr>
+        <w:t>pouvoir actif</w:t>
+      </w:r>
+      <w:r>
+        <w:rPr>
+          <w:b w:val="0"/>
+          <w:i w:val="0"/>
+        </w:rPr>
+        <w:t xml:space="preserve"> se lance : jet, </w:t>
+      </w:r>
+      <w:r>
+        <w:rPr>
+          <w:b w:val="0"/>
+          <w:i w:val="0"/>
+          <w:color w:val="2B6CB0"/>
+        </w:rPr>
+        <w:t>drain</w:t>
+      </w:r>
+      <w:r>
+        <w:rPr>
+          <w:b w:val="0"/>
+          <w:i w:val="0"/>
+        </w:rPr>
+        <w:t xml:space="preserve">, éventuelle </w:t>
+      </w:r>
+      <w:r>
+        <w:rPr>
+          <w:b w:val="0"/>
+          <w:i w:val="0"/>
+          <w:color w:val="2B6CB0"/>
+        </w:rPr>
+        <w:t>Surcharge</w:t>
+      </w:r>
+      <w:r>
+        <w:rPr>
+          <w:b w:val="0"/>
+          <w:i w:val="0"/>
+        </w:rPr>
+        <w:t xml:space="preserve">. Son rang de base, choisi à l'acquisition et améliorable par la </w:t>
+      </w:r>
+      <w:r>
+        <w:rPr>
+          <w:b w:val="0"/>
+          <w:i w:val="0"/>
+          <w:color w:val="2B6CB0"/>
+        </w:rPr>
+        <w:t>progression</w:t>
+      </w:r>
+      <w:r>
+        <w:rPr>
+          <w:b w:val="0"/>
+          <w:i w:val="0"/>
+        </w:rPr>
+        <w:t>, ne peut jamais dépasser le Rang Céleste de son propriétaire. En revanche, rien n'interdit de le lancer plus fort qu'il n'a été appris : la Surcharge permet de monter jusqu'au rang 6, le drain se chargeant de rappeler à chacun où se situent ses limites réelles.</w:t>
+      </w:r>
+    </w:p>
+    <w:p>
+      <w:r>
+        <w:rPr>
+          <w:b w:val="0"/>
+          <w:i w:val="0"/>
+        </w:rPr>
+        <w:t xml:space="preserve">Un </w:t>
+      </w:r>
+      <w:r>
+        <w:rPr>
+          <w:b/>
+          <w:i w:val="0"/>
+        </w:rPr>
+        <w:t>pouvoir passif</w:t>
+      </w:r>
+      <w:r>
+        <w:rPr>
+          <w:b w:val="0"/>
+          <w:i w:val="0"/>
+        </w:rPr>
+        <w:t xml:space="preserve"> ne se lance pas : il est toujours actif, ne génère aucun drain, et son rang est calé sur le Rang Céleste de son propriétaire — ni plus, ni moins. Il évolue automatiquement avec lui. Un ange de Rang 3 a _Résilience 3_ ; s'il devient Archange, sa Résilience passe à 4 sans rien dépenser. C'est un des rares avantages de la promotion interne.</w:t>
+      </w:r>
+    </w:p>
+    <w:p>
+      <w:r>
+        <w:rPr>
+          <w:b w:val="0"/>
+          <w:i w:val="0"/>
+        </w:rPr>
+        <w:t>_Exemples :_</w:t>
       </w:r>
     </w:p>
     <w:p>
@@ -12772,17 +12880,10 @@
       </w:pPr>
       <w:r>
         <w:rPr>
-          <w:b/>
-          <w:i w:val="0"/>
-        </w:rPr>
-        <w:t>Surcharge</w:t>
-      </w:r>
-      <w:r>
-        <w:rPr>
-          <w:b w:val="0"/>
-          <w:i w:val="0"/>
-        </w:rPr>
-        <w:t xml:space="preserve"> : lancer un pouvoir actif à un rang supérieur à son rang de base, jusqu'à 6 — y compris au-delà du Rang Céleste. Les dégâts sont calculés sur le rang de lancement.</w:t>
+          <w:b w:val="0"/>
+          <w:i w:val="0"/>
+        </w:rPr>
+        <w:t>_Résilience_ (passif, prérequis Rang 1) : calée sur le Rang Céleste. Ange Rang 3 → Résilience 3 ; Archange Rang 4 → Résilience 4 ; humain Rang 1 → Résilience 1, sans effet pratique.</w:t>
       </w:r>
     </w:p>
     <w:p>
@@ -12792,32 +12893,10 @@
       </w:pPr>
       <w:r>
         <w:rPr>
-          <w:b/>
-          <w:i w:val="0"/>
-        </w:rPr>
-        <w:t>Mots-clés</w:t>
-      </w:r>
-      <w:r>
-        <w:rPr>
-          <w:b w:val="0"/>
-          <w:i w:val="0"/>
-        </w:rPr>
-        <w:t xml:space="preserve"> : rang effectif = rang de lancement + somme des coûts des </w:t>
-      </w:r>
-      <w:r>
-        <w:rPr>
-          <w:b w:val="0"/>
-          <w:i w:val="0"/>
-          <w:color w:val="2B6CB0"/>
-        </w:rPr>
-        <w:t>mots-clés</w:t>
-      </w:r>
-      <w:r>
-        <w:rPr>
-          <w:b w:val="0"/>
-          <w:i w:val="0"/>
-        </w:rPr>
-        <w:t>, plafonné à 6. Ne compte que pour le drain.</w:t>
+          <w:b w:val="0"/>
+          <w:i w:val="0"/>
+        </w:rPr>
+        <w:t>_Feu Ardent_ (actif, prérequis Rang 2) : un ange de Rang 3 peut l'acquérir au rang de base 2 ou 3, et le surcharger jusqu'au rang 6 au lancement.</w:t>
       </w:r>
     </w:p>
     <w:p>
@@ -12827,86 +12906,10 @@
       </w:pPr>
       <w:r>
         <w:rPr>
-          <w:b/>
-          <w:i w:val="0"/>
-        </w:rPr>
-        <w:t>Dégâts offensifs</w:t>
-      </w:r>
-      <w:r>
-        <w:rPr>
-          <w:b w:val="0"/>
-          <w:i w:val="0"/>
-        </w:rPr>
-        <w:t xml:space="preserve"> : </w:t>
-      </w:r>
-      <w:r>
-        <w:rPr>
-          <w:rFonts w:ascii="Courier New" w:hAnsi="Courier New"/>
-          <w:b w:val="0"/>
-          <w:i w:val="0"/>
-          <w:sz w:val="18"/>
-        </w:rPr>
-        <w:t>PUI + rang de lancement + max(Marge, Dé rouge)</w:t>
-      </w:r>
-    </w:p>
-    <w:p>
-      <w:pPr>
-        <w:spacing w:after="40"/>
-      </w:pPr>
-      <w:r>
-        <w:rPr>
-          <w:b/>
-          <w:color w:val="2B6CB0"/>
-        </w:rPr>
-        <w:t>Exemple : Ange Rang 3, pouvoir Rang 2 surchargé à 4</w:t>
-      </w:r>
-    </w:p>
-    <w:p>
-      <w:pPr>
-        <w:pStyle w:val="ListBullet"/>
-        <w:ind w:left="567"/>
-      </w:pPr>
-      <w:r>
-        <w:rPr>
-          <w:b w:val="0"/>
-          <w:i w:val="0"/>
-        </w:rPr>
-        <w:t>Drain : 3 dés (jusqu'au Rang Céleste) + 1 drain automatique (1 rang au-delà du Rang 3)</w:t>
-      </w:r>
-    </w:p>
-    <w:p>
-      <w:pPr>
-        <w:pStyle w:val="ListBullet"/>
-        <w:ind w:left="567"/>
-      </w:pPr>
-      <w:r>
-        <w:rPr>
-          <w:b w:val="0"/>
-          <w:i w:val="0"/>
-        </w:rPr>
-        <w:t>Résultat supposé : un 6 sur les dés → 1 blessure non-létale</w:t>
-      </w:r>
-    </w:p>
-    <w:p>
-      <w:pPr>
-        <w:pStyle w:val="ListBullet"/>
-        <w:ind w:left="567"/>
-      </w:pPr>
-      <w:r>
-        <w:rPr>
-          <w:b w:val="0"/>
-          <w:i w:val="0"/>
-        </w:rPr>
-        <w:t>Le drain automatique inflige en plus 1 blessure aggravée directe, sauf conversion par Conduit Divin</w:t>
-      </w:r>
-    </w:p>
-    <w:p>
-      <w:r>
-        <w:rPr>
-          <w:b w:val="0"/>
-          <w:i w:val="0"/>
-        </w:rPr>
-        <w:t>Pour le détail complet du mécanisme (Consommation, Conduit Divin, Présence Surnaturelle), voir le chapitre Énergie.</w:t>
+          <w:b w:val="0"/>
+          <w:i w:val="0"/>
+        </w:rPr>
+        <w:t>_Rapidité Céleste_ (passif, prérequis Rang 3) : inaccessible en dessous du Rang 3 ; calée sur le Rang Céleste au-delà.</w:t>
       </w:r>
     </w:p>
     <w:p>

--- a/public/downloads/ins-mv-rogue-srd.docx
+++ b/public/downloads/ins-mv-rogue-srd.docx
@@ -12501,25 +12501,17 @@
       </w:pPr>
       <w:r>
         <w:rPr>
-          <w:b w:val="0"/>
-          <w:i w:val="0"/>
-        </w:rPr>
-        <w:t xml:space="preserve">le rang effectif de lancement détermine le drain — 1 dé de drain par rang jusqu'au Rang Céleste (un 6 inflige 1 blessure non-létale), 1 drain automatique par rang au-delà (1 blessure aggravée directe, sauf conversion par </w:t>
-      </w:r>
-      <w:r>
-        <w:rPr>
-          <w:b w:val="0"/>
-          <w:i w:val="0"/>
-          <w:color w:val="2B6CB0"/>
-        </w:rPr>
-        <w:t>Conduit Divin</w:t>
-      </w:r>
-      <w:r>
-        <w:rPr>
-          <w:b w:val="0"/>
-          <w:i w:val="0"/>
-        </w:rPr>
-        <w:t>).</w:t>
+          <w:b/>
+          <w:i w:val="0"/>
+        </w:rPr>
+        <w:t>Accès</w:t>
+      </w:r>
+      <w:r>
+        <w:rPr>
+          <w:b w:val="0"/>
+          <w:i w:val="0"/>
+        </w:rPr>
+        <w:t xml:space="preserve"> : rang de base ≤ Rang Céleste pour les pouvoirs actifs ; les pouvoirs passifs sont calés sur le Rang Céleste. Pas de downgrade possible.</w:t>
       </w:r>
     </w:p>
     <w:p>
@@ -12532,14 +12524,14 @@
           <w:b/>
           <w:i w:val="0"/>
         </w:rPr>
-        <w:t>Accès</w:t>
-      </w:r>
-      <w:r>
-        <w:rPr>
-          <w:b w:val="0"/>
-          <w:i w:val="0"/>
-        </w:rPr>
-        <w:t xml:space="preserve"> : rang de base ≤ Rang Céleste pour les pouvoirs actifs ; les pouvoirs passifs sont calés sur le Rang Céleste. Pas de downgrade possible.</w:t>
+        <w:t>Surcharge</w:t>
+      </w:r>
+      <w:r>
+        <w:rPr>
+          <w:b w:val="0"/>
+          <w:i w:val="0"/>
+        </w:rPr>
+        <w:t xml:space="preserve"> : lancer un pouvoir actif à un rang supérieur à son rang de base, jusqu'à 6 — y compris au-delà du Rang Céleste. Chaque surcharge ajoute un ou plusieur rang au pouvoir. La somme du rang de base du pouvoir et des rangs de surcharge, appelée rang effectif, ne peut pas excéder 6.</w:t>
       </w:r>
     </w:p>
     <w:p>
@@ -12549,66 +12541,25 @@
       </w:pPr>
       <w:r>
         <w:rPr>
-          <w:b/>
-          <w:i w:val="0"/>
-        </w:rPr>
-        <w:t>Surcharge</w:t>
-      </w:r>
-      <w:r>
-        <w:rPr>
-          <w:b w:val="0"/>
-          <w:i w:val="0"/>
-        </w:rPr>
-        <w:t xml:space="preserve"> : lancer un pouvoir actif à un rang supérieur à son rang de base, jusqu'à 6 — y compris au-delà du Rang Céleste. Les dégâts sont calculés sur le rang de lancement.</w:t>
-      </w:r>
-    </w:p>
-    <w:p>
-      <w:pPr>
-        <w:pStyle w:val="ListBullet"/>
-        <w:ind w:left="283"/>
-      </w:pPr>
-      <w:r>
-        <w:rPr>
-          <w:b/>
-          <w:i w:val="0"/>
-        </w:rPr>
-        <w:t>Mots-clés</w:t>
-      </w:r>
-      <w:r>
-        <w:rPr>
-          <w:b w:val="0"/>
-          <w:i w:val="0"/>
-        </w:rPr>
-        <w:t xml:space="preserve"> : rang effectif = rang de lancement + rangs de surcharge, plafonné à 6. Compte pour le drain et les dégâts.</w:t>
-      </w:r>
-    </w:p>
-    <w:p>
-      <w:pPr>
-        <w:pStyle w:val="ListBullet"/>
-        <w:ind w:left="283"/>
-      </w:pPr>
-      <w:r>
-        <w:rPr>
-          <w:b/>
-          <w:i w:val="0"/>
-        </w:rPr>
-        <w:t>Dégâts offensifs</w:t>
-      </w:r>
-      <w:r>
-        <w:rPr>
-          <w:b w:val="0"/>
-          <w:i w:val="0"/>
-        </w:rPr>
-        <w:t xml:space="preserve"> : </w:t>
-      </w:r>
-      <w:r>
-        <w:rPr>
-          <w:rFonts w:ascii="Courier New" w:hAnsi="Courier New"/>
-          <w:b w:val="0"/>
-          <w:i w:val="0"/>
-          <w:sz w:val="18"/>
-        </w:rPr>
-        <w:t>PUI + rang effectif + max(Marge, Dé rouge)</w:t>
+          <w:b w:val="0"/>
+          <w:i w:val="0"/>
+        </w:rPr>
+        <w:t xml:space="preserve">le rang effectif de lancement détermine le drain : 1 dé de drain par rang jusqu'au Rang Céleste (un 6 inflige 1 blessure non-létale), 1 drain automatique par rang au-delà (1 blessure aggravée directe, sauf conversion par </w:t>
+      </w:r>
+      <w:r>
+        <w:rPr>
+          <w:b w:val="0"/>
+          <w:i w:val="0"/>
+          <w:color w:val="2B6CB0"/>
+        </w:rPr>
+        <w:t>Conduit Divin</w:t>
+      </w:r>
+      <w:r>
+        <w:rPr>
+          <w:b w:val="0"/>
+          <w:i w:val="0"/>
+        </w:rPr>
+        <w:t>).</w:t>
       </w:r>
     </w:p>
     <w:p>
@@ -12620,7 +12571,7 @@
           <w:b/>
           <w:color w:val="2B6CB0"/>
         </w:rPr>
-        <w:t>Exemple : Ange Rang 3, pouvoir Rang 2 surchargé à 4</w:t>
+        <w:t>Exemple : un Ange (donc RC 3) lance un pouvoir de Rang 2, surchargé à 4</w:t>
       </w:r>
     </w:p>
     <w:p>
@@ -12646,7 +12597,7 @@
           <w:b w:val="0"/>
           <w:i w:val="0"/>
         </w:rPr>
-        <w:t>Résultat supposé : un 6 sur les dés → 1 blessure non-létale</w:t>
+        <w:t>On lance les dés de drain, chaque 6 declenche fait subir une blessure non letale au lanceur de sort.</w:t>
       </w:r>
     </w:p>
     <w:p>
@@ -12659,7 +12610,7 @@
           <w:b w:val="0"/>
           <w:i w:val="0"/>
         </w:rPr>
-        <w:t>Le drain automatique inflige en plus 1 blessure aggravée directe, sauf conversion par Conduit Divin</w:t>
+        <w:t>Le drain automatique inflige en plus 1 blessure aggravée directe.</w:t>
       </w:r>
     </w:p>
     <w:p>

--- a/public/downloads/ins-mv-rogue-srd.docx
+++ b/public/downloads/ins-mv-rogue-srd.docx
@@ -12358,7 +12358,34 @@
           <w:b w:val="0"/>
           <w:i w:val="0"/>
         </w:rPr>
-        <w:t xml:space="preserve">Un drain automatique n'est jamais une question de chance : c'est la puissance de l'âme, quelle que soit sa nature — divine, infernale, ou toute autre —, qui déborde ce qu'elle peut contenir et brûle littéralement l'enveloppe charnelle de l'intérieur. Rien ne l'arrête à part le </w:t>
+        <w:t>Un drain automatique n'est jamais une question de chance : c'est la puissance de l'âme, quelle que soit sa nature, qui déborde et brûle littéralement l'enveloppe charnelle de l'intérieur. Rien ne l'arrête : ni l'armure, ni la Résilience, ni la bonne volonté.</w:t>
+      </w:r>
+    </w:p>
+    <w:p>
+      <w:r>
+        <w:rPr>
+          <w:b w:val="0"/>
+          <w:i w:val="0"/>
+        </w:rPr>
+        <w:t>Un ange de Rang 1 qui surcharge un pouvoir au rang 6 lance 1 dé de drain et encaisse 5 drains automatiques d'un coup — cinq blessures aggravées avant même de savoir si le pouvoir a fait effet. Ce n'est plus de l'imprudence, c'est un plan de carrière de martyr. Un Archange de Rang 5, à l'inverse, peut surcharger largement avant de sentir quoi que ce soit mordre pour de vrai.</w:t>
+      </w:r>
+    </w:p>
+    <w:p>
+      <w:r>
+        <w:rPr>
+          <w:b w:val="0"/>
+          <w:i w:val="0"/>
+        </w:rPr>
+        <w:t>Mais ça ressemble à quoi une blessure aggravée due au drain? ça dépend, la plupart subissent un vieillissement accéléré (en moyenne 1 blessure = + 10 ans) mais certains ont plutôt développé à la place des stigmates qui ne cicatrisent jamais, d'autres encore ont sombré dans la folie avec des conséquences désastreuses (cauchemars, privation de sommeil, scarification, automutilations…)</w:t>
+      </w:r>
+    </w:p>
+    <w:p>
+      <w:r>
+        <w:rPr>
+          <w:b w:val="0"/>
+          <w:i w:val="0"/>
+        </w:rPr>
+        <w:t xml:space="preserve">Si la Consommation tue l'hôte, l'ange se </w:t>
       </w:r>
       <w:r>
         <w:rPr>
@@ -12366,39 +12393,6 @@
           <w:i w:val="0"/>
           <w:color w:val="2B6CB0"/>
         </w:rPr>
-        <w:t>Conduit Divin</w:t>
-      </w:r>
-      <w:r>
-        <w:rPr>
-          <w:b w:val="0"/>
-          <w:i w:val="0"/>
-        </w:rPr>
-        <w:t xml:space="preserve"> : ni l'armure, ni la Résilience, ni la bonne volonté.</w:t>
-      </w:r>
-    </w:p>
-    <w:p>
-      <w:r>
-        <w:rPr>
-          <w:b w:val="0"/>
-          <w:i w:val="0"/>
-        </w:rPr>
-        <w:t>Un ange de Rang 1 qui surcharge un pouvoir au rang 6 lance 1 dé de drain et encaisse 5 drains automatiques d'un coup — cinq blessures aggravées avant même de savoir si le pouvoir a fait effet. Ce n'est plus de l'imprudence, c'est un plan de carrière de martyr. Un Archange de Rang 5, à l'inverse, peut surcharger largement avant de sentir quoi que ce soit mordre pour de vrai.</w:t>
-      </w:r>
-    </w:p>
-    <w:p>
-      <w:r>
-        <w:rPr>
-          <w:b w:val="0"/>
-          <w:i w:val="0"/>
-        </w:rPr>
-        <w:t xml:space="preserve">Si la Consommation tue l'hôte, l'ange se </w:t>
-      </w:r>
-      <w:r>
-        <w:rPr>
-          <w:b w:val="0"/>
-          <w:i w:val="0"/>
-          <w:color w:val="2B6CB0"/>
-        </w:rPr>
         <w:t>réincarne</w:t>
       </w:r>
       <w:r>
@@ -12406,7 +12400,7 @@
           <w:b w:val="0"/>
           <w:i w:val="0"/>
         </w:rPr>
-        <w:t xml:space="preserve"> normalement. Les anges qui abusent de cette mécanique finissent par consumer leurs hôtes en série, ce qui finit par attirer l'attention — des démons, des inquisiteurs, ou pire, de la hiérarchie.</w:t>
+        <w:t xml:space="preserve"> normalement. Les anges qui abusent de cette mécanique finissent par consumer leurs hôtes en série, ce qui finit par attirer l'attention — des démons, des inquisiteurs, ou pire, de la hiérarchie. Et puis une jeune maman de 70 ans qui "accouche" d'un "bébé" de 50 ans, ça fait littéralement tâche...</w:t>
       </w:r>
     </w:p>
     <w:p>

--- a/public/downloads/ins-mv-rogue-srd.docx
+++ b/public/downloads/ins-mv-rogue-srd.docx
@@ -15775,16 +15775,7 @@
           <w:b w:val="0"/>
           <w:i w:val="0"/>
         </w:rPr>
-        <w:t>Notons que certaines armes "magiques" ou "célestes" réduisent, voire annulent l'effet de division des dommages. Les balles en argent en sont</w:t>
-      </w:r>
-    </w:p>
-    <w:p>
-      <w:r>
-        <w:rPr>
-          <w:b w:val="0"/>
-          <w:i w:val="0"/>
-        </w:rPr>
-        <w:t>un exemple parfait puisqu'ils réduisent le facteur de division de 1 contre les loups garous et les vampires, les rendant particulièrement vulnérables.</w:t>
+        <w:t>Notons que certaines armes "magiques" ou "célestes" réduisent, voire annulent l'effet de division des dommages. Les balles en argent en sont un exemple parfait puisqu'ils réduisent le facteur de division de 1 contre les loups garous et les vampires, les rendant particulièrement vulnérables.</w:t>
       </w:r>
     </w:p>
     <w:p>
@@ -15826,16 +15817,7 @@
           <w:b w:val="0"/>
           <w:i w:val="0"/>
         </w:rPr>
-        <w:t>Note : Certaines créatures maudites comme les vampires ne restaurent pas leur points de vie automatiquement, ils sont obligés de les prendre à</w:t>
-      </w:r>
-    </w:p>
-    <w:p>
-      <w:r>
-        <w:rPr>
-          <w:b w:val="0"/>
-          <w:i w:val="0"/>
-        </w:rPr>
-        <w:t>leur victime (et disposent d'une capacité spéciale pour cela). Ces créatures, incapables de guérir naturellement, disposent du trait "Maudit".</w:t>
+        <w:t>Note : Certaines créatures maudites comme les vampires ne restaurent pas leur points de vie automatiquement, ils sont obligés de les prendre à leur victime (et disposent d'une capacité spéciale pour cela). Ces créatures, incapables de guérir naturellement, disposent du trait "Maudit".</w:t>
       </w:r>
     </w:p>
     <w:p>
